--- a/downloads/teacher/ai-7-week-17.docx
+++ b/downloads/teacher/ai-7-week-17.docx
@@ -1974,6 +1974,396 @@
         <w:t>For the Reproducible AI Research Study, retain an annotated worked trace and the changed-case reasoning. Connect the claim to its records, units and assumptions so another investigator can challenge or reproduce it.</w:t>
       </w:r>
     </w:p>
+    <w:p>
+      <w:pPr>
+        <w:pStyle w:val="Heading1"/>
+      </w:pPr>
+      <w:r>
+        <w:t>07. Prepare, teach and assess</w:t>
+      </w:r>
+    </w:p>
+    <w:p>
+      <w:r>
+        <w:t>Teaching target: Explain the mechanism and terminology of sensitivity analysis</w:t>
+      </w:r>
+    </w:p>
+    <w:p>
+      <w:r>
+        <w:t>Prepare the labelled worked-case picture, the matching workbook, fictional input cards and a place for individual responses. Check a local Python 3 environment before class; have a paper-trace version ready.</w:t>
+      </w:r>
+    </w:p>
+    <w:tbl>
+      <w:tblPr>
+        <w:tblStyle w:val="LightShading-Accent1"/>
+        <w:tblW w:type="auto" w:w="0"/>
+        <w:tblLook w:firstColumn="1" w:firstRow="1" w:lastColumn="0" w:lastRow="0" w:noHBand="0" w:noVBand="1" w:val="04A0"/>
+      </w:tblPr>
+      <w:tblGrid>
+        <w:gridCol w:w="3408"/>
+        <w:gridCol w:w="3408"/>
+        <w:gridCol w:w="3408"/>
+      </w:tblGrid>
+      <w:tr>
+        <w:trPr>
+          <w:tblHeader/>
+        </w:trPr>
+        <w:tc>
+          <w:tcPr>
+            <w:tcW w:type="dxa" w:w="3408"/>
+          </w:tcPr>
+          <w:p>
+            <w:r>
+              <w:t>Session</w:t>
+            </w:r>
+          </w:p>
+        </w:tc>
+        <w:tc>
+          <w:tcPr>
+            <w:tcW w:type="dxa" w:w="3408"/>
+          </w:tcPr>
+          <w:p>
+            <w:r>
+              <w:t>Plan</w:t>
+            </w:r>
+          </w:p>
+        </w:tc>
+        <w:tc>
+          <w:tcPr>
+            <w:tcW w:type="dxa" w:w="3408"/>
+          </w:tcPr>
+          <w:p>
+            <w:r>
+              <w:t>Resources</w:t>
+            </w:r>
+          </w:p>
+        </w:tc>
+      </w:tr>
+      <w:tr>
+        <w:tc>
+          <w:tcPr>
+            <w:tcW w:type="dxa" w:w="3408"/>
+          </w:tcPr>
+          <w:p>
+            <w:r>
+              <w:t>Session 1 · Understand · 45 min</w:t>
+            </w:r>
+          </w:p>
+        </w:tc>
+        <w:tc>
+          <w:tcPr>
+            <w:tcW w:type="dxa" w:w="3408"/>
+          </w:tcPr>
+          <w:p>
+            <w:r>
+              <w:t>0–7: recall and prerequisite; 7–15: inspect the concrete case and predict; 15–30: teacher models the worked trace; 30–40: learners explain a step using the text and visual; 40–45: check the core idea.</w:t>
+            </w:r>
+          </w:p>
+        </w:tc>
+        <w:tc>
+          <w:tcPr>
+            <w:tcW w:type="dxa" w:w="3408"/>
+          </w:tcPr>
+          <w:p>
+            <w:r>
+              <w:t>Sections 1–6; record the brief recall in the workbook.</w:t>
+            </w:r>
+          </w:p>
+        </w:tc>
+      </w:tr>
+      <w:tr>
+        <w:tc>
+          <w:tcPr>
+            <w:tcW w:type="dxa" w:w="3408"/>
+          </w:tcPr>
+          <w:p>
+            <w:r>
+              <w:t>Session 2 · Practise · 45 min</w:t>
+            </w:r>
+          </w:p>
+        </w:tc>
+        <w:tc>
+          <w:tcPr>
+            <w:tcW w:type="dxa" w:w="3408"/>
+          </w:tcPr>
+          <w:p>
+            <w:r>
+              <w:t>0–5: retrieve the procedure; 5–15: W2 completion practice; 15–23: explain and check with a partner; 23–30: each learner answers the misconception check; 30–40: targeted reteaching or a harder variation; 40–45: prepare the investigation.</w:t>
+            </w:r>
+          </w:p>
+        </w:tc>
+        <w:tc>
+          <w:tcPr>
+            <w:tcW w:type="dxa" w:w="3408"/>
+          </w:tcPr>
+          <w:p>
+            <w:r>
+              <w:t>Sections 7–10; use the matching workbook W2 and misconception check.</w:t>
+            </w:r>
+          </w:p>
+        </w:tc>
+      </w:tr>
+      <w:tr>
+        <w:tc>
+          <w:tcPr>
+            <w:tcW w:type="dxa" w:w="3408"/>
+          </w:tcPr>
+          <w:p>
+            <w:r>
+              <w:t>Session 3 · Investigate and transfer · 45 min</w:t>
+            </w:r>
+          </w:p>
+        </w:tc>
+        <w:tc>
+          <w:tcPr>
+            <w:tcW w:type="dxa" w:w="3408"/>
+          </w:tcPr>
+          <w:p>
+            <w:r>
+              <w:t>0–5: retrieve the decision rule; 5–20: investigate or trace; 20–30: start the independent case; 30–38: connect the project; 38–43: act on feedback; 43–45: plan the return check.</w:t>
+            </w:r>
+          </w:p>
+        </w:tc>
+        <w:tc>
+          <w:tcPr>
+            <w:tcW w:type="dxa" w:w="3408"/>
+          </w:tcPr>
+          <w:p>
+            <w:r>
+              <w:t>Sections 9 and 11–14. Give extra time to finish the full task set; use Section 15 when the week includes a coding lab.</w:t>
+            </w:r>
+          </w:p>
+        </w:tc>
+      </w:tr>
+    </w:tbl>
+    <w:p>
+      <w:r>
+        <w:t>Before class, solve the supported practice: Retrieval cutoffs1, 3, 5 yield recall .4, .7, .8 and precision .9, .7, .5. Show the intermediate steps and give the conclusion with its scope.</w:t>
+      </w:r>
+    </w:p>
+    <w:p>
+      <w:r>
+        <w:t>Reasoned practice answer: Teacher explanation: Higher cutoff increases recall here while precision decreases. No universally best cutoff follows without a task-specific criterion.</w:t>
+      </w:r>
+    </w:p>
+    <w:p>
+      <w:r>
+        <w:t>Check every learner before discussion: Use the worked case for Sensitivity analysis. Proposed explanation: “The worked result establishes every future case”. Decide whether this explanation is supported. Point to the step or supplied fact that decides; explain your repair if needed.</w:t>
+      </w:r>
+    </w:p>
+    <w:p>
+      <w:r>
+        <w:t>Misconception repair: A stable tested range does not establish stability under every parameter or dataset change.</w:t>
+      </w:r>
+    </w:p>
+    <w:p>
+      <w:r>
+        <w:t>Support: read the exact case aloud, enlarge the labelled picture, supply input cards and model only the first deciding step. Accept a spoken explanation or drawing; retain the reasoning goal.</w:t>
+      </w:r>
+    </w:p>
+    <w:p>
+      <w:r>
+        <w:t>Extension: Set the cutoff to exactly 0.6. Require a prediction and a reason before comparing. Expected result: 0.6 and 0.8 are positive because the rule includes equality. Reason: The declared at-least boundary includes the threshold value.</w:t>
+      </w:r>
+    </w:p>
+    <w:p>
+      <w:r>
+        <w:t>Independent assessment: withhold the reserved answer until the learner has attempted the new case. Record support separately from correctness.</w:t>
+      </w:r>
+    </w:p>
+    <w:tbl>
+      <w:tblPr>
+        <w:tblStyle w:val="LightShading-Accent1"/>
+        <w:tblW w:type="auto" w:w="0"/>
+        <w:tblLook w:firstColumn="1" w:firstRow="1" w:lastColumn="0" w:lastRow="0" w:noHBand="0" w:noVBand="1" w:val="04A0"/>
+      </w:tblPr>
+      <w:tblGrid>
+        <w:gridCol w:w="2556"/>
+        <w:gridCol w:w="2556"/>
+        <w:gridCol w:w="2556"/>
+        <w:gridCol w:w="2556"/>
+      </w:tblGrid>
+      <w:tr>
+        <w:trPr>
+          <w:tblHeader/>
+        </w:trPr>
+        <w:tc>
+          <w:tcPr>
+            <w:tcW w:type="dxa" w:w="2556"/>
+          </w:tcPr>
+          <w:p>
+            <w:r>
+              <w:t>Criterion</w:t>
+            </w:r>
+          </w:p>
+        </w:tc>
+        <w:tc>
+          <w:tcPr>
+            <w:tcW w:type="dxa" w:w="2556"/>
+          </w:tcPr>
+          <w:p>
+            <w:r>
+              <w:t>Not yet</w:t>
+            </w:r>
+          </w:p>
+        </w:tc>
+        <w:tc>
+          <w:tcPr>
+            <w:tcW w:type="dxa" w:w="2556"/>
+          </w:tcPr>
+          <w:p>
+            <w:r>
+              <w:t>With support</w:t>
+            </w:r>
+          </w:p>
+        </w:tc>
+        <w:tc>
+          <w:tcPr>
+            <w:tcW w:type="dxa" w:w="2556"/>
+          </w:tcPr>
+          <w:p>
+            <w:r>
+              <w:t>Independent</w:t>
+            </w:r>
+          </w:p>
+        </w:tc>
+      </w:tr>
+      <w:tr>
+        <w:tc>
+          <w:tcPr>
+            <w:tcW w:type="dxa" w:w="2556"/>
+          </w:tcPr>
+          <w:p>
+            <w:r>
+              <w:t>Explanation</w:t>
+            </w:r>
+          </w:p>
+        </w:tc>
+        <w:tc>
+          <w:tcPr>
+            <w:tcW w:type="dxa" w:w="2556"/>
+          </w:tcPr>
+          <w:p>
+            <w:r>
+              <w:t>Names an answer without a deciding fact</w:t>
+            </w:r>
+          </w:p>
+        </w:tc>
+        <w:tc>
+          <w:tcPr>
+            <w:tcW w:type="dxa" w:w="2556"/>
+          </w:tcPr>
+          <w:p>
+            <w:r>
+              <w:t>Uses a hint to link fact and decision</w:t>
+            </w:r>
+          </w:p>
+        </w:tc>
+        <w:tc>
+          <w:tcPr>
+            <w:tcW w:type="dxa" w:w="2556"/>
+          </w:tcPr>
+          <w:p>
+            <w:r>
+              <w:t>Explains the deciding fact in own words</w:t>
+            </w:r>
+          </w:p>
+        </w:tc>
+      </w:tr>
+      <w:tr>
+        <w:tc>
+          <w:tcPr>
+            <w:tcW w:type="dxa" w:w="2556"/>
+          </w:tcPr>
+          <w:p>
+            <w:r>
+              <w:t>Trace or test</w:t>
+            </w:r>
+          </w:p>
+        </w:tc>
+        <w:tc>
+          <w:tcPr>
+            <w:tcW w:type="dxa" w:w="2556"/>
+          </w:tcPr>
+          <w:p>
+            <w:r>
+              <w:t>Cannot connect input and result</w:t>
+            </w:r>
+          </w:p>
+        </w:tc>
+        <w:tc>
+          <w:tcPr>
+            <w:tcW w:type="dxa" w:w="2556"/>
+          </w:tcPr>
+          <w:p>
+            <w:r>
+              <w:t>Completes steps with prompts</w:t>
+            </w:r>
+          </w:p>
+        </w:tc>
+        <w:tc>
+          <w:tcPr>
+            <w:tcW w:type="dxa" w:w="2556"/>
+          </w:tcPr>
+          <w:p>
+            <w:r>
+              <w:t>Traces or tests a changed case accurately</w:t>
+            </w:r>
+          </w:p>
+        </w:tc>
+      </w:tr>
+      <w:tr>
+        <w:tc>
+          <w:tcPr>
+            <w:tcW w:type="dxa" w:w="2556"/>
+          </w:tcPr>
+          <w:p>
+            <w:r>
+              <w:t>Limits and revision</w:t>
+            </w:r>
+          </w:p>
+        </w:tc>
+        <w:tc>
+          <w:tcPr>
+            <w:tcW w:type="dxa" w:w="2556"/>
+          </w:tcPr>
+          <w:p>
+            <w:r>
+              <w:t>Claims more than evidence supports</w:t>
+            </w:r>
+          </w:p>
+        </w:tc>
+        <w:tc>
+          <w:tcPr>
+            <w:tcW w:type="dxa" w:w="2556"/>
+          </w:tcPr>
+          <w:p>
+            <w:r>
+              <w:t>Names a limit after a prompt</w:t>
+            </w:r>
+          </w:p>
+        </w:tc>
+        <w:tc>
+          <w:tcPr>
+            <w:tcW w:type="dxa" w:w="2556"/>
+          </w:tcPr>
+          <w:p>
+            <w:r>
+              <w:t>States a defensible limit and useful next test</w:t>
+            </w:r>
+          </w:p>
+        </w:tc>
+      </w:tr>
+    </w:tbl>
+    <w:p>
+      <w:r>
+        <w:t>Project checkpoint: Test changed cases. Keep normal, boundary and failure cases; compare expected and observed results.</w:t>
+      </w:r>
+    </w:p>
+    <w:p>
+      <w:r>
+        <w:t>Use the weekly teacher answer for topic-specific reasoning. A saved progress tick is an activity record; judge mastery from the learner’s explanation and evidence.</w:t>
+      </w:r>
+    </w:p>
     <w:sectPr>
       <w:pgSz w:w="12240" w:h="15840"/>
       <w:pgMar w:top="936" w:right="1008" w:bottom="936" w:left="1008" w:header="720" w:footer="720" w:gutter="0"/>

--- a/downloads/teacher/ai-7-week-17.docx
+++ b/downloads/teacher/ai-7-week-17.docx
@@ -2364,6 +2364,39 @@
         <w:t>Use the weekly teacher answer for topic-specific reasoning. A saved progress tick is an activity record; judge mastery from the learner’s explanation and evidence.</w:t>
       </w:r>
     </w:p>
+    <w:p>
+      <w:pPr>
+        <w:pStyle w:val="Heading1"/>
+      </w:pPr>
+      <w:r>
+        <w:t>08. Use feedback, labs and repair paths</w:t>
+      </w:r>
+    </w:p>
+    <w:p>
+      <w:r>
+        <w:t>Use the two formative questions as supported practice, not as independent mastery scores. Discuss the deciding evidence rather than accepting a guessed selection.</w:t>
+      </w:r>
+    </w:p>
+    <w:p>
+      <w:r>
+        <w:t>The feedback comes from the reviewed public worked case. Do not reveal the separately reserved independent teacher answer until the learner has attempted that case.</w:t>
+      </w:r>
+    </w:p>
+    <w:p>
+      <w:r>
+        <w:t>Ask students to predict before running code. Preserve errors and actual outputs; collect a changed test and an explanation. The branch-boundary and indexing lessons deliberately include failure cases.</w:t>
+      </w:r>
+    </w:p>
+    <w:p>
+      <w:r>
+        <w:t>Use the earlier worked-explanation links to address a specific missing building block, then return to the current question. Adapt this suggestion after observing the learner; it is not an automatic diagnosis.</w:t>
+      </w:r>
+    </w:p>
+    <w:p>
+      <w:r>
+        <w:t>Collect the completed-work portfolio as evidence. Record support separately from correctness, and assess explanation, trace/test and limitations. Progress ticks and quiz selections alone do not establish mastery.</w:t>
+      </w:r>
+    </w:p>
     <w:sectPr>
       <w:pgSz w:w="12240" w:h="15840"/>
       <w:pgMar w:top="936" w:right="1008" w:bottom="936" w:left="1008" w:header="720" w:footer="720" w:gutter="0"/>

--- a/downloads/teacher/ai-7-week-17.docx
+++ b/downloads/teacher/ai-7-week-17.docx
@@ -29,16 +29,45 @@
       </w:r>
     </w:p>
     <w:p>
-      <w:pPr>
-        <w:pStyle w:val="Heading3"/>
-      </w:pPr>
-      <w:r>
-        <w:t>Teach the learning cycle</w:t>
+      <w:r>
+        <w:t>Prepare Sensitivity analysis: check the target, prerequisites, resources and adaptable teaching schedule.</w:t>
       </w:r>
     </w:p>
     <w:p>
-      <w:r>
-        <w:t>Primary target: Explain the mechanism and terminology of sensitivity analysis</w:t>
+      <w:pPr>
+        <w:pStyle w:val="Heading3"/>
+      </w:pPr>
+      <w:r>
+        <w:t>Teach the learning cycle</w:t>
+      </w:r>
+    </w:p>
+    <w:p>
+      <w:pPr>
+        <w:spacing w:line="336" w:lineRule="auto" w:after="180"/>
+      </w:pPr>
+      <w:r>
+        <w:rPr>
+          <w:b w:val="0"/>
+        </w:rPr>
+        <w:t xml:space="preserve">Primary target: Explain the </w:t>
+      </w:r>
+      <w:r>
+        <w:rPr>
+          <w:b/>
+        </w:rPr>
+        <w:t>mechanism</w:t>
+      </w:r>
+      <w:r>
+        <w:rPr>
+          <w:b w:val="0"/>
+        </w:rPr>
+        <w:t xml:space="preserve"> and terminology of </w:t>
+      </w:r>
+      <w:r>
+        <w:rPr>
+          <w:b/>
+        </w:rPr>
+        <w:t>sensitivity analysis</w:t>
       </w:r>
     </w:p>
     <w:tbl>
@@ -185,16 +214,37 @@
       </w:tr>
     </w:tbl>
     <w:p>
-      <w:r>
-        <w:t>This is a starting allocation of 135 minutes, not a validated duration. Preserve all named topics. Schedule extra time for connected examples, the full investigation, independent cases and project building. Repeated copies of a case share one recorded attempt; they are not new evidence.</w:t>
+      <w:pPr>
+        <w:spacing w:line="336" w:lineRule="auto" w:after="180"/>
+      </w:pPr>
+      <w:r>
+        <w:rPr>
+          <w:b w:val="0"/>
+        </w:rPr>
+        <w:t>This is a starting allocation of 135 minutes, not a validated duration. Preserve all named topics. Schedule extra time for connected examples, the full investigation, independent cases and project building.</w:t>
       </w:r>
     </w:p>
     <w:p>
       <w:pPr>
-        <w:pStyle w:val="Heading3"/>
-      </w:pPr>
-      <w:r>
-        <w:t>Retrieval answer guidance</w:t>
+        <w:spacing w:line="336" w:lineRule="auto" w:after="180"/>
+      </w:pPr>
+      <w:r>
+        <w:rPr>
+          <w:b w:val="0"/>
+        </w:rPr>
+        <w:t xml:space="preserve">Repeated copies of a case share one recorded attempt; they are not new </w:t>
+      </w:r>
+      <w:r>
+        <w:rPr>
+          <w:b/>
+        </w:rPr>
+        <w:t>evidence</w:t>
+      </w:r>
+      <w:r>
+        <w:rPr>
+          <w:b w:val="0"/>
+        </w:rPr>
+        <w:t>.</w:t>
       </w:r>
     </w:p>
     <w:p>
@@ -202,73 +252,169 @@
         <w:pStyle w:val="Heading3"/>
       </w:pPr>
       <w:r>
-        <w:t>Ablation studies</w:t>
+        <w:t>Retrieval answer guidance</w:t>
       </w:r>
     </w:p>
     <w:p>
-      <w:r>
-        <w:t>Without opening the old lesson, explain one key idea from Ablation studies. Give an example and a mistake that the idea helps you avoid.</w:t>
+      <w:pPr>
+        <w:pStyle w:val="Heading3"/>
+      </w:pPr>
+      <w:r>
+        <w:t>Ablation studies</w:t>
       </w:r>
     </w:p>
     <w:p>
-      <w:r>
-        <w:t>Look for: Explain the mechanism and terminology of ablation studies</w:t>
+      <w:pPr>
+        <w:spacing w:line="336" w:lineRule="auto" w:after="180"/>
+      </w:pPr>
+      <w:r>
+        <w:rPr>
+          <w:b w:val="0"/>
+        </w:rPr>
+        <w:t>Without opening the old lesson, explain one key idea from Ablation studies. Give an example and a mistake that the idea helps you avoid.</w:t>
       </w:r>
     </w:p>
     <w:p>
-      <w:r>
-        <w:t>Reference example, not the only acceptable wording: Teacher explanation: Ablation removes a component to investigate its contribution under a controlled comparison. Interactions can make contributions depend on other components. Compare full system, without retrieval and without validation on identical cases and scoring. Hold other settings fixed; record changed failure categories, not just totals.</w:t>
+      <w:pPr>
+        <w:spacing w:line="336" w:lineRule="auto" w:after="180"/>
+      </w:pPr>
+      <w:r>
+        <w:rPr>
+          <w:b w:val="0"/>
+        </w:rPr>
+        <w:t xml:space="preserve">Look for: Explain the </w:t>
+      </w:r>
+      <w:r>
+        <w:rPr>
+          <w:b/>
+        </w:rPr>
+        <w:t>mechanism</w:t>
+      </w:r>
+      <w:r>
+        <w:rPr>
+          <w:b w:val="0"/>
+        </w:rPr>
+        <w:t xml:space="preserve"> and terminology of ablation studies</w:t>
       </w:r>
     </w:p>
     <w:p>
       <w:pPr>
-        <w:pStyle w:val="Heading3"/>
-      </w:pPr>
-      <w:r>
-        <w:t>Statistical tests and assumptions</w:t>
+        <w:spacing w:line="336" w:lineRule="auto" w:after="180"/>
+      </w:pPr>
+      <w:r>
+        <w:rPr>
+          <w:b w:val="0"/>
+        </w:rPr>
+        <w:t>Reference example, not the only acceptable wording: Teacher explanation: Ablation removes a component to investigate its contribution under a controlled comparison.</w:t>
       </w:r>
     </w:p>
     <w:p>
-      <w:r>
-        <w:t>Without opening the old lesson, explain one key idea from Statistical tests and assumptions. Give an example and a mistake that the idea helps you avoid.</w:t>
+      <w:pPr>
+        <w:spacing w:line="336" w:lineRule="auto" w:after="180"/>
+      </w:pPr>
+      <w:r>
+        <w:rPr>
+          <w:b w:val="0"/>
+        </w:rPr>
+        <w:t>Interactions can make contributions depend on other components. Compare full system, without retrieval and without validation on identical cases and scoring.</w:t>
       </w:r>
     </w:p>
     <w:p>
-      <w:r>
-        <w:t>Look for: Explain the mechanism and terminology of statistical tests and assumptions</w:t>
+      <w:pPr>
+        <w:spacing w:line="336" w:lineRule="auto" w:after="180"/>
+      </w:pPr>
+      <w:r>
+        <w:rPr>
+          <w:b w:val="0"/>
+        </w:rPr>
+        <w:t>Hold other settings fixed; record changed failure categories, not just totals.</w:t>
       </w:r>
     </w:p>
     <w:p>
-      <w:r>
-        <w:t>Reference example, not the only acceptable wording: Teacher explanation: A statistical test compares observed evidence with a specified null model. A p-value is not the probability that the null hypothesis is true. Toy paired sign-flip test assumes independent paired differences whose signs are exchangeable under a symmetric zero-effect null. Enumerate all2^n sign assignments, holding magnitudes fixed. Two-sided p is fraction with absolute mean at least the observed absolute mean; use inclusive ties.</w:t>
+      <w:pPr>
+        <w:pStyle w:val="Heading3"/>
+      </w:pPr>
+      <w:r>
+        <w:t>Statistical tests and assumptions</w:t>
       </w:r>
     </w:p>
     <w:p>
       <w:pPr>
-        <w:pStyle w:val="Heading3"/>
-      </w:pPr>
-      <w:r>
-        <w:t>Sampling variability</w:t>
+        <w:spacing w:line="336" w:lineRule="auto" w:after="180"/>
+      </w:pPr>
+      <w:r>
+        <w:rPr>
+          <w:b w:val="0"/>
+        </w:rPr>
+        <w:t>Without opening the old lesson, explain one key idea from Statistical tests and assumptions. Give an example and a mistake that the idea helps you avoid.</w:t>
       </w:r>
     </w:p>
     <w:p>
-      <w:r>
-        <w:t>Without opening the old lesson, explain one key idea from Sampling variability. Give an example and a mistake that the idea helps you avoid.</w:t>
+      <w:pPr>
+        <w:spacing w:line="336" w:lineRule="auto" w:after="180"/>
+      </w:pPr>
+      <w:r>
+        <w:rPr>
+          <w:b w:val="0"/>
+        </w:rPr>
+        <w:t xml:space="preserve">Look for: Explain the </w:t>
+      </w:r>
+      <w:r>
+        <w:rPr>
+          <w:b/>
+        </w:rPr>
+        <w:t>mechanism</w:t>
+      </w:r>
+      <w:r>
+        <w:rPr>
+          <w:b w:val="0"/>
+        </w:rPr>
+        <w:t xml:space="preserve"> and terminology of statistical tests and assumptions</w:t>
       </w:r>
     </w:p>
     <w:p>
-      <w:r>
-        <w:t>Look for: Explain the mechanism and terminology of sampling variability</w:t>
+      <w:pPr>
+        <w:spacing w:line="336" w:lineRule="auto" w:after="180"/>
+      </w:pPr>
+      <w:r>
+        <w:rPr>
+          <w:b w:val="0"/>
+        </w:rPr>
+        <w:t xml:space="preserve">Reference example, not the only acceptable wording: Teacher explanation: A statistical test compares observed </w:t>
+      </w:r>
+      <w:r>
+        <w:rPr>
+          <w:b/>
+        </w:rPr>
+        <w:t>evidence</w:t>
+      </w:r>
+      <w:r>
+        <w:rPr>
+          <w:b w:val="0"/>
+        </w:rPr>
+        <w:t xml:space="preserve"> with a specified null model. A p-value is not the probability that the null hypothesis is true.</w:t>
       </w:r>
     </w:p>
     <w:p>
-      <w:r>
-        <w:t>Reference example, not the only acceptable wording: Teacher explanation: Sampling variability means different eligible samples can give different estimates even under the same population. Separate this from procedure changes. Consider finite population values1, 1, 3, 3 with distinct IDs. Enumerate the six unordered samples of size2 without replacement. Their means are1, 2, 2, 2, 2, 3.</w:t>
+      <w:pPr>
+        <w:spacing w:line="336" w:lineRule="auto" w:after="180"/>
+      </w:pPr>
+      <w:r>
+        <w:rPr>
+          <w:b w:val="0"/>
+        </w:rPr>
+        <w:t>Toy paired sign-flip test assumes independent paired differences whose signs are exchangeable under a symmetric zero-effect null. Enumerate all2^n sign assignments, holding magnitudes fixed.</w:t>
       </w:r>
     </w:p>
     <w:p>
-      <w:r>
-        <w:t>Two 45-minute sessions. Sensitivity analysis checks whether a conclusion changes under plausible settings or analysis choices. It should not secretly select the most favourable result. Use the supplied constructed scenarios to make the mechanism inspectable. Collect W4 before sharing solutions. Students should name intermediate evidence and limitations; classroom pacing and learning effectiveness remain unvalidated.</w:t>
+      <w:pPr>
+        <w:spacing w:line="336" w:lineRule="auto" w:after="180"/>
+      </w:pPr>
+      <w:r>
+        <w:rPr>
+          <w:b w:val="0"/>
+        </w:rPr>
+        <w:t>Two-sided p is fraction with absolute mean at least the observed absolute mean; use inclusive ties.</w:t>
       </w:r>
     </w:p>
     <w:p>
@@ -276,45 +422,132 @@
         <w:pStyle w:val="Heading3"/>
       </w:pPr>
       <w:r>
-        <w:t>Outcomes</w:t>
+        <w:t>Sampling variability</w:t>
       </w:r>
     </w:p>
     <w:p>
-      <w:r>
-        <w:t>Explain the mechanism and terminology of sensitivity analysis</w:t>
+      <w:pPr>
+        <w:spacing w:line="336" w:lineRule="auto" w:after="180"/>
+      </w:pPr>
+      <w:r>
+        <w:rPr>
+          <w:b w:val="0"/>
+        </w:rPr>
+        <w:t>Without opening the old lesson, explain one key idea from Sampling variability. Give an example and a mistake that the idea helps you avoid.</w:t>
       </w:r>
     </w:p>
     <w:p>
-      <w:r>
-        <w:t>Apply the stated procedure to a new case with a traceable result</w:t>
+      <w:pPr>
+        <w:spacing w:line="336" w:lineRule="auto" w:after="180"/>
+      </w:pPr>
+      <w:r>
+        <w:rPr>
+          <w:b w:val="0"/>
+        </w:rPr>
+        <w:t xml:space="preserve">Look for: Explain the </w:t>
+      </w:r>
+      <w:r>
+        <w:rPr>
+          <w:b/>
+        </w:rPr>
+        <w:t>mechanism</w:t>
+      </w:r>
+      <w:r>
+        <w:rPr>
+          <w:b w:val="0"/>
+        </w:rPr>
+        <w:t xml:space="preserve"> and terminology of sampling variability</w:t>
       </w:r>
     </w:p>
     <w:p>
-      <w:r>
-        <w:t>Identify an assumption or limitation and design a revealing follow-up</w:t>
+      <w:pPr>
+        <w:spacing w:line="336" w:lineRule="auto" w:after="180"/>
+      </w:pPr>
+      <w:r>
+        <w:rPr>
+          <w:b w:val="0"/>
+        </w:rPr>
+        <w:t>Reference example, not the only acceptable wording: Teacher explanation: Sampling variability means different eligible samples can give different estimates even under the same population. Separate this from procedure changes.</w:t>
       </w:r>
     </w:p>
     <w:p>
       <w:pPr>
-        <w:pStyle w:val="Heading3"/>
-      </w:pPr>
-      <w:r>
-        <w:t>Preparation</w:t>
+        <w:spacing w:line="336" w:lineRule="auto" w:after="180"/>
+      </w:pPr>
+      <w:r>
+        <w:rPr>
+          <w:b w:val="0"/>
+        </w:rPr>
+        <w:t>Consider finite population values1, 1, 3, 3 with distinct IDs. Enumerate the six unordered samples of size2 without replacement. Their means are1, 2, 2, 2, 2, 3.</w:t>
       </w:r>
     </w:p>
     <w:p>
-      <w:r>
-        <w:t>Lesson and workbook; paper and pencil</w:t>
+      <w:pPr>
+        <w:spacing w:line="336" w:lineRule="auto" w:after="180"/>
+      </w:pPr>
+      <w:r>
+        <w:rPr>
+          <w:b w:val="0"/>
+        </w:rPr>
+        <w:t xml:space="preserve">Two 45-minute sessions. </w:t>
+      </w:r>
+      <w:r>
+        <w:rPr>
+          <w:b/>
+        </w:rPr>
+        <w:t>Sensitivity analysis</w:t>
+      </w:r>
+      <w:r>
+        <w:rPr>
+          <w:b w:val="0"/>
+        </w:rPr>
+        <w:t xml:space="preserve"> checks whether a conclusion changes under plausible settings or analysis choices. It should not secretly select the most favourable result.</w:t>
       </w:r>
     </w:p>
     <w:p>
-      <w:r>
-        <w:t>Calculator and optional local Python 3 for arithmetic; no live API or private data</w:t>
+      <w:pPr>
+        <w:spacing w:line="336" w:lineRule="auto" w:after="180"/>
+      </w:pPr>
+      <w:r>
+        <w:rPr>
+          <w:b w:val="0"/>
+        </w:rPr>
+        <w:t xml:space="preserve">Use the supplied constructed scenarios to make the </w:t>
+      </w:r>
+      <w:r>
+        <w:rPr>
+          <w:b/>
+        </w:rPr>
+        <w:t>mechanism</w:t>
+      </w:r>
+      <w:r>
+        <w:rPr>
+          <w:b w:val="0"/>
+        </w:rPr>
+        <w:t xml:space="preserve"> inspectable. Collect W4 before sharing solutions.</w:t>
       </w:r>
     </w:p>
     <w:p>
-      <w:r>
-        <w:t>Prepare the fresh retry separately and withhold its solution until after collection</w:t>
+      <w:pPr>
+        <w:spacing w:line="336" w:lineRule="auto" w:after="180"/>
+      </w:pPr>
+      <w:r>
+        <w:rPr>
+          <w:b w:val="0"/>
+        </w:rPr>
+        <w:t xml:space="preserve">Students should name intermediate </w:t>
+      </w:r>
+      <w:r>
+        <w:rPr>
+          <w:b/>
+        </w:rPr>
+        <w:t>evidence</w:t>
+      </w:r>
+      <w:r>
+        <w:rPr>
+          <w:b w:val="0"/>
+        </w:rPr>
+        <w:t xml:space="preserve"> and limitations; classroom pacing and learning effectiveness remain unvalidated.</w:t>
       </w:r>
     </w:p>
     <w:p>
@@ -322,58 +555,320 @@
         <w:pStyle w:val="Heading3"/>
       </w:pPr>
       <w:r>
-        <w:t>Prerequisite answer</w:t>
+        <w:t>Outcomes</w:t>
       </w:r>
     </w:p>
     <w:p>
-      <w:r>
-        <w:t>A result depends on the inputs, procedure and conditions that produced it. Preserve data roles and distinguish observed outcomes from predictions or unmeasured conditions. If the prior concept cannot be explained, use a short retrieval activity before this chapter.</w:t>
+      <w:pPr>
+        <w:spacing w:line="336" w:lineRule="auto" w:after="180"/>
+      </w:pPr>
+      <w:r>
+        <w:rPr>
+          <w:b w:val="0"/>
+        </w:rPr>
+        <w:t xml:space="preserve">Explain the </w:t>
+      </w:r>
+      <w:r>
+        <w:rPr>
+          <w:b/>
+        </w:rPr>
+        <w:t>mechanism</w:t>
+      </w:r>
+      <w:r>
+        <w:rPr>
+          <w:b w:val="0"/>
+        </w:rPr>
+        <w:t xml:space="preserve"> and terminology of </w:t>
+      </w:r>
+      <w:r>
+        <w:rPr>
+          <w:b/>
+        </w:rPr>
+        <w:t>sensitivity analysis</w:t>
       </w:r>
     </w:p>
     <w:p>
       <w:pPr>
-        <w:pStyle w:val="Heading3"/>
-      </w:pPr>
-      <w:r>
-        <w:t>End goal for the pictorial case</w:t>
+        <w:spacing w:line="336" w:lineRule="auto" w:after="180"/>
+      </w:pPr>
+      <w:r>
+        <w:rPr>
+          <w:b w:val="0"/>
+        </w:rPr>
+        <w:t>Apply the stated procedure to a new case with a traceable result</w:t>
       </w:r>
     </w:p>
     <w:p>
-      <w:r>
-        <w:t>Explain sensitivity analysis using the records and boundaries of this fictional investigation.</w:t>
+      <w:pPr>
+        <w:spacing w:line="336" w:lineRule="auto" w:after="180"/>
+      </w:pPr>
+      <w:r>
+        <w:rPr>
+          <w:b w:val="0"/>
+        </w:rPr>
+        <w:t>Identify an assumption or limitation and design a revealing follow-up</w:t>
       </w:r>
     </w:p>
     <w:p>
-      <w:r>
-        <w:t>This added worked case illustrates the week’s main idea. Retain all original and connected topics; schedule its practice within the teaching cycle.</w:t>
+      <w:pPr>
+        <w:pStyle w:val="Heading3"/>
+      </w:pPr>
+      <w:r>
+        <w:t>Preparation</w:t>
       </w:r>
     </w:p>
     <w:p>
       <w:pPr>
-        <w:pStyle w:val="Heading1"/>
-      </w:pPr>
-      <w:r>
-        <w:t>02. Explain and model the mechanism</w:t>
+        <w:spacing w:line="336" w:lineRule="auto" w:after="180"/>
+      </w:pPr>
+      <w:r>
+        <w:rPr>
+          <w:b w:val="0"/>
+        </w:rPr>
+        <w:t>Lesson and workbook; paper and pencil</w:t>
       </w:r>
     </w:p>
     <w:p>
-      <w:r>
-        <w:t>Sensitivity analysis checks whether a conclusion changes under plausible settings or analysis choices. It should not secretly select the most favourable result.</w:t>
+      <w:pPr>
+        <w:spacing w:line="336" w:lineRule="auto" w:after="180"/>
+      </w:pPr>
+      <w:r>
+        <w:rPr>
+          <w:b w:val="0"/>
+        </w:rPr>
+        <w:t>Calculator and optional local Python 3 for arithmetic; no live API or private data</w:t>
       </w:r>
     </w:p>
     <w:p>
-      <w:r>
-        <w:t>Begin by writing the question the procedure is intended to answer. Identify the information already supplied, the information it will produce and the information still missing. These are constructed classroom examples; they do not require live accounts, private records or an external service. Do not treat a plausible explanation as a measured outcome.</w:t>
+      <w:pPr>
+        <w:spacing w:line="336" w:lineRule="auto" w:after="180"/>
+      </w:pPr>
+      <w:r>
+        <w:rPr>
+          <w:b w:val="0"/>
+        </w:rPr>
+        <w:t>Prepare the fresh retry separately and withhold its solution until after collection</w:t>
       </w:r>
     </w:p>
     <w:p>
-      <w:r>
-        <w:t>Prespecify a range and preserve all results. Distinguish robustness across settings from proof beyond the tested range. Settings affecting data roles require special caution.</w:t>
+      <w:pPr>
+        <w:pStyle w:val="Heading3"/>
+      </w:pPr>
+      <w:r>
+        <w:t>Prerequisite answer</w:t>
       </w:r>
     </w:p>
     <w:p>
-      <w:r>
-        <w:t>Before applying the procedure, write its units, denominator or decision boundary where relevant. A partner should be able to repeat each step using the same inputs. If a required input is absent or violates the stated contract, record that condition explicitly instead of quietly replacing it with a convenient value.</w:t>
+      <w:pPr>
+        <w:spacing w:line="336" w:lineRule="auto" w:after="180"/>
+      </w:pPr>
+      <w:r>
+        <w:rPr>
+          <w:b w:val="0"/>
+        </w:rPr>
+        <w:t xml:space="preserve">A result depends on the </w:t>
+      </w:r>
+      <w:r>
+        <w:rPr>
+          <w:b/>
+        </w:rPr>
+        <w:t>input</w:t>
+      </w:r>
+      <w:r>
+        <w:rPr>
+          <w:b w:val="0"/>
+        </w:rPr>
+        <w:t xml:space="preserve">s, procedure and conditions that produced it. Preserve data roles and distinguish observed outcomes from </w:t>
+      </w:r>
+      <w:r>
+        <w:rPr>
+          <w:b/>
+        </w:rPr>
+        <w:t>prediction</w:t>
+      </w:r>
+      <w:r>
+        <w:rPr>
+          <w:b w:val="0"/>
+        </w:rPr>
+        <w:t>s or unmeasured conditions.</w:t>
+      </w:r>
+    </w:p>
+    <w:p>
+      <w:pPr>
+        <w:spacing w:line="336" w:lineRule="auto" w:after="180"/>
+      </w:pPr>
+      <w:r>
+        <w:rPr>
+          <w:b w:val="0"/>
+        </w:rPr>
+        <w:t>If the prior concept cannot be explained, use a short retrieval activity before this chapter.</w:t>
+      </w:r>
+    </w:p>
+    <w:p>
+      <w:pPr>
+        <w:pStyle w:val="Heading3"/>
+      </w:pPr>
+      <w:r>
+        <w:t>End goal for the pictorial case</w:t>
+      </w:r>
+    </w:p>
+    <w:p>
+      <w:pPr>
+        <w:spacing w:line="336" w:lineRule="auto" w:after="180"/>
+      </w:pPr>
+      <w:r>
+        <w:rPr>
+          <w:b w:val="0"/>
+        </w:rPr>
+        <w:t xml:space="preserve">Explain </w:t>
+      </w:r>
+      <w:r>
+        <w:rPr>
+          <w:b/>
+        </w:rPr>
+        <w:t>sensitivity analysis</w:t>
+      </w:r>
+      <w:r>
+        <w:rPr>
+          <w:b w:val="0"/>
+        </w:rPr>
+        <w:t xml:space="preserve"> using the records and boundaries of this fictional investigation.</w:t>
+      </w:r>
+    </w:p>
+    <w:p>
+      <w:pPr>
+        <w:spacing w:line="336" w:lineRule="auto" w:after="180"/>
+      </w:pPr>
+      <w:r>
+        <w:rPr>
+          <w:b w:val="0"/>
+        </w:rPr>
+        <w:t>This added worked case illustrates the week’s main idea. Retain all original and connected topics; schedule its practice within the teaching cycle.</w:t>
+      </w:r>
+    </w:p>
+    <w:p>
+      <w:pPr>
+        <w:pStyle w:val="Heading1"/>
+      </w:pPr>
+      <w:r>
+        <w:t>02. Explain and model the mechanism</w:t>
+      </w:r>
+    </w:p>
+    <w:p>
+      <w:r>
+        <w:t>Model Sensitivity analysis using the supplied case, labelled mechanism and reasoning. Make the scope of each conclusion explicit.</w:t>
+      </w:r>
+    </w:p>
+    <w:p>
+      <w:pPr>
+        <w:spacing w:line="336" w:lineRule="auto" w:after="180"/>
+      </w:pPr>
+      <w:r>
+        <w:rPr>
+          <w:b/>
+        </w:rPr>
+        <w:t>Sensitivity analysis</w:t>
+      </w:r>
+      <w:r>
+        <w:rPr>
+          <w:b w:val="0"/>
+        </w:rPr>
+        <w:t xml:space="preserve"> checks whether a conclusion changes under plausible settings or analysis choices. It should not secretly select the most favourable result.</w:t>
+      </w:r>
+    </w:p>
+    <w:p>
+      <w:pPr>
+        <w:pStyle w:val="Heading3"/>
+      </w:pPr>
+      <w:r>
+        <w:t>Explain Sensitivity analysis · 1</w:t>
+      </w:r>
+    </w:p>
+    <w:p>
+      <w:pPr>
+        <w:spacing w:line="336" w:lineRule="auto" w:after="180"/>
+      </w:pPr>
+      <w:r>
+        <w:rPr>
+          <w:b w:val="0"/>
+        </w:rPr>
+        <w:t>Begin by writing the question the procedure is intended to answer. Identify the information already supplied, the information it will produce and the information still missing.</w:t>
+      </w:r>
+    </w:p>
+    <w:p>
+      <w:pPr>
+        <w:spacing w:line="336" w:lineRule="auto" w:after="180"/>
+      </w:pPr>
+      <w:r>
+        <w:rPr>
+          <w:b w:val="0"/>
+        </w:rPr>
+        <w:t>These are constructed classroom examples; they do not require live accounts, private records or an external service. Do not treat a plausible explanation as a measured outcome.</w:t>
+      </w:r>
+    </w:p>
+    <w:p>
+      <w:pPr>
+        <w:spacing w:line="336" w:lineRule="auto" w:after="180"/>
+      </w:pPr>
+      <w:r>
+        <w:rPr>
+          <w:b w:val="0"/>
+        </w:rPr>
+        <w:t>Prespecify a range and preserve all results. Distinguish robustness across settings from proof beyond the tested range. Settings affecting data roles require special caution.</w:t>
+      </w:r>
+    </w:p>
+    <w:p>
+      <w:pPr>
+        <w:pStyle w:val="Heading3"/>
+      </w:pPr>
+      <w:r>
+        <w:t>Explain Sensitivity analysis · 2</w:t>
+      </w:r>
+    </w:p>
+    <w:p>
+      <w:pPr>
+        <w:spacing w:line="336" w:lineRule="auto" w:after="180"/>
+      </w:pPr>
+      <w:r>
+        <w:rPr>
+          <w:b w:val="0"/>
+        </w:rPr>
+        <w:t xml:space="preserve">Before applying the procedure, write its units, denominator or decision boundary where relevant. A partner should be able to repeat each step using the same </w:t>
+      </w:r>
+      <w:r>
+        <w:rPr>
+          <w:b/>
+        </w:rPr>
+        <w:t>input</w:t>
+      </w:r>
+      <w:r>
+        <w:rPr>
+          <w:b w:val="0"/>
+        </w:rPr>
+        <w:t>s.</w:t>
+      </w:r>
+    </w:p>
+    <w:p>
+      <w:pPr>
+        <w:spacing w:line="336" w:lineRule="auto" w:after="180"/>
+      </w:pPr>
+      <w:r>
+        <w:rPr>
+          <w:b w:val="0"/>
+        </w:rPr>
+        <w:t xml:space="preserve">If a required </w:t>
+      </w:r>
+      <w:r>
+        <w:rPr>
+          <w:b/>
+        </w:rPr>
+        <w:t>input</w:t>
+      </w:r>
+      <w:r>
+        <w:rPr>
+          <w:b w:val="0"/>
+        </w:rPr>
+        <w:t xml:space="preserve"> is absent or violates the stated contract, record that condition explicitly instead of quietly replacing it with a convenient value.</w:t>
       </w:r>
     </w:p>
     <w:tbl>
@@ -571,36 +1066,198 @@
       </w:r>
     </w:p>
     <w:p>
-      <w:r>
-        <w:t>Guided: Higher cutoff increases recall here while precision decreases. No universally best cutoff follows without a task-specific criterion. Qualification: A stable tested range does not establish stability under every parameter or dataset change. Exit: accept a concrete variation with its predicted outcome and a stated condition that would challenge the mechanism; reject a claim resting on unmeasured evidence.</w:t>
+      <w:pPr>
+        <w:pStyle w:val="Heading3"/>
+      </w:pPr>
+      <w:r>
+        <w:t>Explain Sensitivity analysis · 3</w:t>
       </w:r>
     </w:p>
     <w:p>
       <w:pPr>
-        <w:pStyle w:val="Heading3"/>
-      </w:pPr>
-      <w:r>
-        <w:t>Model the reasoning aloud</w:t>
+        <w:spacing w:line="336" w:lineRule="auto" w:after="180"/>
+      </w:pPr>
+      <w:r>
+        <w:rPr>
+          <w:b w:val="0"/>
+        </w:rPr>
+        <w:t>Guided: Higher cutoff increases recall here while precision decreases. No universally best cutoff follows without a task-specific criterion.</w:t>
       </w:r>
     </w:p>
     <w:p>
-      <w:r>
-        <w:t>Use the complete worked example below before asking learners to complete W2. Reveal a small part, invite a prediction, then explain the deciding step. These teacher notes contain solutions; do not reveal the independent case answer during modelling.</w:t>
+      <w:pPr>
+        <w:spacing w:line="336" w:lineRule="auto" w:after="180"/>
+      </w:pPr>
+      <w:r>
+        <w:rPr>
+          <w:b w:val="0"/>
+        </w:rPr>
+        <w:t>Qualification: A stable tested range does not establish stability under every parameter or dataset change.</w:t>
       </w:r>
     </w:p>
     <w:p>
-      <w:r>
-        <w:t>Retrieval cutoffs1, 3, 5 yield recall .4, .7, .8 and precision .9, .7, .5.</w:t>
+      <w:pPr>
+        <w:spacing w:line="336" w:lineRule="auto" w:after="180"/>
+      </w:pPr>
+      <w:r>
+        <w:rPr>
+          <w:b w:val="0"/>
+        </w:rPr>
+        <w:t xml:space="preserve">Exit: accept a concrete variation with its predicted outcome and a stated condition that would challenge the </w:t>
+      </w:r>
+      <w:r>
+        <w:rPr>
+          <w:b/>
+        </w:rPr>
+        <w:t>mechanism</w:t>
+      </w:r>
+      <w:r>
+        <w:rPr>
+          <w:b w:val="0"/>
+        </w:rPr>
+        <w:t xml:space="preserve">; reject a claim resting on unmeasured </w:t>
+      </w:r>
+      <w:r>
+        <w:rPr>
+          <w:b/>
+        </w:rPr>
+        <w:t>evidence</w:t>
+      </w:r>
+      <w:r>
+        <w:rPr>
+          <w:b w:val="0"/>
+        </w:rPr>
+        <w:t>.</w:t>
       </w:r>
     </w:p>
     <w:p>
-      <w:r>
-        <w:t>Higher cutoff increases recall here while precision decreases. No universally best cutoff follows without a task-specific criterion.</w:t>
+      <w:pPr>
+        <w:pStyle w:val="Heading3"/>
+      </w:pPr>
+      <w:r>
+        <w:t>Model the reasoning aloud</w:t>
       </w:r>
     </w:p>
     <w:p>
-      <w:r>
-        <w:t>Compare the intermediate evidence with the final statement. Explain why each number or decision follows from the stated inputs. The conclusion belongs to this scenario and procedure; changing the inputs, evaluation population or authority can change what it establishes. Retain the raw record so a later revision can be compared honestly.</w:t>
+      <w:pPr>
+        <w:spacing w:line="336" w:lineRule="auto" w:after="180"/>
+      </w:pPr>
+      <w:r>
+        <w:rPr>
+          <w:b w:val="0"/>
+        </w:rPr>
+        <w:t xml:space="preserve">Use the complete worked example below before asking learners to complete W2. Reveal a small part, invite a </w:t>
+      </w:r>
+      <w:r>
+        <w:rPr>
+          <w:b/>
+        </w:rPr>
+        <w:t>prediction</w:t>
+      </w:r>
+      <w:r>
+        <w:rPr>
+          <w:b w:val="0"/>
+        </w:rPr>
+        <w:t>, then explain the deciding step.</w:t>
+      </w:r>
+    </w:p>
+    <w:p>
+      <w:pPr>
+        <w:spacing w:line="336" w:lineRule="auto" w:after="180"/>
+      </w:pPr>
+      <w:r>
+        <w:rPr>
+          <w:b w:val="0"/>
+        </w:rPr>
+        <w:t>These teacher notes contain solutions; do not reveal the independent case answer during modelling.</w:t>
+      </w:r>
+    </w:p>
+    <w:p>
+      <w:pPr>
+        <w:spacing w:line="336" w:lineRule="auto" w:after="180"/>
+      </w:pPr>
+      <w:r>
+        <w:rPr>
+          <w:b w:val="0"/>
+        </w:rPr>
+        <w:t>Retrieval cutoffs1, 3, 5 yield recall .4, .7, .8 and precision .9, .7, .5.</w:t>
+      </w:r>
+    </w:p>
+    <w:p>
+      <w:pPr>
+        <w:spacing w:line="336" w:lineRule="auto" w:after="180"/>
+      </w:pPr>
+      <w:r>
+        <w:rPr>
+          <w:b w:val="0"/>
+        </w:rPr>
+        <w:t>Higher cutoff increases recall here while precision decreases. No universally best cutoff follows without a task-specific criterion.</w:t>
+      </w:r>
+    </w:p>
+    <w:p>
+      <w:pPr>
+        <w:pStyle w:val="Heading3"/>
+      </w:pPr>
+      <w:r>
+        <w:t>Model the reasoning aloud · 4</w:t>
+      </w:r>
+    </w:p>
+    <w:p>
+      <w:pPr>
+        <w:spacing w:line="336" w:lineRule="auto" w:after="180"/>
+      </w:pPr>
+      <w:r>
+        <w:rPr>
+          <w:b w:val="0"/>
+        </w:rPr>
+        <w:t xml:space="preserve">Compare the intermediate </w:t>
+      </w:r>
+      <w:r>
+        <w:rPr>
+          <w:b/>
+        </w:rPr>
+        <w:t>evidence</w:t>
+      </w:r>
+      <w:r>
+        <w:rPr>
+          <w:b w:val="0"/>
+        </w:rPr>
+        <w:t xml:space="preserve"> with the final statement. Explain why each number or decision follows from the stated </w:t>
+      </w:r>
+      <w:r>
+        <w:rPr>
+          <w:b/>
+        </w:rPr>
+        <w:t>input</w:t>
+      </w:r>
+      <w:r>
+        <w:rPr>
+          <w:b w:val="0"/>
+        </w:rPr>
+        <w:t>s.</w:t>
+      </w:r>
+    </w:p>
+    <w:p>
+      <w:pPr>
+        <w:spacing w:line="336" w:lineRule="auto" w:after="180"/>
+      </w:pPr>
+      <w:r>
+        <w:rPr>
+          <w:b w:val="0"/>
+        </w:rPr>
+        <w:t xml:space="preserve">The conclusion belongs to this scenario and procedure; changing the </w:t>
+      </w:r>
+      <w:r>
+        <w:rPr>
+          <w:b/>
+        </w:rPr>
+        <w:t>input</w:t>
+      </w:r>
+      <w:r>
+        <w:rPr>
+          <w:b w:val="0"/>
+        </w:rPr>
+        <w:t>s, evaluation population or authority can change what it establishes. Retain the raw record so a later revision can be compared honestly.</w:t>
       </w:r>
     </w:p>
     <w:tbl>
@@ -706,7 +1363,13 @@
       </w:tr>
     </w:tbl>
     <w:p>
-      <w:r>
+      <w:pPr>
+        <w:spacing w:line="336" w:lineRule="auto" w:after="180"/>
+      </w:pPr>
+      <w:r>
+        <w:rPr>
+          <w:b w:val="0"/>
+        </w:rPr>
         <w:t>Use the diagram and verbal explanation together. Ask learners to match a sentence to a specific visual step; do not assign learners fixed visual or auditory learning styles.</w:t>
       </w:r>
     </w:p>
@@ -719,7 +1382,13 @@
       </w:r>
     </w:p>
     <w:p>
-      <w:r>
+      <w:pPr>
+        <w:spacing w:line="336" w:lineRule="auto" w:after="180"/>
+      </w:pPr>
+      <w:r>
+        <w:rPr>
+          <w:b w:val="0"/>
+        </w:rPr>
         <w:t>A decision sensitive to the cutoff. A toy score rule predicts positive when score is at least the chosen cutoff.</w:t>
       </w:r>
     </w:p>
@@ -732,7 +1401,22 @@
       </w:r>
     </w:p>
     <w:p>
-      <w:r>
+      <w:pPr>
+        <w:pStyle w:val="Heading3"/>
+      </w:pPr>
+      <w:r>
+        <w:t>Supplied facts</w:t>
+      </w:r>
+    </w:p>
+    <w:p>
+      <w:pPr>
+        <w:spacing w:line="336" w:lineRule="auto" w:after="180"/>
+        <w:shd w:fill="F1F6FC"/>
+      </w:pPr>
+      <w:r>
+        <w:rPr>
+          <w:b w:val="0"/>
+        </w:rPr>
         <w:t>Scores are 0.4,0.6,0.8. Cutoff 0.5 marks the last two positive; cutoff 0.7 marks only 0.8 positive.</w:t>
       </w:r>
     </w:p>
@@ -932,21 +1616,37 @@
       </w:r>
     </w:p>
     <w:p>
-      <w:r>
-        <w:t>Sensitivity analysis checks how conclusions change under plausible choices. Changing a cutoff changes the decision rule, not the recorded scores or their accuracy.</w:t>
+      <w:pPr>
+        <w:pStyle w:val="Heading3"/>
+      </w:pPr>
+      <w:r>
+        <w:t>Why the result follows</w:t>
       </w:r>
     </w:p>
     <w:p>
       <w:pPr>
-        <w:pStyle w:val="Heading3"/>
-      </w:pPr>
-      <w:r>
-        <w:t>What this example does not establish</w:t>
+        <w:spacing w:line="336" w:lineRule="auto" w:after="180"/>
+        <w:shd w:fill="F1F6FC"/>
+      </w:pPr>
+      <w:r>
+        <w:rPr>
+          <w:b/>
+        </w:rPr>
+        <w:t>Sensitivity analysis</w:t>
+      </w:r>
+      <w:r>
+        <w:rPr>
+          <w:b w:val="0"/>
+        </w:rPr>
+        <w:t xml:space="preserve"> checks how conclusions change under plausible choices. Changing a cutoff changes the decision rule, not the recorded scores or their accuracy.</w:t>
       </w:r>
     </w:p>
     <w:p>
-      <w:r>
-        <w:t>Without reference labels, these counts do not identify the best cutoff or establish correctness.</w:t>
+      <w:pPr>
+        <w:pStyle w:val="Heading3"/>
+      </w:pPr>
+      <w:r>
+        <w:t>What this example does not establish</w:t>
       </w:r>
     </w:p>
     <w:p>
@@ -954,43 +1654,168 @@
         <w:pStyle w:val="Heading3"/>
       </w:pPr>
       <w:r>
-        <w:t>Change one thing in the pictured case</w:t>
+        <w:t>Keep the stated limit</w:t>
       </w:r>
     </w:p>
     <w:p>
-      <w:r>
-        <w:t>Change: Set the cutoff to exactly 0.6.</w:t>
+      <w:pPr>
+        <w:spacing w:line="336" w:lineRule="auto" w:after="180"/>
+        <w:shd w:fill="FFF5E6"/>
+      </w:pPr>
+      <w:r>
+        <w:rPr>
+          <w:b w:val="0"/>
+        </w:rPr>
+        <w:t>Without reference labels, these counts do not identify the best cutoff or establish correctness.</w:t>
       </w:r>
     </w:p>
     <w:p>
-      <w:r>
-        <w:t>Prediction: 0.6 and 0.8 are positive because the rule includes equality.</w:t>
+      <w:pPr>
+        <w:pStyle w:val="Heading3"/>
+      </w:pPr>
+      <w:r>
+        <w:t>Change one thing in the pictured case</w:t>
       </w:r>
     </w:p>
     <w:p>
-      <w:r>
-        <w:t>Reason: The declared at-least boundary includes the threshold value.</w:t>
+      <w:pPr>
+        <w:pStyle w:val="Heading3"/>
+      </w:pPr>
+      <w:r>
+        <w:t>Change one thing</w:t>
       </w:r>
     </w:p>
     <w:p>
       <w:pPr>
-        <w:pStyle w:val="Heading3"/>
-      </w:pPr>
-      <w:r>
-        <w:t>Ask while showing the picture</w:t>
+        <w:spacing w:line="336" w:lineRule="auto" w:after="180"/>
+        <w:shd w:fill="F5F1FB"/>
+      </w:pPr>
+      <w:r>
+        <w:rPr>
+          <w:b w:val="0"/>
+        </w:rPr>
+        <w:t>Change: Set the cutoff to exactly 0.6.</w:t>
       </w:r>
     </w:p>
     <w:p>
-      <w:r>
-        <w:t>Cover the result. Ask learners to name the inputs and predict the next step. Uncover one step, connect the icon to the actual procedure, and explain its evidence. Then change the supplied condition and compare. The picture is a representation; it does not document execution of a real AI model.</w:t>
+      <w:pPr>
+        <w:pStyle w:val="Heading3"/>
+      </w:pPr>
+      <w:r>
+        <w:t>Predicted result</w:t>
       </w:r>
     </w:p>
     <w:p>
       <w:pPr>
+        <w:spacing w:line="336" w:lineRule="auto" w:after="180"/>
+        <w:shd w:fill="F1F6FC"/>
+      </w:pPr>
+      <w:r>
+        <w:rPr>
+          <w:b/>
+        </w:rPr>
+        <w:t>Prediction</w:t>
+      </w:r>
+      <w:r>
+        <w:rPr>
+          <w:b w:val="0"/>
+        </w:rPr>
+        <w:t>: 0.6 and 0.8 are positive because the rule includes equality.</w:t>
+      </w:r>
+    </w:p>
+    <w:p>
+      <w:pPr>
+        <w:pStyle w:val="Heading3"/>
+      </w:pPr>
+      <w:r>
+        <w:t>Why the result follows</w:t>
+      </w:r>
+    </w:p>
+    <w:p>
+      <w:pPr>
+        <w:spacing w:line="336" w:lineRule="auto" w:after="180"/>
+        <w:shd w:fill="F1F6FC"/>
+      </w:pPr>
+      <w:r>
+        <w:rPr>
+          <w:b w:val="0"/>
+        </w:rPr>
+        <w:t>Reason: The declared at-least boundary includes the threshold value.</w:t>
+      </w:r>
+    </w:p>
+    <w:p>
+      <w:pPr>
+        <w:pStyle w:val="Heading3"/>
+      </w:pPr>
+      <w:r>
+        <w:t>Ask while showing the picture</w:t>
+      </w:r>
+    </w:p>
+    <w:p>
+      <w:pPr>
+        <w:pStyle w:val="Heading3"/>
+      </w:pPr>
+      <w:r>
+        <w:t>Ask while showing the picture · 5</w:t>
+      </w:r>
+    </w:p>
+    <w:p>
+      <w:pPr>
+        <w:spacing w:line="336" w:lineRule="auto" w:after="180"/>
+      </w:pPr>
+      <w:r>
+        <w:rPr>
+          <w:b w:val="0"/>
+        </w:rPr>
+        <w:t xml:space="preserve">Cover the result. Ask learners to name the </w:t>
+      </w:r>
+      <w:r>
+        <w:rPr>
+          <w:b/>
+        </w:rPr>
+        <w:t>input</w:t>
+      </w:r>
+      <w:r>
+        <w:rPr>
+          <w:b w:val="0"/>
+        </w:rPr>
+        <w:t xml:space="preserve">s and predict the next step. Uncover one step, connect the icon to the actual procedure, and explain its </w:t>
+      </w:r>
+      <w:r>
+        <w:rPr>
+          <w:b/>
+        </w:rPr>
+        <w:t>evidence</w:t>
+      </w:r>
+      <w:r>
+        <w:rPr>
+          <w:b w:val="0"/>
+        </w:rPr>
+        <w:t>. Then change the supplied condition and compare.</w:t>
+      </w:r>
+    </w:p>
+    <w:p>
+      <w:pPr>
+        <w:spacing w:line="336" w:lineRule="auto" w:after="180"/>
+      </w:pPr>
+      <w:r>
+        <w:rPr>
+          <w:b w:val="0"/>
+        </w:rPr>
+        <w:t>The picture is a representation; it does not document execution of a real AI model.</w:t>
+      </w:r>
+    </w:p>
+    <w:p>
+      <w:pPr>
         <w:pStyle w:val="Heading1"/>
       </w:pPr>
       <w:r>
         <w:t>03. Demonstrate and guide practice</w:t>
+      </w:r>
+    </w:p>
+    <w:p>
+      <w:r>
+        <w:t>Demonstrate Sensitivity analysis, reduce support deliberately and check individual reasoning before discussing answers.</w:t>
       </w:r>
     </w:p>
     <w:tbl>
@@ -1206,36 +2031,100 @@
       </w:tr>
     </w:tbl>
     <w:p>
-      <w:r>
-        <w:t>Use the worked example in Sections 3 and 6. Collect a prediction before revealing its result; ask the learner to point to each intermediate fact.</w:t>
+      <w:pPr>
+        <w:spacing w:line="336" w:lineRule="auto" w:after="180"/>
+      </w:pPr>
+      <w:r>
+        <w:rPr>
+          <w:b w:val="0"/>
+        </w:rPr>
+        <w:t xml:space="preserve">Use the worked example in Sections 3 and 6. Collect a </w:t>
+      </w:r>
+      <w:r>
+        <w:rPr>
+          <w:b/>
+        </w:rPr>
+        <w:t>prediction</w:t>
+      </w:r>
+      <w:r>
+        <w:rPr>
+          <w:b w:val="0"/>
+        </w:rPr>
+        <w:t xml:space="preserve"> before revealing its result; ask the learner to point to each intermediate fact.</w:t>
       </w:r>
     </w:p>
     <w:p>
-      <w:r>
-        <w:t>Provide an input/procedure/result/limit frame and a calculator when needed. Ask students to identify the first step before completing the whole trace. Extension: compare two concrete variants of this mechanism while holding unrelated conditions fixed; report both successful and unsuccessful outcomes.</w:t>
+      <w:pPr>
+        <w:spacing w:line="336" w:lineRule="auto" w:after="180"/>
+      </w:pPr>
+      <w:r>
+        <w:rPr>
+          <w:b w:val="0"/>
+        </w:rPr>
+        <w:t xml:space="preserve">Provide an </w:t>
+      </w:r>
+      <w:r>
+        <w:rPr>
+          <w:b/>
+        </w:rPr>
+        <w:t>input</w:t>
+      </w:r>
+      <w:r>
+        <w:rPr>
+          <w:b w:val="0"/>
+        </w:rPr>
+        <w:t>/procedure/result/limit frame and a calculator when needed. Ask students to identify the first step before completing the whole trace.</w:t>
       </w:r>
     </w:p>
     <w:p>
       <w:pPr>
-        <w:pStyle w:val="Heading3"/>
-      </w:pPr>
-      <w:r>
-        <w:t>Reduce help deliberately</w:t>
+        <w:spacing w:line="336" w:lineRule="auto" w:after="180"/>
+      </w:pPr>
+      <w:r>
+        <w:rPr>
+          <w:b w:val="0"/>
+        </w:rPr>
+        <w:t xml:space="preserve">Extension: compare two concrete variants of this </w:t>
+      </w:r>
+      <w:r>
+        <w:rPr>
+          <w:b/>
+        </w:rPr>
+        <w:t>mechanism</w:t>
+      </w:r>
+      <w:r>
+        <w:rPr>
+          <w:b w:val="0"/>
+        </w:rPr>
+        <w:t xml:space="preserve"> while holding unrelated conditions fixed; report both successful and unsuccessful outcomes.</w:t>
       </w:r>
     </w:p>
     <w:p>
-      <w:r>
-        <w:t>Completion task: Retrieval cutoffs1, 3, 5 yield recall .4, .7, .8 and precision .9, .7, .5. Show the intermediate steps and give the conclusion with its scope.</w:t>
+      <w:pPr>
+        <w:pStyle w:val="Heading3"/>
+      </w:pPr>
+      <w:r>
+        <w:t>Reduce help deliberately</w:t>
       </w:r>
     </w:p>
     <w:p>
-      <w:r>
-        <w:t>Teacher check: Teacher explanation: Higher cutoff increases recall here while precision decreases. No universally best cutoff follows without a task-specific criterion.</w:t>
+      <w:pPr>
+        <w:pStyle w:val="Heading3"/>
+      </w:pPr>
+      <w:r>
+        <w:t>Completion practice</w:t>
       </w:r>
     </w:p>
     <w:p>
-      <w:r>
-        <w:t>Start by identifying the given inputs together. Leave the intermediate steps blank. If needed, model one step, then withdraw that help on the next step. Move to a full trace only when the partial trace is understood. For partners, alternate explainer and checker; collect a response from every learner before discussion.</w:t>
+      <w:pPr>
+        <w:spacing w:line="336" w:lineRule="auto" w:after="180"/>
+        <w:shd w:fill="F5F1FB"/>
+      </w:pPr>
+      <w:r>
+        <w:rPr>
+          <w:b w:val="0"/>
+        </w:rPr>
+        <w:t>Completion task: Retrieval cutoffs1, 3, 5 yield recall .4, .7, .8 and precision .9, .7, .5. Show the intermediate steps and give the conclusion with its scope.</w:t>
       </w:r>
     </w:p>
     <w:p>
@@ -1243,22 +2132,53 @@
         <w:pStyle w:val="Heading3"/>
       </w:pPr>
       <w:r>
-        <w:t>Individual reasoning check</w:t>
+        <w:t>Reasoning to listen for</w:t>
       </w:r>
     </w:p>
     <w:p>
-      <w:r>
-        <w:t>Use the worked case for Sensitivity analysis. Proposed explanation: “The worked result establishes every future case”. Decide whether this explanation is supported. Point to the step or supplied fact that decides; explain your repair if needed.</w:t>
+      <w:pPr>
+        <w:spacing w:line="336" w:lineRule="auto" w:after="180"/>
+        <w:shd w:fill="F1F6FC"/>
+      </w:pPr>
+      <w:r>
+        <w:rPr>
+          <w:b w:val="0"/>
+        </w:rPr>
+        <w:t>Teacher check: Teacher explanation: Higher cutoff increases recall here while precision decreases. No universally best cutoff follows without a task-specific criterion.</w:t>
       </w:r>
     </w:p>
     <w:p>
-      <w:r>
-        <w:t>Expected correction: A stable tested range does not establish stability under every parameter or dataset change.</w:t>
+      <w:pPr>
+        <w:spacing w:line="336" w:lineRule="auto" w:after="180"/>
+      </w:pPr>
+      <w:r>
+        <w:rPr>
+          <w:b w:val="0"/>
+        </w:rPr>
+        <w:t xml:space="preserve">Start by identifying the given </w:t>
+      </w:r>
+      <w:r>
+        <w:rPr>
+          <w:b/>
+        </w:rPr>
+        <w:t>input</w:t>
+      </w:r>
+      <w:r>
+        <w:rPr>
+          <w:b w:val="0"/>
+        </w:rPr>
+        <w:t>s together. Leave the intermediate steps blank. If needed, model one step, then withdraw that help on the next step. Move to a full trace only when the partial trace is understood.</w:t>
       </w:r>
     </w:p>
     <w:p>
-      <w:r>
-        <w:t>Collect explanations, not only yes/no votes. If a misunderstanding is common, re-model the relevant step for the class. If it affects a few learners, give a short targeted group explanation while others solve a more demanding variation.</w:t>
+      <w:pPr>
+        <w:spacing w:line="336" w:lineRule="auto" w:after="180"/>
+      </w:pPr>
+      <w:r>
+        <w:rPr>
+          <w:b w:val="0"/>
+        </w:rPr>
+        <w:t>For partners, alternate explainer and checker; collect a response from every learner before discussion.</w:t>
       </w:r>
     </w:p>
     <w:p>
@@ -1266,63 +2186,296 @@
         <w:pStyle w:val="Heading3"/>
       </w:pPr>
       <w:r>
-        <w:t>Pictorial practice question</w:t>
+        <w:t>Individual reasoning check</w:t>
       </w:r>
     </w:p>
     <w:p>
-      <w:r>
-        <w:t>Classify 0.4, 0.6 and 0.8 at cutoffs 0.5, 0.7 and exactly 0.6. Which equality rule decides the boundary, and can these unlabelled scores identify the best cutoff?</w:t>
+      <w:pPr>
+        <w:spacing w:line="336" w:lineRule="auto" w:after="180"/>
+      </w:pPr>
+      <w:r>
+        <w:rPr>
+          <w:b w:val="0"/>
+        </w:rPr>
+        <w:t xml:space="preserve">Use the worked case for </w:t>
+      </w:r>
+      <w:r>
+        <w:rPr>
+          <w:b/>
+        </w:rPr>
+        <w:t>Sensitivity analysis</w:t>
+      </w:r>
+      <w:r>
+        <w:rPr>
+          <w:b w:val="0"/>
+        </w:rPr>
+        <w:t>. Proposed explanation: “The worked result establishes every future case”. Decide whether this explanation is supported.</w:t>
       </w:r>
     </w:p>
     <w:p>
       <w:pPr>
-        <w:pStyle w:val="Heading3"/>
-      </w:pPr>
-      <w:r>
-        <w:t>Reasoned teacher answer</w:t>
+        <w:spacing w:line="336" w:lineRule="auto" w:after="180"/>
+      </w:pPr>
+      <w:r>
+        <w:rPr>
+          <w:b w:val="0"/>
+        </w:rPr>
+        <w:t>Point to the step or supplied fact that decides; explain your repair if needed.</w:t>
       </w:r>
     </w:p>
     <w:p>
-      <w:r>
-        <w:t>Keep the same three supplied scores. 0.6 and 0.8 meet the boundary. Only 0.8 meets the new boundary. Changed case: 0.6 and 0.8 are positive because the rule includes equality. The declared at-least boundary includes the threshold value. At cutoff 0.6, equality passes; absent reference labels, no best cutoff is established.</w:t>
+      <w:pPr>
+        <w:pStyle w:val="Heading3"/>
+      </w:pPr>
+      <w:r>
+        <w:t>Expected repair</w:t>
       </w:r>
     </w:p>
     <w:p>
-      <w:r>
-        <w:t>Changed-case reasoning: 0.6 and 0.8 are positive because the rule includes equality. The declared at-least boundary includes the threshold value.</w:t>
+      <w:pPr>
+        <w:spacing w:line="336" w:lineRule="auto" w:after="180"/>
+        <w:shd w:fill="F1F6FC"/>
+      </w:pPr>
+      <w:r>
+        <w:rPr>
+          <w:b w:val="0"/>
+        </w:rPr>
+        <w:t>Expected correction: A stable tested range does not establish stability under every parameter or dataset change.</w:t>
       </w:r>
     </w:p>
     <w:p>
-      <w:r>
-        <w:t>Collect each learner’s explanation before discussion. Use the first missing connection between input, deciding step and result to choose support. This question is worked-case practice, not fresh mastery evidence.</w:t>
+      <w:pPr>
+        <w:spacing w:line="336" w:lineRule="auto" w:after="180"/>
+      </w:pPr>
+      <w:r>
+        <w:rPr>
+          <w:b w:val="0"/>
+        </w:rPr>
+        <w:t>Collect explanations, not only yes/no votes. If a misunderstanding is common, re-model the relevant step for the class.</w:t>
       </w:r>
     </w:p>
     <w:p>
       <w:pPr>
-        <w:pStyle w:val="Heading1"/>
-      </w:pPr>
-      <w:r>
-        <w:t>04. Run the investigation and diagnose misconceptions</w:t>
+        <w:spacing w:line="336" w:lineRule="auto" w:after="180"/>
+      </w:pPr>
+      <w:r>
+        <w:rPr>
+          <w:b w:val="0"/>
+        </w:rPr>
+        <w:t>If it affects a few learners, give a short targeted group explanation while others solve a more demanding variation.</w:t>
       </w:r>
     </w:p>
     <w:p>
-      <w:r>
-        <w:t>The worked result establishes every future case: A stable tested range does not establish stability under every parameter or dataset change.</w:t>
+      <w:pPr>
+        <w:pStyle w:val="Heading3"/>
+      </w:pPr>
+      <w:r>
+        <w:t>Pictorial practice question</w:t>
       </w:r>
     </w:p>
     <w:p>
-      <w:r>
-        <w:t>A missing input may be replaced without recording the change: A replacement changes the evidence or contract. Record the change and its justification; do not silently turn unknown into a measured value.</w:t>
+      <w:pPr>
+        <w:spacing w:line="336" w:lineRule="auto" w:after="180"/>
+        <w:shd w:fill="F5F1FB"/>
+      </w:pPr>
+      <w:r>
+        <w:rPr>
+          <w:b w:val="0"/>
+        </w:rPr>
+        <w:t>Classify 0.4, 0.6 and 0.8 at cutoffs 0.5, 0.7 and exactly 0.6. Which equality rule decides the boundary, and can these unlabelled scores identify the best cutoff?</w:t>
       </w:r>
     </w:p>
     <w:p>
-      <w:r>
-        <w:t>Repeating an assessed case is new independent evidence: A replay checks consistency. An example used for feedback or revision cannot later be described as untouched final evaluation.</w:t>
+      <w:pPr>
+        <w:pStyle w:val="Heading3"/>
+      </w:pPr>
+      <w:r>
+        <w:t>Reasoned teacher answer</w:t>
       </w:r>
     </w:p>
     <w:p>
-      <w:r>
-        <w:t>Use Section 9 for the evidence ledger. Add a boundary or missing-input case and record the expected response before checking. More successful repeats of one case do not establish wider coverage.</w:t>
+      <w:pPr>
+        <w:spacing w:line="336" w:lineRule="auto" w:after="180"/>
+      </w:pPr>
+      <w:r>
+        <w:rPr>
+          <w:b w:val="0"/>
+        </w:rPr>
+        <w:t>Keep the same three supplied scores. 0.6 and 0.8 meet the boundary. Only 0.8 meets the new boundary. Changed case: 0.6 and 0.8 are positive because the rule includes equality.</w:t>
+      </w:r>
+    </w:p>
+    <w:p>
+      <w:pPr>
+        <w:spacing w:line="336" w:lineRule="auto" w:after="180"/>
+      </w:pPr>
+      <w:r>
+        <w:rPr>
+          <w:b w:val="0"/>
+        </w:rPr>
+        <w:t>The declared at-least boundary includes the threshold value. At cutoff 0.6, equality passes; absent reference labels, no best cutoff is established.</w:t>
+      </w:r>
+    </w:p>
+    <w:p>
+      <w:pPr>
+        <w:spacing w:line="336" w:lineRule="auto" w:after="180"/>
+      </w:pPr>
+      <w:r>
+        <w:rPr>
+          <w:b w:val="0"/>
+        </w:rPr>
+        <w:t>Changed-case reasoning: 0.6 and 0.8 are positive because the rule includes equality. The declared at-least boundary includes the threshold value.</w:t>
+      </w:r>
+    </w:p>
+    <w:p>
+      <w:pPr>
+        <w:spacing w:line="336" w:lineRule="auto" w:after="180"/>
+      </w:pPr>
+      <w:r>
+        <w:rPr>
+          <w:b w:val="0"/>
+        </w:rPr>
+        <w:t xml:space="preserve">Collect each learner’s explanation before discussion. Use the first missing connection between </w:t>
+      </w:r>
+      <w:r>
+        <w:rPr>
+          <w:b/>
+        </w:rPr>
+        <w:t>input</w:t>
+      </w:r>
+      <w:r>
+        <w:rPr>
+          <w:b w:val="0"/>
+        </w:rPr>
+        <w:t xml:space="preserve">, deciding step and result to choose support. This question is worked-case practice, not fresh mastery </w:t>
+      </w:r>
+      <w:r>
+        <w:rPr>
+          <w:b/>
+        </w:rPr>
+        <w:t>evidence</w:t>
+      </w:r>
+      <w:r>
+        <w:rPr>
+          <w:b w:val="0"/>
+        </w:rPr>
+        <w:t>.</w:t>
+      </w:r>
+    </w:p>
+    <w:p>
+      <w:pPr>
+        <w:pStyle w:val="Heading1"/>
+      </w:pPr>
+      <w:r>
+        <w:t>04. Run the investigation and diagnose misconceptions</w:t>
+      </w:r>
+    </w:p>
+    <w:p>
+      <w:r>
+        <w:t>Run the Sensitivity analysis investigation and use the first unsupported step to choose a teaching response.</w:t>
+      </w:r>
+    </w:p>
+    <w:p>
+      <w:pPr>
+        <w:spacing w:line="336" w:lineRule="auto" w:after="180"/>
+      </w:pPr>
+      <w:r>
+        <w:rPr>
+          <w:b w:val="0"/>
+        </w:rPr>
+        <w:t>The worked result establishes every future case: A stable tested range does not establish stability under every parameter or dataset change.</w:t>
+      </w:r>
+    </w:p>
+    <w:p>
+      <w:pPr>
+        <w:spacing w:line="336" w:lineRule="auto" w:after="180"/>
+      </w:pPr>
+      <w:r>
+        <w:rPr>
+          <w:b w:val="0"/>
+        </w:rPr>
+        <w:t xml:space="preserve">A missing </w:t>
+      </w:r>
+      <w:r>
+        <w:rPr>
+          <w:b/>
+        </w:rPr>
+        <w:t>input</w:t>
+      </w:r>
+      <w:r>
+        <w:rPr>
+          <w:b w:val="0"/>
+        </w:rPr>
+        <w:t xml:space="preserve"> may be replaced without recording the change: A replacement changes the </w:t>
+      </w:r>
+      <w:r>
+        <w:rPr>
+          <w:b/>
+        </w:rPr>
+        <w:t>evidence</w:t>
+      </w:r>
+      <w:r>
+        <w:rPr>
+          <w:b w:val="0"/>
+        </w:rPr>
+        <w:t xml:space="preserve"> or contract. Record the change and its justification; do not silently turn unknown into a measured value.</w:t>
+      </w:r>
+    </w:p>
+    <w:p>
+      <w:pPr>
+        <w:spacing w:line="336" w:lineRule="auto" w:after="180"/>
+      </w:pPr>
+      <w:r>
+        <w:rPr>
+          <w:b w:val="0"/>
+        </w:rPr>
+        <w:t xml:space="preserve">Repeating an assessed case is new independent </w:t>
+      </w:r>
+      <w:r>
+        <w:rPr>
+          <w:b/>
+        </w:rPr>
+        <w:t>evidence</w:t>
+      </w:r>
+      <w:r>
+        <w:rPr>
+          <w:b w:val="0"/>
+        </w:rPr>
+        <w:t>: A replay checks consistency. An example used for feedback or revision cannot later be described as untouched final evaluation.</w:t>
+      </w:r>
+    </w:p>
+    <w:p>
+      <w:pPr>
+        <w:spacing w:line="336" w:lineRule="auto" w:after="180"/>
+      </w:pPr>
+      <w:r>
+        <w:rPr>
+          <w:b w:val="0"/>
+        </w:rPr>
+        <w:t xml:space="preserve">Use Section 9 for the </w:t>
+      </w:r>
+      <w:r>
+        <w:rPr>
+          <w:b/>
+        </w:rPr>
+        <w:t>evidence</w:t>
+      </w:r>
+      <w:r>
+        <w:rPr>
+          <w:b w:val="0"/>
+        </w:rPr>
+        <w:t xml:space="preserve"> ledger. Add a boundary or missing-</w:t>
+      </w:r>
+      <w:r>
+        <w:rPr>
+          <w:b/>
+        </w:rPr>
+        <w:t>input</w:t>
+      </w:r>
+      <w:r>
+        <w:rPr>
+          <w:b w:val="0"/>
+        </w:rPr>
+        <w:t xml:space="preserve"> case and record the expected response before checking. More successful repeats of one case do not establish wider coverage.</w:t>
       </w:r>
     </w:p>
     <w:p>
@@ -1480,29 +2633,38 @@
       </w:tr>
     </w:tbl>
     <w:p>
-      <w:r>
-        <w:t>Offer an oral explanation, drawing, enlarged visual or fewer examples when that removes a reading/writing barrier. Keep the same reasoning goal. Stretch secure learners by changing a boundary or assumption and asking them to defend the effect, not simply by assigning more of the same questions.</w:t>
+      <w:pPr>
+        <w:spacing w:line="336" w:lineRule="auto" w:after="180"/>
+      </w:pPr>
+      <w:r>
+        <w:rPr>
+          <w:b w:val="0"/>
+        </w:rPr>
+        <w:t>Offer an oral explanation, drawing, enlarged visual or fewer examples when that removes a reading/writing barrier. Keep the same reasoning goal.</w:t>
       </w:r>
     </w:p>
     <w:p>
       <w:pPr>
-        <w:pStyle w:val="Heading1"/>
-      </w:pPr>
-      <w:r>
-        <w:t>05. Assess and explain the answers</w:t>
+        <w:spacing w:line="336" w:lineRule="auto" w:after="180"/>
+      </w:pPr>
+      <w:r>
+        <w:rPr>
+          <w:b w:val="0"/>
+        </w:rPr>
+        <w:t>Stretch secure learners by changing a boundary or assumption and asking them to defend the effect, not simply by assigning more of the same questions.</w:t>
       </w:r>
     </w:p>
     <w:p>
       <w:pPr>
-        <w:pStyle w:val="Heading3"/>
-      </w:pPr>
-      <w:r>
-        <w:t>Guided and exit questions</w:t>
+        <w:pStyle w:val="Heading1"/>
+      </w:pPr>
+      <w:r>
+        <w:t>05. Assess and explain the answers</w:t>
       </w:r>
     </w:p>
     <w:p>
       <w:r>
-        <w:t>Guided: Higher cutoff increases recall here while precision decreases. No universally best cutoff follows without a task-specific criterion. Qualification: A stable tested range does not establish stability under every parameter or dataset change. Exit: accept a concrete variation with its predicted outcome and a stated condition that would challenge the mechanism; reject a claim resting on unmeasured evidence.</w:t>
+        <w:t>Use the Sensitivity analysis questions, teacher keys and criteria after the relevant attempts. Previously discussed cases are practice; protect the separately selected independent task.</w:t>
       </w:r>
     </w:p>
     <w:p>
@@ -1510,89 +2672,220 @@
         <w:pStyle w:val="Heading3"/>
       </w:pPr>
       <w:r>
-        <w:t>W1 Explain the mechanism</w:t>
+        <w:t>Guided and exit questions</w:t>
       </w:r>
     </w:p>
     <w:p>
-      <w:r>
-        <w:t>Explain the weekly mechanism in your own words. Use the worked scenario to name its input, decision rule and output.</w:t>
+      <w:pPr>
+        <w:spacing w:line="336" w:lineRule="auto" w:after="180"/>
+      </w:pPr>
+      <w:r>
+        <w:rPr>
+          <w:b w:val="0"/>
+        </w:rPr>
+        <w:t>Guided: Higher cutoff increases recall here while precision decreases. No universally best cutoff follows without a task-specific criterion.</w:t>
       </w:r>
     </w:p>
     <w:p>
-      <w:r>
-        <w:t>Teacher explanation: Sensitivity analysis checks whether a conclusion changes under plausible settings or analysis choices. It should not secretly select the most favourable result. Prespecify a range and preserve all results. Distinguish robustness across settings from proof beyond the tested range. Settings affecting data roles require special caution.</w:t>
+      <w:pPr>
+        <w:spacing w:line="336" w:lineRule="auto" w:after="180"/>
+      </w:pPr>
+      <w:r>
+        <w:rPr>
+          <w:b w:val="0"/>
+        </w:rPr>
+        <w:t>Qualification: A stable tested range does not establish stability under every parameter or dataset change.</w:t>
       </w:r>
     </w:p>
     <w:p>
       <w:pPr>
-        <w:pStyle w:val="Heading3"/>
-      </w:pPr>
-      <w:r>
-        <w:t>W2 Trace the worked case</w:t>
+        <w:spacing w:line="336" w:lineRule="auto" w:after="180"/>
+      </w:pPr>
+      <w:r>
+        <w:rPr>
+          <w:b w:val="0"/>
+        </w:rPr>
+        <w:t xml:space="preserve">Exit: accept a concrete variation with its predicted outcome and a stated condition that would challenge the </w:t>
+      </w:r>
+      <w:r>
+        <w:rPr>
+          <w:b/>
+        </w:rPr>
+        <w:t>mechanism</w:t>
+      </w:r>
+      <w:r>
+        <w:rPr>
+          <w:b w:val="0"/>
+        </w:rPr>
+        <w:t xml:space="preserve">; reject a claim resting on unmeasured </w:t>
+      </w:r>
+      <w:r>
+        <w:rPr>
+          <w:b/>
+        </w:rPr>
+        <w:t>evidence</w:t>
+      </w:r>
+      <w:r>
+        <w:rPr>
+          <w:b w:val="0"/>
+        </w:rPr>
+        <w:t>.</w:t>
       </w:r>
     </w:p>
     <w:p>
-      <w:r>
-        <w:t>Retrieval cutoffs1, 3, 5 yield recall .4, .7, .8 and precision .9, .7, .5. Show the intermediate steps and give the conclusion with its scope.</w:t>
+      <w:pPr>
+        <w:pStyle w:val="Heading3"/>
+      </w:pPr>
+      <w:r>
+        <w:t>W1 Explain the mechanism</w:t>
       </w:r>
     </w:p>
     <w:p>
-      <w:r>
-        <w:t>Teacher explanation: Higher cutoff increases recall here while precision decreases. No universally best cutoff follows without a task-specific criterion.</w:t>
+      <w:pPr>
+        <w:pStyle w:val="Heading3"/>
+      </w:pPr>
+      <w:r>
+        <w:t>Workbook question · W1</w:t>
       </w:r>
     </w:p>
     <w:p>
       <w:pPr>
-        <w:pStyle w:val="Heading3"/>
-      </w:pPr>
-      <w:r>
-        <w:t>W3 Audit the limit</w:t>
+        <w:spacing w:line="336" w:lineRule="auto" w:after="180"/>
+        <w:shd w:fill="F5F1FB"/>
+      </w:pPr>
+      <w:r>
+        <w:rPr>
+          <w:b w:val="0"/>
+        </w:rPr>
+        <w:t xml:space="preserve">Explain the weekly </w:t>
+      </w:r>
+      <w:r>
+        <w:rPr>
+          <w:b/>
+        </w:rPr>
+        <w:t>mechanism</w:t>
+      </w:r>
+      <w:r>
+        <w:rPr>
+          <w:b w:val="0"/>
+        </w:rPr>
+        <w:t xml:space="preserve"> in your own words. Use the worked scenario to name its </w:t>
+      </w:r>
+      <w:r>
+        <w:rPr>
+          <w:b/>
+        </w:rPr>
+        <w:t>input</w:t>
+      </w:r>
+      <w:r>
+        <w:rPr>
+          <w:b w:val="0"/>
+        </w:rPr>
+        <w:t xml:space="preserve">, decision rule and </w:t>
+      </w:r>
+      <w:r>
+        <w:rPr>
+          <w:b/>
+        </w:rPr>
+        <w:t>output</w:t>
+      </w:r>
+      <w:r>
+        <w:rPr>
+          <w:b w:val="0"/>
+        </w:rPr>
+        <w:t>.</w:t>
       </w:r>
     </w:p>
     <w:p>
-      <w:r>
-        <w:t>A report omits this qualification: A stable tested range does not establish stability under every parameter or dataset change. Explain how omitting it could change a reader's interpretation, and write an accurate replacement.</w:t>
+      <w:pPr>
+        <w:pStyle w:val="Heading3"/>
+      </w:pPr>
+      <w:r>
+        <w:t>Teacher reasoning · W1</w:t>
       </w:r>
     </w:p>
     <w:p>
-      <w:r>
-        <w:t>Teacher explanation: A stable tested range does not establish stability under every parameter or dataset change. State the observed result separately from the unverified or out-of-scope claim; preserve the original evidence rather than inventing a missing fact.</w:t>
+      <w:pPr>
+        <w:spacing w:line="336" w:lineRule="auto" w:after="180"/>
+        <w:shd w:fill="F1F6FC"/>
+      </w:pPr>
+      <w:r>
+        <w:rPr>
+          <w:b w:val="0"/>
+        </w:rPr>
+        <w:t xml:space="preserve">Teacher explanation: </w:t>
+      </w:r>
+      <w:r>
+        <w:rPr>
+          <w:b/>
+        </w:rPr>
+        <w:t>Sensitivity analysis</w:t>
+      </w:r>
+      <w:r>
+        <w:rPr>
+          <w:b w:val="0"/>
+        </w:rPr>
+        <w:t xml:space="preserve"> checks whether a conclusion changes under plausible settings or analysis choices. It should not secretly select the most favourable result. Prespecify a range and preserve all results.</w:t>
       </w:r>
     </w:p>
     <w:p>
       <w:pPr>
-        <w:pStyle w:val="Heading3"/>
-      </w:pPr>
-      <w:r>
-        <w:t>W4 Apply a new case independently</w:t>
+        <w:spacing w:line="336" w:lineRule="auto" w:after="180"/>
+        <w:shd w:fill="F1F6FC"/>
+      </w:pPr>
+      <w:r>
+        <w:rPr>
+          <w:b w:val="0"/>
+        </w:rPr>
+        <w:t>Distinguish robustness across settings from proof beyond the tested range. Settings affecting data roles require special caution.</w:t>
       </w:r>
     </w:p>
     <w:p>
-      <w:r>
-        <w:t>Thresholds .4, .5, .6 give passes8, 9, 7 out of10. Report range and a selection limit.</w:t>
+      <w:pPr>
+        <w:pStyle w:val="Heading3"/>
+      </w:pPr>
+      <w:r>
+        <w:t>W2 Trace the worked case</w:t>
       </w:r>
     </w:p>
     <w:p>
-      <w:r>
-        <w:t>Teacher explanation: Rates80%, 90%, 70%, range70–90%. Choosing .5 from these results is development selection, not independent final evidence.</w:t>
+      <w:pPr>
+        <w:pStyle w:val="Heading3"/>
+      </w:pPr>
+      <w:r>
+        <w:t>Workbook question · W2</w:t>
       </w:r>
     </w:p>
     <w:p>
       <w:pPr>
-        <w:pStyle w:val="Heading3"/>
-      </w:pPr>
-      <w:r>
-        <w:t>W5 Design a revealing follow-up</w:t>
+        <w:spacing w:line="336" w:lineRule="auto" w:after="180"/>
+        <w:shd w:fill="F5F1FB"/>
+      </w:pPr>
+      <w:r>
+        <w:rPr>
+          <w:b w:val="0"/>
+        </w:rPr>
+        <w:t>Retrieval cutoffs1, 3, 5 yield recall .4, .7, .8 and precision .9, .7, .5. Show the intermediate steps and give the conclusion with its scope.</w:t>
       </w:r>
     </w:p>
     <w:p>
-      <w:r>
-        <w:t>For the worked scenario, propose one additional case that could reveal a failure, describe its expected outcome before running it, and explain what would need to remain fixed for a fair comparison. Do not reuse W4 as a new final test after receiving feedback.</w:t>
+      <w:pPr>
+        <w:pStyle w:val="Heading3"/>
+      </w:pPr>
+      <w:r>
+        <w:t>Teacher reasoning · W2</w:t>
       </w:r>
     </w:p>
     <w:p>
-      <w:r>
-        <w:t>Teacher explanation: Accept a concrete variant of the worked input or a missing/conflicting/boundary condition, with an expectation derived from the declared procedure. Require preserved settings, original outputs and data roles. A stable tested range does not establish stability under every parameter or dataset change. The new case should test this particular mechanism rather than merely restate the original result.</w:t>
+      <w:pPr>
+        <w:spacing w:line="336" w:lineRule="auto" w:after="180"/>
+        <w:shd w:fill="F1F6FC"/>
+      </w:pPr>
+      <w:r>
+        <w:rPr>
+          <w:b w:val="0"/>
+        </w:rPr>
+        <w:t>Teacher explanation: Higher cutoff increases recall here while precision decreases. No universally best cutoff follows without a task-specific criterion.</w:t>
       </w:r>
     </w:p>
     <w:p>
@@ -1600,38 +2893,455 @@
         <w:pStyle w:val="Heading3"/>
       </w:pPr>
       <w:r>
-        <w:t>Independent assessment and fresh retry</w:t>
+        <w:t>W3 Audit the limit</w:t>
       </w:r>
     </w:p>
     <w:p>
-      <w:r>
-        <w:t>W4: Rates80%, 90%, 70%, range70–90%. Choosing .5 from these results is development selection, not independent final evidence. Require intermediate reasoning and the stated scope. Fresh retry: Three settings score6, 7, 6 out of8. Expected reasoning: Rates75%, 87.5%, 75%; preserve all and note sensitivity. Reserved final data remains needed after selection. If students need support, record it and reassess with another new case rather than awarding independence to a copied answer.</w:t>
+      <w:pPr>
+        <w:pStyle w:val="Heading3"/>
+      </w:pPr>
+      <w:r>
+        <w:t>Workbook question · W3</w:t>
       </w:r>
     </w:p>
     <w:p>
       <w:pPr>
-        <w:pStyle w:val="Heading3"/>
-      </w:pPr>
-      <w:r>
-        <w:t>Assess independent transfer</w:t>
+        <w:spacing w:line="336" w:lineRule="auto" w:after="180"/>
+        <w:shd w:fill="F5F1FB"/>
+      </w:pPr>
+      <w:r>
+        <w:rPr>
+          <w:b w:val="0"/>
+        </w:rPr>
+        <w:t>A report omits this qualification: A stable tested range does not establish stability under every parameter or dataset change. Explain how omitting it could change a reader's interpretation, and write an accurate replacement.</w:t>
       </w:r>
     </w:p>
     <w:p>
-      <w:r>
-        <w:t>Selected case: Thresholds .4, .5, .6 give passes8, 9, 7 out of10. Report range and a selection limit.</w:t>
+      <w:pPr>
+        <w:pStyle w:val="Heading3"/>
+      </w:pPr>
+      <w:r>
+        <w:t>Teacher reasoning · W3</w:t>
       </w:r>
     </w:p>
     <w:p>
       <w:pPr>
-        <w:pStyle w:val="Heading3"/>
-      </w:pPr>
-      <w:r>
-        <w:t>Selected case answer</w:t>
+        <w:spacing w:line="336" w:lineRule="auto" w:after="180"/>
+        <w:shd w:fill="F1F6FC"/>
+      </w:pPr>
+      <w:r>
+        <w:rPr>
+          <w:b w:val="0"/>
+        </w:rPr>
+        <w:t>Teacher explanation: A stable tested range does not establish stability under every parameter or dataset change.</w:t>
       </w:r>
     </w:p>
     <w:p>
-      <w:r>
-        <w:t>Teacher explanation: Rates80%, 90%, 70%, range70–90%. Choosing .5 from these results is development selection, not independent final evidence.</w:t>
+      <w:pPr>
+        <w:spacing w:line="336" w:lineRule="auto" w:after="180"/>
+        <w:shd w:fill="F1F6FC"/>
+      </w:pPr>
+      <w:r>
+        <w:rPr>
+          <w:b w:val="0"/>
+        </w:rPr>
+        <w:t xml:space="preserve">State the observed result separately from the unverified or out-of-scope claim; preserve the original </w:t>
+      </w:r>
+      <w:r>
+        <w:rPr>
+          <w:b/>
+        </w:rPr>
+        <w:t>evidence</w:t>
+      </w:r>
+      <w:r>
+        <w:rPr>
+          <w:b w:val="0"/>
+        </w:rPr>
+        <w:t xml:space="preserve"> rather than inventing a missing fact.</w:t>
+      </w:r>
+    </w:p>
+    <w:p>
+      <w:pPr>
+        <w:pStyle w:val="Heading3"/>
+      </w:pPr>
+      <w:r>
+        <w:t>W4 Apply a new case independently</w:t>
+      </w:r>
+    </w:p>
+    <w:p>
+      <w:pPr>
+        <w:pStyle w:val="Heading3"/>
+      </w:pPr>
+      <w:r>
+        <w:t>Workbook question · W4</w:t>
+      </w:r>
+    </w:p>
+    <w:p>
+      <w:pPr>
+        <w:spacing w:line="336" w:lineRule="auto" w:after="180"/>
+        <w:shd w:fill="F5F1FB"/>
+      </w:pPr>
+      <w:r>
+        <w:rPr>
+          <w:b w:val="0"/>
+        </w:rPr>
+        <w:t>Thresholds .4, .5, .6 give passes8, 9, 7 out of10. Report range and a selection limit.</w:t>
+      </w:r>
+    </w:p>
+    <w:p>
+      <w:pPr>
+        <w:pStyle w:val="Heading3"/>
+      </w:pPr>
+      <w:r>
+        <w:t>Teacher reasoning · W4</w:t>
+      </w:r>
+    </w:p>
+    <w:p>
+      <w:pPr>
+        <w:spacing w:line="336" w:lineRule="auto" w:after="180"/>
+        <w:shd w:fill="F1F6FC"/>
+      </w:pPr>
+      <w:r>
+        <w:rPr>
+          <w:b w:val="0"/>
+        </w:rPr>
+        <w:t>Teacher explanation: Rates</w:t>
+      </w:r>
+      <w:r>
+        <w:rPr>
+          <w:b/>
+        </w:rPr>
+        <w:t>80%</w:t>
+      </w:r>
+      <w:r>
+        <w:rPr>
+          <w:b w:val="0"/>
+        </w:rPr>
+        <w:t xml:space="preserve">, 90%, </w:t>
+      </w:r>
+      <w:r>
+        <w:rPr>
+          <w:b/>
+        </w:rPr>
+        <w:t>70%</w:t>
+      </w:r>
+      <w:r>
+        <w:rPr>
+          <w:b w:val="0"/>
+        </w:rPr>
+        <w:t xml:space="preserve">, range70–90%. Choosing .5 from these results is development selection, not independent final </w:t>
+      </w:r>
+      <w:r>
+        <w:rPr>
+          <w:b/>
+        </w:rPr>
+        <w:t>evidence</w:t>
+      </w:r>
+      <w:r>
+        <w:rPr>
+          <w:b w:val="0"/>
+        </w:rPr>
+        <w:t>.</w:t>
+      </w:r>
+    </w:p>
+    <w:p>
+      <w:pPr>
+        <w:pStyle w:val="Heading3"/>
+      </w:pPr>
+      <w:r>
+        <w:t>W5 Design a revealing follow-up</w:t>
+      </w:r>
+    </w:p>
+    <w:p>
+      <w:pPr>
+        <w:pStyle w:val="Heading3"/>
+      </w:pPr>
+      <w:r>
+        <w:t>Workbook question · W5</w:t>
+      </w:r>
+    </w:p>
+    <w:p>
+      <w:pPr>
+        <w:spacing w:line="336" w:lineRule="auto" w:after="180"/>
+        <w:shd w:fill="F5F1FB"/>
+      </w:pPr>
+      <w:r>
+        <w:rPr>
+          <w:b w:val="0"/>
+        </w:rPr>
+        <w:t>For the worked scenario, propose one additional case that could reveal a failure, describe its expected outcome before running it, and explain what would need to remain fixed for a fair comparison.</w:t>
+      </w:r>
+    </w:p>
+    <w:p>
+      <w:pPr>
+        <w:spacing w:line="336" w:lineRule="auto" w:after="180"/>
+        <w:shd w:fill="F5F1FB"/>
+      </w:pPr>
+      <w:r>
+        <w:rPr>
+          <w:b w:val="0"/>
+        </w:rPr>
+        <w:t>Do not reuse W4 as a new final test after receiving feedback.</w:t>
+      </w:r>
+    </w:p>
+    <w:p>
+      <w:pPr>
+        <w:pStyle w:val="Heading3"/>
+      </w:pPr>
+      <w:r>
+        <w:t>Teacher reasoning · W5</w:t>
+      </w:r>
+    </w:p>
+    <w:p>
+      <w:pPr>
+        <w:spacing w:line="336" w:lineRule="auto" w:after="180"/>
+        <w:shd w:fill="F1F6FC"/>
+      </w:pPr>
+      <w:r>
+        <w:rPr>
+          <w:b w:val="0"/>
+        </w:rPr>
+        <w:t xml:space="preserve">Teacher explanation: Accept a concrete variant of the worked </w:t>
+      </w:r>
+      <w:r>
+        <w:rPr>
+          <w:b/>
+        </w:rPr>
+        <w:t>input</w:t>
+      </w:r>
+      <w:r>
+        <w:rPr>
+          <w:b w:val="0"/>
+        </w:rPr>
+        <w:t xml:space="preserve"> or a missing/conflicting/boundary condition, with an expectation derived from the declared procedure.</w:t>
+      </w:r>
+    </w:p>
+    <w:p>
+      <w:pPr>
+        <w:spacing w:line="336" w:lineRule="auto" w:after="180"/>
+        <w:shd w:fill="F1F6FC"/>
+      </w:pPr>
+      <w:r>
+        <w:rPr>
+          <w:b w:val="0"/>
+        </w:rPr>
+        <w:t xml:space="preserve">Require preserved settings, original </w:t>
+      </w:r>
+      <w:r>
+        <w:rPr>
+          <w:b/>
+        </w:rPr>
+        <w:t>output</w:t>
+      </w:r>
+      <w:r>
+        <w:rPr>
+          <w:b w:val="0"/>
+        </w:rPr>
+        <w:t>s and data roles. A stable tested range does not establish stability under every parameter or dataset change.</w:t>
+      </w:r>
+    </w:p>
+    <w:p>
+      <w:pPr>
+        <w:spacing w:line="336" w:lineRule="auto" w:after="180"/>
+        <w:shd w:fill="F1F6FC"/>
+      </w:pPr>
+      <w:r>
+        <w:rPr>
+          <w:b w:val="0"/>
+        </w:rPr>
+        <w:t xml:space="preserve">The new case should test this particular </w:t>
+      </w:r>
+      <w:r>
+        <w:rPr>
+          <w:b/>
+        </w:rPr>
+        <w:t>mechanism</w:t>
+      </w:r>
+      <w:r>
+        <w:rPr>
+          <w:b w:val="0"/>
+        </w:rPr>
+        <w:t xml:space="preserve"> rather than merely restate the original result.</w:t>
+      </w:r>
+    </w:p>
+    <w:p>
+      <w:pPr>
+        <w:pStyle w:val="Heading3"/>
+      </w:pPr>
+      <w:r>
+        <w:t>Independent assessment and fresh retry</w:t>
+      </w:r>
+    </w:p>
+    <w:p>
+      <w:pPr>
+        <w:pStyle w:val="Heading3"/>
+      </w:pPr>
+      <w:r>
+        <w:t>Teacher key · Independent assessment and fresh retry</w:t>
+      </w:r>
+    </w:p>
+    <w:p>
+      <w:pPr>
+        <w:spacing w:line="336" w:lineRule="auto" w:after="180"/>
+        <w:shd w:fill="F1F6FC"/>
+      </w:pPr>
+      <w:r>
+        <w:rPr>
+          <w:b w:val="0"/>
+        </w:rPr>
+        <w:t>W4: Rates</w:t>
+      </w:r>
+      <w:r>
+        <w:rPr>
+          <w:b/>
+        </w:rPr>
+        <w:t>80%</w:t>
+      </w:r>
+      <w:r>
+        <w:rPr>
+          <w:b w:val="0"/>
+        </w:rPr>
+        <w:t xml:space="preserve">, 90%, </w:t>
+      </w:r>
+      <w:r>
+        <w:rPr>
+          <w:b/>
+        </w:rPr>
+        <w:t>70%</w:t>
+      </w:r>
+      <w:r>
+        <w:rPr>
+          <w:b w:val="0"/>
+        </w:rPr>
+        <w:t xml:space="preserve">, range70–90%. Choosing .5 from these results is development selection, not independent final </w:t>
+      </w:r>
+      <w:r>
+        <w:rPr>
+          <w:b/>
+        </w:rPr>
+        <w:t>evidence</w:t>
+      </w:r>
+      <w:r>
+        <w:rPr>
+          <w:b w:val="0"/>
+        </w:rPr>
+        <w:t>. Require intermediate reasoning and the stated scope.</w:t>
+      </w:r>
+    </w:p>
+    <w:p>
+      <w:pPr>
+        <w:spacing w:line="336" w:lineRule="auto" w:after="180"/>
+        <w:shd w:fill="F1F6FC"/>
+      </w:pPr>
+      <w:r>
+        <w:rPr>
+          <w:b w:val="0"/>
+        </w:rPr>
+        <w:t>Fresh retry: Three settings score6, 7, 6 out of8. Expected reasoning: Rates75%, 87.5%, 75%; preserve all and note sensitivity. Reserved final data remains needed after selection.</w:t>
+      </w:r>
+    </w:p>
+    <w:p>
+      <w:pPr>
+        <w:spacing w:line="336" w:lineRule="auto" w:after="180"/>
+        <w:shd w:fill="F1F6FC"/>
+      </w:pPr>
+      <w:r>
+        <w:rPr>
+          <w:b w:val="0"/>
+        </w:rPr>
+        <w:t>If students need support, record it and reassess with another new case rather than awarding independence to a copied answer.</w:t>
+      </w:r>
+    </w:p>
+    <w:p>
+      <w:pPr>
+        <w:pStyle w:val="Heading3"/>
+      </w:pPr>
+      <w:r>
+        <w:t>Assess independent transfer</w:t>
+      </w:r>
+    </w:p>
+    <w:p>
+      <w:pPr>
+        <w:pStyle w:val="Heading3"/>
+      </w:pPr>
+      <w:r>
+        <w:t>Independent question · withhold the key</w:t>
+      </w:r>
+    </w:p>
+    <w:p>
+      <w:pPr>
+        <w:spacing w:line="336" w:lineRule="auto" w:after="180"/>
+        <w:shd w:fill="F5F1FB"/>
+      </w:pPr>
+      <w:r>
+        <w:rPr>
+          <w:b w:val="0"/>
+        </w:rPr>
+        <w:t>Selected case: Thresholds .4, .5, .6 give passes8, 9, 7 out of10. Report range and a selection limit.</w:t>
+      </w:r>
+    </w:p>
+    <w:p>
+      <w:pPr>
+        <w:pStyle w:val="Heading3"/>
+      </w:pPr>
+      <w:r>
+        <w:t>Selected case answer</w:t>
+      </w:r>
+    </w:p>
+    <w:p>
+      <w:pPr>
+        <w:pStyle w:val="Heading3"/>
+      </w:pPr>
+      <w:r>
+        <w:t>Teacher key · Selected case answer</w:t>
+      </w:r>
+    </w:p>
+    <w:p>
+      <w:pPr>
+        <w:spacing w:line="336" w:lineRule="auto" w:after="180"/>
+        <w:shd w:fill="F1F6FC"/>
+      </w:pPr>
+      <w:r>
+        <w:rPr>
+          <w:b w:val="0"/>
+        </w:rPr>
+        <w:t>Teacher explanation: Rates</w:t>
+      </w:r>
+      <w:r>
+        <w:rPr>
+          <w:b/>
+        </w:rPr>
+        <w:t>80%</w:t>
+      </w:r>
+      <w:r>
+        <w:rPr>
+          <w:b w:val="0"/>
+        </w:rPr>
+        <w:t xml:space="preserve">, 90%, </w:t>
+      </w:r>
+      <w:r>
+        <w:rPr>
+          <w:b/>
+        </w:rPr>
+        <w:t>70%</w:t>
+      </w:r>
+      <w:r>
+        <w:rPr>
+          <w:b w:val="0"/>
+        </w:rPr>
+        <w:t xml:space="preserve">, range70–90%. Choosing .5 from these results is development selection, not independent final </w:t>
+      </w:r>
+      <w:r>
+        <w:rPr>
+          <w:b/>
+        </w:rPr>
+        <w:t>evidence</w:t>
+      </w:r>
+      <w:r>
+        <w:rPr>
+          <w:b w:val="0"/>
+        </w:rPr>
+        <w:t>.</w:t>
       </w:r>
     </w:p>
     <w:tbl>
@@ -1737,67 +3447,305 @@
       </w:tr>
     </w:tbl>
     <w:p>
-      <w:r>
-        <w:t>Record each dimension as not yet, with support, or independent. Accept a valid alternative procedure with a defensible trace. Do not penalise an honestly recorded model failure if the learner correctly explains its evidence and limits.</w:t>
+      <w:pPr>
+        <w:pStyle w:val="Heading3"/>
+      </w:pPr>
+      <w:r>
+        <w:t>Teacher key · Selected case answer</w:t>
       </w:r>
     </w:p>
     <w:p>
       <w:pPr>
-        <w:pStyle w:val="Heading3"/>
-      </w:pPr>
-      <w:r>
-        <w:t>Feedback that the learner uses</w:t>
+        <w:spacing w:line="336" w:lineRule="auto" w:after="180"/>
+        <w:shd w:fill="F1F6FC"/>
+      </w:pPr>
+      <w:r>
+        <w:rPr>
+          <w:b w:val="0"/>
+        </w:rPr>
+        <w:t>Record each dimension as not yet, with support, or independent. Accept a valid alternative procedure with a defensible trace.</w:t>
       </w:r>
     </w:p>
     <w:p>
-      <w:r>
-        <w:t>Name the earliest unsupported step and give one action to repair it. Have the learner make that repair now and explain why. Then assess the relevant skill on a fresh, fully specified case. Confirm it was not previously practised with feedback; solve and check the new case before assigning it. A follow-up design prompt is a starting brief, not automatically an equivalent test.</w:t>
+      <w:pPr>
+        <w:spacing w:line="336" w:lineRule="auto" w:after="180"/>
+        <w:shd w:fill="F1F6FC"/>
+      </w:pPr>
+      <w:r>
+        <w:rPr>
+          <w:b w:val="0"/>
+        </w:rPr>
+        <w:t xml:space="preserve">Do not penalise an honestly recorded model failure if the learner correctly explains its </w:t>
+      </w:r>
+      <w:r>
+        <w:rPr>
+          <w:b/>
+        </w:rPr>
+        <w:t>evidence</w:t>
+      </w:r>
+      <w:r>
+        <w:rPr>
+          <w:b w:val="0"/>
+        </w:rPr>
+        <w:t xml:space="preserve"> and limits.</w:t>
       </w:r>
     </w:p>
     <w:p>
       <w:pPr>
-        <w:pStyle w:val="Heading1"/>
-      </w:pPr>
-      <w:r>
-        <w:t>06. Connect the project, support and next lesson</w:t>
+        <w:pStyle w:val="Heading3"/>
+      </w:pPr>
+      <w:r>
+        <w:t>Feedback that the learner uses</w:t>
       </w:r>
     </w:p>
     <w:p>
-      <w:r>
-        <w:t>Add a labelled sensitivity analysis evidence sheet to Reproducible AI Research Study. Show how you can explain the mechanism and terminology of sensitivity analysis. Use the supplied fictional case and keep its inputs, intermediate steps, calculation or prediction, and limitation. Connect this record to last week’s record; a matching answer without a trace is insufficient.</w:t>
+      <w:pPr>
+        <w:spacing w:line="336" w:lineRule="auto" w:after="180"/>
+      </w:pPr>
+      <w:r>
+        <w:rPr>
+          <w:b w:val="0"/>
+        </w:rPr>
+        <w:t>Name the earliest unsupported step and give one action to repair it. Have the learner make that repair now and explain why. Then assess the relevant skill on a fresh, fully specified case.</w:t>
       </w:r>
     </w:p>
     <w:p>
-      <w:r>
-        <w:t>Provide an input/procedure/result/limit frame and a calculator when needed. Ask students to identify the first step before completing the whole trace. Extension: compare two concrete variants of this mechanism while holding unrelated conditions fixed; report both successful and unsuccessful outcomes.</w:t>
+      <w:pPr>
+        <w:spacing w:line="336" w:lineRule="auto" w:after="180"/>
+      </w:pPr>
+      <w:r>
+        <w:rPr>
+          <w:b w:val="0"/>
+        </w:rPr>
+        <w:t>Confirm it was not previously practised with feedback; solve and check the new case before assigning it. A follow-up design prompt is a starting brief, not automatically an equivalent test.</w:t>
       </w:r>
     </w:p>
     <w:p>
-      <w:r>
-        <w:t>Next connection: Dataset and benchmark limitations. Preserve the current case record and retrieve its evidence boundary before moving on.</w:t>
+      <w:pPr>
+        <w:pStyle w:val="Heading1"/>
+      </w:pPr>
+      <w:r>
+        <w:t>06. Connect the project, support and next lesson</w:t>
       </w:r>
     </w:p>
     <w:p>
       <w:r>
-        <w:t>Retain the project ledger and assess a changed case after support. Check the relevant prerequisite before carrying this component forward.</w:t>
+        <w:t>Connect Sensitivity analysis to Reproducible AI Research Study, adapt support and plan a later changed-case check.</w:t>
       </w:r>
     </w:p>
     <w:p>
       <w:pPr>
-        <w:pStyle w:val="Heading3"/>
-      </w:pPr>
-      <w:r>
-        <w:t>Plan the delayed return</w:t>
+        <w:spacing w:line="336" w:lineRule="auto" w:after="180"/>
+      </w:pPr>
+      <w:r>
+        <w:rPr>
+          <w:b w:val="0"/>
+        </w:rPr>
+        <w:t xml:space="preserve">Add a labelled </w:t>
+      </w:r>
+      <w:r>
+        <w:rPr>
+          <w:b/>
+        </w:rPr>
+        <w:t>sensitivity analysis</w:t>
+      </w:r>
+      <w:r>
+        <w:rPr>
+          <w:b w:val="0"/>
+        </w:rPr>
+        <w:t xml:space="preserve"> </w:t>
+      </w:r>
+      <w:r>
+        <w:rPr>
+          <w:b/>
+        </w:rPr>
+        <w:t>evidence</w:t>
+      </w:r>
+      <w:r>
+        <w:rPr>
+          <w:b w:val="0"/>
+        </w:rPr>
+        <w:t xml:space="preserve"> sheet to Reproducible AI Research Study. Show how you can explain the </w:t>
+      </w:r>
+      <w:r>
+        <w:rPr>
+          <w:b/>
+        </w:rPr>
+        <w:t>mechanism</w:t>
+      </w:r>
+      <w:r>
+        <w:rPr>
+          <w:b w:val="0"/>
+        </w:rPr>
+        <w:t xml:space="preserve"> and terminology of </w:t>
+      </w:r>
+      <w:r>
+        <w:rPr>
+          <w:b/>
+        </w:rPr>
+        <w:t>sensitivity analysis</w:t>
+      </w:r>
+      <w:r>
+        <w:rPr>
+          <w:b w:val="0"/>
+        </w:rPr>
+        <w:t>.</w:t>
       </w:r>
     </w:p>
     <w:p>
-      <w:r>
-        <w:t>Suggested return points in this level: ai-7/18, ai-7/20, ai-7/23. Use actual classroom dates, adjusting for holidays and gaps. One, three and six teaching weeks are scheduling choices, not a claimed optimal spacing.</w:t>
+      <w:pPr>
+        <w:spacing w:line="336" w:lineRule="auto" w:after="180"/>
+      </w:pPr>
+      <w:r>
+        <w:rPr>
+          <w:b w:val="0"/>
+        </w:rPr>
+        <w:t xml:space="preserve">Use the supplied fictional case and keep its </w:t>
+      </w:r>
+      <w:r>
+        <w:rPr>
+          <w:b/>
+        </w:rPr>
+        <w:t>input</w:t>
+      </w:r>
+      <w:r>
+        <w:rPr>
+          <w:b w:val="0"/>
+        </w:rPr>
+        <w:t xml:space="preserve">s, intermediate steps, calculation or </w:t>
+      </w:r>
+      <w:r>
+        <w:rPr>
+          <w:b/>
+        </w:rPr>
+        <w:t>prediction</w:t>
+      </w:r>
+      <w:r>
+        <w:rPr>
+          <w:b w:val="0"/>
+        </w:rPr>
+        <w:t>, and limitation. Connect this record to last week’s record; a matching answer without a trace is insufficient.</w:t>
       </w:r>
     </w:p>
     <w:p>
-      <w:r>
-        <w:t>At a delayed check, ask for the idea from memory and a changed application. Compare with the earlier independent response and record support used. For a new level, revisit the previous capstone before checking the new prerequisites.</w:t>
+      <w:pPr>
+        <w:spacing w:line="336" w:lineRule="auto" w:after="180"/>
+      </w:pPr>
+      <w:r>
+        <w:rPr>
+          <w:b w:val="0"/>
+        </w:rPr>
+        <w:t xml:space="preserve">Provide an </w:t>
+      </w:r>
+      <w:r>
+        <w:rPr>
+          <w:b/>
+        </w:rPr>
+        <w:t>input</w:t>
+      </w:r>
+      <w:r>
+        <w:rPr>
+          <w:b w:val="0"/>
+        </w:rPr>
+        <w:t>/procedure/result/limit frame and a calculator when needed. Ask students to identify the first step before completing the whole trace.</w:t>
+      </w:r>
+    </w:p>
+    <w:p>
+      <w:pPr>
+        <w:spacing w:line="336" w:lineRule="auto" w:after="180"/>
+      </w:pPr>
+      <w:r>
+        <w:rPr>
+          <w:b w:val="0"/>
+        </w:rPr>
+        <w:t xml:space="preserve">Extension: compare two concrete variants of this </w:t>
+      </w:r>
+      <w:r>
+        <w:rPr>
+          <w:b/>
+        </w:rPr>
+        <w:t>mechanism</w:t>
+      </w:r>
+      <w:r>
+        <w:rPr>
+          <w:b w:val="0"/>
+        </w:rPr>
+        <w:t xml:space="preserve"> while holding unrelated conditions fixed; report both successful and unsuccessful outcomes.</w:t>
+      </w:r>
+    </w:p>
+    <w:p>
+      <w:pPr>
+        <w:spacing w:line="336" w:lineRule="auto" w:after="180"/>
+      </w:pPr>
+      <w:r>
+        <w:rPr>
+          <w:b w:val="0"/>
+        </w:rPr>
+        <w:t xml:space="preserve">Next connection: Dataset and benchmark limitations. Preserve the current case record and retrieve its </w:t>
+      </w:r>
+      <w:r>
+        <w:rPr>
+          <w:b/>
+        </w:rPr>
+        <w:t>evidence</w:t>
+      </w:r>
+      <w:r>
+        <w:rPr>
+          <w:b w:val="0"/>
+        </w:rPr>
+        <w:t xml:space="preserve"> boundary before moving on.</w:t>
+      </w:r>
+    </w:p>
+    <w:p>
+      <w:pPr>
+        <w:spacing w:line="336" w:lineRule="auto" w:after="180"/>
+      </w:pPr>
+      <w:r>
+        <w:rPr>
+          <w:b w:val="0"/>
+        </w:rPr>
+        <w:t>Retain the project ledger and assess a changed case after support. Check the relevant prerequisite before carrying this component forward.</w:t>
+      </w:r>
+    </w:p>
+    <w:p>
+      <w:pPr>
+        <w:pStyle w:val="Heading3"/>
+      </w:pPr>
+      <w:r>
+        <w:t>Plan the delayed return</w:t>
+      </w:r>
+    </w:p>
+    <w:p>
+      <w:pPr>
+        <w:spacing w:line="336" w:lineRule="auto" w:after="180"/>
+      </w:pPr>
+      <w:r>
+        <w:rPr>
+          <w:b w:val="0"/>
+        </w:rPr>
+        <w:t>Suggested return points in this level: ai-7/18, ai-7/20, ai-7/23. Use actual classroom dates, adjusting for holidays and gaps. One, three and six teaching weeks are scheduling choices, not a claimed optimal spacing.</w:t>
+      </w:r>
+    </w:p>
+    <w:p>
+      <w:pPr>
+        <w:spacing w:line="336" w:lineRule="auto" w:after="180"/>
+      </w:pPr>
+      <w:r>
+        <w:rPr>
+          <w:b w:val="0"/>
+        </w:rPr>
+        <w:t>At a delayed check, ask for the idea from memory and a changed application. Compare with the earlier independent response and record support used.</w:t>
+      </w:r>
+    </w:p>
+    <w:p>
+      <w:pPr>
+        <w:spacing w:line="336" w:lineRule="auto" w:after="180"/>
+      </w:pPr>
+      <w:r>
+        <w:rPr>
+          <w:b w:val="0"/>
+        </w:rPr>
+        <w:t>For a new level, revisit the previous capstone before checking the new prerequisites.</w:t>
       </w:r>
     </w:p>
     <w:tbl>
@@ -1957,8 +3905,26 @@
       </w:tr>
     </w:tbl>
     <w:p>
-      <w:r>
-        <w:t>Use the evidence to choose reteaching or the next step. A completed page, confidence rating or attractive project does not by itself demonstrate understanding.</w:t>
+      <w:pPr>
+        <w:spacing w:line="336" w:lineRule="auto" w:after="180"/>
+      </w:pPr>
+      <w:r>
+        <w:rPr>
+          <w:b w:val="0"/>
+        </w:rPr>
+        <w:t xml:space="preserve">Use the </w:t>
+      </w:r>
+      <w:r>
+        <w:rPr>
+          <w:b/>
+        </w:rPr>
+        <w:t>evidence</w:t>
+      </w:r>
+      <w:r>
+        <w:rPr>
+          <w:b w:val="0"/>
+        </w:rPr>
+        <w:t xml:space="preserve"> to choose reteaching or the next step. A completed page, confidence rating or attractive project does not by itself demonstrate understanding.</w:t>
       </w:r>
     </w:p>
     <w:p>
@@ -1970,7 +3936,13 @@
       </w:r>
     </w:p>
     <w:p>
-      <w:r>
+      <w:pPr>
+        <w:spacing w:line="336" w:lineRule="auto" w:after="180"/>
+      </w:pPr>
+      <w:r>
+        <w:rPr>
+          <w:b w:val="0"/>
+        </w:rPr>
         <w:t>For the Reproducible AI Research Study, retain an annotated worked trace and the changed-case reasoning. Connect the claim to its records, units and assumptions so another investigator can challenge or reproduce it.</w:t>
       </w:r>
     </w:p>
@@ -1984,12 +3956,68 @@
     </w:p>
     <w:p>
       <w:r>
-        <w:t>Teaching target: Explain the mechanism and terminology of sensitivity analysis</w:t>
+        <w:t>Use this preparation summary alongside the detailed Sensitivity analysis lesson; it is a checklist rather than a replacement for the full sequence.</w:t>
       </w:r>
     </w:p>
     <w:p>
-      <w:r>
-        <w:t>Prepare the labelled worked-case picture, the matching workbook, fictional input cards and a place for individual responses. Check a local Python 3 environment before class; have a paper-trace version ready.</w:t>
+      <w:pPr>
+        <w:pStyle w:val="Heading3"/>
+      </w:pPr>
+      <w:r>
+        <w:t>Teaching target</w:t>
+      </w:r>
+    </w:p>
+    <w:p>
+      <w:pPr>
+        <w:spacing w:line="336" w:lineRule="auto" w:after="180"/>
+        <w:shd w:fill="EDF7F3"/>
+      </w:pPr>
+      <w:r>
+        <w:rPr>
+          <w:b w:val="0"/>
+        </w:rPr>
+        <w:t xml:space="preserve">Teaching target: Explain the </w:t>
+      </w:r>
+      <w:r>
+        <w:rPr>
+          <w:b/>
+        </w:rPr>
+        <w:t>mechanism</w:t>
+      </w:r>
+      <w:r>
+        <w:rPr>
+          <w:b w:val="0"/>
+        </w:rPr>
+        <w:t xml:space="preserve"> and terminology of </w:t>
+      </w:r>
+      <w:r>
+        <w:rPr>
+          <w:b/>
+        </w:rPr>
+        <w:t>sensitivity analysis</w:t>
+      </w:r>
+    </w:p>
+    <w:p>
+      <w:pPr>
+        <w:spacing w:line="336" w:lineRule="auto" w:after="180"/>
+      </w:pPr>
+      <w:r>
+        <w:rPr>
+          <w:b w:val="0"/>
+        </w:rPr>
+        <w:t xml:space="preserve">Prepare the labelled worked-case picture, the matching workbook, fictional </w:t>
+      </w:r>
+      <w:r>
+        <w:rPr>
+          <w:b/>
+        </w:rPr>
+        <w:t>input</w:t>
+      </w:r>
+      <w:r>
+        <w:rPr>
+          <w:b w:val="0"/>
+        </w:rPr>
+        <w:t xml:space="preserve"> cards and a place for individual responses. Check a local Python 3 environment before class; have a paper-trace version ready.</w:t>
       </w:r>
     </w:p>
     <w:tbl>
@@ -2136,37 +4164,183 @@
       </w:tr>
     </w:tbl>
     <w:p>
-      <w:r>
+      <w:pPr>
+        <w:spacing w:line="336" w:lineRule="auto" w:after="180"/>
+      </w:pPr>
+      <w:r>
+        <w:rPr>
+          <w:b w:val="0"/>
+        </w:rPr>
         <w:t>Before class, solve the supported practice: Retrieval cutoffs1, 3, 5 yield recall .4, .7, .8 and precision .9, .7, .5. Show the intermediate steps and give the conclusion with its scope.</w:t>
       </w:r>
     </w:p>
     <w:p>
-      <w:r>
-        <w:t>Reasoned practice answer: Teacher explanation: Higher cutoff increases recall here while precision decreases. No universally best cutoff follows without a task-specific criterion.</w:t>
+      <w:pPr>
+        <w:pStyle w:val="Heading3"/>
+      </w:pPr>
+      <w:r>
+        <w:t>Supported practice answer</w:t>
       </w:r>
     </w:p>
     <w:p>
-      <w:r>
-        <w:t>Check every learner before discussion: Use the worked case for Sensitivity analysis. Proposed explanation: “The worked result establishes every future case”. Decide whether this explanation is supported. Point to the step or supplied fact that decides; explain your repair if needed.</w:t>
+      <w:pPr>
+        <w:spacing w:line="336" w:lineRule="auto" w:after="180"/>
+        <w:shd w:fill="F1F6FC"/>
+      </w:pPr>
+      <w:r>
+        <w:rPr>
+          <w:b w:val="0"/>
+        </w:rPr>
+        <w:t>Reasoned practice answer: Teacher explanation: Higher cutoff increases recall here while precision decreases. No universally best cutoff follows without a task-specific criterion.</w:t>
       </w:r>
     </w:p>
     <w:p>
-      <w:r>
-        <w:t>Misconception repair: A stable tested range does not establish stability under every parameter or dataset change.</w:t>
+      <w:pPr>
+        <w:spacing w:line="336" w:lineRule="auto" w:after="180"/>
+      </w:pPr>
+      <w:r>
+        <w:rPr>
+          <w:b w:val="0"/>
+        </w:rPr>
+        <w:t xml:space="preserve">Check every learner before discussion: Use the worked case for </w:t>
+      </w:r>
+      <w:r>
+        <w:rPr>
+          <w:b/>
+        </w:rPr>
+        <w:t>Sensitivity analysis</w:t>
+      </w:r>
+      <w:r>
+        <w:rPr>
+          <w:b w:val="0"/>
+        </w:rPr>
+        <w:t>. Proposed explanation: “The worked result establishes every future case”. Decide whether this explanation is supported.</w:t>
       </w:r>
     </w:p>
     <w:p>
-      <w:r>
-        <w:t>Support: read the exact case aloud, enlarge the labelled picture, supply input cards and model only the first deciding step. Accept a spoken explanation or drawing; retain the reasoning goal.</w:t>
+      <w:pPr>
+        <w:spacing w:line="336" w:lineRule="auto" w:after="180"/>
+      </w:pPr>
+      <w:r>
+        <w:rPr>
+          <w:b w:val="0"/>
+        </w:rPr>
+        <w:t>Point to the step or supplied fact that decides; explain your repair if needed.</w:t>
       </w:r>
     </w:p>
     <w:p>
-      <w:r>
-        <w:t>Extension: Set the cutoff to exactly 0.6. Require a prediction and a reason before comparing. Expected result: 0.6 and 0.8 are positive because the rule includes equality. Reason: The declared at-least boundary includes the threshold value.</w:t>
+      <w:pPr>
+        <w:pStyle w:val="Heading3"/>
+      </w:pPr>
+      <w:r>
+        <w:t>Repair the misconception</w:t>
       </w:r>
     </w:p>
     <w:p>
-      <w:r>
+      <w:pPr>
+        <w:spacing w:line="336" w:lineRule="auto" w:after="180"/>
+        <w:shd w:fill="FFF5E6"/>
+      </w:pPr>
+      <w:r>
+        <w:rPr>
+          <w:b w:val="0"/>
+        </w:rPr>
+        <w:t>Misconception repair: A stable tested range does not establish stability under every parameter or dataset change.</w:t>
+      </w:r>
+    </w:p>
+    <w:p>
+      <w:pPr>
+        <w:pStyle w:val="Heading3"/>
+      </w:pPr>
+      <w:r>
+        <w:t>Support without giving away the answer</w:t>
+      </w:r>
+    </w:p>
+    <w:p>
+      <w:pPr>
+        <w:spacing w:line="336" w:lineRule="auto" w:after="180"/>
+        <w:shd w:fill="F1F6F8"/>
+      </w:pPr>
+      <w:r>
+        <w:rPr>
+          <w:b w:val="0"/>
+        </w:rPr>
+        <w:t xml:space="preserve">Support: read the exact case aloud, enlarge the labelled picture, supply </w:t>
+      </w:r>
+      <w:r>
+        <w:rPr>
+          <w:b/>
+        </w:rPr>
+        <w:t>input</w:t>
+      </w:r>
+      <w:r>
+        <w:rPr>
+          <w:b w:val="0"/>
+        </w:rPr>
+        <w:t xml:space="preserve"> cards and model only the first deciding step. Accept a spoken explanation or drawing; retain the reasoning goal.</w:t>
+      </w:r>
+    </w:p>
+    <w:p>
+      <w:pPr>
+        <w:pStyle w:val="Heading3"/>
+      </w:pPr>
+      <w:r>
+        <w:t>Extend the reasoning</w:t>
+      </w:r>
+    </w:p>
+    <w:p>
+      <w:pPr>
+        <w:spacing w:line="336" w:lineRule="auto" w:after="180"/>
+        <w:shd w:fill="F5F1FB"/>
+      </w:pPr>
+      <w:r>
+        <w:rPr>
+          <w:b w:val="0"/>
+        </w:rPr>
+        <w:t xml:space="preserve">Extension: Set the cutoff to exactly 0.6. Require a </w:t>
+      </w:r>
+      <w:r>
+        <w:rPr>
+          <w:b/>
+        </w:rPr>
+        <w:t>prediction</w:t>
+      </w:r>
+      <w:r>
+        <w:rPr>
+          <w:b w:val="0"/>
+        </w:rPr>
+        <w:t xml:space="preserve"> and a reason before comparing. Expected result: 0.6 and 0.8 are positive because the rule includes equality.</w:t>
+      </w:r>
+    </w:p>
+    <w:p>
+      <w:pPr>
+        <w:spacing w:line="336" w:lineRule="auto" w:after="180"/>
+        <w:shd w:fill="F5F1FB"/>
+      </w:pPr>
+      <w:r>
+        <w:rPr>
+          <w:b w:val="0"/>
+        </w:rPr>
+        <w:t>Reason: The declared at-least boundary includes the threshold value.</w:t>
+      </w:r>
+    </w:p>
+    <w:p>
+      <w:pPr>
+        <w:pStyle w:val="Heading3"/>
+      </w:pPr>
+      <w:r>
+        <w:t>Protect the independent attempt</w:t>
+      </w:r>
+    </w:p>
+    <w:p>
+      <w:pPr>
+        <w:spacing w:line="336" w:lineRule="auto" w:after="180"/>
+        <w:shd w:fill="FFF5E6"/>
+      </w:pPr>
+      <w:r>
+        <w:rPr>
+          <w:b w:val="0"/>
+        </w:rPr>
         <w:t>Independent assessment: withhold the reserved answer until the learner has attempted the new case. Record support separately from correctness.</w:t>
       </w:r>
     </w:p>
@@ -2355,46 +4529,903 @@
       </w:tr>
     </w:tbl>
     <w:p>
-      <w:r>
-        <w:t>Project checkpoint: Test changed cases. Keep normal, boundary and failure cases; compare expected and observed results.</w:t>
+      <w:pPr>
+        <w:pStyle w:val="Heading3"/>
+      </w:pPr>
+      <w:r>
+        <w:t>Project checkpoint</w:t>
       </w:r>
     </w:p>
     <w:p>
-      <w:r>
-        <w:t>Use the weekly teacher answer for topic-specific reasoning. A saved progress tick is an activity record; judge mastery from the learner’s explanation and evidence.</w:t>
+      <w:pPr>
+        <w:spacing w:line="336" w:lineRule="auto" w:after="180"/>
+        <w:shd w:fill="EDF7F3"/>
+      </w:pPr>
+      <w:r>
+        <w:rPr>
+          <w:b w:val="0"/>
+        </w:rPr>
+        <w:t>Project checkpoint: Test changed cases. Keep normal, boundary and failure cases; compare expected and observed results.</w:t>
       </w:r>
     </w:p>
     <w:p>
       <w:pPr>
-        <w:pStyle w:val="Heading1"/>
-      </w:pPr>
-      <w:r>
-        <w:t>08. Use feedback, labs and repair paths</w:t>
+        <w:spacing w:line="336" w:lineRule="auto" w:after="180"/>
+      </w:pPr>
+      <w:r>
+        <w:rPr>
+          <w:b w:val="0"/>
+        </w:rPr>
+        <w:t xml:space="preserve">Use the weekly teacher answer for topic-specific reasoning. A saved progress tick is an activity record; judge mastery from the learner’s explanation and </w:t>
+      </w:r>
+      <w:r>
+        <w:rPr>
+          <w:b/>
+        </w:rPr>
+        <w:t>evidence</w:t>
+      </w:r>
+      <w:r>
+        <w:rPr>
+          <w:b w:val="0"/>
+        </w:rPr>
+        <w:t>.</w:t>
       </w:r>
     </w:p>
     <w:p>
-      <w:r>
-        <w:t>Use the two formative questions as supported practice, not as independent mastery scores. Discuss the deciding evidence rather than accepting a guessed selection.</w:t>
+      <w:pPr>
+        <w:pStyle w:val="Heading1"/>
+      </w:pPr>
+      <w:r>
+        <w:t>08. Use feedback, labs and repair paths</w:t>
       </w:r>
     </w:p>
     <w:p>
       <w:r>
-        <w:t>The feedback comes from the reviewed public worked case. Do not reveal the separately reserved independent teacher answer until the learner has attempted that case.</w:t>
+        <w:t>Use feedback, earlier review and portfolios purposefully. Apply the coding routine only when this lesson has an executable lab.</w:t>
       </w:r>
     </w:p>
     <w:p>
-      <w:r>
-        <w:t>Ask students to predict before running code. Preserve errors and actual outputs; collect a changed test and an explanation. The branch-boundary and indexing lessons deliberately include failure cases.</w:t>
+      <w:pPr>
+        <w:spacing w:line="336" w:lineRule="auto" w:after="180"/>
+      </w:pPr>
+      <w:r>
+        <w:rPr>
+          <w:b w:val="0"/>
+        </w:rPr>
+        <w:t xml:space="preserve">Use the two formative questions as supported practice, not as independent mastery scores. Discuss the deciding </w:t>
+      </w:r>
+      <w:r>
+        <w:rPr>
+          <w:b/>
+        </w:rPr>
+        <w:t>evidence</w:t>
+      </w:r>
+      <w:r>
+        <w:rPr>
+          <w:b w:val="0"/>
+        </w:rPr>
+        <w:t xml:space="preserve"> rather than accepting a guessed selection.</w:t>
       </w:r>
     </w:p>
     <w:p>
-      <w:r>
-        <w:t>Use the earlier worked-explanation links to address a specific missing building block, then return to the current question. Adapt this suggestion after observing the learner; it is not an automatic diagnosis.</w:t>
+      <w:pPr>
+        <w:spacing w:line="336" w:lineRule="auto" w:after="180"/>
+      </w:pPr>
+      <w:r>
+        <w:rPr>
+          <w:b w:val="0"/>
+        </w:rPr>
+        <w:t>The feedback comes from the reviewed public worked case. Do not reveal the separately reserved independent teacher answer until the learner has attempted that case.</w:t>
       </w:r>
     </w:p>
     <w:p>
-      <w:r>
-        <w:t>Collect the completed-work portfolio as evidence. Record support separately from correctness, and assess explanation, trace/test and limitations. Progress ticks and quiz selections alone do not establish mastery.</w:t>
+      <w:pPr>
+        <w:pStyle w:val="Heading3"/>
+      </w:pPr>
+      <w:r>
+        <w:t>For later coding lessons</w:t>
+      </w:r>
+    </w:p>
+    <w:p>
+      <w:r>
+        <w:t>This week has no code block. Use this routine when a later lesson includes an executable lab.</w:t>
+      </w:r>
+    </w:p>
+    <w:p>
+      <w:pPr>
+        <w:spacing w:line="336" w:lineRule="auto" w:after="180"/>
+        <w:shd w:fill="F1F6F8"/>
+      </w:pPr>
+      <w:r>
+        <w:rPr>
+          <w:b w:val="0"/>
+        </w:rPr>
+        <w:t xml:space="preserve">Ask students to predict before running code. Preserve errors and actual </w:t>
+      </w:r>
+      <w:r>
+        <w:rPr>
+          <w:b/>
+        </w:rPr>
+        <w:t>output</w:t>
+      </w:r>
+      <w:r>
+        <w:rPr>
+          <w:b w:val="0"/>
+        </w:rPr>
+        <w:t>s; collect a changed test and an explanation. The branch-boundary and indexing lessons deliberately include failure cases.</w:t>
+      </w:r>
+    </w:p>
+    <w:p>
+      <w:pPr>
+        <w:spacing w:line="336" w:lineRule="auto" w:after="180"/>
+      </w:pPr>
+      <w:r>
+        <w:rPr>
+          <w:b w:val="0"/>
+        </w:rPr>
+        <w:t>Use the earlier worked-explanation links to address a specific missing building block, then return to the current question. Adapt this suggestion after observing the learner; it is not an automatic diagnosis.</w:t>
+      </w:r>
+    </w:p>
+    <w:p>
+      <w:pPr>
+        <w:spacing w:line="336" w:lineRule="auto" w:after="180"/>
+      </w:pPr>
+      <w:r>
+        <w:rPr>
+          <w:b w:val="0"/>
+        </w:rPr>
+        <w:t xml:space="preserve">Collect the completed-work portfolio as </w:t>
+      </w:r>
+      <w:r>
+        <w:rPr>
+          <w:b/>
+        </w:rPr>
+        <w:t>evidence</w:t>
+      </w:r>
+      <w:r>
+        <w:rPr>
+          <w:b w:val="0"/>
+        </w:rPr>
+        <w:t>. Record support separately from correctness, and assess explanation, trace/test and limitations. Progress ticks and quiz selections alone do not establish mastery.</w:t>
+      </w:r>
+    </w:p>
+    <w:p>
+      <w:pPr>
+        <w:pStyle w:val="Heading1"/>
+      </w:pPr>
+      <w:r>
+        <w:t>09. Visual concept journey</w:t>
+      </w:r>
+    </w:p>
+    <w:p>
+      <w:r>
+        <w:t>Show one Sensitivity analysis graphic at a time, request a prediction and discuss its trace before the independent assessment.</w:t>
+      </w:r>
+    </w:p>
+    <w:p>
+      <w:pPr>
+        <w:spacing w:line="336" w:lineRule="auto" w:after="180"/>
+      </w:pPr>
+      <w:r>
+        <w:rPr>
+          <w:b w:val="0"/>
+        </w:rPr>
+        <w:t xml:space="preserve">Use one picture at a time. Hide a worked result before asking for a </w:t>
+      </w:r>
+      <w:r>
+        <w:rPr>
+          <w:b/>
+        </w:rPr>
+        <w:t>prediction</w:t>
+      </w:r>
+      <w:r>
+        <w:rPr>
+          <w:b w:val="0"/>
+        </w:rPr>
+        <w:t>, then reveal it for feedback. These are supported teaching cases; retain the separate independent assessment for a fresh first attempt.</w:t>
+      </w:r>
+    </w:p>
+    <w:p>
+      <w:pPr>
+        <w:pStyle w:val="Heading3"/>
+      </w:pPr>
+      <w:r>
+        <w:t>01. Sensitivity analysis: the case</w:t>
+      </w:r>
+    </w:p>
+    <w:p>
+      <w:r>
+        <w:drawing>
+          <wp:inline xmlns:a="http://schemas.openxmlformats.org/drawingml/2006/main" xmlns:pic="http://schemas.openxmlformats.org/drawingml/2006/picture">
+            <wp:extent cx="5486400" cy="2834640"/>
+            <wp:docPr id="3" name="Picture 3" descr="A decision sensitive to the cutoff. A toy score rule predicts positive when score is at least the chosen cutoff. Supplied facts: Scores are 0.4,0.6,0.8. Cutoff 0.5 marks the last two positive; cutoff 0.7 marks only 0.8 positive."/>
+            <wp:cNvGraphicFramePr>
+              <a:graphicFrameLocks noChangeAspect="1"/>
+            </wp:cNvGraphicFramePr>
+            <a:graphic>
+              <a:graphicData uri="http://schemas.openxmlformats.org/drawingml/2006/picture">
+                <pic:pic>
+                  <pic:nvPicPr>
+                    <pic:cNvPr id="0" name="academy-story-ai-7-17-01.png"/>
+                    <pic:cNvPicPr/>
+                  </pic:nvPicPr>
+                  <pic:blipFill>
+                    <a:blip r:embed="rId11"/>
+                    <a:stretch>
+                      <a:fillRect/>
+                    </a:stretch>
+                  </pic:blipFill>
+                  <pic:spPr>
+                    <a:xfrm>
+                      <a:off x="0" y="0"/>
+                      <a:ext cx="5486400" cy="2834640"/>
+                    </a:xfrm>
+                    <a:prstGeom prst="rect"/>
+                  </pic:spPr>
+                </pic:pic>
+              </a:graphicData>
+            </a:graphic>
+          </wp:inline>
+        </w:drawing>
+      </w:r>
+    </w:p>
+    <w:p>
+      <w:pPr>
+        <w:spacing w:line="336" w:lineRule="auto" w:after="180"/>
+      </w:pPr>
+      <w:r>
+        <w:rPr>
+          <w:b w:val="0"/>
+        </w:rPr>
+        <w:t>A decision sensitive to the cutoff. A toy score rule predicts positive when score is at least the chosen cutoff. Supplied facts: Scores are 0.4,0.6,0.8.</w:t>
+      </w:r>
+    </w:p>
+    <w:p>
+      <w:pPr>
+        <w:spacing w:line="336" w:lineRule="auto" w:after="180"/>
+      </w:pPr>
+      <w:r>
+        <w:rPr>
+          <w:b w:val="0"/>
+        </w:rPr>
+        <w:t>Cutoff 0.5 marks the last two positive; cutoff 0.7 marks only 0.8 positive.</w:t>
+      </w:r>
+    </w:p>
+    <w:p>
+      <w:pPr>
+        <w:spacing w:line="336" w:lineRule="auto" w:after="180"/>
+        <w:shd w:fill="F5F1FB"/>
+      </w:pPr>
+      <w:r>
+        <w:rPr>
+          <w:b w:val="0"/>
+        </w:rPr>
+        <w:t>Point to the given fact that matters most. Explain why it matters.</w:t>
+      </w:r>
+    </w:p>
+    <w:p>
+      <w:pPr>
+        <w:pStyle w:val="Heading3"/>
+      </w:pPr>
+      <w:r>
+        <w:t>Discuss while showing the picture</w:t>
+      </w:r>
+    </w:p>
+    <w:p>
+      <w:pPr>
+        <w:spacing w:line="336" w:lineRule="auto" w:after="180"/>
+        <w:shd w:fill="F1F6F8"/>
+      </w:pPr>
+      <w:r>
+        <w:rPr>
+          <w:b w:val="0"/>
+        </w:rPr>
+        <w:t>Teacher prompt: Point to the given fact that matters most. Explain why it matters. Ask learners to describe one label or arrow in ordinary words. Use the adjacent transcript if the image is difficult to see.</w:t>
+      </w:r>
+    </w:p>
+    <w:p>
+      <w:pPr>
+        <w:pStyle w:val="Heading3"/>
+      </w:pPr>
+      <w:r>
+        <w:t>02. Follow the deciding steps</w:t>
+      </w:r>
+    </w:p>
+    <w:p>
+      <w:r>
+        <w:drawing>
+          <wp:inline xmlns:a="http://schemas.openxmlformats.org/drawingml/2006/main" xmlns:pic="http://schemas.openxmlformats.org/drawingml/2006/picture">
+            <wp:extent cx="5486400" cy="3182112"/>
+            <wp:docPr id="4" name="Picture 4" descr="Hold scores fixed: Keep the same three supplied scores. → Apply cutoff 0.5: 0.6 and 0.8 meet the boundary. → Apply cutoff 0.7: Only 0.8 meets the new boundary."/>
+            <wp:cNvGraphicFramePr>
+              <a:graphicFrameLocks noChangeAspect="1"/>
+            </wp:cNvGraphicFramePr>
+            <a:graphic>
+              <a:graphicData uri="http://schemas.openxmlformats.org/drawingml/2006/picture">
+                <pic:pic>
+                  <pic:nvPicPr>
+                    <pic:cNvPr id="0" name="academy-story-ai-7-17-02.png"/>
+                    <pic:cNvPicPr/>
+                  </pic:nvPicPr>
+                  <pic:blipFill>
+                    <a:blip r:embed="rId12"/>
+                    <a:stretch>
+                      <a:fillRect/>
+                    </a:stretch>
+                  </pic:blipFill>
+                  <pic:spPr>
+                    <a:xfrm>
+                      <a:off x="0" y="0"/>
+                      <a:ext cx="5486400" cy="3182112"/>
+                    </a:xfrm>
+                    <a:prstGeom prst="rect"/>
+                  </pic:spPr>
+                </pic:pic>
+              </a:graphicData>
+            </a:graphic>
+          </wp:inline>
+        </w:drawing>
+      </w:r>
+    </w:p>
+    <w:p>
+      <w:pPr>
+        <w:spacing w:line="336" w:lineRule="auto" w:after="180"/>
+      </w:pPr>
+      <w:r>
+        <w:rPr>
+          <w:b w:val="0"/>
+        </w:rPr>
+        <w:t>Hold scores fixed: Keep the same three supplied scores. → Apply cutoff 0.5: 0.6 and 0.8 meet the boundary. → Apply cutoff 0.7: Only 0.8 meets the new boundary.</w:t>
+      </w:r>
+    </w:p>
+    <w:p>
+      <w:pPr>
+        <w:spacing w:line="336" w:lineRule="auto" w:after="180"/>
+        <w:shd w:fill="F5F1FB"/>
+      </w:pPr>
+      <w:r>
+        <w:rPr>
+          <w:b w:val="0"/>
+        </w:rPr>
+        <w:t xml:space="preserve">Point to each numbered stage and explain which recorded </w:t>
+      </w:r>
+      <w:r>
+        <w:rPr>
+          <w:b/>
+        </w:rPr>
+        <w:t>input</w:t>
+      </w:r>
+      <w:r>
+        <w:rPr>
+          <w:b w:val="0"/>
+        </w:rPr>
+        <w:t xml:space="preserve"> it uses.</w:t>
+      </w:r>
+    </w:p>
+    <w:p>
+      <w:pPr>
+        <w:pStyle w:val="Heading3"/>
+      </w:pPr>
+      <w:r>
+        <w:t>Discuss while showing the picture</w:t>
+      </w:r>
+    </w:p>
+    <w:p>
+      <w:pPr>
+        <w:spacing w:line="336" w:lineRule="auto" w:after="180"/>
+        <w:shd w:fill="F1F6F8"/>
+      </w:pPr>
+      <w:r>
+        <w:rPr>
+          <w:b w:val="0"/>
+        </w:rPr>
+        <w:t xml:space="preserve">Teacher prompt: Point to each numbered stage and explain which recorded </w:t>
+      </w:r>
+      <w:r>
+        <w:rPr>
+          <w:b/>
+        </w:rPr>
+        <w:t>input</w:t>
+      </w:r>
+      <w:r>
+        <w:rPr>
+          <w:b w:val="0"/>
+        </w:rPr>
+        <w:t xml:space="preserve"> it uses. Ask learners to describe one label or arrow in ordinary words. Use the adjacent transcript if the image is difficult to see.</w:t>
+      </w:r>
+    </w:p>
+    <w:p>
+      <w:pPr>
+        <w:pStyle w:val="Heading3"/>
+      </w:pPr>
+      <w:r>
+        <w:t>03. Score decisions under inclusive cutoffs</w:t>
+      </w:r>
+    </w:p>
+    <w:p>
+      <w:r>
+        <w:drawing>
+          <wp:inline xmlns:a="http://schemas.openxmlformats.org/drawingml/2006/main" xmlns:pic="http://schemas.openxmlformats.org/drawingml/2006/picture">
+            <wp:extent cx="5486400" cy="3617976"/>
+            <wp:docPr id="5" name="Picture 5" descr="Score decisions under inclusive cutoffs. Cutoff 0.5: Score 0.4 = No, Score 0.6 = Yes, Score 0.8 = Yes. Cutoff 0.7: Score 0.4 = No, Score 0.6 = No, Score 0.8 = Yes. Cutoff 0.6: Score 0.4 = No, Score 0.6 = Yes, Score 0.8 = Yes."/>
+            <wp:cNvGraphicFramePr>
+              <a:graphicFrameLocks noChangeAspect="1"/>
+            </wp:cNvGraphicFramePr>
+            <a:graphic>
+              <a:graphicData uri="http://schemas.openxmlformats.org/drawingml/2006/picture">
+                <pic:pic>
+                  <pic:nvPicPr>
+                    <pic:cNvPr id="0" name="academy-story-ai-7-17-03.png"/>
+                    <pic:cNvPicPr/>
+                  </pic:nvPicPr>
+                  <pic:blipFill>
+                    <a:blip r:embed="rId13"/>
+                    <a:stretch>
+                      <a:fillRect/>
+                    </a:stretch>
+                  </pic:blipFill>
+                  <pic:spPr>
+                    <a:xfrm>
+                      <a:off x="0" y="0"/>
+                      <a:ext cx="5486400" cy="3617976"/>
+                    </a:xfrm>
+                    <a:prstGeom prst="rect"/>
+                  </pic:spPr>
+                </pic:pic>
+              </a:graphicData>
+            </a:graphic>
+          </wp:inline>
+        </w:drawing>
+      </w:r>
+    </w:p>
+    <w:p>
+      <w:pPr>
+        <w:spacing w:line="336" w:lineRule="auto" w:after="180"/>
+      </w:pPr>
+      <w:r>
+        <w:rPr>
+          <w:b w:val="0"/>
+        </w:rPr>
+        <w:t>Score decisions under inclusive cutoffs. Cutoff 0.5: Score 0.4 = No, Score 0.6 = Yes, Score 0.8 = Yes. Cutoff 0.7: Score 0.4 = No, Score 0.6 = No, Score 0.8 = Yes. Cutoff 0.6: Score 0.4 = No, Score 0.6 = Yes, Score 0.8 = Yes.</w:t>
+      </w:r>
+    </w:p>
+    <w:p>
+      <w:pPr>
+        <w:spacing w:line="336" w:lineRule="auto" w:after="180"/>
+        <w:shd w:fill="F5F1FB"/>
+      </w:pPr>
+      <w:r>
+        <w:rPr>
+          <w:b w:val="0"/>
+        </w:rPr>
+        <w:t>Read the labels and values. Explain the relationship the model shows.</w:t>
+      </w:r>
+    </w:p>
+    <w:p>
+      <w:pPr>
+        <w:pStyle w:val="Heading3"/>
+      </w:pPr>
+      <w:r>
+        <w:t>Discuss while showing the picture</w:t>
+      </w:r>
+    </w:p>
+    <w:p>
+      <w:pPr>
+        <w:spacing w:line="336" w:lineRule="auto" w:after="180"/>
+        <w:shd w:fill="F1F6F8"/>
+      </w:pPr>
+      <w:r>
+        <w:rPr>
+          <w:b w:val="0"/>
+        </w:rPr>
+        <w:t>Teacher prompt: Read the labels and values. Explain the relationship the model shows. Ask learners to describe one label or arrow in ordinary words. Use the adjacent transcript if the image is difficult to see.</w:t>
+      </w:r>
+    </w:p>
+    <w:p>
+      <w:pPr>
+        <w:spacing w:line="336" w:lineRule="auto" w:after="180"/>
+        <w:shd w:fill="F1F6F8"/>
+      </w:pPr>
+      <w:r>
+        <w:rPr>
+          <w:b w:val="0"/>
+        </w:rPr>
+        <w:t>Check row/column meanings, units and denominators before discussing a difference. Supplied toy values are not real class or model results.</w:t>
+      </w:r>
+    </w:p>
+    <w:p>
+      <w:pPr>
+        <w:pStyle w:val="Heading3"/>
+      </w:pPr>
+      <w:r>
+        <w:t>04. Change one thing. Trace what follows.</w:t>
+      </w:r>
+    </w:p>
+    <w:p>
+      <w:r>
+        <w:drawing>
+          <wp:inline xmlns:a="http://schemas.openxmlformats.org/drawingml/2006/main" xmlns:pic="http://schemas.openxmlformats.org/drawingml/2006/picture">
+            <wp:extent cx="5486400" cy="3026664"/>
+            <wp:docPr id="6" name="Picture 6" descr="Original case: Only 0.8 meets the new boundary. Changed condition: Set the cutoff to exactly 0.6. Expected result: 0.6 and 0.8 are positive because the rule includes equality. Reason: The declared at-least boundary includes the threshold value."/>
+            <wp:cNvGraphicFramePr>
+              <a:graphicFrameLocks noChangeAspect="1"/>
+            </wp:cNvGraphicFramePr>
+            <a:graphic>
+              <a:graphicData uri="http://schemas.openxmlformats.org/drawingml/2006/picture">
+                <pic:pic>
+                  <pic:nvPicPr>
+                    <pic:cNvPr id="0" name="academy-story-ai-7-17-04.png"/>
+                    <pic:cNvPicPr/>
+                  </pic:nvPicPr>
+                  <pic:blipFill>
+                    <a:blip r:embed="rId14"/>
+                    <a:stretch>
+                      <a:fillRect/>
+                    </a:stretch>
+                  </pic:blipFill>
+                  <pic:spPr>
+                    <a:xfrm>
+                      <a:off x="0" y="0"/>
+                      <a:ext cx="5486400" cy="3026664"/>
+                    </a:xfrm>
+                    <a:prstGeom prst="rect"/>
+                  </pic:spPr>
+                </pic:pic>
+              </a:graphicData>
+            </a:graphic>
+          </wp:inline>
+        </w:drawing>
+      </w:r>
+    </w:p>
+    <w:p>
+      <w:pPr>
+        <w:spacing w:line="336" w:lineRule="auto" w:after="180"/>
+      </w:pPr>
+      <w:r>
+        <w:rPr>
+          <w:b w:val="0"/>
+        </w:rPr>
+        <w:t>Original case: Only 0.8 meets the new boundary. Changed condition: Set the cutoff to exactly 0.6. Expected result: 0.6 and 0.8 are positive because the rule includes equality.</w:t>
+      </w:r>
+    </w:p>
+    <w:p>
+      <w:pPr>
+        <w:spacing w:line="336" w:lineRule="auto" w:after="180"/>
+      </w:pPr>
+      <w:r>
+        <w:rPr>
+          <w:b w:val="0"/>
+        </w:rPr>
+        <w:t>Reason: The declared at-least boundary includes the threshold value.</w:t>
+      </w:r>
+    </w:p>
+    <w:p>
+      <w:pPr>
+        <w:spacing w:line="336" w:lineRule="auto" w:after="180"/>
+        <w:shd w:fill="F5F1FB"/>
+      </w:pPr>
+      <w:r>
+        <w:rPr>
+          <w:b w:val="0"/>
+        </w:rPr>
+        <w:t>Predict before checking the worked changed-case result. Name what changed and what the supplied facts allow you to conclude.</w:t>
+      </w:r>
+    </w:p>
+    <w:p>
+      <w:pPr>
+        <w:pStyle w:val="Heading3"/>
+      </w:pPr>
+      <w:r>
+        <w:t>Discuss while showing the picture</w:t>
+      </w:r>
+    </w:p>
+    <w:p>
+      <w:pPr>
+        <w:spacing w:line="336" w:lineRule="auto" w:after="180"/>
+        <w:shd w:fill="F1F6F8"/>
+      </w:pPr>
+      <w:r>
+        <w:rPr>
+          <w:b w:val="0"/>
+        </w:rPr>
+        <w:t>Teacher prompt: Predict before checking the worked changed-case result. Name what changed and what the supplied facts allow you to conclude. Ask learners to describe one label or arrow in ordinary words.</w:t>
+      </w:r>
+    </w:p>
+    <w:p>
+      <w:pPr>
+        <w:spacing w:line="336" w:lineRule="auto" w:after="180"/>
+        <w:shd w:fill="F1F6F8"/>
+      </w:pPr>
+      <w:r>
+        <w:rPr>
+          <w:b w:val="0"/>
+        </w:rPr>
+        <w:t>Use the adjacent transcript if the image is difficult to see. Changed-case reasoning: The declared at-least boundary includes the threshold value.</w:t>
+      </w:r>
+    </w:p>
+    <w:p>
+      <w:pPr>
+        <w:pStyle w:val="Heading3"/>
+      </w:pPr>
+      <w:r>
+        <w:t>05. Connect the explanation to its limit</w:t>
+      </w:r>
+    </w:p>
+    <w:p>
+      <w:r>
+        <w:drawing>
+          <wp:inline xmlns:a="http://schemas.openxmlformats.org/drawingml/2006/main" xmlns:pic="http://schemas.openxmlformats.org/drawingml/2006/picture">
+            <wp:extent cx="5486400" cy="2834640"/>
+            <wp:docPr id="7" name="Picture 7" descr="Sensitivity analysis checks how conclusions change under plausible choices. Changing a cutoff changes the decision rule, not the recorded scores or their accuracy. Limit: Without reference labels, these counts do not identify the best cutoff or establish correctness."/>
+            <wp:cNvGraphicFramePr>
+              <a:graphicFrameLocks noChangeAspect="1"/>
+            </wp:cNvGraphicFramePr>
+            <a:graphic>
+              <a:graphicData uri="http://schemas.openxmlformats.org/drawingml/2006/picture">
+                <pic:pic>
+                  <pic:nvPicPr>
+                    <pic:cNvPr id="0" name="academy-story-ai-7-17-05.png"/>
+                    <pic:cNvPicPr/>
+                  </pic:nvPicPr>
+                  <pic:blipFill>
+                    <a:blip r:embed="rId15"/>
+                    <a:stretch>
+                      <a:fillRect/>
+                    </a:stretch>
+                  </pic:blipFill>
+                  <pic:spPr>
+                    <a:xfrm>
+                      <a:off x="0" y="0"/>
+                      <a:ext cx="5486400" cy="2834640"/>
+                    </a:xfrm>
+                    <a:prstGeom prst="rect"/>
+                  </pic:spPr>
+                </pic:pic>
+              </a:graphicData>
+            </a:graphic>
+          </wp:inline>
+        </w:drawing>
+      </w:r>
+    </w:p>
+    <w:p>
+      <w:pPr>
+        <w:spacing w:line="336" w:lineRule="auto" w:after="180"/>
+      </w:pPr>
+      <w:r>
+        <w:rPr>
+          <w:b/>
+        </w:rPr>
+        <w:t>Sensitivity analysis</w:t>
+      </w:r>
+      <w:r>
+        <w:rPr>
+          <w:b w:val="0"/>
+        </w:rPr>
+        <w:t xml:space="preserve"> checks how conclusions change under plausible choices. Changing a cutoff changes the decision rule, not the recorded scores or their accuracy.</w:t>
+      </w:r>
+    </w:p>
+    <w:p>
+      <w:pPr>
+        <w:spacing w:line="336" w:lineRule="auto" w:after="180"/>
+      </w:pPr>
+      <w:r>
+        <w:rPr>
+          <w:b w:val="0"/>
+        </w:rPr>
+        <w:t>Limit: Without reference labels, these counts do not identify the best cutoff or establish correctness.</w:t>
+      </w:r>
+    </w:p>
+    <w:p>
+      <w:pPr>
+        <w:spacing w:line="336" w:lineRule="auto" w:after="180"/>
+        <w:shd w:fill="F5F1FB"/>
+      </w:pPr>
+      <w:r>
+        <w:rPr>
+          <w:b w:val="0"/>
+        </w:rPr>
+        <w:t>Explain the case, then point to a limit on the claim.</w:t>
+      </w:r>
+    </w:p>
+    <w:p>
+      <w:pPr>
+        <w:pStyle w:val="Heading3"/>
+      </w:pPr>
+      <w:r>
+        <w:t>Discuss while showing the picture</w:t>
+      </w:r>
+    </w:p>
+    <w:p>
+      <w:pPr>
+        <w:spacing w:line="336" w:lineRule="auto" w:after="180"/>
+        <w:shd w:fill="F1F6F8"/>
+      </w:pPr>
+      <w:r>
+        <w:rPr>
+          <w:b w:val="0"/>
+        </w:rPr>
+        <w:t>Teacher prompt: Explain the case, then point to a limit on the claim. Ask learners to describe one label or arrow in ordinary words. Use the adjacent transcript if the image is difficult to see.</w:t>
+      </w:r>
+    </w:p>
+    <w:p>
+      <w:pPr>
+        <w:spacing w:line="336" w:lineRule="auto" w:after="180"/>
+        <w:shd w:fill="F1F6F8"/>
+      </w:pPr>
+      <w:r>
+        <w:rPr>
+          <w:b w:val="0"/>
+        </w:rPr>
+        <w:t>Keep the stated scope: Without reference labels, these counts do not identify the best cutoff or establish correctness.</w:t>
+      </w:r>
+    </w:p>
+    <w:p>
+      <w:pPr>
+        <w:pStyle w:val="Heading3"/>
+      </w:pPr>
+      <w:r>
+        <w:t>06. Make the idea visible in your project</w:t>
+      </w:r>
+    </w:p>
+    <w:p>
+      <w:r>
+        <w:drawing>
+          <wp:inline xmlns:a="http://schemas.openxmlformats.org/drawingml/2006/main" xmlns:pic="http://schemas.openxmlformats.org/drawingml/2006/picture">
+            <wp:extent cx="5486400" cy="3681984"/>
+            <wp:docPr id="8" name="Picture 8" descr="For the Reproducible AI Research Study, retain an annotated worked trace and the changed-case reasoning. Connect the claim to its records, units and assumptions so another investigator can challenge or reproduce it. Draw your input, deciding step, result and limit. Supported question: Classify 0.4, 0.6 and 0.8 at cutoffs 0.5, 0.7 and exactly 0.6. Which equality rule decides the boundary, and can these unlabelled scores identify the best cutoff?"/>
+            <wp:cNvGraphicFramePr>
+              <a:graphicFrameLocks noChangeAspect="1"/>
+            </wp:cNvGraphicFramePr>
+            <a:graphic>
+              <a:graphicData uri="http://schemas.openxmlformats.org/drawingml/2006/picture">
+                <pic:pic>
+                  <pic:nvPicPr>
+                    <pic:cNvPr id="0" name="academy-story-ai-7-17-06.png"/>
+                    <pic:cNvPicPr/>
+                  </pic:nvPicPr>
+                  <pic:blipFill>
+                    <a:blip r:embed="rId16"/>
+                    <a:stretch>
+                      <a:fillRect/>
+                    </a:stretch>
+                  </pic:blipFill>
+                  <pic:spPr>
+                    <a:xfrm>
+                      <a:off x="0" y="0"/>
+                      <a:ext cx="5486400" cy="3681984"/>
+                    </a:xfrm>
+                    <a:prstGeom prst="rect"/>
+                  </pic:spPr>
+                </pic:pic>
+              </a:graphicData>
+            </a:graphic>
+          </wp:inline>
+        </w:drawing>
+      </w:r>
+    </w:p>
+    <w:p>
+      <w:pPr>
+        <w:spacing w:line="336" w:lineRule="auto" w:after="180"/>
+      </w:pPr>
+      <w:r>
+        <w:rPr>
+          <w:b w:val="0"/>
+        </w:rPr>
+        <w:t>For the Reproducible AI Research Study, retain an annotated worked trace and the changed-case reasoning. Connect the claim to its records, units and assumptions so another investigator can challenge or reproduce it.</w:t>
+      </w:r>
+    </w:p>
+    <w:p>
+      <w:pPr>
+        <w:spacing w:line="336" w:lineRule="auto" w:after="180"/>
+      </w:pPr>
+      <w:r>
+        <w:rPr>
+          <w:b w:val="0"/>
+        </w:rPr>
+        <w:t xml:space="preserve">Draw your </w:t>
+      </w:r>
+      <w:r>
+        <w:rPr>
+          <w:b/>
+        </w:rPr>
+        <w:t>input</w:t>
+      </w:r>
+      <w:r>
+        <w:rPr>
+          <w:b w:val="0"/>
+        </w:rPr>
+        <w:t>, deciding step, result and limit. Supported question: Classify 0.4, 0.6 and 0.8 at cutoffs 0.5, 0.7 and exactly 0.6.</w:t>
+      </w:r>
+    </w:p>
+    <w:p>
+      <w:pPr>
+        <w:spacing w:line="336" w:lineRule="auto" w:after="180"/>
+      </w:pPr>
+      <w:r>
+        <w:rPr>
+          <w:b w:val="0"/>
+        </w:rPr>
+        <w:t>Which equality rule decides the boundary, and can these unlabelled scores identify the best cutoff?</w:t>
+      </w:r>
+    </w:p>
+    <w:p>
+      <w:pPr>
+        <w:spacing w:line="336" w:lineRule="auto" w:after="180"/>
+        <w:shd w:fill="F5F1FB"/>
+      </w:pPr>
+      <w:r>
+        <w:rPr>
+          <w:b w:val="0"/>
+        </w:rPr>
+        <w:t xml:space="preserve">Draw your project trace and justify the deciding step using </w:t>
+      </w:r>
+      <w:r>
+        <w:rPr>
+          <w:b/>
+        </w:rPr>
+        <w:t>evidence</w:t>
+      </w:r>
+      <w:r>
+        <w:rPr>
+          <w:b w:val="0"/>
+        </w:rPr>
+        <w:t>.</w:t>
+      </w:r>
+    </w:p>
+    <w:p>
+      <w:pPr>
+        <w:pStyle w:val="Heading3"/>
+      </w:pPr>
+      <w:r>
+        <w:t>Discuss while showing the picture</w:t>
+      </w:r>
+    </w:p>
+    <w:p>
+      <w:pPr>
+        <w:spacing w:line="336" w:lineRule="auto" w:after="180"/>
+        <w:shd w:fill="F1F6F8"/>
+      </w:pPr>
+      <w:r>
+        <w:rPr>
+          <w:b w:val="0"/>
+        </w:rPr>
+        <w:t xml:space="preserve">Teacher prompt: Draw your project trace and justify the deciding step using </w:t>
+      </w:r>
+      <w:r>
+        <w:rPr>
+          <w:b/>
+        </w:rPr>
+        <w:t>evidence</w:t>
+      </w:r>
+      <w:r>
+        <w:rPr>
+          <w:b w:val="0"/>
+        </w:rPr>
+        <w:t>. Ask learners to describe one label or arrow in ordinary words. Use the adjacent transcript if the image is difficult to see.</w:t>
+      </w:r>
+    </w:p>
+    <w:p>
+      <w:pPr>
+        <w:spacing w:line="336" w:lineRule="auto" w:after="180"/>
+        <w:shd w:fill="F1F6F8"/>
+      </w:pPr>
+      <w:r>
+        <w:rPr>
+          <w:b w:val="0"/>
+        </w:rPr>
+        <w:t>Supported practice key: Keep the same three supplied scores. 0.6 and 0.8 meet the boundary. Only 0.8 meets the new boundary. Changed case: 0.6 and 0.8 are positive because the rule includes equality.</w:t>
+      </w:r>
+    </w:p>
+    <w:p>
+      <w:pPr>
+        <w:spacing w:line="336" w:lineRule="auto" w:after="180"/>
+        <w:shd w:fill="F1F6F8"/>
+      </w:pPr>
+      <w:r>
+        <w:rPr>
+          <w:b w:val="0"/>
+        </w:rPr>
+        <w:t>The declared at-least boundary includes the threshold value. At cutoff 0.6, equality passes; absent reference labels, no best cutoff is established.</w:t>
       </w:r>
     </w:p>
     <w:sectPr>

--- a/downloads/teacher/ai-7-week-17.docx
+++ b/downloads/teacher/ai-7-week-17.docx
@@ -143,7 +143,7 @@
           </w:tcPr>
           <w:p>
             <w:r>
-              <w:t>Sections 1–6; record the brief recall in the workbook.</w:t>
+              <w:t>Use Your mission, Notice the evidence, See how it works, Words that unlock the idea and Follow a worked example; record the brief recall in the workbook.</w:t>
             </w:r>
           </w:p>
         </w:tc>
@@ -175,7 +175,7 @@
           </w:tcPr>
           <w:p>
             <w:r>
-              <w:t>Sections 7–10; use the matching workbook W2 and misconception check.</w:t>
+              <w:t>Use Find and repair a mistake, Practise together and Run the investigation, with workbook W2 and Individual reasoning check.</w:t>
             </w:r>
           </w:p>
         </w:tc>
@@ -207,7 +207,7 @@
           </w:tcPr>
           <w:p>
             <w:r>
-              <w:t>Sections 9 and 11–14. Give extra time to finish the full task set; use Section 15 when the week includes a coding lab.</w:t>
+              <w:t>Use Run the investigation, Build your understanding, Connect your project and Show what you know. Reserve further time for the full task set. Use a code example only where one is actually supplied.</w:t>
             </w:r>
           </w:p>
         </w:tc>
@@ -489,7 +489,7 @@
         <w:rPr>
           <w:b w:val="0"/>
         </w:rPr>
-        <w:t xml:space="preserve">Two 45-minute sessions. </w:t>
+        <w:t xml:space="preserve">Compact alternative: two 45-minute sessions for the core explanation and W1–W5 only. The main plan uses three sessions; schedule further time for the complete investigation, project, visual journey and any code examples. </w:t>
       </w:r>
       <w:r>
         <w:rPr>
@@ -1892,7 +1892,7 @@
           </w:tcPr>
           <w:p>
             <w:r>
-              <w:t>Explain section 1 and vocabulary. Complete W1 with a mechanism-based explanation.</w:t>
+              <w:t>Explain See how it works and Words that unlock the idea. Complete W1 with a mechanism-based explanation.</w:t>
             </w:r>
           </w:p>
         </w:tc>
@@ -4093,7 +4093,7 @@
           </w:tcPr>
           <w:p>
             <w:r>
-              <w:t>Sections 1–6; record the brief recall in the workbook.</w:t>
+              <w:t>Use Your mission, Notice the evidence, See how it works, Words that unlock the idea and Follow a worked example; record the brief recall in the workbook.</w:t>
             </w:r>
           </w:p>
         </w:tc>
@@ -4125,7 +4125,7 @@
           </w:tcPr>
           <w:p>
             <w:r>
-              <w:t>Sections 7–10; use the matching workbook W2 and misconception check.</w:t>
+              <w:t>Use Find and repair a mistake, Practise together and Run the investigation, with workbook W2 and Individual reasoning check.</w:t>
             </w:r>
           </w:p>
         </w:tc>
@@ -4157,7 +4157,7 @@
           </w:tcPr>
           <w:p>
             <w:r>
-              <w:t>Sections 9 and 11–14. Give extra time to finish the full task set; use Section 15 when the week includes a coding lab.</w:t>
+              <w:t>Use Run the investigation, Build your understanding, Connect your project and Show what you know. Reserve further time for the full task set. Use a code example only where one is actually supplied.</w:t>
             </w:r>
           </w:p>
         </w:tc>

--- a/downloads/teacher/ai-7-week-17.docx
+++ b/downloads/teacher/ai-7-week-17.docx
@@ -25,20 +25,38 @@
         <w:pStyle w:val="Heading1"/>
       </w:pPr>
       <w:r>
-        <w:t>01. Prepare the purpose, prerequisites and materials</w:t>
+        <w:t>Ask what changed, what stayed fixed and whether correctness was actually measured.</w:t>
       </w:r>
     </w:p>
     <w:p>
       <w:r>
-        <w:t>Prepare Sensitivity analysis: check the target, prerequisites, resources and adaptable teaching schedule.</w:t>
+        <w:t>Teach sensitivity with honest aggregation, label and selection limits.</w:t>
       </w:r>
     </w:p>
     <w:p>
-      <w:pPr>
-        <w:pStyle w:val="Heading3"/>
-      </w:pPr>
-      <w:r>
-        <w:t>Teach the learning cycle</w:t>
+      <w:r>
+        <w:t>Model retrieval summaries → trace cutoff equality → compare hypothetical labels → preserve all settings → assess independent range.</w:t>
+      </w:r>
+    </w:p>
+    <w:p>
+      <w:pPr>
+        <w:pStyle w:val="Heading1"/>
+      </w:pPr>
+      <w:r>
+        <w:t>01. Prepare the connected research investigation</w:t>
+      </w:r>
+    </w:p>
+    <w:p>
+      <w:r>
+        <w:t>Keep modelling, shared practice and independent evidence distinct.</w:t>
+      </w:r>
+    </w:p>
+    <w:p>
+      <w:pPr>
+        <w:pStyle w:val="Heading2"/>
+      </w:pPr>
+      <w:r>
+        <w:t>Target and main teaching plan</w:t>
       </w:r>
     </w:p>
     <w:p>
@@ -249,18 +267,21 @@
     </w:p>
     <w:p>
       <w:pPr>
-        <w:pStyle w:val="Heading3"/>
-      </w:pPr>
-      <w:r>
-        <w:t>Retrieval answer guidance</w:t>
+        <w:pStyle w:val="Heading2"/>
+      </w:pPr>
+      <w:r>
+        <w:t>Preparation and prerequisite</w:t>
       </w:r>
     </w:p>
     <w:p>
       <w:pPr>
-        <w:pStyle w:val="Heading3"/>
-      </w:pPr>
-      <w:r>
-        <w:t>Ablation studies</w:t>
+        <w:spacing w:line="336" w:lineRule="auto" w:after="180"/>
+      </w:pPr>
+      <w:r>
+        <w:rPr>
+          <w:b w:val="0"/>
+        </w:rPr>
+        <w:t>Lesson and workbook; paper and pencil</w:t>
       </w:r>
     </w:p>
     <w:p>
@@ -271,7 +292,7 @@
         <w:rPr>
           <w:b w:val="0"/>
         </w:rPr>
-        <w:t>Without opening the old lesson, explain one key idea from Ablation studies. Give an example and a mistake that the idea helps you avoid.</w:t>
+        <w:t>Calculator and optional local Python 3 for arithmetic; no live API or private data</w:t>
       </w:r>
     </w:p>
     <w:p>
@@ -282,19 +303,7 @@
         <w:rPr>
           <w:b w:val="0"/>
         </w:rPr>
-        <w:t xml:space="preserve">Look for: Explain the </w:t>
-      </w:r>
-      <w:r>
-        <w:rPr>
-          <w:b/>
-        </w:rPr>
-        <w:t>mechanism</w:t>
-      </w:r>
-      <w:r>
-        <w:rPr>
-          <w:b w:val="0"/>
-        </w:rPr>
-        <w:t xml:space="preserve"> and terminology of ablation studies</w:t>
+        <w:t>Prepare the fresh retry separately and withhold its solution until after collection</w:t>
       </w:r>
     </w:p>
     <w:p>
@@ -305,7 +314,31 @@
         <w:rPr>
           <w:b w:val="0"/>
         </w:rPr>
-        <w:t>Reference example, not the only acceptable wording: Teacher explanation: Ablation removes a component to investigate its contribution under a controlled comparison.</w:t>
+        <w:t xml:space="preserve">A result depends on the </w:t>
+      </w:r>
+      <w:r>
+        <w:rPr>
+          <w:b/>
+        </w:rPr>
+        <w:t>input</w:t>
+      </w:r>
+      <w:r>
+        <w:rPr>
+          <w:b w:val="0"/>
+        </w:rPr>
+        <w:t xml:space="preserve">s, procedure and conditions that produced it. Preserve data roles and distinguish observed outcomes from </w:t>
+      </w:r>
+      <w:r>
+        <w:rPr>
+          <w:b/>
+        </w:rPr>
+        <w:t>prediction</w:t>
+      </w:r>
+      <w:r>
+        <w:rPr>
+          <w:b w:val="0"/>
+        </w:rPr>
+        <w:t>s or unmeasured conditions.</w:t>
       </w:r>
     </w:p>
     <w:p>
@@ -316,26 +349,26 @@
         <w:rPr>
           <w:b w:val="0"/>
         </w:rPr>
-        <w:t>Interactions can make contributions depend on other components. Compare full system, without retrieval and without validation on identical cases and scoring.</w:t>
+        <w:t>If the prior concept cannot be explained, use a short retrieval activity before this chapter.</w:t>
       </w:r>
     </w:p>
     <w:p>
       <w:pPr>
-        <w:spacing w:line="336" w:lineRule="auto" w:after="180"/>
-      </w:pPr>
-      <w:r>
-        <w:rPr>
-          <w:b w:val="0"/>
-        </w:rPr>
-        <w:t>Hold other settings fixed; record changed failure categories, not just totals.</w:t>
+        <w:pStyle w:val="Heading2"/>
+      </w:pPr>
+      <w:r>
+        <w:t>Opening retrieval</w:t>
       </w:r>
     </w:p>
     <w:p>
       <w:pPr>
-        <w:pStyle w:val="Heading3"/>
-      </w:pPr>
-      <w:r>
-        <w:t>Statistical tests and assumptions</w:t>
+        <w:spacing w:line="336" w:lineRule="auto" w:after="180"/>
+      </w:pPr>
+      <w:r>
+        <w:rPr>
+          <w:b w:val="0"/>
+        </w:rPr>
+        <w:t>Without opening the old lesson, explain one key idea from Ablation studies. Give an example and a mistake that the idea helps you avoid.</w:t>
       </w:r>
     </w:p>
     <w:p>
@@ -346,7 +379,19 @@
         <w:rPr>
           <w:b w:val="0"/>
         </w:rPr>
-        <w:t>Without opening the old lesson, explain one key idea from Statistical tests and assumptions. Give an example and a mistake that the idea helps you avoid.</w:t>
+        <w:t xml:space="preserve">Look for: Explain the </w:t>
+      </w:r>
+      <w:r>
+        <w:rPr>
+          <w:b/>
+        </w:rPr>
+        <w:t>mechanism</w:t>
+      </w:r>
+      <w:r>
+        <w:rPr>
+          <w:b w:val="0"/>
+        </w:rPr>
+        <w:t xml:space="preserve"> and terminology of ablation studies</w:t>
       </w:r>
     </w:p>
     <w:p>
@@ -357,19 +402,7 @@
         <w:rPr>
           <w:b w:val="0"/>
         </w:rPr>
-        <w:t xml:space="preserve">Look for: Explain the </w:t>
-      </w:r>
-      <w:r>
-        <w:rPr>
-          <w:b/>
-        </w:rPr>
-        <w:t>mechanism</w:t>
-      </w:r>
-      <w:r>
-        <w:rPr>
-          <w:b w:val="0"/>
-        </w:rPr>
-        <w:t xml:space="preserve"> and terminology of statistical tests and assumptions</w:t>
+        <w:t>Reference example, not the only acceptable wording: Teacher explanation: Ablation removes a component to investigate its contribution under a controlled comparison.</w:t>
       </w:r>
     </w:p>
     <w:p>
@@ -380,19 +413,7 @@
         <w:rPr>
           <w:b w:val="0"/>
         </w:rPr>
-        <w:t xml:space="preserve">Reference example, not the only acceptable wording: Teacher explanation: A statistical test compares observed </w:t>
-      </w:r>
-      <w:r>
-        <w:rPr>
-          <w:b/>
-        </w:rPr>
-        <w:t>evidence</w:t>
-      </w:r>
-      <w:r>
-        <w:rPr>
-          <w:b w:val="0"/>
-        </w:rPr>
-        <w:t xml:space="preserve"> with a specified null model. A p-value is not the probability that the null hypothesis is true.</w:t>
+        <w:t>Interactions can make contributions depend on other components. Compare full system, without retrieval and without validation on identical cases and scoring.</w:t>
       </w:r>
     </w:p>
     <w:p>
@@ -403,7 +424,7 @@
         <w:rPr>
           <w:b w:val="0"/>
         </w:rPr>
-        <w:t>Toy paired sign-flip test assumes independent paired differences whose signs are exchangeable under a symmetric zero-effect null. Enumerate all2^n sign assignments, holding magnitudes fixed.</w:t>
+        <w:t>Hold other settings fixed; record changed failure categories, not just totals.</w:t>
       </w:r>
     </w:p>
     <w:p>
@@ -414,15 +435,30 @@
         <w:rPr>
           <w:b w:val="0"/>
         </w:rPr>
-        <w:t>Two-sided p is fraction with absolute mean at least the observed absolute mean; use inclusive ties.</w:t>
+        <w:t>Without opening the old lesson, explain one key idea from Statistical tests and assumptions. Give an example and a mistake that the idea helps you avoid.</w:t>
       </w:r>
     </w:p>
     <w:p>
       <w:pPr>
-        <w:pStyle w:val="Heading3"/>
-      </w:pPr>
-      <w:r>
-        <w:t>Sampling variability</w:t>
+        <w:spacing w:line="336" w:lineRule="auto" w:after="180"/>
+      </w:pPr>
+      <w:r>
+        <w:rPr>
+          <w:b w:val="0"/>
+        </w:rPr>
+        <w:t xml:space="preserve">Look for: Explain the </w:t>
+      </w:r>
+      <w:r>
+        <w:rPr>
+          <w:b/>
+        </w:rPr>
+        <w:t>mechanism</w:t>
+      </w:r>
+      <w:r>
+        <w:rPr>
+          <w:b w:val="0"/>
+        </w:rPr>
+        <w:t xml:space="preserve"> and terminology of statistical tests and assumptions</w:t>
       </w:r>
     </w:p>
     <w:p>
@@ -433,7 +469,19 @@
         <w:rPr>
           <w:b w:val="0"/>
         </w:rPr>
-        <w:t>Without opening the old lesson, explain one key idea from Sampling variability. Give an example and a mistake that the idea helps you avoid.</w:t>
+        <w:t xml:space="preserve">Reference example, not the only acceptable wording: Teacher explanation: A statistical test compares observed </w:t>
+      </w:r>
+      <w:r>
+        <w:rPr>
+          <w:b/>
+        </w:rPr>
+        <w:t>evidence</w:t>
+      </w:r>
+      <w:r>
+        <w:rPr>
+          <w:b w:val="0"/>
+        </w:rPr>
+        <w:t xml:space="preserve"> with a specified null model. A p-value is not the probability that the null hypothesis is true.</w:t>
       </w:r>
     </w:p>
     <w:p>
@@ -444,19 +492,7 @@
         <w:rPr>
           <w:b w:val="0"/>
         </w:rPr>
-        <w:t xml:space="preserve">Look for: Explain the </w:t>
-      </w:r>
-      <w:r>
-        <w:rPr>
-          <w:b/>
-        </w:rPr>
-        <w:t>mechanism</w:t>
-      </w:r>
-      <w:r>
-        <w:rPr>
-          <w:b w:val="0"/>
-        </w:rPr>
-        <w:t xml:space="preserve"> and terminology of sampling variability</w:t>
+        <w:t>Toy paired sign-flip test assumes independent paired differences whose signs are exchangeable under a symmetric zero-effect null. Enumerate all2^n sign assignments, holding magnitudes fixed.</w:t>
       </w:r>
     </w:p>
     <w:p>
@@ -467,7 +503,7 @@
         <w:rPr>
           <w:b w:val="0"/>
         </w:rPr>
-        <w:t>Reference example, not the only acceptable wording: Teacher explanation: Sampling variability means different eligible samples can give different estimates even under the same population. Separate this from procedure changes.</w:t>
+        <w:t>Two-sided p is fraction with absolute mean at least the observed absolute mean; use inclusive ties.</w:t>
       </w:r>
     </w:p>
     <w:p>
@@ -478,7 +514,7 @@
         <w:rPr>
           <w:b w:val="0"/>
         </w:rPr>
-        <w:t>Consider finite population values1, 1, 3, 3 with distinct IDs. Enumerate the six unordered samples of size2 without replacement. Their means are1, 2, 2, 2, 2, 3.</w:t>
+        <w:t>Without opening the old lesson, explain one key idea from Sampling variability. Give an example and a mistake that the idea helps you avoid.</w:t>
       </w:r>
     </w:p>
     <w:p>
@@ -489,19 +525,19 @@
         <w:rPr>
           <w:b w:val="0"/>
         </w:rPr>
-        <w:t xml:space="preserve">Compact alternative: two 45-minute sessions for the core explanation and W1–W5 only. The main plan uses three sessions; schedule further time for the complete investigation, project, visual journey and any code examples. </w:t>
+        <w:t xml:space="preserve">Look for: Explain the </w:t>
       </w:r>
       <w:r>
         <w:rPr>
           <w:b/>
         </w:rPr>
-        <w:t>Sensitivity analysis</w:t>
+        <w:t>mechanism</w:t>
       </w:r>
       <w:r>
         <w:rPr>
           <w:b w:val="0"/>
         </w:rPr>
-        <w:t xml:space="preserve"> checks whether a conclusion changes under plausible settings or analysis choices. It should not secretly select the most favourable result.</w:t>
+        <w:t xml:space="preserve"> and terminology of sampling variability</w:t>
       </w:r>
     </w:p>
     <w:p>
@@ -512,19 +548,7 @@
         <w:rPr>
           <w:b w:val="0"/>
         </w:rPr>
-        <w:t xml:space="preserve">Use the supplied constructed scenarios to make the </w:t>
-      </w:r>
-      <w:r>
-        <w:rPr>
-          <w:b/>
-        </w:rPr>
-        <w:t>mechanism</w:t>
-      </w:r>
-      <w:r>
-        <w:rPr>
-          <w:b w:val="0"/>
-        </w:rPr>
-        <w:t xml:space="preserve"> inspectable. Collect W4 before sharing solutions.</w:t>
+        <w:t>Reference example, not the only acceptable wording: Teacher explanation: Sampling variability means different eligible samples can give different estimates even under the same population. Separate this from procedure changes.</w:t>
       </w:r>
     </w:p>
     <w:p>
@@ -535,27 +559,15 @@
         <w:rPr>
           <w:b w:val="0"/>
         </w:rPr>
-        <w:t xml:space="preserve">Students should name intermediate </w:t>
-      </w:r>
-      <w:r>
-        <w:rPr>
-          <w:b/>
-        </w:rPr>
-        <w:t>evidence</w:t>
-      </w:r>
-      <w:r>
-        <w:rPr>
-          <w:b w:val="0"/>
-        </w:rPr>
-        <w:t xml:space="preserve"> and limitations; classroom pacing and learning effectiveness remain unvalidated.</w:t>
+        <w:t>Consider finite population values1, 1, 3, 3 with distinct IDs. Enumerate the six unordered samples of size2 without replacement. Their means are1, 2, 2, 2, 2, 3.</w:t>
       </w:r>
     </w:p>
     <w:p>
       <w:pPr>
-        <w:pStyle w:val="Heading3"/>
-      </w:pPr>
-      <w:r>
-        <w:t>Outcomes</w:t>
+        <w:pStyle w:val="Heading2"/>
+      </w:pPr>
+      <w:r>
+        <w:t>Pictured end goal</w:t>
       </w:r>
     </w:p>
     <w:p>
@@ -566,47 +578,35 @@
         <w:rPr>
           <w:b w:val="0"/>
         </w:rPr>
-        <w:t xml:space="preserve">Explain the </w:t>
+        <w:t xml:space="preserve">Explain </w:t>
       </w:r>
       <w:r>
         <w:rPr>
           <w:b/>
         </w:rPr>
-        <w:t>mechanism</w:t>
+        <w:t>sensitivity analysis</w:t>
       </w:r>
       <w:r>
         <w:rPr>
           <w:b w:val="0"/>
         </w:rPr>
-        <w:t xml:space="preserve"> and terminology of </w:t>
-      </w:r>
-      <w:r>
-        <w:rPr>
-          <w:b/>
-        </w:rPr>
-        <w:t>sensitivity analysis</w:t>
+        <w:t xml:space="preserve"> using the records and boundaries of this fictional investigation.</w:t>
       </w:r>
     </w:p>
     <w:p>
       <w:pPr>
-        <w:spacing w:line="336" w:lineRule="auto" w:after="180"/>
-      </w:pPr>
-      <w:r>
-        <w:rPr>
-          <w:b w:val="0"/>
-        </w:rPr>
-        <w:t>Apply the stated procedure to a new case with a traceable result</w:t>
+        <w:pStyle w:val="Heading2"/>
+      </w:pPr>
+      <w:r>
+        <w:t>Earlier wording, alternatives and picture transcripts · reference / check after trying</w:t>
       </w:r>
     </w:p>
     <w:p>
       <w:pPr>
-        <w:spacing w:line="336" w:lineRule="auto" w:after="180"/>
-      </w:pPr>
-      <w:r>
-        <w:rPr>
-          <w:b w:val="0"/>
-        </w:rPr>
-        <w:t>Identify an assumption or limitation and design a revealing follow-up</w:t>
+        <w:pStyle w:val="Heading3"/>
+      </w:pPr>
+      <w:r>
+        <w:t>Teach the learning cycle</w:t>
       </w:r>
     </w:p>
     <w:p>
@@ -614,48 +614,54 @@
         <w:pStyle w:val="Heading3"/>
       </w:pPr>
       <w:r>
-        <w:t>Preparation</w:t>
+        <w:t>Retrieval answer guidance</w:t>
       </w:r>
     </w:p>
     <w:p>
       <w:pPr>
-        <w:spacing w:line="336" w:lineRule="auto" w:after="180"/>
-      </w:pPr>
-      <w:r>
-        <w:rPr>
-          <w:b w:val="0"/>
-        </w:rPr>
-        <w:t>Lesson and workbook; paper and pencil</w:t>
+        <w:pStyle w:val="Heading3"/>
+      </w:pPr>
+      <w:r>
+        <w:t>Ablation studies</w:t>
       </w:r>
     </w:p>
     <w:p>
       <w:pPr>
-        <w:spacing w:line="336" w:lineRule="auto" w:after="180"/>
-      </w:pPr>
-      <w:r>
-        <w:rPr>
-          <w:b w:val="0"/>
-        </w:rPr>
-        <w:t>Calculator and optional local Python 3 for arithmetic; no live API or private data</w:t>
+        <w:pStyle w:val="Heading3"/>
+      </w:pPr>
+      <w:r>
+        <w:t>Statistical tests and assumptions</w:t>
       </w:r>
     </w:p>
     <w:p>
       <w:pPr>
-        <w:spacing w:line="336" w:lineRule="auto" w:after="180"/>
-      </w:pPr>
-      <w:r>
-        <w:rPr>
-          <w:b w:val="0"/>
-        </w:rPr>
-        <w:t>Prepare the fresh retry separately and withhold its solution until after collection</w:t>
+        <w:pStyle w:val="Heading3"/>
+      </w:pPr>
+      <w:r>
+        <w:t>Sampling variability</w:t>
       </w:r>
     </w:p>
     <w:p>
       <w:pPr>
-        <w:pStyle w:val="Heading3"/>
-      </w:pPr>
-      <w:r>
-        <w:t>Prerequisite answer</w:t>
+        <w:spacing w:line="336" w:lineRule="auto" w:after="180"/>
+      </w:pPr>
+      <w:r>
+        <w:rPr>
+          <w:b w:val="0"/>
+        </w:rPr>
+        <w:t xml:space="preserve">Compact alternative: two 45-minute sessions for the core explanation and W1–W5 only. The main plan uses three sessions; schedule further time for the complete investigation, project, visual journey and any code examples. </w:t>
+      </w:r>
+      <w:r>
+        <w:rPr>
+          <w:b/>
+        </w:rPr>
+        <w:t>Sensitivity analysis</w:t>
+      </w:r>
+      <w:r>
+        <w:rPr>
+          <w:b w:val="0"/>
+        </w:rPr>
+        <w:t xml:space="preserve"> checks whether a conclusion changes under plausible settings or analysis choices. It should not secretly select the most favourable result.</w:t>
       </w:r>
     </w:p>
     <w:p>
@@ -666,31 +672,19 @@
         <w:rPr>
           <w:b w:val="0"/>
         </w:rPr>
-        <w:t xml:space="preserve">A result depends on the </w:t>
+        <w:t xml:space="preserve">Use the supplied constructed scenarios to make the </w:t>
       </w:r>
       <w:r>
         <w:rPr>
           <w:b/>
         </w:rPr>
-        <w:t>input</w:t>
+        <w:t>mechanism</w:t>
       </w:r>
       <w:r>
         <w:rPr>
           <w:b w:val="0"/>
         </w:rPr>
-        <w:t xml:space="preserve">s, procedure and conditions that produced it. Preserve data roles and distinguish observed outcomes from </w:t>
-      </w:r>
-      <w:r>
-        <w:rPr>
-          <w:b/>
-        </w:rPr>
-        <w:t>prediction</w:t>
-      </w:r>
-      <w:r>
-        <w:rPr>
-          <w:b w:val="0"/>
-        </w:rPr>
-        <w:t>s or unmeasured conditions.</w:t>
+        <w:t xml:space="preserve"> inspectable. Collect W4 before sharing solutions.</w:t>
       </w:r>
     </w:p>
     <w:p>
@@ -701,7 +695,19 @@
         <w:rPr>
           <w:b w:val="0"/>
         </w:rPr>
-        <w:t>If the prior concept cannot be explained, use a short retrieval activity before this chapter.</w:t>
+        <w:t xml:space="preserve">Students should name intermediate </w:t>
+      </w:r>
+      <w:r>
+        <w:rPr>
+          <w:b/>
+        </w:rPr>
+        <w:t>evidence</w:t>
+      </w:r>
+      <w:r>
+        <w:rPr>
+          <w:b w:val="0"/>
+        </w:rPr>
+        <w:t xml:space="preserve"> and limitations; classroom pacing and learning effectiveness remain unvalidated.</w:t>
       </w:r>
     </w:p>
     <w:p>
@@ -709,7 +715,7 @@
         <w:pStyle w:val="Heading3"/>
       </w:pPr>
       <w:r>
-        <w:t>End goal for the pictorial case</w:t>
+        <w:t>Outcomes</w:t>
       </w:r>
     </w:p>
     <w:p>
@@ -720,19 +726,25 @@
         <w:rPr>
           <w:b w:val="0"/>
         </w:rPr>
-        <w:t xml:space="preserve">Explain </w:t>
+        <w:t xml:space="preserve">Explain the </w:t>
       </w:r>
       <w:r>
         <w:rPr>
           <w:b/>
         </w:rPr>
+        <w:t>mechanism</w:t>
+      </w:r>
+      <w:r>
+        <w:rPr>
+          <w:b w:val="0"/>
+        </w:rPr>
+        <w:t xml:space="preserve"> and terminology of </w:t>
+      </w:r>
+      <w:r>
+        <w:rPr>
+          <w:b/>
+        </w:rPr>
         <w:t>sensitivity analysis</w:t>
-      </w:r>
-      <w:r>
-        <w:rPr>
-          <w:b w:val="0"/>
-        </w:rPr>
-        <w:t xml:space="preserve"> using the records and boundaries of this fictional investigation.</w:t>
       </w:r>
     </w:p>
     <w:p>
@@ -743,37 +755,34 @@
         <w:rPr>
           <w:b w:val="0"/>
         </w:rPr>
-        <w:t>This added worked case illustrates the week’s main idea. Retain all original and connected topics; schedule its practice within the teaching cycle.</w:t>
+        <w:t>Apply the stated procedure to a new case with a traceable result</w:t>
       </w:r>
     </w:p>
     <w:p>
       <w:pPr>
-        <w:pStyle w:val="Heading1"/>
-      </w:pPr>
-      <w:r>
-        <w:t>02. Explain and model the mechanism</w:t>
+        <w:spacing w:line="336" w:lineRule="auto" w:after="180"/>
+      </w:pPr>
+      <w:r>
+        <w:rPr>
+          <w:b w:val="0"/>
+        </w:rPr>
+        <w:t>Identify an assumption or limitation and design a revealing follow-up</w:t>
       </w:r>
     </w:p>
     <w:p>
-      <w:r>
-        <w:t>Model Sensitivity analysis using the supplied case, labelled mechanism and reasoning. Make the scope of each conclusion explicit.</w:t>
+      <w:pPr>
+        <w:pStyle w:val="Heading3"/>
+      </w:pPr>
+      <w:r>
+        <w:t>Preparation</w:t>
       </w:r>
     </w:p>
     <w:p>
       <w:pPr>
-        <w:spacing w:line="336" w:lineRule="auto" w:after="180"/>
-      </w:pPr>
-      <w:r>
-        <w:rPr>
-          <w:b/>
-        </w:rPr>
-        <w:t>Sensitivity analysis</w:t>
-      </w:r>
-      <w:r>
-        <w:rPr>
-          <w:b w:val="0"/>
-        </w:rPr>
-        <w:t xml:space="preserve"> checks whether a conclusion changes under plausible settings or analysis choices. It should not secretly select the most favourable result.</w:t>
+        <w:pStyle w:val="Heading3"/>
+      </w:pPr>
+      <w:r>
+        <w:t>Prerequisite answer</w:t>
       </w:r>
     </w:p>
     <w:p>
@@ -781,7 +790,7 @@
         <w:pStyle w:val="Heading3"/>
       </w:pPr>
       <w:r>
-        <w:t>Explain Sensitivity analysis · 1</w:t>
+        <w:t>End goal for the pictorial case</w:t>
       </w:r>
     </w:p>
     <w:p>
@@ -792,37 +801,1691 @@
         <w:rPr>
           <w:b w:val="0"/>
         </w:rPr>
-        <w:t>Begin by writing the question the procedure is intended to answer. Identify the information already supplied, the information it will produce and the information still missing.</w:t>
+        <w:t>This added worked case illustrates the week’s main idea. Retain all original and connected topics; schedule its practice within the teaching cycle.</w:t>
       </w:r>
     </w:p>
     <w:p>
       <w:pPr>
-        <w:spacing w:line="336" w:lineRule="auto" w:after="180"/>
-      </w:pPr>
-      <w:r>
-        <w:rPr>
-          <w:b w:val="0"/>
-        </w:rPr>
-        <w:t>These are constructed classroom examples; they do not require live accounts, private records or an external service. Do not treat a plausible explanation as a measured outcome.</w:t>
+        <w:pStyle w:val="Heading1"/>
+      </w:pPr>
+      <w:r>
+        <w:t>02. Teach complete sensitivity patterns with explicit evaluation limits</w:t>
       </w:r>
     </w:p>
     <w:p>
-      <w:pPr>
-        <w:spacing w:line="336" w:lineRule="auto" w:after="180"/>
-      </w:pPr>
-      <w:r>
-        <w:rPr>
-          <w:b w:val="0"/>
-        </w:rPr>
-        <w:t>Prespecify a range and preserve all results. Distinguish robustness across settings from proof beyond the tested range. Settings affecting data roles require special caution.</w:t>
+      <w:r>
+        <w:t>Distinguish retrieval-depth summaries, score decisions and measured correctness.</w:t>
       </w:r>
     </w:p>
     <w:p>
       <w:pPr>
+        <w:pStyle w:val="Heading2"/>
+      </w:pPr>
+      <w:r>
+        <w:t>Definitions and complete contract</w:t>
+      </w:r>
+    </w:p>
+    <w:p>
+      <w:pPr>
+        <w:spacing w:line="336" w:lineRule="auto" w:after="180"/>
+      </w:pPr>
+      <w:r>
+        <w:rPr>
+          <w:b/>
+        </w:rPr>
+        <w:t>Sensitivity analysis</w:t>
+      </w:r>
+      <w:r>
+        <w:rPr>
+          <w:b w:val="0"/>
+        </w:rPr>
+        <w:t xml:space="preserve"> checks whether a conclusion changes under plausible settings or analysis choices. It should not secretly select the most favourable result.</w:t>
+      </w:r>
+    </w:p>
+    <w:p>
+      <w:pPr>
+        <w:spacing w:line="336" w:lineRule="auto" w:after="180"/>
+      </w:pPr>
+      <w:r>
+        <w:rPr>
+          <w:b w:val="0"/>
+        </w:rPr>
+        <w:t>Prespecify a range and preserve all results. Distinguish robustness across settings from proof beyond the tested range. Settings affecting data roles require special caution.</w:t>
+      </w:r>
+    </w:p>
+    <w:tbl>
+      <w:tblPr>
+        <w:tblStyle w:val="LightShading-Accent1"/>
+        <w:tblW w:type="auto" w:w="0"/>
+        <w:tblLook w:firstColumn="1" w:firstRow="1" w:lastColumn="0" w:lastRow="0" w:noHBand="0" w:noVBand="1" w:val="04A0"/>
+      </w:tblPr>
+      <w:tblGrid>
+        <w:gridCol w:w="5112"/>
+        <w:gridCol w:w="5112"/>
+      </w:tblGrid>
+      <w:tr>
+        <w:trPr>
+          <w:tblHeader/>
+        </w:trPr>
+        <w:tc>
+          <w:tcPr>
+            <w:tcW w:type="dxa" w:w="5112"/>
+          </w:tcPr>
+          <w:p>
+            <w:r>
+              <w:t>Sensitivity item</w:t>
+            </w:r>
+          </w:p>
+        </w:tc>
+        <w:tc>
+          <w:tcPr>
+            <w:tcW w:type="dxa" w:w="5112"/>
+          </w:tcPr>
+          <w:p>
+            <w:r>
+              <w:t>Complete exercise contract</w:t>
+            </w:r>
+          </w:p>
+        </w:tc>
+      </w:tr>
+      <w:tr>
+        <w:tc>
+          <w:tcPr>
+            <w:tcW w:type="dxa" w:w="5112"/>
+          </w:tcPr>
+          <w:p>
+            <w:r>
+              <w:t>Main retrieval settings</w:t>
+            </w:r>
+          </w:p>
+        </w:tc>
+        <w:tc>
+          <w:tcPr>
+            <w:tcW w:type="dxa" w:w="5112"/>
+          </w:tcPr>
+          <w:p>
+            <w:r>
+              <w:t>k = 1, 3, 5; number of retrieved items, not a score threshold</w:t>
+            </w:r>
+          </w:p>
+        </w:tc>
+      </w:tr>
+      <w:tr>
+        <w:tc>
+          <w:tcPr>
+            <w:tcW w:type="dxa" w:w="5112"/>
+          </w:tcPr>
+          <w:p>
+            <w:r>
+              <w:t>Supplied recall summaries</w:t>
+            </w:r>
+          </w:p>
+        </w:tc>
+        <w:tc>
+          <w:tcPr>
+            <w:tcW w:type="dxa" w:w="5112"/>
+          </w:tcPr>
+          <w:p>
+            <w:r>
+              <w:t>0.4, 0.7, 0.8 at the respective settings</w:t>
+            </w:r>
+          </w:p>
+        </w:tc>
+      </w:tr>
+      <w:tr>
+        <w:tc>
+          <w:tcPr>
+            <w:tcW w:type="dxa" w:w="5112"/>
+          </w:tcPr>
+          <w:p>
+            <w:r>
+              <w:t>Supplied precision summaries</w:t>
+            </w:r>
+          </w:p>
+        </w:tc>
+        <w:tc>
+          <w:tcPr>
+            <w:tcW w:type="dxa" w:w="5112"/>
+          </w:tcPr>
+          <w:p>
+            <w:r>
+              <w:t>0.9, 0.7, 0.5 at the respective settings</w:t>
+            </w:r>
+          </w:p>
+        </w:tc>
+      </w:tr>
+      <w:tr>
+        <w:tc>
+          <w:tcPr>
+            <w:tcW w:type="dxa" w:w="5112"/>
+          </w:tcPr>
+          <w:p>
+            <w:r>
+              <w:t>Missing main information</w:t>
+            </w:r>
+          </w:p>
+        </w:tc>
+        <w:tc>
+          <w:tcPr>
+            <w:tcW w:type="dxa" w:w="5112"/>
+          </w:tcPr>
+          <w:p>
+            <w:r>
+              <w:t>Raw relevance labels, denominators and averaging convention; do not reconstruct counts</w:t>
+            </w:r>
+          </w:p>
+        </w:tc>
+      </w:tr>
+      <w:tr>
+        <w:tc>
+          <w:tcPr>
+            <w:tcW w:type="dxa" w:w="5112"/>
+          </w:tcPr>
+          <w:p>
+            <w:r>
+              <w:t>Separate score picture</w:t>
+            </w:r>
+          </w:p>
+        </w:tc>
+        <w:tc>
+          <w:tcPr>
+            <w:tcW w:type="dxa" w:w="5112"/>
+          </w:tcPr>
+          <w:p>
+            <w:r>
+              <w:t>Fixed scores 0.4, 0.6, 0.8; classify positive when score ≥ cutoff</w:t>
+            </w:r>
+          </w:p>
+        </w:tc>
+      </w:tr>
+      <w:tr>
+        <w:tc>
+          <w:tcPr>
+            <w:tcW w:type="dxa" w:w="5112"/>
+          </w:tcPr>
+          <w:p>
+            <w:r>
+              <w:t>Picture cutoffs</w:t>
+            </w:r>
+          </w:p>
+        </w:tc>
+        <w:tc>
+          <w:tcPr>
+            <w:tcW w:type="dxa" w:w="5112"/>
+          </w:tcPr>
+          <w:p>
+            <w:r>
+              <w:t>0.5, 0.7 and boundary check 0.6</w:t>
+            </w:r>
+          </w:p>
+        </w:tc>
+      </w:tr>
+      <w:tr>
+        <w:tc>
+          <w:tcPr>
+            <w:tcW w:type="dxa" w:w="5112"/>
+          </w:tcPr>
+          <w:p>
+            <w:r>
+              <w:t>Missing picture information</w:t>
+            </w:r>
+          </w:p>
+        </w:tc>
+        <w:tc>
+          <w:tcPr>
+            <w:tcW w:type="dxa" w:w="5112"/>
+          </w:tcPr>
+          <w:p>
+            <w:r>
+              <w:t>No reference labels; accuracy and best cutoff cannot be determined</w:t>
+            </w:r>
+          </w:p>
+        </w:tc>
+      </w:tr>
+      <w:tr>
+        <w:tc>
+          <w:tcPr>
+            <w:tcW w:type="dxa" w:w="5112"/>
+          </w:tcPr>
+          <w:p>
+            <w:r>
+              <w:t>Interpretation limit</w:t>
+            </w:r>
+          </w:p>
+        </w:tc>
+        <w:tc>
+          <w:tcPr>
+            <w:tcW w:type="dxa" w:w="5112"/>
+          </w:tcPr>
+          <w:p>
+            <w:r>
+              <w:t>Only supplied settings are described; no beyond-range or universal guarantee</w:t>
+            </w:r>
+          </w:p>
+        </w:tc>
+      </w:tr>
+    </w:tbl>
+    <w:p>
+      <w:pPr>
+        <w:pStyle w:val="Heading2"/>
+      </w:pPr>
+      <w:r>
+        <w:t>Main tradeoff and checked reasoning</w:t>
+      </w:r>
+    </w:p>
+    <w:tbl>
+      <w:tblPr>
+        <w:tblStyle w:val="LightShading-Accent1"/>
+        <w:tblW w:type="auto" w:w="0"/>
+        <w:tblLook w:firstColumn="1" w:firstRow="1" w:lastColumn="0" w:lastRow="0" w:noHBand="0" w:noVBand="1" w:val="04A0"/>
+      </w:tblPr>
+      <w:tblGrid>
+        <w:gridCol w:w="2556"/>
+        <w:gridCol w:w="2556"/>
+        <w:gridCol w:w="2556"/>
+        <w:gridCol w:w="2556"/>
+      </w:tblGrid>
+      <w:tr>
+        <w:trPr>
+          <w:tblHeader/>
+        </w:trPr>
+        <w:tc>
+          <w:tcPr>
+            <w:tcW w:type="dxa" w:w="2556"/>
+          </w:tcPr>
+          <w:p>
+            <w:r>
+              <w:t>Retrieved items k</w:t>
+            </w:r>
+          </w:p>
+        </w:tc>
+        <w:tc>
+          <w:tcPr>
+            <w:tcW w:type="dxa" w:w="2556"/>
+          </w:tcPr>
+          <w:p>
+            <w:r>
+              <w:t>Supplied recall</w:t>
+            </w:r>
+          </w:p>
+        </w:tc>
+        <w:tc>
+          <w:tcPr>
+            <w:tcW w:type="dxa" w:w="2556"/>
+          </w:tcPr>
+          <w:p>
+            <w:r>
+              <w:t>Supplied precision</w:t>
+            </w:r>
+          </w:p>
+        </w:tc>
+        <w:tc>
+          <w:tcPr>
+            <w:tcW w:type="dxa" w:w="2556"/>
+          </w:tcPr>
+          <w:p>
+            <w:r>
+              <w:t>Pattern in the tested range</w:t>
+            </w:r>
+          </w:p>
+        </w:tc>
+      </w:tr>
+      <w:tr>
+        <w:tc>
+          <w:tcPr>
+            <w:tcW w:type="dxa" w:w="2556"/>
+          </w:tcPr>
+          <w:p>
+            <w:r>
+              <w:t>1</w:t>
+            </w:r>
+          </w:p>
+        </w:tc>
+        <w:tc>
+          <w:tcPr>
+            <w:tcW w:type="dxa" w:w="2556"/>
+          </w:tcPr>
+          <w:p>
+            <w:r>
+              <w:t>0.4</w:t>
+            </w:r>
+          </w:p>
+        </w:tc>
+        <w:tc>
+          <w:tcPr>
+            <w:tcW w:type="dxa" w:w="2556"/>
+          </w:tcPr>
+          <w:p>
+            <w:r>
+              <w:t>0.9</w:t>
+            </w:r>
+          </w:p>
+        </w:tc>
+        <w:tc>
+          <w:tcPr>
+            <w:tcW w:type="dxa" w:w="2556"/>
+          </w:tcPr>
+          <w:p>
+            <w:r>
+              <w:t>Lowest recall; highest precision</w:t>
+            </w:r>
+          </w:p>
+        </w:tc>
+      </w:tr>
+      <w:tr>
+        <w:tc>
+          <w:tcPr>
+            <w:tcW w:type="dxa" w:w="2556"/>
+          </w:tcPr>
+          <w:p>
+            <w:r>
+              <w:t>3</w:t>
+            </w:r>
+          </w:p>
+        </w:tc>
+        <w:tc>
+          <w:tcPr>
+            <w:tcW w:type="dxa" w:w="2556"/>
+          </w:tcPr>
+          <w:p>
+            <w:r>
+              <w:t>0.7</w:t>
+            </w:r>
+          </w:p>
+        </w:tc>
+        <w:tc>
+          <w:tcPr>
+            <w:tcW w:type="dxa" w:w="2556"/>
+          </w:tcPr>
+          <w:p>
+            <w:r>
+              <w:t>0.7</w:t>
+            </w:r>
+          </w:p>
+        </w:tc>
+        <w:tc>
+          <w:tcPr>
+            <w:tcW w:type="dxa" w:w="2556"/>
+          </w:tcPr>
+          <w:p>
+            <w:r>
+              <w:t>Intermediate summaries</w:t>
+            </w:r>
+          </w:p>
+        </w:tc>
+      </w:tr>
+      <w:tr>
+        <w:tc>
+          <w:tcPr>
+            <w:tcW w:type="dxa" w:w="2556"/>
+          </w:tcPr>
+          <w:p>
+            <w:r>
+              <w:t>5</w:t>
+            </w:r>
+          </w:p>
+        </w:tc>
+        <w:tc>
+          <w:tcPr>
+            <w:tcW w:type="dxa" w:w="2556"/>
+          </w:tcPr>
+          <w:p>
+            <w:r>
+              <w:t>0.8</w:t>
+            </w:r>
+          </w:p>
+        </w:tc>
+        <w:tc>
+          <w:tcPr>
+            <w:tcW w:type="dxa" w:w="2556"/>
+          </w:tcPr>
+          <w:p>
+            <w:r>
+              <w:t>0.5</w:t>
+            </w:r>
+          </w:p>
+        </w:tc>
+        <w:tc>
+          <w:tcPr>
+            <w:tcW w:type="dxa" w:w="2556"/>
+          </w:tcPr>
+          <w:p>
+            <w:r>
+              <w:t>Highest recall; lowest precision</w:t>
+            </w:r>
+          </w:p>
+        </w:tc>
+      </w:tr>
+      <w:tr>
+        <w:tc>
+          <w:tcPr>
+            <w:tcW w:type="dxa" w:w="2556"/>
+          </w:tcPr>
+          <w:p>
+            <w:r>
+              <w:t>From k = 1 to k = 5</w:t>
+            </w:r>
+          </w:p>
+        </w:tc>
+        <w:tc>
+          <w:tcPr>
+            <w:tcW w:type="dxa" w:w="2556"/>
+          </w:tcPr>
+          <w:p>
+            <w:r>
+              <w:t>Increase 0.4, or 40 percentage points</w:t>
+            </w:r>
+          </w:p>
+        </w:tc>
+        <w:tc>
+          <w:tcPr>
+            <w:tcW w:type="dxa" w:w="2556"/>
+          </w:tcPr>
+          <w:p>
+            <w:r>
+              <w:t>Decrease 0.4, or 40 percentage points</w:t>
+            </w:r>
+          </w:p>
+        </w:tc>
+        <w:tc>
+          <w:tcPr>
+            <w:tcW w:type="dxa" w:w="2556"/>
+          </w:tcPr>
+          <w:p>
+            <w:r>
+              <w:t>Tradeoff; no universal best setting</w:t>
+            </w:r>
+          </w:p>
+        </w:tc>
+      </w:tr>
+      <w:tr>
+        <w:tc>
+          <w:tcPr>
+            <w:tcW w:type="dxa" w:w="2556"/>
+          </w:tcPr>
+          <w:p>
+            <w:r>
+              <w:t>What remains unknown</w:t>
+            </w:r>
+          </w:p>
+        </w:tc>
+        <w:tc>
+          <w:tcPr>
+            <w:tcW w:type="dxa" w:w="2556"/>
+          </w:tcPr>
+          <w:p>
+            <w:r>
+              <w:t>Raw labels/counts</w:t>
+            </w:r>
+          </w:p>
+        </w:tc>
+        <w:tc>
+          <w:tcPr>
+            <w:tcW w:type="dxa" w:w="2556"/>
+          </w:tcPr>
+          <w:p>
+            <w:r>
+              <w:t>Averaging convention</w:t>
+            </w:r>
+          </w:p>
+        </w:tc>
+        <w:tc>
+          <w:tcPr>
+            <w:tcW w:type="dxa" w:w="2556"/>
+          </w:tcPr>
+          <w:p>
+            <w:r>
+              <w:t>No invented per-query count or significance</w:t>
+            </w:r>
+          </w:p>
+        </w:tc>
+      </w:tr>
+    </w:tbl>
+    <w:p>
+      <w:pPr>
+        <w:spacing w:line="336" w:lineRule="auto" w:after="180"/>
+      </w:pPr>
+      <w:r>
+        <w:rPr>
+          <w:b w:val="0"/>
+        </w:rPr>
+        <w:t>Main retrieval depths 1, 3 and 5 have supplied recall 0.4, 0.7 and 0.8 while precision falls from 0.9 through 0.7 to 0.5. These are stipulated summaries with unspecified aggregation; do not invent raw labels. Picture flags are negative/positive/positive at cutoffs 0.5 and 0.6, and negative/negative/positive at 0.7. Equality is included. No reference labels are supplied, so no accuracy or best cutoff is known.</w:t>
+      </w:r>
+    </w:p>
+    <w:p>
+      <w:pPr>
+        <w:spacing w:line="336" w:lineRule="auto" w:after="180"/>
+      </w:pPr>
+      <w:r>
+        <w:rPr>
+          <w:b w:val="0"/>
+        </w:rPr>
+        <w:t>Independent thresholds 0.4, 0.5 and 0.6 give 8, 9 and 7 passes out of ten: range 7–9 passes, or 70%–90%, a twenty-percentage-point spread. The middle setting has the highest supplied count, but selecting it uses those outcomes; retain every result and evaluate a chosen setting separately. Do not infer a monotone pattern from that independent example.</w:t>
+      </w:r>
+    </w:p>
+    <w:p>
+      <w:pPr>
         <w:pStyle w:val="Heading3"/>
       </w:pPr>
       <w:r>
-        <w:t>Explain Sensitivity analysis · 2</w:t>
+        <w:t>Sensitivity analysis — evidence trace</w:t>
+      </w:r>
+    </w:p>
+    <w:tbl>
+      <w:tblPr>
+        <w:tblStyle w:val="LightShading-Accent1"/>
+        <w:tblW w:type="auto" w:w="0"/>
+        <w:tblLook w:firstColumn="1" w:firstRow="1" w:lastColumn="0" w:lastRow="0" w:noHBand="0" w:noVBand="1" w:val="04A0"/>
+      </w:tblPr>
+      <w:tblGrid>
+        <w:gridCol w:w="3408"/>
+        <w:gridCol w:w="3408"/>
+        <w:gridCol w:w="3408"/>
+      </w:tblGrid>
+      <w:tr>
+        <w:trPr>
+          <w:tblHeader/>
+        </w:trPr>
+        <w:tc>
+          <w:tcPr>
+            <w:tcW w:type="dxa" w:w="3408"/>
+          </w:tcPr>
+          <w:p>
+            <w:r>
+              <w:t>Input and scope</w:t>
+            </w:r>
+          </w:p>
+        </w:tc>
+        <w:tc>
+          <w:tcPr>
+            <w:tcW w:type="dxa" w:w="3408"/>
+          </w:tcPr>
+          <w:p>
+            <w:r>
+              <w:t>Check or calculation</w:t>
+            </w:r>
+          </w:p>
+        </w:tc>
+        <w:tc>
+          <w:tcPr>
+            <w:tcW w:type="dxa" w:w="3408"/>
+          </w:tcPr>
+          <w:p>
+            <w:r>
+              <w:t>Conclusion and limit</w:t>
+            </w:r>
+          </w:p>
+        </w:tc>
+      </w:tr>
+      <w:tr>
+        <w:tc>
+          <w:tcPr>
+            <w:tcW w:type="dxa" w:w="3408"/>
+          </w:tcPr>
+          <w:p>
+            <w:r>
+              <w:t>Retrieval cutoffs 1, 3, 5 yield recall .4, .7, .8 and precision .9, .7, .5.</w:t>
+            </w:r>
+          </w:p>
+        </w:tc>
+        <w:tc>
+          <w:tcPr>
+            <w:tcW w:type="dxa" w:w="3408"/>
+          </w:tcPr>
+          <w:p>
+            <w:r>
+              <w:t>Prespecify a range and preserve all results. Distinguish robustness across settings from proof beyond the tested range. Settings affecting data roles require special caution.</w:t>
+            </w:r>
+          </w:p>
+        </w:tc>
+        <w:tc>
+          <w:tcPr>
+            <w:tcW w:type="dxa" w:w="3408"/>
+          </w:tcPr>
+          <w:p>
+            <w:r>
+              <w:t>Higher cutoff increases recall here while precision decreases. No universally best cutoff follows without a task-specific criterion.</w:t>
+            </w:r>
+          </w:p>
+        </w:tc>
+      </w:tr>
+    </w:tbl>
+    <w:p>
+      <w:r>
+        <w:t>The figure connects this chapter's worked input, declared procedure and result. Read the complete worked reasoning for qualifiers and intermediate steps; the abbreviated labels do not replace that reasoning.</w:t>
+      </w:r>
+    </w:p>
+    <w:p>
+      <w:pPr>
+        <w:spacing w:line="336" w:lineRule="auto" w:after="180"/>
+      </w:pPr>
+      <w:r>
+        <w:rPr>
+          <w:b w:val="0"/>
+        </w:rPr>
+        <w:t>Guided: Higher cutoff increases recall here while precision decreases. No universally best cutoff follows without a task-specific criterion.</w:t>
+      </w:r>
+    </w:p>
+    <w:p>
+      <w:pPr>
+        <w:spacing w:line="336" w:lineRule="auto" w:after="180"/>
+      </w:pPr>
+      <w:r>
+        <w:rPr>
+          <w:b w:val="0"/>
+        </w:rPr>
+        <w:t>Qualification: A stable tested range does not establish stability under every parameter or dataset change.</w:t>
+      </w:r>
+    </w:p>
+    <w:p>
+      <w:pPr>
+        <w:spacing w:line="336" w:lineRule="auto" w:after="180"/>
+      </w:pPr>
+      <w:r>
+        <w:rPr>
+          <w:b w:val="0"/>
+        </w:rPr>
+        <w:t xml:space="preserve">Exit: accept a concrete variation with its predicted outcome and a stated condition that would challenge the </w:t>
+      </w:r>
+      <w:r>
+        <w:rPr>
+          <w:b/>
+        </w:rPr>
+        <w:t>mechanism</w:t>
+      </w:r>
+      <w:r>
+        <w:rPr>
+          <w:b w:val="0"/>
+        </w:rPr>
+        <w:t xml:space="preserve">; reject a claim resting on unmeasured </w:t>
+      </w:r>
+      <w:r>
+        <w:rPr>
+          <w:b/>
+        </w:rPr>
+        <w:t>evidence</w:t>
+      </w:r>
+      <w:r>
+        <w:rPr>
+          <w:b w:val="0"/>
+        </w:rPr>
+        <w:t>.</w:t>
+      </w:r>
+    </w:p>
+    <w:p>
+      <w:pPr>
+        <w:spacing w:line="336" w:lineRule="auto" w:after="180"/>
+      </w:pPr>
+      <w:r>
+        <w:rPr>
+          <w:b w:val="0"/>
+        </w:rPr>
+        <w:t>Retrieval cutoffs 1, 3, 5 yield recall .4, .7, .8 and precision .9, .7, .5.</w:t>
+      </w:r>
+    </w:p>
+    <w:p>
+      <w:pPr>
+        <w:spacing w:line="336" w:lineRule="auto" w:after="180"/>
+      </w:pPr>
+      <w:r>
+        <w:rPr>
+          <w:b w:val="0"/>
+        </w:rPr>
+        <w:t>Higher cutoff increases recall here while precision decreases. No universally best cutoff follows without a task-specific criterion.</w:t>
+      </w:r>
+    </w:p>
+    <w:p>
+      <w:pPr>
+        <w:spacing w:line="336" w:lineRule="auto" w:after="180"/>
+      </w:pPr>
+      <w:r>
+        <w:rPr>
+          <w:b w:val="0"/>
+        </w:rPr>
+        <w:t xml:space="preserve">Compare the intermediate </w:t>
+      </w:r>
+      <w:r>
+        <w:rPr>
+          <w:b/>
+        </w:rPr>
+        <w:t>evidence</w:t>
+      </w:r>
+      <w:r>
+        <w:rPr>
+          <w:b w:val="0"/>
+        </w:rPr>
+        <w:t xml:space="preserve"> with the final statement. Explain why each number or decision follows from the stated </w:t>
+      </w:r>
+      <w:r>
+        <w:rPr>
+          <w:b/>
+        </w:rPr>
+        <w:t>input</w:t>
+      </w:r>
+      <w:r>
+        <w:rPr>
+          <w:b w:val="0"/>
+        </w:rPr>
+        <w:t>s.</w:t>
+      </w:r>
+    </w:p>
+    <w:p>
+      <w:pPr>
+        <w:spacing w:line="336" w:lineRule="auto" w:after="180"/>
+      </w:pPr>
+      <w:r>
+        <w:rPr>
+          <w:b w:val="0"/>
+        </w:rPr>
+        <w:t xml:space="preserve">The conclusion belongs to this scenario and procedure; changing the </w:t>
+      </w:r>
+      <w:r>
+        <w:rPr>
+          <w:b/>
+        </w:rPr>
+        <w:t>input</w:t>
+      </w:r>
+      <w:r>
+        <w:rPr>
+          <w:b w:val="0"/>
+        </w:rPr>
+        <w:t>s, evaluation population or authority can change what it establishes. Retain the raw record so a later revision can be compared honestly.</w:t>
+      </w:r>
+    </w:p>
+    <w:p>
+      <w:pPr>
+        <w:pStyle w:val="Heading2"/>
+      </w:pPr>
+      <w:r>
+        <w:t>Selection, equality and scope probes</w:t>
+      </w:r>
+    </w:p>
+    <w:tbl>
+      <w:tblPr>
+        <w:tblStyle w:val="LightShading-Accent1"/>
+        <w:tblW w:type="auto" w:w="0"/>
+        <w:tblLook w:firstColumn="1" w:firstRow="1" w:lastColumn="0" w:lastRow="0" w:noHBand="0" w:noVBand="1" w:val="04A0"/>
+      </w:tblPr>
+      <w:tblGrid>
+        <w:gridCol w:w="5112"/>
+        <w:gridCol w:w="5112"/>
+      </w:tblGrid>
+      <w:tr>
+        <w:trPr>
+          <w:tblHeader/>
+        </w:trPr>
+        <w:tc>
+          <w:tcPr>
+            <w:tcW w:type="dxa" w:w="5112"/>
+          </w:tcPr>
+          <w:p>
+            <w:r>
+              <w:t>Sensitivity audit</w:t>
+            </w:r>
+          </w:p>
+        </w:tc>
+        <w:tc>
+          <w:tcPr>
+            <w:tcW w:type="dxa" w:w="5112"/>
+          </w:tcPr>
+          <w:p>
+            <w:r>
+              <w:t>Checked interpretation</w:t>
+            </w:r>
+          </w:p>
+        </w:tc>
+      </w:tr>
+      <w:tr>
+        <w:tc>
+          <w:tcPr>
+            <w:tcW w:type="dxa" w:w="5112"/>
+          </w:tcPr>
+          <w:p>
+            <w:r>
+              <w:t>Report only the best tested setting</w:t>
+            </w:r>
+          </w:p>
+        </w:tc>
+        <w:tc>
+          <w:tcPr>
+            <w:tcW w:type="dxa" w:w="5112"/>
+          </w:tcPr>
+          <w:p>
+            <w:r>
+              <w:t>Hides sensitivity and outcome-driven selection</w:t>
+            </w:r>
+          </w:p>
+        </w:tc>
+      </w:tr>
+      <w:tr>
+        <w:tc>
+          <w:tcPr>
+            <w:tcW w:type="dxa" w:w="5112"/>
+          </w:tcPr>
+          <w:p>
+            <w:r>
+              <w:t>More positive predictions</w:t>
+            </w:r>
+          </w:p>
+        </w:tc>
+        <w:tc>
+          <w:tcPr>
+            <w:tcW w:type="dxa" w:w="5112"/>
+          </w:tcPr>
+          <w:p>
+            <w:r>
+              <w:t>Does not imply more correct predictions</w:t>
+            </w:r>
+          </w:p>
+        </w:tc>
+      </w:tr>
+      <w:tr>
+        <w:tc>
+          <w:tcPr>
+            <w:tcW w:type="dxa" w:w="5112"/>
+          </w:tcPr>
+          <w:p>
+            <w:r>
+              <w:t>Score equals cutoff</w:t>
+            </w:r>
+          </w:p>
+        </w:tc>
+        <w:tc>
+          <w:tcPr>
+            <w:tcW w:type="dxa" w:w="5112"/>
+          </w:tcPr>
+          <w:p>
+            <w:r>
+              <w:t>Positive under the stated inclusive rule</w:t>
+            </w:r>
+          </w:p>
+        </w:tc>
+      </w:tr>
+      <w:tr>
+        <w:tc>
+          <w:tcPr>
+            <w:tcW w:type="dxa" w:w="5112"/>
+          </w:tcPr>
+          <w:p>
+            <w:r>
+              <w:t>Raw scores unchanged</w:t>
+            </w:r>
+          </w:p>
+        </w:tc>
+        <w:tc>
+          <w:tcPr>
+            <w:tcW w:type="dxa" w:w="5112"/>
+          </w:tcPr>
+          <w:p>
+            <w:r>
+              <w:t>Decisions can still change when the rule changes</w:t>
+            </w:r>
+          </w:p>
+        </w:tc>
+      </w:tr>
+      <w:tr>
+        <w:tc>
+          <w:tcPr>
+            <w:tcW w:type="dxa" w:w="5112"/>
+          </w:tcPr>
+          <w:p>
+            <w:r>
+              <w:t>Recall increases as precision falls</w:t>
+            </w:r>
+          </w:p>
+        </w:tc>
+        <w:tc>
+          <w:tcPr>
+            <w:tcW w:type="dxa" w:w="5112"/>
+          </w:tcPr>
+          <w:p>
+            <w:r>
+              <w:t>Describe tradeoff; objective and constraints are needed for selection</w:t>
+            </w:r>
+          </w:p>
+        </w:tc>
+      </w:tr>
+      <w:tr>
+        <w:tc>
+          <w:tcPr>
+            <w:tcW w:type="dxa" w:w="5112"/>
+          </w:tcPr>
+          <w:p>
+            <w:r>
+              <w:t>Aggregate precision/recall supplied</w:t>
+            </w:r>
+          </w:p>
+        </w:tc>
+        <w:tc>
+          <w:tcPr>
+            <w:tcW w:type="dxa" w:w="5112"/>
+          </w:tcPr>
+          <w:p>
+            <w:r>
+              <w:t>Do not invent per-query counts or a missing averaging method</w:t>
+            </w:r>
+          </w:p>
+        </w:tc>
+      </w:tr>
+      <w:tr>
+        <w:tc>
+          <w:tcPr>
+            <w:tcW w:type="dxa" w:w="5112"/>
+          </w:tcPr>
+          <w:p>
+            <w:r>
+              <w:t>A pattern holds at three settings</w:t>
+            </w:r>
+          </w:p>
+        </w:tc>
+        <w:tc>
+          <w:tcPr>
+            <w:tcW w:type="dxa" w:w="5112"/>
+          </w:tcPr>
+          <w:p>
+            <w:r>
+              <w:t>Does not prove all intermediate or untested settings behave identically</w:t>
+            </w:r>
+          </w:p>
+        </w:tc>
+      </w:tr>
+      <w:tr>
+        <w:tc>
+          <w:tcPr>
+            <w:tcW w:type="dxa" w:w="5112"/>
+          </w:tcPr>
+          <w:p>
+            <w:r>
+              <w:t>Choose using these results</w:t>
+            </w:r>
+          </w:p>
+        </w:tc>
+        <w:tc>
+          <w:tcPr>
+            <w:tcW w:type="dxa" w:w="5112"/>
+          </w:tcPr>
+          <w:p>
+            <w:r>
+              <w:t>Disclose tuning and preserve separately reserved evaluation</w:t>
+            </w:r>
+          </w:p>
+        </w:tc>
+      </w:tr>
+      <w:tr>
+        <w:tc>
+          <w:tcPr>
+            <w:tcW w:type="dxa" w:w="5112"/>
+          </w:tcPr>
+          <w:p>
+            <w:r>
+              <w:t>Change data roles or split during sensitivity analysis</w:t>
+            </w:r>
+          </w:p>
+        </w:tc>
+        <w:tc>
+          <w:tcPr>
+            <w:tcW w:type="dxa" w:w="5112"/>
+          </w:tcPr>
+          <w:p>
+            <w:r>
+              <w:t>Record the change; leakage can invalidate comparison</w:t>
+            </w:r>
+          </w:p>
+        </w:tc>
+      </w:tr>
+    </w:tbl>
+    <w:p>
+      <w:pPr>
+        <w:pStyle w:val="Heading2"/>
+      </w:pPr>
+      <w:r>
+        <w:t>Separate fixed-score case and native grid</w:t>
+      </w:r>
+    </w:p>
+    <w:p>
+      <w:pPr>
+        <w:spacing w:line="336" w:lineRule="auto" w:after="180"/>
+      </w:pPr>
+      <w:r>
+        <w:rPr>
+          <w:b w:val="0"/>
+        </w:rPr>
+        <w:t>A decision sensitive to the cutoff. A toy score rule predicts positive when score is at least the chosen cutoff.</w:t>
+      </w:r>
+    </w:p>
+    <w:p>
+      <w:pPr>
+        <w:spacing w:line="336" w:lineRule="auto" w:after="180"/>
+      </w:pPr>
+      <w:r>
+        <w:rPr>
+          <w:b w:val="0"/>
+        </w:rPr>
+        <w:t>Scores are 0.4,0.6,0.8. Cutoff 0.5 marks the last two positive; cutoff 0.7 marks only 0.8 positive.</w:t>
+      </w:r>
+    </w:p>
+    <w:p>
+      <w:pPr>
+        <w:spacing w:line="336" w:lineRule="auto" w:after="180"/>
+      </w:pPr>
+      <w:r>
+        <w:rPr>
+          <w:b w:val="0"/>
+        </w:rPr>
+        <w:t>The picture fixes three unlabelled scores at 0.4, 0.6 and 0.8. The rule is positive when score is at least the cutoff. At 0.5 there are two positives; at 0.7 there is one; at exactly 0.6 there are two because equality counts. These are prediction flags, not correctness judgments.</w:t>
+      </w:r>
+    </w:p>
+    <w:p>
+      <w:pPr>
+        <w:spacing w:line="336" w:lineRule="auto" w:after="180"/>
+      </w:pPr>
+      <w:r>
+        <w:rPr>
+          <w:b w:val="0"/>
+        </w:rPr>
+        <w:t>If the unknown labels were negative/positive/positive, the first rule would fit all three; if instead negative/negative/positive, the second would. Those are explicitly hypothetical alternatives, not hidden reference labels. Without actual labels or a task objective, no best cutoff follows.</w:t>
+      </w:r>
+    </w:p>
+    <w:p>
+      <w:r>
+        <w:drawing>
+          <wp:inline xmlns:a="http://schemas.openxmlformats.org/drawingml/2006/main" xmlns:pic="http://schemas.openxmlformats.org/drawingml/2006/picture">
+            <wp:extent cx="5279292" cy="3200400"/>
+            <wp:docPr id="1" name="Picture 1" descr="Fixed scores 0.4, 0.6 and 0.8. At cutoff 0.5 the last two are positive. At cutoff 0.7 only 0.8 is positive. At cutoff 0.6 the last two are positive because equality is included. No reference labels are supplied, so accuracy is unknown."/>
+            <wp:cNvGraphicFramePr>
+              <a:graphicFrameLocks noChangeAspect="1"/>
+            </wp:cNvGraphicFramePr>
+            <a:graphic>
+              <a:graphicData uri="http://schemas.openxmlformats.org/drawingml/2006/picture">
+                <pic:pic>
+                  <pic:nvPicPr>
+                    <pic:cNvPr id="0" name="ai-7-17-cutoff-grid.png"/>
+                    <pic:cNvPicPr/>
+                  </pic:nvPicPr>
+                  <pic:blipFill>
+                    <a:blip r:embed="rId9"/>
+                    <a:stretch>
+                      <a:fillRect/>
+                    </a:stretch>
+                  </pic:blipFill>
+                  <pic:spPr>
+                    <a:xfrm>
+                      <a:off x="0" y="0"/>
+                      <a:ext cx="5279292" cy="3200400"/>
+                    </a:xfrm>
+                    <a:prstGeom prst="rect"/>
+                  </pic:spPr>
+                </pic:pic>
+              </a:graphicData>
+            </a:graphic>
+          </wp:inline>
+        </w:drawing>
+      </w:r>
+    </w:p>
+    <w:tbl>
+      <w:tblPr>
+        <w:tblStyle w:val="LightShading-Accent1"/>
+        <w:tblW w:type="auto" w:w="0"/>
+        <w:tblLook w:firstColumn="1" w:firstRow="1" w:lastColumn="0" w:lastRow="0" w:noHBand="0" w:noVBand="1" w:val="04A0"/>
+      </w:tblPr>
+      <w:tblGrid>
+        <w:gridCol w:w="2556"/>
+        <w:gridCol w:w="2556"/>
+        <w:gridCol w:w="2556"/>
+        <w:gridCol w:w="2556"/>
+      </w:tblGrid>
+      <w:tr>
+        <w:trPr>
+          <w:tblHeader/>
+        </w:trPr>
+        <w:tc>
+          <w:tcPr>
+            <w:tcW w:type="dxa" w:w="2556"/>
+          </w:tcPr>
+          <w:p>
+            <w:r>
+              <w:t>Fixed score</w:t>
+            </w:r>
+          </w:p>
+        </w:tc>
+        <w:tc>
+          <w:tcPr>
+            <w:tcW w:type="dxa" w:w="2556"/>
+          </w:tcPr>
+          <w:p>
+            <w:r>
+              <w:t>Cutoff 0.5</w:t>
+            </w:r>
+          </w:p>
+        </w:tc>
+        <w:tc>
+          <w:tcPr>
+            <w:tcW w:type="dxa" w:w="2556"/>
+          </w:tcPr>
+          <w:p>
+            <w:r>
+              <w:t>Cutoff 0.7</w:t>
+            </w:r>
+          </w:p>
+        </w:tc>
+        <w:tc>
+          <w:tcPr>
+            <w:tcW w:type="dxa" w:w="2556"/>
+          </w:tcPr>
+          <w:p>
+            <w:r>
+              <w:t>Cutoff 0.6</w:t>
+            </w:r>
+          </w:p>
+        </w:tc>
+      </w:tr>
+      <w:tr>
+        <w:tc>
+          <w:tcPr>
+            <w:tcW w:type="dxa" w:w="2556"/>
+          </w:tcPr>
+          <w:p>
+            <w:r>
+              <w:t>0.4</w:t>
+            </w:r>
+          </w:p>
+        </w:tc>
+        <w:tc>
+          <w:tcPr>
+            <w:tcW w:type="dxa" w:w="2556"/>
+          </w:tcPr>
+          <w:p>
+            <w:r>
+              <w:t>Negative</w:t>
+            </w:r>
+          </w:p>
+        </w:tc>
+        <w:tc>
+          <w:tcPr>
+            <w:tcW w:type="dxa" w:w="2556"/>
+          </w:tcPr>
+          <w:p>
+            <w:r>
+              <w:t>Negative</w:t>
+            </w:r>
+          </w:p>
+        </w:tc>
+        <w:tc>
+          <w:tcPr>
+            <w:tcW w:type="dxa" w:w="2556"/>
+          </w:tcPr>
+          <w:p>
+            <w:r>
+              <w:t>Negative</w:t>
+            </w:r>
+          </w:p>
+        </w:tc>
+      </w:tr>
+      <w:tr>
+        <w:tc>
+          <w:tcPr>
+            <w:tcW w:type="dxa" w:w="2556"/>
+          </w:tcPr>
+          <w:p>
+            <w:r>
+              <w:t>0.6</w:t>
+            </w:r>
+          </w:p>
+        </w:tc>
+        <w:tc>
+          <w:tcPr>
+            <w:tcW w:type="dxa" w:w="2556"/>
+          </w:tcPr>
+          <w:p>
+            <w:r>
+              <w:t>Positive</w:t>
+            </w:r>
+          </w:p>
+        </w:tc>
+        <w:tc>
+          <w:tcPr>
+            <w:tcW w:type="dxa" w:w="2556"/>
+          </w:tcPr>
+          <w:p>
+            <w:r>
+              <w:t>Negative</w:t>
+            </w:r>
+          </w:p>
+        </w:tc>
+        <w:tc>
+          <w:tcPr>
+            <w:tcW w:type="dxa" w:w="2556"/>
+          </w:tcPr>
+          <w:p>
+            <w:r>
+              <w:t>Positive: equality included</w:t>
+            </w:r>
+          </w:p>
+        </w:tc>
+      </w:tr>
+      <w:tr>
+        <w:tc>
+          <w:tcPr>
+            <w:tcW w:type="dxa" w:w="2556"/>
+          </w:tcPr>
+          <w:p>
+            <w:r>
+              <w:t>0.8</w:t>
+            </w:r>
+          </w:p>
+        </w:tc>
+        <w:tc>
+          <w:tcPr>
+            <w:tcW w:type="dxa" w:w="2556"/>
+          </w:tcPr>
+          <w:p>
+            <w:r>
+              <w:t>Positive</w:t>
+            </w:r>
+          </w:p>
+        </w:tc>
+        <w:tc>
+          <w:tcPr>
+            <w:tcW w:type="dxa" w:w="2556"/>
+          </w:tcPr>
+          <w:p>
+            <w:r>
+              <w:t>Positive</w:t>
+            </w:r>
+          </w:p>
+        </w:tc>
+        <w:tc>
+          <w:tcPr>
+            <w:tcW w:type="dxa" w:w="2556"/>
+          </w:tcPr>
+          <w:p>
+            <w:r>
+              <w:t>Positive</w:t>
+            </w:r>
+          </w:p>
+        </w:tc>
+      </w:tr>
+      <w:tr>
+        <w:tc>
+          <w:tcPr>
+            <w:tcW w:type="dxa" w:w="2556"/>
+          </w:tcPr>
+          <w:p>
+            <w:r>
+              <w:t>Positive count</w:t>
+            </w:r>
+          </w:p>
+        </w:tc>
+        <w:tc>
+          <w:tcPr>
+            <w:tcW w:type="dxa" w:w="2556"/>
+          </w:tcPr>
+          <w:p>
+            <w:r>
+              <w:t>2 of 3</w:t>
+            </w:r>
+          </w:p>
+        </w:tc>
+        <w:tc>
+          <w:tcPr>
+            <w:tcW w:type="dxa" w:w="2556"/>
+          </w:tcPr>
+          <w:p>
+            <w:r>
+              <w:t>1 of 3</w:t>
+            </w:r>
+          </w:p>
+        </w:tc>
+        <w:tc>
+          <w:tcPr>
+            <w:tcW w:type="dxa" w:w="2556"/>
+          </w:tcPr>
+          <w:p>
+            <w:r>
+              <w:t>2 of 3</w:t>
+            </w:r>
+          </w:p>
+        </w:tc>
+      </w:tr>
+      <w:tr>
+        <w:tc>
+          <w:tcPr>
+            <w:tcW w:type="dxa" w:w="2556"/>
+          </w:tcPr>
+          <w:p>
+            <w:r>
+              <w:t>Correct count</w:t>
+            </w:r>
+          </w:p>
+        </w:tc>
+        <w:tc>
+          <w:tcPr>
+            <w:tcW w:type="dxa" w:w="2556"/>
+          </w:tcPr>
+          <w:p>
+            <w:r>
+              <w:t>Unknown</w:t>
+            </w:r>
+          </w:p>
+        </w:tc>
+        <w:tc>
+          <w:tcPr>
+            <w:tcW w:type="dxa" w:w="2556"/>
+          </w:tcPr>
+          <w:p>
+            <w:r>
+              <w:t>Unknown</w:t>
+            </w:r>
+          </w:p>
+        </w:tc>
+        <w:tc>
+          <w:tcPr>
+            <w:tcW w:type="dxa" w:w="2556"/>
+          </w:tcPr>
+          <w:p>
+            <w:r>
+              <w:t>Unknown</w:t>
+            </w:r>
+          </w:p>
+        </w:tc>
+      </w:tr>
+      <w:tr>
+        <w:tc>
+          <w:tcPr>
+            <w:tcW w:type="dxa" w:w="2556"/>
+          </w:tcPr>
+          <w:p>
+            <w:r>
+              <w:t>Scores themselves</w:t>
+            </w:r>
+          </w:p>
+        </w:tc>
+        <w:tc>
+          <w:tcPr>
+            <w:tcW w:type="dxa" w:w="2556"/>
+          </w:tcPr>
+          <w:p>
+            <w:r>
+              <w:t>Unchanged</w:t>
+            </w:r>
+          </w:p>
+        </w:tc>
+        <w:tc>
+          <w:tcPr>
+            <w:tcW w:type="dxa" w:w="2556"/>
+          </w:tcPr>
+          <w:p>
+            <w:r>
+              <w:t>Unchanged</w:t>
+            </w:r>
+          </w:p>
+        </w:tc>
+        <w:tc>
+          <w:tcPr>
+            <w:tcW w:type="dxa" w:w="2556"/>
+          </w:tcPr>
+          <w:p>
+            <w:r>
+              <w:t>Unchanged</w:t>
+            </w:r>
+          </w:p>
+        </w:tc>
+      </w:tr>
+    </w:tbl>
+    <w:p>
+      <w:pPr>
+        <w:pStyle w:val="Heading2"/>
+      </w:pPr>
+      <w:r>
+        <w:t>Picture trace and equality explanation</w:t>
+      </w:r>
+    </w:p>
+    <w:p>
+      <w:r>
+        <w:drawing>
+          <wp:inline xmlns:a="http://schemas.openxmlformats.org/drawingml/2006/main" xmlns:pic="http://schemas.openxmlformats.org/drawingml/2006/picture">
+            <wp:extent cx="5486400" cy="3182112"/>
+            <wp:docPr id="2" name="Picture 2" descr="Hold scores fixed: Keep the same three supplied scores. → Apply cutoff 0.5: 0.6 and 0.8 meet the boundary. → Apply cutoff 0.7: Only 0.8 meets the new boundary."/>
+            <wp:cNvGraphicFramePr>
+              <a:graphicFrameLocks noChangeAspect="1"/>
+            </wp:cNvGraphicFramePr>
+            <a:graphic>
+              <a:graphicData uri="http://schemas.openxmlformats.org/drawingml/2006/picture">
+                <pic:pic>
+                  <pic:nvPicPr>
+                    <pic:cNvPr id="0" name="academy-story-ai-7-17-02.png"/>
+                    <pic:cNvPicPr/>
+                  </pic:nvPicPr>
+                  <pic:blipFill>
+                    <a:blip r:embed="rId10"/>
+                    <a:stretch>
+                      <a:fillRect/>
+                    </a:stretch>
+                  </pic:blipFill>
+                  <pic:spPr>
+                    <a:xfrm>
+                      <a:off x="0" y="0"/>
+                      <a:ext cx="5486400" cy="3182112"/>
+                    </a:xfrm>
+                    <a:prstGeom prst="rect"/>
+                  </pic:spPr>
+                </pic:pic>
+              </a:graphicData>
+            </a:graphic>
+          </wp:inline>
+        </w:drawing>
+      </w:r>
+    </w:p>
+    <w:p>
+      <w:pPr>
+        <w:pStyle w:val="Heading3"/>
+      </w:pPr>
+      <w:r>
+        <w:t>Read the picture one step at a time</w:t>
+      </w:r>
+    </w:p>
+    <w:tbl>
+      <w:tblPr>
+        <w:tblStyle w:val="LightShading-Accent1"/>
+        <w:tblW w:type="auto" w:w="0"/>
+        <w:tblLook w:firstColumn="1" w:firstRow="1" w:lastColumn="0" w:lastRow="0" w:noHBand="0" w:noVBand="1" w:val="04A0"/>
+      </w:tblPr>
+      <w:tblGrid>
+        <w:gridCol w:w="5112"/>
+        <w:gridCol w:w="5112"/>
+      </w:tblGrid>
+      <w:tr>
+        <w:trPr>
+          <w:tblHeader/>
+        </w:trPr>
+        <w:tc>
+          <w:tcPr>
+            <w:tcW w:type="dxa" w:w="5112"/>
+          </w:tcPr>
+          <w:p>
+            <w:r>
+              <w:t>Step</w:t>
+            </w:r>
+          </w:p>
+        </w:tc>
+        <w:tc>
+          <w:tcPr>
+            <w:tcW w:type="dxa" w:w="5112"/>
+          </w:tcPr>
+          <w:p>
+            <w:r>
+              <w:t>What happens and why</w:t>
+            </w:r>
+          </w:p>
+        </w:tc>
+      </w:tr>
+      <w:tr>
+        <w:tc>
+          <w:tcPr>
+            <w:tcW w:type="dxa" w:w="5112"/>
+          </w:tcPr>
+          <w:p>
+            <w:r>
+              <w:t>1. Hold scores fixed</w:t>
+            </w:r>
+          </w:p>
+        </w:tc>
+        <w:tc>
+          <w:tcPr>
+            <w:tcW w:type="dxa" w:w="5112"/>
+          </w:tcPr>
+          <w:p>
+            <w:r>
+              <w:t>Keep the same three supplied scores.</w:t>
+            </w:r>
+          </w:p>
+        </w:tc>
+      </w:tr>
+      <w:tr>
+        <w:tc>
+          <w:tcPr>
+            <w:tcW w:type="dxa" w:w="5112"/>
+          </w:tcPr>
+          <w:p>
+            <w:r>
+              <w:t>2. Apply cutoff 0.5</w:t>
+            </w:r>
+          </w:p>
+        </w:tc>
+        <w:tc>
+          <w:tcPr>
+            <w:tcW w:type="dxa" w:w="5112"/>
+          </w:tcPr>
+          <w:p>
+            <w:r>
+              <w:t>0.6 and 0.8 meet the boundary.</w:t>
+            </w:r>
+          </w:p>
+        </w:tc>
+      </w:tr>
+      <w:tr>
+        <w:tc>
+          <w:tcPr>
+            <w:tcW w:type="dxa" w:w="5112"/>
+          </w:tcPr>
+          <w:p>
+            <w:r>
+              <w:t>3. Apply cutoff 0.7</w:t>
+            </w:r>
+          </w:p>
+        </w:tc>
+        <w:tc>
+          <w:tcPr>
+            <w:tcW w:type="dxa" w:w="5112"/>
+          </w:tcPr>
+          <w:p>
+            <w:r>
+              <w:t>Only 0.8 meets the new boundary.</w:t>
+            </w:r>
+          </w:p>
+        </w:tc>
+      </w:tr>
+    </w:tbl>
+    <w:p>
+      <w:r>
+        <w:t>Match each pictured step to the supplied facts. This is a worked teaching case, not an independent assessment.</w:t>
+      </w:r>
+    </w:p>
+    <w:p>
+      <w:pPr>
+        <w:spacing w:line="336" w:lineRule="auto" w:after="180"/>
+      </w:pPr>
+      <w:r>
+        <w:rPr>
+          <w:b/>
+        </w:rPr>
+        <w:t>Sensitivity analysis</w:t>
+      </w:r>
+      <w:r>
+        <w:rPr>
+          <w:b w:val="0"/>
+        </w:rPr>
+        <w:t xml:space="preserve"> checks how conclusions change under plausible choices. Changing a cutoff changes the decision rule, not the recorded scores or their accuracy.</w:t>
+      </w:r>
+    </w:p>
+    <w:p>
+      <w:pPr>
+        <w:spacing w:line="336" w:lineRule="auto" w:after="180"/>
+      </w:pPr>
+      <w:r>
+        <w:rPr>
+          <w:b w:val="0"/>
+        </w:rPr>
+        <w:t>Without reference labels, these counts do not identify the best cutoff or establish correctness.</w:t>
+      </w:r>
+    </w:p>
+    <w:p>
+      <w:pPr>
+        <w:spacing w:line="336" w:lineRule="auto" w:after="180"/>
+      </w:pPr>
+      <w:r>
+        <w:rPr>
+          <w:b w:val="0"/>
+        </w:rPr>
+        <w:t>Change: Set the cutoff to exactly 0.6.</w:t>
+      </w:r>
+    </w:p>
+    <w:p>
+      <w:pPr>
+        <w:spacing w:line="336" w:lineRule="auto" w:after="180"/>
+      </w:pPr>
+      <w:r>
+        <w:rPr>
+          <w:b/>
+        </w:rPr>
+        <w:t>Prediction</w:t>
+      </w:r>
+      <w:r>
+        <w:rPr>
+          <w:b w:val="0"/>
+        </w:rPr>
+        <w:t>: 0.6 and 0.8 are positive because the rule includes equality.</w:t>
+      </w:r>
+    </w:p>
+    <w:p>
+      <w:pPr>
+        <w:spacing w:line="336" w:lineRule="auto" w:after="180"/>
+      </w:pPr>
+      <w:r>
+        <w:rPr>
+          <w:b w:val="0"/>
+        </w:rPr>
+        <w:t>Reason: The declared at-least boundary includes the threshold value.</w:t>
+      </w:r>
+    </w:p>
+    <w:p>
+      <w:pPr>
+        <w:pStyle w:val="Heading2"/>
+      </w:pPr>
+      <w:r>
+        <w:t>Earlier wording, alternatives and picture transcripts · reference / check after trying</w:t>
+      </w:r>
+    </w:p>
+    <w:p>
+      <w:pPr>
+        <w:spacing w:line="336" w:lineRule="auto" w:after="180"/>
+      </w:pPr>
+      <w:r>
+        <w:rPr>
+          <w:b w:val="0"/>
+        </w:rPr>
+        <w:t>Begin by writing the question the procedure is intended to answer. Identify the information already supplied, the information it will produce and the information still missing.</w:t>
+      </w:r>
+    </w:p>
+    <w:p>
+      <w:pPr>
+        <w:spacing w:line="336" w:lineRule="auto" w:after="180"/>
+      </w:pPr>
+      <w:r>
+        <w:rPr>
+          <w:b w:val="0"/>
+        </w:rPr>
+        <w:t>These are constructed classroom examples; they do not require live accounts, private records or an external service. Do not treat a plausible explanation as a measured outcome.</w:t>
       </w:r>
     </w:p>
     <w:p>
@@ -978,99 +2641,30 @@
         <w:pStyle w:val="Heading3"/>
       </w:pPr>
       <w:r>
-        <w:t>Sensitivity analysis — evidence trace</w:t>
-      </w:r>
-    </w:p>
-    <w:tbl>
-      <w:tblPr>
-        <w:tblStyle w:val="LightShading-Accent1"/>
-        <w:tblW w:type="auto" w:w="0"/>
-        <w:tblLook w:firstColumn="1" w:firstRow="1" w:lastColumn="0" w:lastRow="0" w:noHBand="0" w:noVBand="1" w:val="04A0"/>
-      </w:tblPr>
-      <w:tblGrid>
-        <w:gridCol w:w="3408"/>
-        <w:gridCol w:w="3408"/>
-        <w:gridCol w:w="3408"/>
-      </w:tblGrid>
-      <w:tr>
-        <w:trPr>
-          <w:tblHeader/>
-        </w:trPr>
-        <w:tc>
-          <w:tcPr>
-            <w:tcW w:type="dxa" w:w="3408"/>
-          </w:tcPr>
-          <w:p>
-            <w:r>
-              <w:t>Input and scope</w:t>
-            </w:r>
-          </w:p>
-        </w:tc>
-        <w:tc>
-          <w:tcPr>
-            <w:tcW w:type="dxa" w:w="3408"/>
-          </w:tcPr>
-          <w:p>
-            <w:r>
-              <w:t>Check or calculation</w:t>
-            </w:r>
-          </w:p>
-        </w:tc>
-        <w:tc>
-          <w:tcPr>
-            <w:tcW w:type="dxa" w:w="3408"/>
-          </w:tcPr>
-          <w:p>
-            <w:r>
-              <w:t>Conclusion and limit</w:t>
-            </w:r>
-          </w:p>
-        </w:tc>
-      </w:tr>
-      <w:tr>
-        <w:tc>
-          <w:tcPr>
-            <w:tcW w:type="dxa" w:w="3408"/>
-          </w:tcPr>
-          <w:p>
-            <w:r>
-              <w:t>Retrieval cutoffs1, 3, 5 yield recall .4, .7, .8 and precision .9, .7, .5.</w:t>
-            </w:r>
-          </w:p>
-        </w:tc>
-        <w:tc>
-          <w:tcPr>
-            <w:tcW w:type="dxa" w:w="3408"/>
-          </w:tcPr>
-          <w:p>
-            <w:r>
-              <w:t>Prespecify a range and preserve all results. Distinguish robustness across settings from proof beyond the tested range. Settings affecting data roles require special caution.</w:t>
-            </w:r>
-          </w:p>
-        </w:tc>
-        <w:tc>
-          <w:tcPr>
-            <w:tcW w:type="dxa" w:w="3408"/>
-          </w:tcPr>
-          <w:p>
-            <w:r>
-              <w:t>Higher cutoff increases recall here while precision decreases. No universally best cutoff follows without a task-specific criterion.</w:t>
-            </w:r>
-          </w:p>
-        </w:tc>
-      </w:tr>
-    </w:tbl>
-    <w:p>
-      <w:r>
-        <w:t>The figure connects this chapter's worked input, declared procedure and result. Read the complete worked reasoning for qualifiers and intermediate steps; the abbreviated labels do not replace that reasoning.</w:t>
+        <w:t>Model the reasoning aloud</w:t>
       </w:r>
     </w:p>
     <w:p>
       <w:pPr>
-        <w:pStyle w:val="Heading3"/>
-      </w:pPr>
-      <w:r>
-        <w:t>Explain Sensitivity analysis · 3</w:t>
+        <w:spacing w:line="336" w:lineRule="auto" w:after="180"/>
+      </w:pPr>
+      <w:r>
+        <w:rPr>
+          <w:b w:val="0"/>
+        </w:rPr>
+        <w:t xml:space="preserve">Use the complete worked example below before asking learners to complete W2. Reveal a small part, invite a </w:t>
+      </w:r>
+      <w:r>
+        <w:rPr>
+          <w:b/>
+        </w:rPr>
+        <w:t>prediction</w:t>
+      </w:r>
+      <w:r>
+        <w:rPr>
+          <w:b w:val="0"/>
+        </w:rPr>
+        <w:t>, then explain the deciding step.</w:t>
       </w:r>
     </w:p>
     <w:p>
@@ -1081,183 +2675,7 @@
         <w:rPr>
           <w:b w:val="0"/>
         </w:rPr>
-        <w:t>Guided: Higher cutoff increases recall here while precision decreases. No universally best cutoff follows without a task-specific criterion.</w:t>
-      </w:r>
-    </w:p>
-    <w:p>
-      <w:pPr>
-        <w:spacing w:line="336" w:lineRule="auto" w:after="180"/>
-      </w:pPr>
-      <w:r>
-        <w:rPr>
-          <w:b w:val="0"/>
-        </w:rPr>
-        <w:t>Qualification: A stable tested range does not establish stability under every parameter or dataset change.</w:t>
-      </w:r>
-    </w:p>
-    <w:p>
-      <w:pPr>
-        <w:spacing w:line="336" w:lineRule="auto" w:after="180"/>
-      </w:pPr>
-      <w:r>
-        <w:rPr>
-          <w:b w:val="0"/>
-        </w:rPr>
-        <w:t xml:space="preserve">Exit: accept a concrete variation with its predicted outcome and a stated condition that would challenge the </w:t>
-      </w:r>
-      <w:r>
-        <w:rPr>
-          <w:b/>
-        </w:rPr>
-        <w:t>mechanism</w:t>
-      </w:r>
-      <w:r>
-        <w:rPr>
-          <w:b w:val="0"/>
-        </w:rPr>
-        <w:t xml:space="preserve">; reject a claim resting on unmeasured </w:t>
-      </w:r>
-      <w:r>
-        <w:rPr>
-          <w:b/>
-        </w:rPr>
-        <w:t>evidence</w:t>
-      </w:r>
-      <w:r>
-        <w:rPr>
-          <w:b w:val="0"/>
-        </w:rPr>
-        <w:t>.</w:t>
-      </w:r>
-    </w:p>
-    <w:p>
-      <w:pPr>
-        <w:pStyle w:val="Heading3"/>
-      </w:pPr>
-      <w:r>
-        <w:t>Model the reasoning aloud</w:t>
-      </w:r>
-    </w:p>
-    <w:p>
-      <w:pPr>
-        <w:spacing w:line="336" w:lineRule="auto" w:after="180"/>
-      </w:pPr>
-      <w:r>
-        <w:rPr>
-          <w:b w:val="0"/>
-        </w:rPr>
-        <w:t xml:space="preserve">Use the complete worked example below before asking learners to complete W2. Reveal a small part, invite a </w:t>
-      </w:r>
-      <w:r>
-        <w:rPr>
-          <w:b/>
-        </w:rPr>
-        <w:t>prediction</w:t>
-      </w:r>
-      <w:r>
-        <w:rPr>
-          <w:b w:val="0"/>
-        </w:rPr>
-        <w:t>, then explain the deciding step.</w:t>
-      </w:r>
-    </w:p>
-    <w:p>
-      <w:pPr>
-        <w:spacing w:line="336" w:lineRule="auto" w:after="180"/>
-      </w:pPr>
-      <w:r>
-        <w:rPr>
-          <w:b w:val="0"/>
-        </w:rPr>
         <w:t>These teacher notes contain solutions; do not reveal the independent case answer during modelling.</w:t>
-      </w:r>
-    </w:p>
-    <w:p>
-      <w:pPr>
-        <w:spacing w:line="336" w:lineRule="auto" w:after="180"/>
-      </w:pPr>
-      <w:r>
-        <w:rPr>
-          <w:b w:val="0"/>
-        </w:rPr>
-        <w:t>Retrieval cutoffs1, 3, 5 yield recall .4, .7, .8 and precision .9, .7, .5.</w:t>
-      </w:r>
-    </w:p>
-    <w:p>
-      <w:pPr>
-        <w:spacing w:line="336" w:lineRule="auto" w:after="180"/>
-      </w:pPr>
-      <w:r>
-        <w:rPr>
-          <w:b w:val="0"/>
-        </w:rPr>
-        <w:t>Higher cutoff increases recall here while precision decreases. No universally best cutoff follows without a task-specific criterion.</w:t>
-      </w:r>
-    </w:p>
-    <w:p>
-      <w:pPr>
-        <w:pStyle w:val="Heading3"/>
-      </w:pPr>
-      <w:r>
-        <w:t>Model the reasoning aloud · 4</w:t>
-      </w:r>
-    </w:p>
-    <w:p>
-      <w:pPr>
-        <w:spacing w:line="336" w:lineRule="auto" w:after="180"/>
-      </w:pPr>
-      <w:r>
-        <w:rPr>
-          <w:b w:val="0"/>
-        </w:rPr>
-        <w:t xml:space="preserve">Compare the intermediate </w:t>
-      </w:r>
-      <w:r>
-        <w:rPr>
-          <w:b/>
-        </w:rPr>
-        <w:t>evidence</w:t>
-      </w:r>
-      <w:r>
-        <w:rPr>
-          <w:b w:val="0"/>
-        </w:rPr>
-        <w:t xml:space="preserve"> with the final statement. Explain why each number or decision follows from the stated </w:t>
-      </w:r>
-      <w:r>
-        <w:rPr>
-          <w:b/>
-        </w:rPr>
-        <w:t>input</w:t>
-      </w:r>
-      <w:r>
-        <w:rPr>
-          <w:b w:val="0"/>
-        </w:rPr>
-        <w:t>s.</w:t>
-      </w:r>
-    </w:p>
-    <w:p>
-      <w:pPr>
-        <w:spacing w:line="336" w:lineRule="auto" w:after="180"/>
-      </w:pPr>
-      <w:r>
-        <w:rPr>
-          <w:b w:val="0"/>
-        </w:rPr>
-        <w:t xml:space="preserve">The conclusion belongs to this scenario and procedure; changing the </w:t>
-      </w:r>
-      <w:r>
-        <w:rPr>
-          <w:b/>
-        </w:rPr>
-        <w:t>input</w:t>
-      </w:r>
-      <w:r>
-        <w:rPr>
-          <w:b w:val="0"/>
-        </w:rPr>
-        <w:t>s, evaluation population or authority can change what it establishes. Retain the raw record so a later revision can be compared honestly.</w:t>
       </w:r>
     </w:p>
     <w:tbl>
@@ -1383,41 +2801,10 @@
     </w:p>
     <w:p>
       <w:pPr>
-        <w:spacing w:line="336" w:lineRule="auto" w:after="180"/>
-      </w:pPr>
-      <w:r>
-        <w:rPr>
-          <w:b w:val="0"/>
-        </w:rPr>
-        <w:t>A decision sensitive to the cutoff. A toy score rule predicts positive when score is at least the chosen cutoff.</w:t>
-      </w:r>
-    </w:p>
-    <w:p>
-      <w:pPr>
         <w:pStyle w:val="Heading3"/>
       </w:pPr>
       <w:r>
         <w:t>The facts we will use</w:t>
-      </w:r>
-    </w:p>
-    <w:p>
-      <w:pPr>
-        <w:pStyle w:val="Heading3"/>
-      </w:pPr>
-      <w:r>
-        <w:t>Supplied facts</w:t>
-      </w:r>
-    </w:p>
-    <w:p>
-      <w:pPr>
-        <w:spacing w:line="336" w:lineRule="auto" w:after="180"/>
-        <w:shd w:fill="F1F6FC"/>
-      </w:pPr>
-      <w:r>
-        <w:rPr>
-          <w:b w:val="0"/>
-        </w:rPr>
-        <w:t>Scores are 0.4,0.6,0.8. Cutoff 0.5 marks the last two positive; cutoff 0.7 marks only 0.8 positive.</w:t>
       </w:r>
     </w:p>
     <w:p>
@@ -1425,7 +2812,7 @@
         <w:drawing>
           <wp:inline xmlns:a="http://schemas.openxmlformats.org/drawingml/2006/main" xmlns:pic="http://schemas.openxmlformats.org/drawingml/2006/picture">
             <wp:extent cx="5486400" cy="3657600"/>
-            <wp:docPr id="1" name="Picture 1" descr="Score decisions under inclusive cutoffs"/>
+            <wp:docPr id="3" name="Picture 3" descr="Score decisions under inclusive cutoffs"/>
             <wp:cNvGraphicFramePr>
               <a:graphicFrameLocks noChangeAspect="1"/>
             </wp:cNvGraphicFramePr>
@@ -1437,7 +2824,7 @@
                     <pic:cNvPicPr/>
                   </pic:nvPicPr>
                   <pic:blipFill>
-                    <a:blip r:embed="rId9"/>
+                    <a:blip r:embed="rId11"/>
                     <a:stretch>
                       <a:fillRect/>
                     </a:stretch>
@@ -1461,7 +2848,7 @@
         <w:drawing>
           <wp:inline xmlns:a="http://schemas.openxmlformats.org/drawingml/2006/main" xmlns:pic="http://schemas.openxmlformats.org/drawingml/2006/picture">
             <wp:extent cx="5486400" cy="5145314"/>
-            <wp:docPr id="2" name="Picture 2" descr="Sensitivity analysis. Hold scores fixed: Keep the same three supplied scores.. Apply cutoff 0.5: 0.6 and 0.8 meet the boundary.. Apply cutoff 0.7: Only 0.8 meets the new boundary."/>
+            <wp:docPr id="4" name="Picture 4" descr="Sensitivity analysis. Hold scores fixed: Keep the same three supplied scores.. Apply cutoff 0.5: 0.6 and 0.8 meet the boundary.. Apply cutoff 0.7: Only 0.8 meets the new boundary."/>
             <wp:cNvGraphicFramePr>
               <a:graphicFrameLocks noChangeAspect="1"/>
             </wp:cNvGraphicFramePr>
@@ -1473,7 +2860,7 @@
                     <pic:cNvPicPr/>
                   </pic:nvPicPr>
                   <pic:blipFill>
-                    <a:blip r:embed="rId10"/>
+                    <a:blip r:embed="rId12"/>
                     <a:stretch>
                       <a:fillRect/>
                     </a:stretch>
@@ -1497,114 +2884,7 @@
         <w:pStyle w:val="Heading3"/>
       </w:pPr>
       <w:r>
-        <w:t>Read the picture one step at a time</w:t>
-      </w:r>
-    </w:p>
-    <w:tbl>
-      <w:tblPr>
-        <w:tblStyle w:val="LightShading-Accent1"/>
-        <w:tblW w:type="auto" w:w="0"/>
-        <w:tblLook w:firstColumn="1" w:firstRow="1" w:lastColumn="0" w:lastRow="0" w:noHBand="0" w:noVBand="1" w:val="04A0"/>
-      </w:tblPr>
-      <w:tblGrid>
-        <w:gridCol w:w="5112"/>
-        <w:gridCol w:w="5112"/>
-      </w:tblGrid>
-      <w:tr>
-        <w:trPr>
-          <w:tblHeader/>
-        </w:trPr>
-        <w:tc>
-          <w:tcPr>
-            <w:tcW w:type="dxa" w:w="5112"/>
-          </w:tcPr>
-          <w:p>
-            <w:r>
-              <w:t>Step</w:t>
-            </w:r>
-          </w:p>
-        </w:tc>
-        <w:tc>
-          <w:tcPr>
-            <w:tcW w:type="dxa" w:w="5112"/>
-          </w:tcPr>
-          <w:p>
-            <w:r>
-              <w:t>What happens and why</w:t>
-            </w:r>
-          </w:p>
-        </w:tc>
-      </w:tr>
-      <w:tr>
-        <w:tc>
-          <w:tcPr>
-            <w:tcW w:type="dxa" w:w="5112"/>
-          </w:tcPr>
-          <w:p>
-            <w:r>
-              <w:t>1. Hold scores fixed</w:t>
-            </w:r>
-          </w:p>
-        </w:tc>
-        <w:tc>
-          <w:tcPr>
-            <w:tcW w:type="dxa" w:w="5112"/>
-          </w:tcPr>
-          <w:p>
-            <w:r>
-              <w:t>Keep the same three supplied scores.</w:t>
-            </w:r>
-          </w:p>
-        </w:tc>
-      </w:tr>
-      <w:tr>
-        <w:tc>
-          <w:tcPr>
-            <w:tcW w:type="dxa" w:w="5112"/>
-          </w:tcPr>
-          <w:p>
-            <w:r>
-              <w:t>2. Apply cutoff 0.5</w:t>
-            </w:r>
-          </w:p>
-        </w:tc>
-        <w:tc>
-          <w:tcPr>
-            <w:tcW w:type="dxa" w:w="5112"/>
-          </w:tcPr>
-          <w:p>
-            <w:r>
-              <w:t>0.6 and 0.8 meet the boundary.</w:t>
-            </w:r>
-          </w:p>
-        </w:tc>
-      </w:tr>
-      <w:tr>
-        <w:tc>
-          <w:tcPr>
-            <w:tcW w:type="dxa" w:w="5112"/>
-          </w:tcPr>
-          <w:p>
-            <w:r>
-              <w:t>3. Apply cutoff 0.7</w:t>
-            </w:r>
-          </w:p>
-        </w:tc>
-        <w:tc>
-          <w:tcPr>
-            <w:tcW w:type="dxa" w:w="5112"/>
-          </w:tcPr>
-          <w:p>
-            <w:r>
-              <w:t>Only 0.8 meets the new boundary.</w:t>
-            </w:r>
-          </w:p>
-        </w:tc>
-      </w:tr>
-    </w:tbl>
-    <w:p>
-      <w:r>
-        <w:t>Match each pictured step to the supplied facts. This is a worked teaching case, not an independent assessment.</w:t>
+        <w:t>Why this result follows</w:t>
       </w:r>
     </w:p>
     <w:p>
@@ -1612,7 +2892,7 @@
         <w:pStyle w:val="Heading3"/>
       </w:pPr>
       <w:r>
-        <w:t>Why this result follows</w:t>
+        <w:t>What this example does not establish</w:t>
       </w:r>
     </w:p>
     <w:p>
@@ -1620,143 +2900,180 @@
         <w:pStyle w:val="Heading3"/>
       </w:pPr>
       <w:r>
-        <w:t>Why the result follows</w:t>
+        <w:t>Change one thing in the pictured case</w:t>
       </w:r>
     </w:p>
     <w:p>
       <w:pPr>
-        <w:spacing w:line="336" w:lineRule="auto" w:after="180"/>
-        <w:shd w:fill="F1F6FC"/>
-      </w:pPr>
-      <w:r>
-        <w:rPr>
-          <w:b/>
-        </w:rPr>
-        <w:t>Sensitivity analysis</w:t>
-      </w:r>
-      <w:r>
-        <w:rPr>
-          <w:b w:val="0"/>
-        </w:rPr>
-        <w:t xml:space="preserve"> checks how conclusions change under plausible choices. Changing a cutoff changes the decision rule, not the recorded scores or their accuracy.</w:t>
+        <w:pStyle w:val="Heading3"/>
+      </w:pPr>
+      <w:r>
+        <w:t>Ask while showing the picture</w:t>
       </w:r>
     </w:p>
     <w:p>
       <w:pPr>
-        <w:pStyle w:val="Heading3"/>
-      </w:pPr>
-      <w:r>
-        <w:t>What this example does not establish</w:t>
+        <w:spacing w:line="336" w:lineRule="auto" w:after="180"/>
+      </w:pPr>
+      <w:r>
+        <w:rPr>
+          <w:b w:val="0"/>
+        </w:rPr>
+        <w:t xml:space="preserve">Cover the result. Ask learners to name the </w:t>
+      </w:r>
+      <w:r>
+        <w:rPr>
+          <w:b/>
+        </w:rPr>
+        <w:t>input</w:t>
+      </w:r>
+      <w:r>
+        <w:rPr>
+          <w:b w:val="0"/>
+        </w:rPr>
+        <w:t xml:space="preserve">s and predict the next step. Uncover one step, connect the icon to the actual procedure, and explain its </w:t>
+      </w:r>
+      <w:r>
+        <w:rPr>
+          <w:b/>
+        </w:rPr>
+        <w:t>evidence</w:t>
+      </w:r>
+      <w:r>
+        <w:rPr>
+          <w:b w:val="0"/>
+        </w:rPr>
+        <w:t>. Then change the supplied condition and compare.</w:t>
       </w:r>
     </w:p>
     <w:p>
       <w:pPr>
-        <w:pStyle w:val="Heading3"/>
-      </w:pPr>
-      <w:r>
-        <w:t>Keep the stated limit</w:t>
+        <w:spacing w:line="336" w:lineRule="auto" w:after="180"/>
+      </w:pPr>
+      <w:r>
+        <w:rPr>
+          <w:b w:val="0"/>
+        </w:rPr>
+        <w:t>The picture is a representation; it does not document execution of a real AI model.</w:t>
       </w:r>
     </w:p>
     <w:p>
       <w:pPr>
-        <w:spacing w:line="336" w:lineRule="auto" w:after="180"/>
-        <w:shd w:fill="FFF5E6"/>
-      </w:pPr>
-      <w:r>
-        <w:rPr>
-          <w:b w:val="0"/>
-        </w:rPr>
-        <w:t>Without reference labels, these counts do not identify the best cutoff or establish correctness.</w:t>
+        <w:pStyle w:val="Heading1"/>
+      </w:pPr>
+      <w:r>
+        <w:t>03. Model a step,then remove help</w:t>
       </w:r>
     </w:p>
     <w:p>
-      <w:pPr>
-        <w:pStyle w:val="Heading3"/>
-      </w:pPr>
-      <w:r>
-        <w:t>Change one thing in the pictured case</w:t>
+      <w:r>
+        <w:t>Collect each learner’s reasoning before showing a key.</w:t>
       </w:r>
     </w:p>
     <w:p>
       <w:pPr>
-        <w:pStyle w:val="Heading3"/>
-      </w:pPr>
-      <w:r>
-        <w:t>Change one thing</w:t>
+        <w:pStyle w:val="Heading2"/>
+      </w:pPr>
+      <w:r>
+        <w:t>Current completion task and checked reasoning</w:t>
       </w:r>
     </w:p>
     <w:p>
       <w:pPr>
         <w:spacing w:line="336" w:lineRule="auto" w:after="180"/>
-        <w:shd w:fill="F5F1FB"/>
       </w:pPr>
       <w:r>
         <w:rPr>
           <w:b w:val="0"/>
         </w:rPr>
-        <w:t>Change: Set the cutoff to exactly 0.6.</w:t>
+        <w:t>Completion task: Retrieval cutoffs 1, 3, 5 yield recall .4, .7, .8 and precision .9, .7, .5. Show the intermediate steps and give the conclusion with its scope.</w:t>
       </w:r>
     </w:p>
     <w:p>
       <w:pPr>
-        <w:pStyle w:val="Heading3"/>
-      </w:pPr>
-      <w:r>
-        <w:t>Predicted result</w:t>
+        <w:spacing w:line="336" w:lineRule="auto" w:after="180"/>
+      </w:pPr>
+      <w:r>
+        <w:rPr>
+          <w:b w:val="0"/>
+        </w:rPr>
+        <w:t>Teacher check: Teacher explanation: Higher cutoff increases recall here while precision decreases. No universally best cutoff follows without a task-specific criterion.</w:t>
       </w:r>
     </w:p>
     <w:p>
       <w:pPr>
         <w:spacing w:line="336" w:lineRule="auto" w:after="180"/>
-        <w:shd w:fill="F1F6FC"/>
-      </w:pPr>
+      </w:pPr>
+      <w:r>
+        <w:rPr>
+          <w:b w:val="0"/>
+        </w:rPr>
+        <w:t xml:space="preserve">Start by identifying the given </w:t>
+      </w:r>
       <w:r>
         <w:rPr>
           <w:b/>
         </w:rPr>
-        <w:t>Prediction</w:t>
+        <w:t>input</w:t>
       </w:r>
       <w:r>
         <w:rPr>
           <w:b w:val="0"/>
         </w:rPr>
-        <w:t>: 0.6 and 0.8 are positive because the rule includes equality.</w:t>
+        <w:t>s together. Leave the intermediate steps blank. If needed, model one step, then withdraw that help on the next step. Move to a full trace only when the partial trace is understood.</w:t>
       </w:r>
     </w:p>
     <w:p>
       <w:pPr>
-        <w:pStyle w:val="Heading3"/>
-      </w:pPr>
-      <w:r>
-        <w:t>Why the result follows</w:t>
+        <w:spacing w:line="336" w:lineRule="auto" w:after="180"/>
+      </w:pPr>
+      <w:r>
+        <w:rPr>
+          <w:b w:val="0"/>
+        </w:rPr>
+        <w:t>For partners, alternate explainer and checker; collect a response from every learner before discussion.</w:t>
       </w:r>
     </w:p>
     <w:p>
       <w:pPr>
-        <w:spacing w:line="336" w:lineRule="auto" w:after="180"/>
-        <w:shd w:fill="F1F6FC"/>
-      </w:pPr>
-      <w:r>
-        <w:rPr>
-          <w:b w:val="0"/>
-        </w:rPr>
-        <w:t>Reason: The declared at-least boundary includes the threshold value.</w:t>
+        <w:pStyle w:val="Heading2"/>
+      </w:pPr>
+      <w:r>
+        <w:t>Individual misconception check</w:t>
       </w:r>
     </w:p>
     <w:p>
       <w:pPr>
-        <w:pStyle w:val="Heading3"/>
-      </w:pPr>
-      <w:r>
-        <w:t>Ask while showing the picture</w:t>
+        <w:spacing w:line="336" w:lineRule="auto" w:after="180"/>
+      </w:pPr>
+      <w:r>
+        <w:rPr>
+          <w:b w:val="0"/>
+        </w:rPr>
+        <w:t xml:space="preserve">Use the worked case for </w:t>
+      </w:r>
+      <w:r>
+        <w:rPr>
+          <w:b/>
+        </w:rPr>
+        <w:t>Sensitivity analysis</w:t>
+      </w:r>
+      <w:r>
+        <w:rPr>
+          <w:b w:val="0"/>
+        </w:rPr>
+        <w:t>. Proposed explanation: “The worked result establishes every future case”. Decide whether this explanation is supported.</w:t>
       </w:r>
     </w:p>
     <w:p>
       <w:pPr>
-        <w:pStyle w:val="Heading3"/>
-      </w:pPr>
-      <w:r>
-        <w:t>Ask while showing the picture · 5</w:t>
+        <w:spacing w:line="336" w:lineRule="auto" w:after="180"/>
+      </w:pPr>
+      <w:r>
+        <w:rPr>
+          <w:b w:val="0"/>
+        </w:rPr>
+        <w:t>Point to the step or supplied fact that decides; explain your repair if needed.</w:t>
       </w:r>
     </w:p>
     <w:p>
@@ -1767,31 +3084,7 @@
         <w:rPr>
           <w:b w:val="0"/>
         </w:rPr>
-        <w:t xml:space="preserve">Cover the result. Ask learners to name the </w:t>
-      </w:r>
-      <w:r>
-        <w:rPr>
-          <w:b/>
-        </w:rPr>
-        <w:t>input</w:t>
-      </w:r>
-      <w:r>
-        <w:rPr>
-          <w:b w:val="0"/>
-        </w:rPr>
-        <w:t xml:space="preserve">s and predict the next step. Uncover one step, connect the icon to the actual procedure, and explain its </w:t>
-      </w:r>
-      <w:r>
-        <w:rPr>
-          <w:b/>
-        </w:rPr>
-        <w:t>evidence</w:t>
-      </w:r>
-      <w:r>
-        <w:rPr>
-          <w:b w:val="0"/>
-        </w:rPr>
-        <w:t>. Then change the supplied condition and compare.</w:t>
+        <w:t>Expected correction: A stable tested range does not establish stability under every parameter or dataset change.</w:t>
       </w:r>
     </w:p>
     <w:p>
@@ -1802,20 +3095,190 @@
         <w:rPr>
           <w:b w:val="0"/>
         </w:rPr>
-        <w:t>The picture is a representation; it does not document execution of a real AI model.</w:t>
+        <w:t>Collect explanations, not only yes/no votes. If a misunderstanding is common, re-model the relevant step for the class.</w:t>
       </w:r>
     </w:p>
     <w:p>
       <w:pPr>
-        <w:pStyle w:val="Heading1"/>
-      </w:pPr>
-      <w:r>
-        <w:t>03. Demonstrate and guide practice</w:t>
+        <w:spacing w:line="336" w:lineRule="auto" w:after="180"/>
+      </w:pPr>
+      <w:r>
+        <w:rPr>
+          <w:b w:val="0"/>
+        </w:rPr>
+        <w:t>If it affects a few learners, give a short targeted group explanation while others solve a more demanding variation.</w:t>
       </w:r>
     </w:p>
     <w:p>
-      <w:r>
-        <w:t>Demonstrate Sensitivity analysis, reduce support deliberately and check individual reasoning before discussing answers.</w:t>
+      <w:pPr>
+        <w:pStyle w:val="Heading2"/>
+      </w:pPr>
+      <w:r>
+        <w:t>Pictured reasoning and changed case</w:t>
+      </w:r>
+    </w:p>
+    <w:p>
+      <w:pPr>
+        <w:spacing w:line="336" w:lineRule="auto" w:after="180"/>
+      </w:pPr>
+      <w:r>
+        <w:rPr>
+          <w:b w:val="0"/>
+        </w:rPr>
+        <w:t>Classify 0.4, 0.6 and 0.8 at cutoffs 0.5, 0.7 and exactly 0.6. Which equality rule decides the boundary, and can these unlabelled scores identify the best cutoff?</w:t>
+      </w:r>
+    </w:p>
+    <w:p>
+      <w:pPr>
+        <w:spacing w:line="336" w:lineRule="auto" w:after="180"/>
+      </w:pPr>
+      <w:r>
+        <w:rPr>
+          <w:b w:val="0"/>
+        </w:rPr>
+        <w:t>Keep the same three supplied scores. 0.6 and 0.8 meet the boundary. Only 0.8 meets the new boundary. Changed case: 0.6 and 0.8 are positive because the rule includes equality.</w:t>
+      </w:r>
+    </w:p>
+    <w:p>
+      <w:pPr>
+        <w:spacing w:line="336" w:lineRule="auto" w:after="180"/>
+      </w:pPr>
+      <w:r>
+        <w:rPr>
+          <w:b w:val="0"/>
+        </w:rPr>
+        <w:t>The declared at-least boundary includes the threshold value. At cutoff 0.6, equality passes; absent reference labels, no best cutoff is established.</w:t>
+      </w:r>
+    </w:p>
+    <w:p>
+      <w:pPr>
+        <w:spacing w:line="336" w:lineRule="auto" w:after="180"/>
+      </w:pPr>
+      <w:r>
+        <w:rPr>
+          <w:b w:val="0"/>
+        </w:rPr>
+        <w:t>Changed-case reasoning: 0.6 and 0.8 are positive because the rule includes equality. The declared at-least boundary includes the threshold value.</w:t>
+      </w:r>
+    </w:p>
+    <w:p>
+      <w:pPr>
+        <w:spacing w:line="336" w:lineRule="auto" w:after="180"/>
+      </w:pPr>
+      <w:r>
+        <w:rPr>
+          <w:b w:val="0"/>
+        </w:rPr>
+        <w:t xml:space="preserve">Collect each learner’s explanation before discussion. Use the first missing connection between </w:t>
+      </w:r>
+      <w:r>
+        <w:rPr>
+          <w:b/>
+        </w:rPr>
+        <w:t>input</w:t>
+      </w:r>
+      <w:r>
+        <w:rPr>
+          <w:b w:val="0"/>
+        </w:rPr>
+        <w:t xml:space="preserve">, deciding step and result to choose support. This question is worked-case practice, not fresh mastery </w:t>
+      </w:r>
+      <w:r>
+        <w:rPr>
+          <w:b/>
+        </w:rPr>
+        <w:t>evidence</w:t>
+      </w:r>
+      <w:r>
+        <w:rPr>
+          <w:b w:val="0"/>
+        </w:rPr>
+        <w:t>.</w:t>
+      </w:r>
+    </w:p>
+    <w:p>
+      <w:pPr>
+        <w:pStyle w:val="Heading2"/>
+      </w:pPr>
+      <w:r>
+        <w:t>Accessible support and extension</w:t>
+      </w:r>
+    </w:p>
+    <w:p>
+      <w:pPr>
+        <w:spacing w:line="336" w:lineRule="auto" w:after="180"/>
+      </w:pPr>
+      <w:r>
+        <w:rPr>
+          <w:b w:val="0"/>
+        </w:rPr>
+        <w:t xml:space="preserve">Use the worked example in Sections 3 and 6. Collect a </w:t>
+      </w:r>
+      <w:r>
+        <w:rPr>
+          <w:b/>
+        </w:rPr>
+        <w:t>prediction</w:t>
+      </w:r>
+      <w:r>
+        <w:rPr>
+          <w:b w:val="0"/>
+        </w:rPr>
+        <w:t xml:space="preserve"> before revealing its result; ask the learner to point to each intermediate fact.</w:t>
+      </w:r>
+    </w:p>
+    <w:p>
+      <w:pPr>
+        <w:spacing w:line="336" w:lineRule="auto" w:after="180"/>
+      </w:pPr>
+      <w:r>
+        <w:rPr>
+          <w:b w:val="0"/>
+        </w:rPr>
+        <w:t xml:space="preserve">Provide an </w:t>
+      </w:r>
+      <w:r>
+        <w:rPr>
+          <w:b/>
+        </w:rPr>
+        <w:t>input</w:t>
+      </w:r>
+      <w:r>
+        <w:rPr>
+          <w:b w:val="0"/>
+        </w:rPr>
+        <w:t>/procedure/result/limit frame and a calculator when needed. Ask students to identify the first step before completing the whole trace.</w:t>
+      </w:r>
+    </w:p>
+    <w:p>
+      <w:pPr>
+        <w:spacing w:line="336" w:lineRule="auto" w:after="180"/>
+      </w:pPr>
+      <w:r>
+        <w:rPr>
+          <w:b w:val="0"/>
+        </w:rPr>
+        <w:t xml:space="preserve">Extension: compare two concrete variants of this </w:t>
+      </w:r>
+      <w:r>
+        <w:rPr>
+          <w:b/>
+        </w:rPr>
+        <w:t>mechanism</w:t>
+      </w:r>
+      <w:r>
+        <w:rPr>
+          <w:b w:val="0"/>
+        </w:rPr>
+        <w:t xml:space="preserve"> while holding unrelated conditions fixed; report both successful and unsuccessful outcomes.</w:t>
+      </w:r>
+    </w:p>
+    <w:p>
+      <w:pPr>
+        <w:pStyle w:val="Heading2"/>
+      </w:pPr>
+      <w:r>
+        <w:t>Earlier wording, alternatives and picture transcripts · reference / check after trying</w:t>
       </w:r>
     </w:p>
     <w:tbl>
@@ -2032,71 +3495,26 @@
     </w:tbl>
     <w:p>
       <w:pPr>
-        <w:spacing w:line="336" w:lineRule="auto" w:after="180"/>
-      </w:pPr>
-      <w:r>
-        <w:rPr>
-          <w:b w:val="0"/>
-        </w:rPr>
-        <w:t xml:space="preserve">Use the worked example in Sections 3 and 6. Collect a </w:t>
-      </w:r>
-      <w:r>
-        <w:rPr>
-          <w:b/>
-        </w:rPr>
-        <w:t>prediction</w:t>
-      </w:r>
-      <w:r>
-        <w:rPr>
-          <w:b w:val="0"/>
-        </w:rPr>
-        <w:t xml:space="preserve"> before revealing its result; ask the learner to point to each intermediate fact.</w:t>
+        <w:pStyle w:val="Heading3"/>
+      </w:pPr>
+      <w:r>
+        <w:t>Reduce help deliberately</w:t>
       </w:r>
     </w:p>
     <w:p>
       <w:pPr>
-        <w:spacing w:line="336" w:lineRule="auto" w:after="180"/>
-      </w:pPr>
-      <w:r>
-        <w:rPr>
-          <w:b w:val="0"/>
-        </w:rPr>
-        <w:t xml:space="preserve">Provide an </w:t>
-      </w:r>
-      <w:r>
-        <w:rPr>
-          <w:b/>
-        </w:rPr>
-        <w:t>input</w:t>
-      </w:r>
-      <w:r>
-        <w:rPr>
-          <w:b w:val="0"/>
-        </w:rPr>
-        <w:t>/procedure/result/limit frame and a calculator when needed. Ask students to identify the first step before completing the whole trace.</w:t>
+        <w:pStyle w:val="Heading3"/>
+      </w:pPr>
+      <w:r>
+        <w:t>Individual reasoning check</w:t>
       </w:r>
     </w:p>
     <w:p>
       <w:pPr>
-        <w:spacing w:line="336" w:lineRule="auto" w:after="180"/>
-      </w:pPr>
-      <w:r>
-        <w:rPr>
-          <w:b w:val="0"/>
-        </w:rPr>
-        <w:t xml:space="preserve">Extension: compare two concrete variants of this </w:t>
-      </w:r>
-      <w:r>
-        <w:rPr>
-          <w:b/>
-        </w:rPr>
-        <w:t>mechanism</w:t>
-      </w:r>
-      <w:r>
-        <w:rPr>
-          <w:b w:val="0"/>
-        </w:rPr>
-        <w:t xml:space="preserve"> while holding unrelated conditions fixed; report both successful and unsuccessful outcomes.</w:t>
+        <w:pStyle w:val="Heading3"/>
+      </w:pPr>
+      <w:r>
+        <w:t>Pictorial practice question</w:t>
       </w:r>
     </w:p>
     <w:p>
@@ -2104,47 +3522,39 @@
         <w:pStyle w:val="Heading3"/>
       </w:pPr>
       <w:r>
-        <w:t>Reduce help deliberately</w:t>
+        <w:t>Reasoned teacher answer</w:t>
       </w:r>
     </w:p>
     <w:p>
       <w:pPr>
-        <w:pStyle w:val="Heading3"/>
-      </w:pPr>
-      <w:r>
-        <w:t>Completion practice</w:t>
+        <w:pStyle w:val="Heading1"/>
+      </w:pPr>
+      <w:r>
+        <w:t>04. Run the complete supplied investigation</w:t>
       </w:r>
     </w:p>
     <w:p>
-      <w:pPr>
-        <w:spacing w:line="336" w:lineRule="auto" w:after="180"/>
-        <w:shd w:fill="F5F1FB"/>
-      </w:pPr>
-      <w:r>
-        <w:rPr>
-          <w:b w:val="0"/>
-        </w:rPr>
-        <w:t>Completion task: Retrieval cutoffs1, 3, 5 yield recall .4, .7, .8 and precision .9, .7, .5. Show the intermediate steps and give the conclusion with its scope.</w:t>
+      <w:r>
+        <w:t>Separate predictions,actual runs and paper traces.</w:t>
       </w:r>
     </w:p>
     <w:p>
       <w:pPr>
-        <w:pStyle w:val="Heading3"/>
-      </w:pPr>
-      <w:r>
-        <w:t>Reasoning to listen for</w:t>
+        <w:pStyle w:val="Heading2"/>
+      </w:pPr>
+      <w:r>
+        <w:t>Complete inputs,expected results and limits</w:t>
       </w:r>
     </w:p>
     <w:p>
       <w:pPr>
         <w:spacing w:line="336" w:lineRule="auto" w:after="180"/>
-        <w:shd w:fill="F1F6FC"/>
       </w:pPr>
       <w:r>
         <w:rPr>
           <w:b w:val="0"/>
         </w:rPr>
-        <w:t>Teacher check: Teacher explanation: Higher cutoff increases recall here while precision decreases. No universally best cutoff follows without a task-specific criterion.</w:t>
+        <w:t>Main retrieval summaries show increasing recall and decreasing precision across the tested depths, with no raw-count reconstruction or universal best. Picture positive flags include equality and do not establish accuracy without labels. Independent pass counts 8, 9, 7 out of ten range from 70% to 90%, a twenty-point spread.</w:t>
       </w:r>
     </w:p>
     <w:p>
@@ -2155,38 +3565,26 @@
         <w:rPr>
           <w:b w:val="0"/>
         </w:rPr>
-        <w:t xml:space="preserve">Start by identifying the given </w:t>
-      </w:r>
-      <w:r>
-        <w:rPr>
-          <w:b/>
-        </w:rPr>
-        <w:t>input</w:t>
-      </w:r>
-      <w:r>
-        <w:rPr>
-          <w:b w:val="0"/>
-        </w:rPr>
-        <w:t>s together. Leave the intermediate steps blank. If needed, model one step, then withdraw that help on the next step. Move to a full trace only when the partial trace is understood.</w:t>
+        <w:t>Threshold 0.5 has the highest supplied count but selecting it on these outcomes requires disclosed tuning and a fresh reserved evaluation.</w:t>
       </w:r>
     </w:p>
     <w:p>
       <w:pPr>
-        <w:spacing w:line="336" w:lineRule="auto" w:after="180"/>
-      </w:pPr>
-      <w:r>
-        <w:rPr>
-          <w:b w:val="0"/>
-        </w:rPr>
-        <w:t>For partners, alternate explainer and checker; collect a response from every learner before discussion.</w:t>
+        <w:pStyle w:val="Heading2"/>
+      </w:pPr>
+      <w:r>
+        <w:t>Diagnose the current misconceptions</w:t>
       </w:r>
     </w:p>
     <w:p>
       <w:pPr>
-        <w:pStyle w:val="Heading3"/>
-      </w:pPr>
-      <w:r>
-        <w:t>Individual reasoning check</w:t>
+        <w:spacing w:line="336" w:lineRule="auto" w:after="180"/>
+      </w:pPr>
+      <w:r>
+        <w:rPr>
+          <w:b w:val="0"/>
+        </w:rPr>
+        <w:t>The worked result establishes every future case: A stable tested range does not establish stability under every parameter or dataset change.</w:t>
       </w:r>
     </w:p>
     <w:p>
@@ -2197,19 +3595,31 @@
         <w:rPr>
           <w:b w:val="0"/>
         </w:rPr>
-        <w:t xml:space="preserve">Use the worked case for </w:t>
+        <w:t xml:space="preserve">A missing </w:t>
       </w:r>
       <w:r>
         <w:rPr>
           <w:b/>
         </w:rPr>
-        <w:t>Sensitivity analysis</w:t>
+        <w:t>input</w:t>
       </w:r>
       <w:r>
         <w:rPr>
           <w:b w:val="0"/>
         </w:rPr>
-        <w:t>. Proposed explanation: “The worked result establishes every future case”. Decide whether this explanation is supported.</w:t>
+        <w:t xml:space="preserve"> may be replaced without recording the change: A replacement changes the </w:t>
+      </w:r>
+      <w:r>
+        <w:rPr>
+          <w:b/>
+        </w:rPr>
+        <w:t>evidence</w:t>
+      </w:r>
+      <w:r>
+        <w:rPr>
+          <w:b w:val="0"/>
+        </w:rPr>
+        <w:t xml:space="preserve"> or contract. Record the change and its justification; do not silently turn unknown into a measured value.</w:t>
       </w:r>
     </w:p>
     <w:p>
@@ -2220,270 +3630,62 @@
         <w:rPr>
           <w:b w:val="0"/>
         </w:rPr>
-        <w:t>Point to the step or supplied fact that decides; explain your repair if needed.</w:t>
+        <w:t xml:space="preserve">Repeating an assessed case is new independent </w:t>
+      </w:r>
+      <w:r>
+        <w:rPr>
+          <w:b/>
+        </w:rPr>
+        <w:t>evidence</w:t>
+      </w:r>
+      <w:r>
+        <w:rPr>
+          <w:b w:val="0"/>
+        </w:rPr>
+        <w:t>: A replay checks consistency. An example used for feedback or revision cannot later be described as untouched final evaluation.</w:t>
       </w:r>
     </w:p>
     <w:p>
       <w:pPr>
-        <w:pStyle w:val="Heading3"/>
-      </w:pPr>
-      <w:r>
-        <w:t>Expected repair</w:t>
+        <w:spacing w:line="336" w:lineRule="auto" w:after="180"/>
+      </w:pPr>
+      <w:r>
+        <w:rPr>
+          <w:b w:val="0"/>
+        </w:rPr>
+        <w:t xml:space="preserve">Use Section 9 for the </w:t>
+      </w:r>
+      <w:r>
+        <w:rPr>
+          <w:b/>
+        </w:rPr>
+        <w:t>evidence</w:t>
+      </w:r>
+      <w:r>
+        <w:rPr>
+          <w:b w:val="0"/>
+        </w:rPr>
+        <w:t xml:space="preserve"> ledger. Add a boundary or missing-</w:t>
+      </w:r>
+      <w:r>
+        <w:rPr>
+          <w:b/>
+        </w:rPr>
+        <w:t>input</w:t>
+      </w:r>
+      <w:r>
+        <w:rPr>
+          <w:b w:val="0"/>
+        </w:rPr>
+        <w:t xml:space="preserve"> case and record the expected response before checking. More successful repeats of one case do not establish wider coverage.</w:t>
       </w:r>
     </w:p>
     <w:p>
       <w:pPr>
-        <w:spacing w:line="336" w:lineRule="auto" w:after="180"/>
-        <w:shd w:fill="F1F6FC"/>
-      </w:pPr>
-      <w:r>
-        <w:rPr>
-          <w:b w:val="0"/>
-        </w:rPr>
-        <w:t>Expected correction: A stable tested range does not establish stability under every parameter or dataset change.</w:t>
-      </w:r>
-    </w:p>
-    <w:p>
-      <w:pPr>
-        <w:spacing w:line="336" w:lineRule="auto" w:after="180"/>
-      </w:pPr>
-      <w:r>
-        <w:rPr>
-          <w:b w:val="0"/>
-        </w:rPr>
-        <w:t>Collect explanations, not only yes/no votes. If a misunderstanding is common, re-model the relevant step for the class.</w:t>
-      </w:r>
-    </w:p>
-    <w:p>
-      <w:pPr>
-        <w:spacing w:line="336" w:lineRule="auto" w:after="180"/>
-      </w:pPr>
-      <w:r>
-        <w:rPr>
-          <w:b w:val="0"/>
-        </w:rPr>
-        <w:t>If it affects a few learners, give a short targeted group explanation while others solve a more demanding variation.</w:t>
-      </w:r>
-    </w:p>
-    <w:p>
-      <w:pPr>
-        <w:pStyle w:val="Heading3"/>
-      </w:pPr>
-      <w:r>
-        <w:t>Pictorial practice question</w:t>
-      </w:r>
-    </w:p>
-    <w:p>
-      <w:pPr>
-        <w:spacing w:line="336" w:lineRule="auto" w:after="180"/>
-        <w:shd w:fill="F5F1FB"/>
-      </w:pPr>
-      <w:r>
-        <w:rPr>
-          <w:b w:val="0"/>
-        </w:rPr>
-        <w:t>Classify 0.4, 0.6 and 0.8 at cutoffs 0.5, 0.7 and exactly 0.6. Which equality rule decides the boundary, and can these unlabelled scores identify the best cutoff?</w:t>
-      </w:r>
-    </w:p>
-    <w:p>
-      <w:pPr>
-        <w:pStyle w:val="Heading3"/>
-      </w:pPr>
-      <w:r>
-        <w:t>Reasoned teacher answer</w:t>
-      </w:r>
-    </w:p>
-    <w:p>
-      <w:pPr>
-        <w:spacing w:line="336" w:lineRule="auto" w:after="180"/>
-      </w:pPr>
-      <w:r>
-        <w:rPr>
-          <w:b w:val="0"/>
-        </w:rPr>
-        <w:t>Keep the same three supplied scores. 0.6 and 0.8 meet the boundary. Only 0.8 meets the new boundary. Changed case: 0.6 and 0.8 are positive because the rule includes equality.</w:t>
-      </w:r>
-    </w:p>
-    <w:p>
-      <w:pPr>
-        <w:spacing w:line="336" w:lineRule="auto" w:after="180"/>
-      </w:pPr>
-      <w:r>
-        <w:rPr>
-          <w:b w:val="0"/>
-        </w:rPr>
-        <w:t>The declared at-least boundary includes the threshold value. At cutoff 0.6, equality passes; absent reference labels, no best cutoff is established.</w:t>
-      </w:r>
-    </w:p>
-    <w:p>
-      <w:pPr>
-        <w:spacing w:line="336" w:lineRule="auto" w:after="180"/>
-      </w:pPr>
-      <w:r>
-        <w:rPr>
-          <w:b w:val="0"/>
-        </w:rPr>
-        <w:t>Changed-case reasoning: 0.6 and 0.8 are positive because the rule includes equality. The declared at-least boundary includes the threshold value.</w:t>
-      </w:r>
-    </w:p>
-    <w:p>
-      <w:pPr>
-        <w:spacing w:line="336" w:lineRule="auto" w:after="180"/>
-      </w:pPr>
-      <w:r>
-        <w:rPr>
-          <w:b w:val="0"/>
-        </w:rPr>
-        <w:t xml:space="preserve">Collect each learner’s explanation before discussion. Use the first missing connection between </w:t>
-      </w:r>
-      <w:r>
-        <w:rPr>
-          <w:b/>
-        </w:rPr>
-        <w:t>input</w:t>
-      </w:r>
-      <w:r>
-        <w:rPr>
-          <w:b w:val="0"/>
-        </w:rPr>
-        <w:t xml:space="preserve">, deciding step and result to choose support. This question is worked-case practice, not fresh mastery </w:t>
-      </w:r>
-      <w:r>
-        <w:rPr>
-          <w:b/>
-        </w:rPr>
-        <w:t>evidence</w:t>
-      </w:r>
-      <w:r>
-        <w:rPr>
-          <w:b w:val="0"/>
-        </w:rPr>
-        <w:t>.</w:t>
-      </w:r>
-    </w:p>
-    <w:p>
-      <w:pPr>
-        <w:pStyle w:val="Heading1"/>
-      </w:pPr>
-      <w:r>
-        <w:t>04. Run the investigation and diagnose misconceptions</w:t>
-      </w:r>
-    </w:p>
-    <w:p>
-      <w:r>
-        <w:t>Run the Sensitivity analysis investigation and use the first unsupported step to choose a teaching response.</w:t>
-      </w:r>
-    </w:p>
-    <w:p>
-      <w:pPr>
-        <w:spacing w:line="336" w:lineRule="auto" w:after="180"/>
-      </w:pPr>
-      <w:r>
-        <w:rPr>
-          <w:b w:val="0"/>
-        </w:rPr>
-        <w:t>The worked result establishes every future case: A stable tested range does not establish stability under every parameter or dataset change.</w:t>
-      </w:r>
-    </w:p>
-    <w:p>
-      <w:pPr>
-        <w:spacing w:line="336" w:lineRule="auto" w:after="180"/>
-      </w:pPr>
-      <w:r>
-        <w:rPr>
-          <w:b w:val="0"/>
-        </w:rPr>
-        <w:t xml:space="preserve">A missing </w:t>
-      </w:r>
-      <w:r>
-        <w:rPr>
-          <w:b/>
-        </w:rPr>
-        <w:t>input</w:t>
-      </w:r>
-      <w:r>
-        <w:rPr>
-          <w:b w:val="0"/>
-        </w:rPr>
-        <w:t xml:space="preserve"> may be replaced without recording the change: A replacement changes the </w:t>
-      </w:r>
-      <w:r>
-        <w:rPr>
-          <w:b/>
-        </w:rPr>
-        <w:t>evidence</w:t>
-      </w:r>
-      <w:r>
-        <w:rPr>
-          <w:b w:val="0"/>
-        </w:rPr>
-        <w:t xml:space="preserve"> or contract. Record the change and its justification; do not silently turn unknown into a measured value.</w:t>
-      </w:r>
-    </w:p>
-    <w:p>
-      <w:pPr>
-        <w:spacing w:line="336" w:lineRule="auto" w:after="180"/>
-      </w:pPr>
-      <w:r>
-        <w:rPr>
-          <w:b w:val="0"/>
-        </w:rPr>
-        <w:t xml:space="preserve">Repeating an assessed case is new independent </w:t>
-      </w:r>
-      <w:r>
-        <w:rPr>
-          <w:b/>
-        </w:rPr>
-        <w:t>evidence</w:t>
-      </w:r>
-      <w:r>
-        <w:rPr>
-          <w:b w:val="0"/>
-        </w:rPr>
-        <w:t>: A replay checks consistency. An example used for feedback or revision cannot later be described as untouched final evaluation.</w:t>
-      </w:r>
-    </w:p>
-    <w:p>
-      <w:pPr>
-        <w:spacing w:line="336" w:lineRule="auto" w:after="180"/>
-      </w:pPr>
-      <w:r>
-        <w:rPr>
-          <w:b w:val="0"/>
-        </w:rPr>
-        <w:t xml:space="preserve">Use Section 9 for the </w:t>
-      </w:r>
-      <w:r>
-        <w:rPr>
-          <w:b/>
-        </w:rPr>
-        <w:t>evidence</w:t>
-      </w:r>
-      <w:r>
-        <w:rPr>
-          <w:b w:val="0"/>
-        </w:rPr>
-        <w:t xml:space="preserve"> ledger. Add a boundary or missing-</w:t>
-      </w:r>
-      <w:r>
-        <w:rPr>
-          <w:b/>
-        </w:rPr>
-        <w:t>input</w:t>
-      </w:r>
-      <w:r>
-        <w:rPr>
-          <w:b w:val="0"/>
-        </w:rPr>
-        <w:t xml:space="preserve"> case and record the expected response before checking. More successful repeats of one case do not establish wider coverage.</w:t>
-      </w:r>
-    </w:p>
-    <w:p>
-      <w:pPr>
-        <w:pStyle w:val="Heading3"/>
-      </w:pPr>
-      <w:r>
-        <w:t>Match the support to the first error</w:t>
+        <w:pStyle w:val="Heading2"/>
+      </w:pPr>
+      <w:r>
+        <w:t>Choose accessible support</w:t>
       </w:r>
     </w:p>
     <w:tbl>
@@ -2656,45 +3858,39 @@
     </w:p>
     <w:p>
       <w:pPr>
-        <w:pStyle w:val="Heading1"/>
-      </w:pPr>
-      <w:r>
-        <w:t>05. Assess and explain the answers</w:t>
+        <w:pStyle w:val="Heading2"/>
+      </w:pPr>
+      <w:r>
+        <w:t>Earlier wording, alternatives and picture transcripts · reference / check after trying</w:t>
       </w:r>
     </w:p>
     <w:p>
-      <w:r>
-        <w:t>Use the Sensitivity analysis questions, teacher keys and criteria after the relevant attempts. Previously discussed cases are practice; protect the separately selected independent task.</w:t>
+      <w:pPr>
+        <w:pStyle w:val="Heading3"/>
+      </w:pPr>
+      <w:r>
+        <w:t>Match the support to the first error</w:t>
       </w:r>
     </w:p>
     <w:p>
       <w:pPr>
-        <w:pStyle w:val="Heading3"/>
-      </w:pPr>
-      <w:r>
-        <w:t>Guided and exit questions</w:t>
+        <w:pStyle w:val="Heading1"/>
+      </w:pPr>
+      <w:r>
+        <w:t>05. Assess the new research scenario</w:t>
       </w:r>
     </w:p>
     <w:p>
-      <w:pPr>
-        <w:spacing w:line="336" w:lineRule="auto" w:after="180"/>
-      </w:pPr>
-      <w:r>
-        <w:rPr>
-          <w:b w:val="0"/>
-        </w:rPr>
-        <w:t>Guided: Higher cutoff increases recall here while precision decreases. No universally best cutoff follows without a task-specific criterion.</w:t>
+      <w:r>
+        <w:t>Keep the selected answer private until after a first attempt.</w:t>
       </w:r>
     </w:p>
     <w:p>
       <w:pPr>
-        <w:spacing w:line="336" w:lineRule="auto" w:after="180"/>
-      </w:pPr>
-      <w:r>
-        <w:rPr>
-          <w:b w:val="0"/>
-        </w:rPr>
-        <w:t>Qualification: A stable tested range does not establish stability under every parameter or dataset change.</w:t>
+        <w:pStyle w:val="Heading2"/>
+      </w:pPr>
+      <w:r>
+        <w:t>Selected independent task and checked answer</w:t>
       </w:r>
     </w:p>
     <w:p>
@@ -2705,643 +3901,62 @@
         <w:rPr>
           <w:b w:val="0"/>
         </w:rPr>
-        <w:t xml:space="preserve">Exit: accept a concrete variation with its predicted outcome and a stated condition that would challenge the </w:t>
-      </w:r>
-      <w:r>
-        <w:rPr>
-          <w:b/>
-        </w:rPr>
-        <w:t>mechanism</w:t>
-      </w:r>
-      <w:r>
-        <w:rPr>
-          <w:b w:val="0"/>
-        </w:rPr>
-        <w:t xml:space="preserve">; reject a claim resting on unmeasured </w:t>
-      </w:r>
-      <w:r>
-        <w:rPr>
-          <w:b/>
-        </w:rPr>
-        <w:t>evidence</w:t>
-      </w:r>
-      <w:r>
-        <w:rPr>
-          <w:b w:val="0"/>
-        </w:rPr>
-        <w:t>.</w:t>
+        <w:t>Selected case: Thresholds .4, .5, .6 give passes 8, 9, 7 out of 10. Report range and a selection limit.</w:t>
       </w:r>
     </w:p>
     <w:p>
       <w:pPr>
-        <w:pStyle w:val="Heading3"/>
-      </w:pPr>
-      <w:r>
-        <w:t>W1 Explain the mechanism</w:t>
+        <w:spacing w:line="336" w:lineRule="auto" w:after="180"/>
+      </w:pPr>
+      <w:r>
+        <w:rPr>
+          <w:b w:val="0"/>
+        </w:rPr>
+        <w:t>Teacher explanation: Rates</w:t>
+      </w:r>
+      <w:r>
+        <w:rPr>
+          <w:b/>
+        </w:rPr>
+        <w:t>80%</w:t>
+      </w:r>
+      <w:r>
+        <w:rPr>
+          <w:b w:val="0"/>
+        </w:rPr>
+        <w:t xml:space="preserve">, 90%, </w:t>
+      </w:r>
+      <w:r>
+        <w:rPr>
+          <w:b/>
+        </w:rPr>
+        <w:t>70%</w:t>
+      </w:r>
+      <w:r>
+        <w:rPr>
+          <w:b w:val="0"/>
+        </w:rPr>
+        <w:t xml:space="preserve">, range70–90%. Choosing .5 from these results is development selection, not independent final </w:t>
+      </w:r>
+      <w:r>
+        <w:rPr>
+          <w:b/>
+        </w:rPr>
+        <w:t>evidence</w:t>
+      </w:r>
+      <w:r>
+        <w:rPr>
+          <w:b w:val="0"/>
+        </w:rPr>
+        <w:t>.</w:t>
       </w:r>
     </w:p>
     <w:p>
       <w:pPr>
-        <w:pStyle w:val="Heading3"/>
-      </w:pPr>
-      <w:r>
-        <w:t>Workbook question · W1</w:t>
-      </w:r>
-    </w:p>
-    <w:p>
-      <w:pPr>
-        <w:spacing w:line="336" w:lineRule="auto" w:after="180"/>
-        <w:shd w:fill="F5F1FB"/>
-      </w:pPr>
-      <w:r>
-        <w:rPr>
-          <w:b w:val="0"/>
-        </w:rPr>
-        <w:t xml:space="preserve">Explain the weekly </w:t>
-      </w:r>
-      <w:r>
-        <w:rPr>
-          <w:b/>
-        </w:rPr>
-        <w:t>mechanism</w:t>
-      </w:r>
-      <w:r>
-        <w:rPr>
-          <w:b w:val="0"/>
-        </w:rPr>
-        <w:t xml:space="preserve"> in your own words. Use the worked scenario to name its </w:t>
-      </w:r>
-      <w:r>
-        <w:rPr>
-          <w:b/>
-        </w:rPr>
-        <w:t>input</w:t>
-      </w:r>
-      <w:r>
-        <w:rPr>
-          <w:b w:val="0"/>
-        </w:rPr>
-        <w:t xml:space="preserve">, decision rule and </w:t>
-      </w:r>
-      <w:r>
-        <w:rPr>
-          <w:b/>
-        </w:rPr>
-        <w:t>output</w:t>
-      </w:r>
-      <w:r>
-        <w:rPr>
-          <w:b w:val="0"/>
-        </w:rPr>
-        <w:t>.</w:t>
-      </w:r>
-    </w:p>
-    <w:p>
-      <w:pPr>
-        <w:pStyle w:val="Heading3"/>
-      </w:pPr>
-      <w:r>
-        <w:t>Teacher reasoning · W1</w:t>
-      </w:r>
-    </w:p>
-    <w:p>
-      <w:pPr>
-        <w:spacing w:line="336" w:lineRule="auto" w:after="180"/>
-        <w:shd w:fill="F1F6FC"/>
-      </w:pPr>
-      <w:r>
-        <w:rPr>
-          <w:b w:val="0"/>
-        </w:rPr>
-        <w:t xml:space="preserve">Teacher explanation: </w:t>
-      </w:r>
-      <w:r>
-        <w:rPr>
-          <w:b/>
-        </w:rPr>
-        <w:t>Sensitivity analysis</w:t>
-      </w:r>
-      <w:r>
-        <w:rPr>
-          <w:b w:val="0"/>
-        </w:rPr>
-        <w:t xml:space="preserve"> checks whether a conclusion changes under plausible settings or analysis choices. It should not secretly select the most favourable result. Prespecify a range and preserve all results.</w:t>
-      </w:r>
-    </w:p>
-    <w:p>
-      <w:pPr>
-        <w:spacing w:line="336" w:lineRule="auto" w:after="180"/>
-        <w:shd w:fill="F1F6FC"/>
-      </w:pPr>
-      <w:r>
-        <w:rPr>
-          <w:b w:val="0"/>
-        </w:rPr>
-        <w:t>Distinguish robustness across settings from proof beyond the tested range. Settings affecting data roles require special caution.</w:t>
-      </w:r>
-    </w:p>
-    <w:p>
-      <w:pPr>
-        <w:pStyle w:val="Heading3"/>
-      </w:pPr>
-      <w:r>
-        <w:t>W2 Trace the worked case</w:t>
-      </w:r>
-    </w:p>
-    <w:p>
-      <w:pPr>
-        <w:pStyle w:val="Heading3"/>
-      </w:pPr>
-      <w:r>
-        <w:t>Workbook question · W2</w:t>
-      </w:r>
-    </w:p>
-    <w:p>
-      <w:pPr>
-        <w:spacing w:line="336" w:lineRule="auto" w:after="180"/>
-        <w:shd w:fill="F5F1FB"/>
-      </w:pPr>
-      <w:r>
-        <w:rPr>
-          <w:b w:val="0"/>
-        </w:rPr>
-        <w:t>Retrieval cutoffs1, 3, 5 yield recall .4, .7, .8 and precision .9, .7, .5. Show the intermediate steps and give the conclusion with its scope.</w:t>
-      </w:r>
-    </w:p>
-    <w:p>
-      <w:pPr>
-        <w:pStyle w:val="Heading3"/>
-      </w:pPr>
-      <w:r>
-        <w:t>Teacher reasoning · W2</w:t>
-      </w:r>
-    </w:p>
-    <w:p>
-      <w:pPr>
-        <w:spacing w:line="336" w:lineRule="auto" w:after="180"/>
-        <w:shd w:fill="F1F6FC"/>
-      </w:pPr>
-      <w:r>
-        <w:rPr>
-          <w:b w:val="0"/>
-        </w:rPr>
-        <w:t>Teacher explanation: Higher cutoff increases recall here while precision decreases. No universally best cutoff follows without a task-specific criterion.</w:t>
-      </w:r>
-    </w:p>
-    <w:p>
-      <w:pPr>
-        <w:pStyle w:val="Heading3"/>
-      </w:pPr>
-      <w:r>
-        <w:t>W3 Audit the limit</w:t>
-      </w:r>
-    </w:p>
-    <w:p>
-      <w:pPr>
-        <w:pStyle w:val="Heading3"/>
-      </w:pPr>
-      <w:r>
-        <w:t>Workbook question · W3</w:t>
-      </w:r>
-    </w:p>
-    <w:p>
-      <w:pPr>
-        <w:spacing w:line="336" w:lineRule="auto" w:after="180"/>
-        <w:shd w:fill="F5F1FB"/>
-      </w:pPr>
-      <w:r>
-        <w:rPr>
-          <w:b w:val="0"/>
-        </w:rPr>
-        <w:t>A report omits this qualification: A stable tested range does not establish stability under every parameter or dataset change. Explain how omitting it could change a reader's interpretation, and write an accurate replacement.</w:t>
-      </w:r>
-    </w:p>
-    <w:p>
-      <w:pPr>
-        <w:pStyle w:val="Heading3"/>
-      </w:pPr>
-      <w:r>
-        <w:t>Teacher reasoning · W3</w:t>
-      </w:r>
-    </w:p>
-    <w:p>
-      <w:pPr>
-        <w:spacing w:line="336" w:lineRule="auto" w:after="180"/>
-        <w:shd w:fill="F1F6FC"/>
-      </w:pPr>
-      <w:r>
-        <w:rPr>
-          <w:b w:val="0"/>
-        </w:rPr>
-        <w:t>Teacher explanation: A stable tested range does not establish stability under every parameter or dataset change.</w:t>
-      </w:r>
-    </w:p>
-    <w:p>
-      <w:pPr>
-        <w:spacing w:line="336" w:lineRule="auto" w:after="180"/>
-        <w:shd w:fill="F1F6FC"/>
-      </w:pPr>
-      <w:r>
-        <w:rPr>
-          <w:b w:val="0"/>
-        </w:rPr>
-        <w:t xml:space="preserve">State the observed result separately from the unverified or out-of-scope claim; preserve the original </w:t>
-      </w:r>
-      <w:r>
-        <w:rPr>
-          <w:b/>
-        </w:rPr>
-        <w:t>evidence</w:t>
-      </w:r>
-      <w:r>
-        <w:rPr>
-          <w:b w:val="0"/>
-        </w:rPr>
-        <w:t xml:space="preserve"> rather than inventing a missing fact.</w:t>
-      </w:r>
-    </w:p>
-    <w:p>
-      <w:pPr>
-        <w:pStyle w:val="Heading3"/>
-      </w:pPr>
-      <w:r>
-        <w:t>W4 Apply a new case independently</w:t>
-      </w:r>
-    </w:p>
-    <w:p>
-      <w:pPr>
-        <w:pStyle w:val="Heading3"/>
-      </w:pPr>
-      <w:r>
-        <w:t>Workbook question · W4</w:t>
-      </w:r>
-    </w:p>
-    <w:p>
-      <w:pPr>
-        <w:spacing w:line="336" w:lineRule="auto" w:after="180"/>
-        <w:shd w:fill="F5F1FB"/>
-      </w:pPr>
-      <w:r>
-        <w:rPr>
-          <w:b w:val="0"/>
-        </w:rPr>
-        <w:t>Thresholds .4, .5, .6 give passes8, 9, 7 out of10. Report range and a selection limit.</w:t>
-      </w:r>
-    </w:p>
-    <w:p>
-      <w:pPr>
-        <w:pStyle w:val="Heading3"/>
-      </w:pPr>
-      <w:r>
-        <w:t>Teacher reasoning · W4</w:t>
-      </w:r>
-    </w:p>
-    <w:p>
-      <w:pPr>
-        <w:spacing w:line="336" w:lineRule="auto" w:after="180"/>
-        <w:shd w:fill="F1F6FC"/>
-      </w:pPr>
-      <w:r>
-        <w:rPr>
-          <w:b w:val="0"/>
-        </w:rPr>
-        <w:t>Teacher explanation: Rates</w:t>
-      </w:r>
-      <w:r>
-        <w:rPr>
-          <w:b/>
-        </w:rPr>
-        <w:t>80%</w:t>
-      </w:r>
-      <w:r>
-        <w:rPr>
-          <w:b w:val="0"/>
-        </w:rPr>
-        <w:t xml:space="preserve">, 90%, </w:t>
-      </w:r>
-      <w:r>
-        <w:rPr>
-          <w:b/>
-        </w:rPr>
-        <w:t>70%</w:t>
-      </w:r>
-      <w:r>
-        <w:rPr>
-          <w:b w:val="0"/>
-        </w:rPr>
-        <w:t xml:space="preserve">, range70–90%. Choosing .5 from these results is development selection, not independent final </w:t>
-      </w:r>
-      <w:r>
-        <w:rPr>
-          <w:b/>
-        </w:rPr>
-        <w:t>evidence</w:t>
-      </w:r>
-      <w:r>
-        <w:rPr>
-          <w:b w:val="0"/>
-        </w:rPr>
-        <w:t>.</w:t>
-      </w:r>
-    </w:p>
-    <w:p>
-      <w:pPr>
-        <w:pStyle w:val="Heading3"/>
-      </w:pPr>
-      <w:r>
-        <w:t>W5 Design a revealing follow-up</w:t>
-      </w:r>
-    </w:p>
-    <w:p>
-      <w:pPr>
-        <w:pStyle w:val="Heading3"/>
-      </w:pPr>
-      <w:r>
-        <w:t>Workbook question · W5</w:t>
-      </w:r>
-    </w:p>
-    <w:p>
-      <w:pPr>
-        <w:spacing w:line="336" w:lineRule="auto" w:after="180"/>
-        <w:shd w:fill="F5F1FB"/>
-      </w:pPr>
-      <w:r>
-        <w:rPr>
-          <w:b w:val="0"/>
-        </w:rPr>
-        <w:t>For the worked scenario, propose one additional case that could reveal a failure, describe its expected outcome before running it, and explain what would need to remain fixed for a fair comparison.</w:t>
-      </w:r>
-    </w:p>
-    <w:p>
-      <w:pPr>
-        <w:spacing w:line="336" w:lineRule="auto" w:after="180"/>
-        <w:shd w:fill="F5F1FB"/>
-      </w:pPr>
-      <w:r>
-        <w:rPr>
-          <w:b w:val="0"/>
-        </w:rPr>
-        <w:t>Do not reuse W4 as a new final test after receiving feedback.</w:t>
-      </w:r>
-    </w:p>
-    <w:p>
-      <w:pPr>
-        <w:pStyle w:val="Heading3"/>
-      </w:pPr>
-      <w:r>
-        <w:t>Teacher reasoning · W5</w:t>
-      </w:r>
-    </w:p>
-    <w:p>
-      <w:pPr>
-        <w:spacing w:line="336" w:lineRule="auto" w:after="180"/>
-        <w:shd w:fill="F1F6FC"/>
-      </w:pPr>
-      <w:r>
-        <w:rPr>
-          <w:b w:val="0"/>
-        </w:rPr>
-        <w:t xml:space="preserve">Teacher explanation: Accept a concrete variant of the worked </w:t>
-      </w:r>
-      <w:r>
-        <w:rPr>
-          <w:b/>
-        </w:rPr>
-        <w:t>input</w:t>
-      </w:r>
-      <w:r>
-        <w:rPr>
-          <w:b w:val="0"/>
-        </w:rPr>
-        <w:t xml:space="preserve"> or a missing/conflicting/boundary condition, with an expectation derived from the declared procedure.</w:t>
-      </w:r>
-    </w:p>
-    <w:p>
-      <w:pPr>
-        <w:spacing w:line="336" w:lineRule="auto" w:after="180"/>
-        <w:shd w:fill="F1F6FC"/>
-      </w:pPr>
-      <w:r>
-        <w:rPr>
-          <w:b w:val="0"/>
-        </w:rPr>
-        <w:t xml:space="preserve">Require preserved settings, original </w:t>
-      </w:r>
-      <w:r>
-        <w:rPr>
-          <w:b/>
-        </w:rPr>
-        <w:t>output</w:t>
-      </w:r>
-      <w:r>
-        <w:rPr>
-          <w:b w:val="0"/>
-        </w:rPr>
-        <w:t>s and data roles. A stable tested range does not establish stability under every parameter or dataset change.</w:t>
-      </w:r>
-    </w:p>
-    <w:p>
-      <w:pPr>
-        <w:spacing w:line="336" w:lineRule="auto" w:after="180"/>
-        <w:shd w:fill="F1F6FC"/>
-      </w:pPr>
-      <w:r>
-        <w:rPr>
-          <w:b w:val="0"/>
-        </w:rPr>
-        <w:t xml:space="preserve">The new case should test this particular </w:t>
-      </w:r>
-      <w:r>
-        <w:rPr>
-          <w:b/>
-        </w:rPr>
-        <w:t>mechanism</w:t>
-      </w:r>
-      <w:r>
-        <w:rPr>
-          <w:b w:val="0"/>
-        </w:rPr>
-        <w:t xml:space="preserve"> rather than merely restate the original result.</w:t>
-      </w:r>
-    </w:p>
-    <w:p>
-      <w:pPr>
-        <w:pStyle w:val="Heading3"/>
-      </w:pPr>
-      <w:r>
-        <w:t>Independent assessment and fresh retry</w:t>
-      </w:r>
-    </w:p>
-    <w:p>
-      <w:pPr>
-        <w:pStyle w:val="Heading3"/>
-      </w:pPr>
-      <w:r>
-        <w:t>Teacher key · Independent assessment and fresh retry</w:t>
-      </w:r>
-    </w:p>
-    <w:p>
-      <w:pPr>
-        <w:spacing w:line="336" w:lineRule="auto" w:after="180"/>
-        <w:shd w:fill="F1F6FC"/>
-      </w:pPr>
-      <w:r>
-        <w:rPr>
-          <w:b w:val="0"/>
-        </w:rPr>
-        <w:t>W4: Rates</w:t>
-      </w:r>
-      <w:r>
-        <w:rPr>
-          <w:b/>
-        </w:rPr>
-        <w:t>80%</w:t>
-      </w:r>
-      <w:r>
-        <w:rPr>
-          <w:b w:val="0"/>
-        </w:rPr>
-        <w:t xml:space="preserve">, 90%, </w:t>
-      </w:r>
-      <w:r>
-        <w:rPr>
-          <w:b/>
-        </w:rPr>
-        <w:t>70%</w:t>
-      </w:r>
-      <w:r>
-        <w:rPr>
-          <w:b w:val="0"/>
-        </w:rPr>
-        <w:t xml:space="preserve">, range70–90%. Choosing .5 from these results is development selection, not independent final </w:t>
-      </w:r>
-      <w:r>
-        <w:rPr>
-          <w:b/>
-        </w:rPr>
-        <w:t>evidence</w:t>
-      </w:r>
-      <w:r>
-        <w:rPr>
-          <w:b w:val="0"/>
-        </w:rPr>
-        <w:t>. Require intermediate reasoning and the stated scope.</w:t>
-      </w:r>
-    </w:p>
-    <w:p>
-      <w:pPr>
-        <w:spacing w:line="336" w:lineRule="auto" w:after="180"/>
-        <w:shd w:fill="F1F6FC"/>
-      </w:pPr>
-      <w:r>
-        <w:rPr>
-          <w:b w:val="0"/>
-        </w:rPr>
-        <w:t>Fresh retry: Three settings score6, 7, 6 out of8. Expected reasoning: Rates75%, 87.5%, 75%; preserve all and note sensitivity. Reserved final data remains needed after selection.</w:t>
-      </w:r>
-    </w:p>
-    <w:p>
-      <w:pPr>
-        <w:spacing w:line="336" w:lineRule="auto" w:after="180"/>
-        <w:shd w:fill="F1F6FC"/>
-      </w:pPr>
-      <w:r>
-        <w:rPr>
-          <w:b w:val="0"/>
-        </w:rPr>
-        <w:t>If students need support, record it and reassess with another new case rather than awarding independence to a copied answer.</w:t>
-      </w:r>
-    </w:p>
-    <w:p>
-      <w:pPr>
-        <w:pStyle w:val="Heading3"/>
-      </w:pPr>
-      <w:r>
-        <w:t>Assess independent transfer</w:t>
-      </w:r>
-    </w:p>
-    <w:p>
-      <w:pPr>
-        <w:pStyle w:val="Heading3"/>
-      </w:pPr>
-      <w:r>
-        <w:t>Independent question · withhold the key</w:t>
-      </w:r>
-    </w:p>
-    <w:p>
-      <w:pPr>
-        <w:spacing w:line="336" w:lineRule="auto" w:after="180"/>
-        <w:shd w:fill="F5F1FB"/>
-      </w:pPr>
-      <w:r>
-        <w:rPr>
-          <w:b w:val="0"/>
-        </w:rPr>
-        <w:t>Selected case: Thresholds .4, .5, .6 give passes8, 9, 7 out of10. Report range and a selection limit.</w:t>
-      </w:r>
-    </w:p>
-    <w:p>
-      <w:pPr>
-        <w:pStyle w:val="Heading3"/>
-      </w:pPr>
-      <w:r>
-        <w:t>Selected case answer</w:t>
-      </w:r>
-    </w:p>
-    <w:p>
-      <w:pPr>
-        <w:pStyle w:val="Heading3"/>
-      </w:pPr>
-      <w:r>
-        <w:t>Teacher key · Selected case answer</w:t>
-      </w:r>
-    </w:p>
-    <w:p>
-      <w:pPr>
-        <w:spacing w:line="336" w:lineRule="auto" w:after="180"/>
-        <w:shd w:fill="F1F6FC"/>
-      </w:pPr>
-      <w:r>
-        <w:rPr>
-          <w:b w:val="0"/>
-        </w:rPr>
-        <w:t>Teacher explanation: Rates</w:t>
-      </w:r>
-      <w:r>
-        <w:rPr>
-          <w:b/>
-        </w:rPr>
-        <w:t>80%</w:t>
-      </w:r>
-      <w:r>
-        <w:rPr>
-          <w:b w:val="0"/>
-        </w:rPr>
-        <w:t xml:space="preserve">, 90%, </w:t>
-      </w:r>
-      <w:r>
-        <w:rPr>
-          <w:b/>
-        </w:rPr>
-        <w:t>70%</w:t>
-      </w:r>
-      <w:r>
-        <w:rPr>
-          <w:b w:val="0"/>
-        </w:rPr>
-        <w:t xml:space="preserve">, range70–90%. Choosing .5 from these results is development selection, not independent final </w:t>
-      </w:r>
-      <w:r>
-        <w:rPr>
-          <w:b/>
-        </w:rPr>
-        <w:t>evidence</w:t>
-      </w:r>
-      <w:r>
-        <w:rPr>
-          <w:b w:val="0"/>
-        </w:rPr>
-        <w:t>.</w:t>
+        <w:pStyle w:val="Heading2"/>
+      </w:pPr>
+      <w:r>
+        <w:t>Judge explanation,trace and limits</w:t>
       </w:r>
     </w:p>
     <w:tbl>
@@ -3448,54 +4063,55 @@
     </w:tbl>
     <w:p>
       <w:pPr>
-        <w:pStyle w:val="Heading3"/>
-      </w:pPr>
-      <w:r>
-        <w:t>Teacher key · Selected case answer</w:t>
+        <w:spacing w:line="336" w:lineRule="auto" w:after="180"/>
+      </w:pPr>
+      <w:r>
+        <w:rPr>
+          <w:b w:val="0"/>
+        </w:rPr>
+        <w:t>Record each dimension as not yet, with support, or independent. Accept a valid alternative procedure with a defensible trace.</w:t>
       </w:r>
     </w:p>
     <w:p>
       <w:pPr>
         <w:spacing w:line="336" w:lineRule="auto" w:after="180"/>
-        <w:shd w:fill="F1F6FC"/>
       </w:pPr>
       <w:r>
         <w:rPr>
           <w:b w:val="0"/>
         </w:rPr>
-        <w:t>Record each dimension as not yet, with support, or independent. Accept a valid alternative procedure with a defensible trace.</w:t>
+        <w:t xml:space="preserve">Do not penalise an honestly recorded model failure if the learner correctly explains its </w:t>
+      </w:r>
+      <w:r>
+        <w:rPr>
+          <w:b/>
+        </w:rPr>
+        <w:t>evidence</w:t>
+      </w:r>
+      <w:r>
+        <w:rPr>
+          <w:b w:val="0"/>
+        </w:rPr>
+        <w:t xml:space="preserve"> and limits.</w:t>
       </w:r>
     </w:p>
     <w:p>
       <w:pPr>
-        <w:spacing w:line="336" w:lineRule="auto" w:after="180"/>
-        <w:shd w:fill="F1F6FC"/>
-      </w:pPr>
-      <w:r>
-        <w:rPr>
-          <w:b w:val="0"/>
-        </w:rPr>
-        <w:t xml:space="preserve">Do not penalise an honestly recorded model failure if the learner correctly explains its </w:t>
-      </w:r>
-      <w:r>
-        <w:rPr>
-          <w:b/>
-        </w:rPr>
-        <w:t>evidence</w:t>
-      </w:r>
-      <w:r>
-        <w:rPr>
-          <w:b w:val="0"/>
-        </w:rPr>
-        <w:t xml:space="preserve"> and limits.</w:t>
+        <w:pStyle w:val="Heading2"/>
+      </w:pPr>
+      <w:r>
+        <w:t>Give one usable repair</w:t>
       </w:r>
     </w:p>
     <w:p>
       <w:pPr>
-        <w:pStyle w:val="Heading3"/>
-      </w:pPr>
-      <w:r>
-        <w:t>Feedback that the learner uses</w:t>
+        <w:spacing w:line="336" w:lineRule="auto" w:after="180"/>
+      </w:pPr>
+      <w:r>
+        <w:rPr>
+          <w:b w:val="0"/>
+        </w:rPr>
+        <w:t>Name the earliest unsupported step and give one action to repair it. Have the learner make that repair now and explain why. Then assess the relevant skill on a fresh, fully specified case.</w:t>
       </w:r>
     </w:p>
     <w:p>
@@ -3506,31 +4122,85 @@
         <w:rPr>
           <w:b w:val="0"/>
         </w:rPr>
-        <w:t>Name the earliest unsupported step and give one action to repair it. Have the learner make that repair now and explain why. Then assess the relevant skill on a fresh, fully specified case.</w:t>
+        <w:t>Confirm it was not previously practised with feedback; solve and check the new case before assigning it. A follow-up design prompt is a starting brief, not automatically an equivalent test.</w:t>
       </w:r>
     </w:p>
     <w:p>
       <w:pPr>
-        <w:spacing w:line="336" w:lineRule="auto" w:after="180"/>
-      </w:pPr>
-      <w:r>
-        <w:rPr>
-          <w:b w:val="0"/>
-        </w:rPr>
-        <w:t>Confirm it was not previously practised with feedback; solve and check the new case before assigning it. A follow-up design prompt is a starting brief, not automatically an equivalent test.</w:t>
+        <w:pStyle w:val="Heading2"/>
+      </w:pPr>
+      <w:r>
+        <w:t>W1 Explain the mechanism</w:t>
       </w:r>
     </w:p>
     <w:p>
       <w:pPr>
-        <w:pStyle w:val="Heading1"/>
-      </w:pPr>
-      <w:r>
-        <w:t>06. Connect the project, support and next lesson</w:t>
+        <w:spacing w:line="336" w:lineRule="auto" w:after="180"/>
+      </w:pPr>
+      <w:r>
+        <w:rPr>
+          <w:b w:val="0"/>
+        </w:rPr>
+        <w:t xml:space="preserve">Explain the weekly </w:t>
+      </w:r>
+      <w:r>
+        <w:rPr>
+          <w:b/>
+        </w:rPr>
+        <w:t>mechanism</w:t>
+      </w:r>
+      <w:r>
+        <w:rPr>
+          <w:b w:val="0"/>
+        </w:rPr>
+        <w:t xml:space="preserve"> in your own words. Use the worked scenario to name its </w:t>
+      </w:r>
+      <w:r>
+        <w:rPr>
+          <w:b/>
+        </w:rPr>
+        <w:t>input</w:t>
+      </w:r>
+      <w:r>
+        <w:rPr>
+          <w:b w:val="0"/>
+        </w:rPr>
+        <w:t xml:space="preserve">, decision rule and </w:t>
+      </w:r>
+      <w:r>
+        <w:rPr>
+          <w:b/>
+        </w:rPr>
+        <w:t>output</w:t>
+      </w:r>
+      <w:r>
+        <w:rPr>
+          <w:b w:val="0"/>
+        </w:rPr>
+        <w:t>.</w:t>
       </w:r>
     </w:p>
     <w:p>
-      <w:r>
-        <w:t>Connect Sensitivity analysis to Reproducible AI Research Study, adapt support and plan a later changed-case check.</w:t>
+      <w:pPr>
+        <w:spacing w:line="336" w:lineRule="auto" w:after="180"/>
+      </w:pPr>
+      <w:r>
+        <w:rPr>
+          <w:b w:val="0"/>
+        </w:rPr>
+        <w:t xml:space="preserve">Teacher explanation: </w:t>
+      </w:r>
+      <w:r>
+        <w:rPr>
+          <w:b/>
+        </w:rPr>
+        <w:t>Sensitivity analysis</w:t>
+      </w:r>
+      <w:r>
+        <w:rPr>
+          <w:b w:val="0"/>
+        </w:rPr>
+        <w:t xml:space="preserve"> checks whether a conclusion changes under plausible settings or analysis choices. It should not secretly select the most favourable result. Prespecify a range and preserve all results.</w:t>
       </w:r>
     </w:p>
     <w:p>
@@ -3541,90 +4211,15 @@
         <w:rPr>
           <w:b w:val="0"/>
         </w:rPr>
-        <w:t xml:space="preserve">Add a labelled </w:t>
-      </w:r>
-      <w:r>
-        <w:rPr>
-          <w:b/>
-        </w:rPr>
-        <w:t>sensitivity analysis</w:t>
-      </w:r>
-      <w:r>
-        <w:rPr>
-          <w:b w:val="0"/>
-        </w:rPr>
-        <w:t xml:space="preserve"> </w:t>
-      </w:r>
-      <w:r>
-        <w:rPr>
-          <w:b/>
-        </w:rPr>
-        <w:t>evidence</w:t>
-      </w:r>
-      <w:r>
-        <w:rPr>
-          <w:b w:val="0"/>
-        </w:rPr>
-        <w:t xml:space="preserve"> sheet to Reproducible AI Research Study. Show how you can explain the </w:t>
-      </w:r>
-      <w:r>
-        <w:rPr>
-          <w:b/>
-        </w:rPr>
-        <w:t>mechanism</w:t>
-      </w:r>
-      <w:r>
-        <w:rPr>
-          <w:b w:val="0"/>
-        </w:rPr>
-        <w:t xml:space="preserve"> and terminology of </w:t>
-      </w:r>
-      <w:r>
-        <w:rPr>
-          <w:b/>
-        </w:rPr>
-        <w:t>sensitivity analysis</w:t>
-      </w:r>
-      <w:r>
-        <w:rPr>
-          <w:b w:val="0"/>
-        </w:rPr>
-        <w:t>.</w:t>
+        <w:t>Distinguish robustness across settings from proof beyond the tested range. Settings affecting data roles require special caution.</w:t>
       </w:r>
     </w:p>
     <w:p>
       <w:pPr>
-        <w:spacing w:line="336" w:lineRule="auto" w:after="180"/>
-      </w:pPr>
-      <w:r>
-        <w:rPr>
-          <w:b w:val="0"/>
-        </w:rPr>
-        <w:t xml:space="preserve">Use the supplied fictional case and keep its </w:t>
-      </w:r>
-      <w:r>
-        <w:rPr>
-          <w:b/>
-        </w:rPr>
-        <w:t>input</w:t>
-      </w:r>
-      <w:r>
-        <w:rPr>
-          <w:b w:val="0"/>
-        </w:rPr>
-        <w:t xml:space="preserve">s, intermediate steps, calculation or </w:t>
-      </w:r>
-      <w:r>
-        <w:rPr>
-          <w:b/>
-        </w:rPr>
-        <w:t>prediction</w:t>
-      </w:r>
-      <w:r>
-        <w:rPr>
-          <w:b w:val="0"/>
-        </w:rPr>
-        <w:t>, and limitation. Connect this record to last week’s record; a matching answer without a trace is insufficient.</w:t>
+        <w:pStyle w:val="Heading2"/>
+      </w:pPr>
+      <w:r>
+        <w:t>W2 Trace the worked case</w:t>
       </w:r>
     </w:p>
     <w:p>
@@ -3635,19 +4230,7 @@
         <w:rPr>
           <w:b w:val="0"/>
         </w:rPr>
-        <w:t xml:space="preserve">Provide an </w:t>
-      </w:r>
-      <w:r>
-        <w:rPr>
-          <w:b/>
-        </w:rPr>
-        <w:t>input</w:t>
-      </w:r>
-      <w:r>
-        <w:rPr>
-          <w:b w:val="0"/>
-        </w:rPr>
-        <w:t>/procedure/result/limit frame and a calculator when needed. Ask students to identify the first step before completing the whole trace.</w:t>
+        <w:t>Retrieval cutoffs 1, 3, 5 yield recall .4, .7, .8 and precision .9, .7, .5. Show the intermediate steps and give the conclusion with its scope.</w:t>
       </w:r>
     </w:p>
     <w:p>
@@ -3658,42 +4241,15 @@
         <w:rPr>
           <w:b w:val="0"/>
         </w:rPr>
-        <w:t xml:space="preserve">Extension: compare two concrete variants of this </w:t>
-      </w:r>
-      <w:r>
-        <w:rPr>
-          <w:b/>
-        </w:rPr>
-        <w:t>mechanism</w:t>
-      </w:r>
-      <w:r>
-        <w:rPr>
-          <w:b w:val="0"/>
-        </w:rPr>
-        <w:t xml:space="preserve"> while holding unrelated conditions fixed; report both successful and unsuccessful outcomes.</w:t>
+        <w:t>Teacher explanation: Higher cutoff increases recall here while precision decreases. No universally best cutoff follows without a task-specific criterion.</w:t>
       </w:r>
     </w:p>
     <w:p>
       <w:pPr>
-        <w:spacing w:line="336" w:lineRule="auto" w:after="180"/>
-      </w:pPr>
-      <w:r>
-        <w:rPr>
-          <w:b w:val="0"/>
-        </w:rPr>
-        <w:t xml:space="preserve">Next connection: Dataset and benchmark limitations. Preserve the current case record and retrieve its </w:t>
-      </w:r>
-      <w:r>
-        <w:rPr>
-          <w:b/>
-        </w:rPr>
-        <w:t>evidence</w:t>
-      </w:r>
-      <w:r>
-        <w:rPr>
-          <w:b w:val="0"/>
-        </w:rPr>
-        <w:t xml:space="preserve"> boundary before moving on.</w:t>
+        <w:pStyle w:val="Heading2"/>
+      </w:pPr>
+      <w:r>
+        <w:t>W3 Audit the limit</w:t>
       </w:r>
     </w:p>
     <w:p>
@@ -3704,15 +4260,626 @@
         <w:rPr>
           <w:b w:val="0"/>
         </w:rPr>
-        <w:t>Retain the project ledger and assess a changed case after support. Check the relevant prerequisite before carrying this component forward.</w:t>
+        <w:t>A report omits this qualification: A stable tested range does not establish stability under every parameter or dataset change. Explain how omitting it could change a reader's interpretation, and write an accurate replacement.</w:t>
       </w:r>
     </w:p>
     <w:p>
       <w:pPr>
+        <w:spacing w:line="336" w:lineRule="auto" w:after="180"/>
+      </w:pPr>
+      <w:r>
+        <w:rPr>
+          <w:b w:val="0"/>
+        </w:rPr>
+        <w:t>Teacher explanation: A stable tested range does not establish stability under every parameter or dataset change.</w:t>
+      </w:r>
+    </w:p>
+    <w:p>
+      <w:pPr>
+        <w:spacing w:line="336" w:lineRule="auto" w:after="180"/>
+      </w:pPr>
+      <w:r>
+        <w:rPr>
+          <w:b w:val="0"/>
+        </w:rPr>
+        <w:t xml:space="preserve">State the observed result separately from the unverified or out-of-scope claim; preserve the original </w:t>
+      </w:r>
+      <w:r>
+        <w:rPr>
+          <w:b/>
+        </w:rPr>
+        <w:t>evidence</w:t>
+      </w:r>
+      <w:r>
+        <w:rPr>
+          <w:b w:val="0"/>
+        </w:rPr>
+        <w:t xml:space="preserve"> rather than inventing a missing fact.</w:t>
+      </w:r>
+    </w:p>
+    <w:p>
+      <w:pPr>
+        <w:pStyle w:val="Heading2"/>
+      </w:pPr>
+      <w:r>
+        <w:t>W5 Design a revealing follow-up</w:t>
+      </w:r>
+    </w:p>
+    <w:p>
+      <w:pPr>
+        <w:spacing w:line="336" w:lineRule="auto" w:after="180"/>
+      </w:pPr>
+      <w:r>
+        <w:rPr>
+          <w:b w:val="0"/>
+        </w:rPr>
+        <w:t>For the worked scenario, propose one additional case that could reveal a failure, describe its expected outcome before running it, and explain what would need to remain fixed for a fair comparison.</w:t>
+      </w:r>
+    </w:p>
+    <w:p>
+      <w:pPr>
+        <w:spacing w:line="336" w:lineRule="auto" w:after="180"/>
+      </w:pPr>
+      <w:r>
+        <w:rPr>
+          <w:b w:val="0"/>
+        </w:rPr>
+        <w:t>Do not reuse W4 as a new final test after receiving feedback.</w:t>
+      </w:r>
+    </w:p>
+    <w:p>
+      <w:pPr>
+        <w:spacing w:line="336" w:lineRule="auto" w:after="180"/>
+      </w:pPr>
+      <w:r>
+        <w:rPr>
+          <w:b w:val="0"/>
+        </w:rPr>
+        <w:t xml:space="preserve">Teacher explanation: Accept a concrete variant of the worked </w:t>
+      </w:r>
+      <w:r>
+        <w:rPr>
+          <w:b/>
+        </w:rPr>
+        <w:t>input</w:t>
+      </w:r>
+      <w:r>
+        <w:rPr>
+          <w:b w:val="0"/>
+        </w:rPr>
+        <w:t xml:space="preserve"> or a missing/conflicting/boundary condition, with an expectation derived from the declared procedure.</w:t>
+      </w:r>
+    </w:p>
+    <w:p>
+      <w:pPr>
+        <w:spacing w:line="336" w:lineRule="auto" w:after="180"/>
+      </w:pPr>
+      <w:r>
+        <w:rPr>
+          <w:b w:val="0"/>
+        </w:rPr>
+        <w:t xml:space="preserve">Require preserved settings, original </w:t>
+      </w:r>
+      <w:r>
+        <w:rPr>
+          <w:b/>
+        </w:rPr>
+        <w:t>output</w:t>
+      </w:r>
+      <w:r>
+        <w:rPr>
+          <w:b w:val="0"/>
+        </w:rPr>
+        <w:t>s and data roles. A stable tested range does not establish stability under every parameter or dataset change.</w:t>
+      </w:r>
+    </w:p>
+    <w:p>
+      <w:pPr>
+        <w:spacing w:line="336" w:lineRule="auto" w:after="180"/>
+      </w:pPr>
+      <w:r>
+        <w:rPr>
+          <w:b w:val="0"/>
+        </w:rPr>
+        <w:t xml:space="preserve">The new case should test this particular </w:t>
+      </w:r>
+      <w:r>
+        <w:rPr>
+          <w:b/>
+        </w:rPr>
+        <w:t>mechanism</w:t>
+      </w:r>
+      <w:r>
+        <w:rPr>
+          <w:b w:val="0"/>
+        </w:rPr>
+        <w:t xml:space="preserve"> rather than merely restate the original result.</w:t>
+      </w:r>
+    </w:p>
+    <w:p>
+      <w:pPr>
+        <w:pStyle w:val="Heading2"/>
+      </w:pPr>
+      <w:r>
+        <w:t>Earlier wording, alternatives and picture transcripts · reference / check after trying</w:t>
+      </w:r>
+    </w:p>
+    <w:p>
+      <w:pPr>
         <w:pStyle w:val="Heading3"/>
       </w:pPr>
       <w:r>
-        <w:t>Plan the delayed return</w:t>
+        <w:t>Guided and exit questions</w:t>
+      </w:r>
+    </w:p>
+    <w:p>
+      <w:pPr>
+        <w:spacing w:line="336" w:lineRule="auto" w:after="180"/>
+      </w:pPr>
+      <w:r>
+        <w:rPr>
+          <w:b w:val="0"/>
+        </w:rPr>
+        <w:t>Guided: Higher cutoff increases recall here while precision decreases. No universally best cutoff follows without a task-specific criterion.</w:t>
+      </w:r>
+    </w:p>
+    <w:p>
+      <w:pPr>
+        <w:spacing w:line="336" w:lineRule="auto" w:after="180"/>
+      </w:pPr>
+      <w:r>
+        <w:rPr>
+          <w:b w:val="0"/>
+        </w:rPr>
+        <w:t>Qualification: A stable tested range does not establish stability under every parameter or dataset change.</w:t>
+      </w:r>
+    </w:p>
+    <w:p>
+      <w:pPr>
+        <w:spacing w:line="336" w:lineRule="auto" w:after="180"/>
+      </w:pPr>
+      <w:r>
+        <w:rPr>
+          <w:b w:val="0"/>
+        </w:rPr>
+        <w:t xml:space="preserve">Exit: accept a concrete variation with its predicted outcome and a stated condition that would challenge the </w:t>
+      </w:r>
+      <w:r>
+        <w:rPr>
+          <w:b/>
+        </w:rPr>
+        <w:t>mechanism</w:t>
+      </w:r>
+      <w:r>
+        <w:rPr>
+          <w:b w:val="0"/>
+        </w:rPr>
+        <w:t xml:space="preserve">; reject a claim resting on unmeasured </w:t>
+      </w:r>
+      <w:r>
+        <w:rPr>
+          <w:b/>
+        </w:rPr>
+        <w:t>evidence</w:t>
+      </w:r>
+      <w:r>
+        <w:rPr>
+          <w:b w:val="0"/>
+        </w:rPr>
+        <w:t>.</w:t>
+      </w:r>
+    </w:p>
+    <w:p>
+      <w:pPr>
+        <w:pStyle w:val="Heading3"/>
+      </w:pPr>
+      <w:r>
+        <w:t>W1 Explain the mechanism</w:t>
+      </w:r>
+    </w:p>
+    <w:p>
+      <w:pPr>
+        <w:pStyle w:val="Heading3"/>
+      </w:pPr>
+      <w:r>
+        <w:t>W2 Trace the worked case</w:t>
+      </w:r>
+    </w:p>
+    <w:p>
+      <w:pPr>
+        <w:pStyle w:val="Heading3"/>
+      </w:pPr>
+      <w:r>
+        <w:t>W3 Audit the limit</w:t>
+      </w:r>
+    </w:p>
+    <w:p>
+      <w:pPr>
+        <w:pStyle w:val="Heading3"/>
+      </w:pPr>
+      <w:r>
+        <w:t>W4 Apply a new case independently</w:t>
+      </w:r>
+    </w:p>
+    <w:p>
+      <w:pPr>
+        <w:spacing w:line="336" w:lineRule="auto" w:after="180"/>
+      </w:pPr>
+      <w:r>
+        <w:rPr>
+          <w:b w:val="0"/>
+        </w:rPr>
+        <w:t>Thresholds .4, .5, .6 give passes 8, 9, 7 out of 10. Report range and a selection limit.</w:t>
+      </w:r>
+    </w:p>
+    <w:p>
+      <w:pPr>
+        <w:spacing w:line="336" w:lineRule="auto" w:after="180"/>
+      </w:pPr>
+      <w:r>
+        <w:rPr>
+          <w:b w:val="0"/>
+        </w:rPr>
+        <w:t>Teacher explanation: Rates</w:t>
+      </w:r>
+      <w:r>
+        <w:rPr>
+          <w:b/>
+        </w:rPr>
+        <w:t>80%</w:t>
+      </w:r>
+      <w:r>
+        <w:rPr>
+          <w:b w:val="0"/>
+        </w:rPr>
+        <w:t xml:space="preserve">, 90%, </w:t>
+      </w:r>
+      <w:r>
+        <w:rPr>
+          <w:b/>
+        </w:rPr>
+        <w:t>70%</w:t>
+      </w:r>
+      <w:r>
+        <w:rPr>
+          <w:b w:val="0"/>
+        </w:rPr>
+        <w:t xml:space="preserve">, range70–90%. Choosing .5 from these results is development selection, not independent final </w:t>
+      </w:r>
+      <w:r>
+        <w:rPr>
+          <w:b/>
+        </w:rPr>
+        <w:t>evidence</w:t>
+      </w:r>
+      <w:r>
+        <w:rPr>
+          <w:b w:val="0"/>
+        </w:rPr>
+        <w:t>.</w:t>
+      </w:r>
+    </w:p>
+    <w:p>
+      <w:pPr>
+        <w:pStyle w:val="Heading3"/>
+      </w:pPr>
+      <w:r>
+        <w:t>W5 Design a revealing follow-up</w:t>
+      </w:r>
+    </w:p>
+    <w:p>
+      <w:pPr>
+        <w:pStyle w:val="Heading3"/>
+      </w:pPr>
+      <w:r>
+        <w:t>Independent assessment and fresh retry</w:t>
+      </w:r>
+    </w:p>
+    <w:p>
+      <w:pPr>
+        <w:spacing w:line="336" w:lineRule="auto" w:after="180"/>
+      </w:pPr>
+      <w:r>
+        <w:rPr>
+          <w:b w:val="0"/>
+        </w:rPr>
+        <w:t>W4: Rates</w:t>
+      </w:r>
+      <w:r>
+        <w:rPr>
+          <w:b/>
+        </w:rPr>
+        <w:t>80%</w:t>
+      </w:r>
+      <w:r>
+        <w:rPr>
+          <w:b w:val="0"/>
+        </w:rPr>
+        <w:t xml:space="preserve">, 90%, </w:t>
+      </w:r>
+      <w:r>
+        <w:rPr>
+          <w:b/>
+        </w:rPr>
+        <w:t>70%</w:t>
+      </w:r>
+      <w:r>
+        <w:rPr>
+          <w:b w:val="0"/>
+        </w:rPr>
+        <w:t xml:space="preserve">, range70–90%. Choosing .5 from these results is development selection, not independent final </w:t>
+      </w:r>
+      <w:r>
+        <w:rPr>
+          <w:b/>
+        </w:rPr>
+        <w:t>evidence</w:t>
+      </w:r>
+      <w:r>
+        <w:rPr>
+          <w:b w:val="0"/>
+        </w:rPr>
+        <w:t>. Require intermediate reasoning and the stated scope.</w:t>
+      </w:r>
+    </w:p>
+    <w:p>
+      <w:pPr>
+        <w:spacing w:line="336" w:lineRule="auto" w:after="180"/>
+      </w:pPr>
+      <w:r>
+        <w:rPr>
+          <w:b w:val="0"/>
+        </w:rPr>
+        <w:t>Fresh retry: Three settings score6, 7, 6 out of8. Expected reasoning: Rates75%, 87.5%, 75%; preserve all and note sensitivity. Reserved final data remains needed after selection.</w:t>
+      </w:r>
+    </w:p>
+    <w:p>
+      <w:pPr>
+        <w:spacing w:line="336" w:lineRule="auto" w:after="180"/>
+      </w:pPr>
+      <w:r>
+        <w:rPr>
+          <w:b w:val="0"/>
+        </w:rPr>
+        <w:t>If students need support, record it and reassess with another new case rather than awarding independence to a copied answer.</w:t>
+      </w:r>
+    </w:p>
+    <w:p>
+      <w:pPr>
+        <w:pStyle w:val="Heading3"/>
+      </w:pPr>
+      <w:r>
+        <w:t>Assess independent transfer</w:t>
+      </w:r>
+    </w:p>
+    <w:p>
+      <w:pPr>
+        <w:pStyle w:val="Heading3"/>
+      </w:pPr>
+      <w:r>
+        <w:t>Selected case answer</w:t>
+      </w:r>
+    </w:p>
+    <w:p>
+      <w:pPr>
+        <w:pStyle w:val="Heading3"/>
+      </w:pPr>
+      <w:r>
+        <w:t>Feedback that the learner uses</w:t>
+      </w:r>
+    </w:p>
+    <w:p>
+      <w:pPr>
+        <w:pStyle w:val="Heading1"/>
+      </w:pPr>
+      <w:r>
+        <w:t>06. Connect, support and revisit research reasoning</w:t>
+      </w:r>
+    </w:p>
+    <w:p>
+      <w:r>
+        <w:t>Use saved evidence and assumptions to choose the next question.</w:t>
+      </w:r>
+    </w:p>
+    <w:p>
+      <w:pPr>
+        <w:pStyle w:val="Heading2"/>
+      </w:pPr>
+      <w:r>
+        <w:t>Project and next-week bridge</w:t>
+      </w:r>
+    </w:p>
+    <w:p>
+      <w:pPr>
+        <w:spacing w:line="336" w:lineRule="auto" w:after="180"/>
+      </w:pPr>
+      <w:r>
+        <w:rPr>
+          <w:b w:val="0"/>
+        </w:rPr>
+        <w:t xml:space="preserve">Add a labelled </w:t>
+      </w:r>
+      <w:r>
+        <w:rPr>
+          <w:b/>
+        </w:rPr>
+        <w:t>sensitivity analysis</w:t>
+      </w:r>
+      <w:r>
+        <w:rPr>
+          <w:b w:val="0"/>
+        </w:rPr>
+        <w:t xml:space="preserve"> </w:t>
+      </w:r>
+      <w:r>
+        <w:rPr>
+          <w:b/>
+        </w:rPr>
+        <w:t>evidence</w:t>
+      </w:r>
+      <w:r>
+        <w:rPr>
+          <w:b w:val="0"/>
+        </w:rPr>
+        <w:t xml:space="preserve"> sheet to Reproducible AI Research Study. Show how you can explain the </w:t>
+      </w:r>
+      <w:r>
+        <w:rPr>
+          <w:b/>
+        </w:rPr>
+        <w:t>mechanism</w:t>
+      </w:r>
+      <w:r>
+        <w:rPr>
+          <w:b w:val="0"/>
+        </w:rPr>
+        <w:t xml:space="preserve"> and terminology of </w:t>
+      </w:r>
+      <w:r>
+        <w:rPr>
+          <w:b/>
+        </w:rPr>
+        <w:t>sensitivity analysis</w:t>
+      </w:r>
+      <w:r>
+        <w:rPr>
+          <w:b w:val="0"/>
+        </w:rPr>
+        <w:t>.</w:t>
+      </w:r>
+    </w:p>
+    <w:p>
+      <w:pPr>
+        <w:spacing w:line="336" w:lineRule="auto" w:after="180"/>
+      </w:pPr>
+      <w:r>
+        <w:rPr>
+          <w:b w:val="0"/>
+        </w:rPr>
+        <w:t xml:space="preserve">Use the supplied fictional case and keep its </w:t>
+      </w:r>
+      <w:r>
+        <w:rPr>
+          <w:b/>
+        </w:rPr>
+        <w:t>input</w:t>
+      </w:r>
+      <w:r>
+        <w:rPr>
+          <w:b w:val="0"/>
+        </w:rPr>
+        <w:t xml:space="preserve">s, intermediate steps, calculation or </w:t>
+      </w:r>
+      <w:r>
+        <w:rPr>
+          <w:b/>
+        </w:rPr>
+        <w:t>prediction</w:t>
+      </w:r>
+      <w:r>
+        <w:rPr>
+          <w:b w:val="0"/>
+        </w:rPr>
+        <w:t>, and limitation. Connect this record to last week’s record; a matching answer without a trace is insufficient.</w:t>
+      </w:r>
+    </w:p>
+    <w:p>
+      <w:pPr>
+        <w:spacing w:line="336" w:lineRule="auto" w:after="180"/>
+      </w:pPr>
+      <w:r>
+        <w:rPr>
+          <w:b w:val="0"/>
+        </w:rPr>
+        <w:t xml:space="preserve">Provide an </w:t>
+      </w:r>
+      <w:r>
+        <w:rPr>
+          <w:b/>
+        </w:rPr>
+        <w:t>input</w:t>
+      </w:r>
+      <w:r>
+        <w:rPr>
+          <w:b w:val="0"/>
+        </w:rPr>
+        <w:t>/procedure/result/limit frame and a calculator when needed. Ask students to identify the first step before completing the whole trace.</w:t>
+      </w:r>
+    </w:p>
+    <w:p>
+      <w:pPr>
+        <w:spacing w:line="336" w:lineRule="auto" w:after="180"/>
+      </w:pPr>
+      <w:r>
+        <w:rPr>
+          <w:b w:val="0"/>
+        </w:rPr>
+        <w:t xml:space="preserve">Extension: compare two concrete variants of this </w:t>
+      </w:r>
+      <w:r>
+        <w:rPr>
+          <w:b/>
+        </w:rPr>
+        <w:t>mechanism</w:t>
+      </w:r>
+      <w:r>
+        <w:rPr>
+          <w:b w:val="0"/>
+        </w:rPr>
+        <w:t xml:space="preserve"> while holding unrelated conditions fixed; report both successful and unsuccessful outcomes.</w:t>
+      </w:r>
+    </w:p>
+    <w:p>
+      <w:pPr>
+        <w:spacing w:line="336" w:lineRule="auto" w:after="180"/>
+      </w:pPr>
+      <w:r>
+        <w:rPr>
+          <w:b w:val="0"/>
+        </w:rPr>
+        <w:t xml:space="preserve">Next connection: Dataset and benchmark limitations. Preserve the current case record and retrieve its </w:t>
+      </w:r>
+      <w:r>
+        <w:rPr>
+          <w:b/>
+        </w:rPr>
+        <w:t>evidence</w:t>
+      </w:r>
+      <w:r>
+        <w:rPr>
+          <w:b w:val="0"/>
+        </w:rPr>
+        <w:t xml:space="preserve"> boundary before moving on.</w:t>
+      </w:r>
+    </w:p>
+    <w:p>
+      <w:pPr>
+        <w:spacing w:line="336" w:lineRule="auto" w:after="180"/>
+      </w:pPr>
+      <w:r>
+        <w:rPr>
+          <w:b w:val="0"/>
+        </w:rPr>
+        <w:t>Retain the project ledger and assess a changed case after support. Check the relevant prerequisite before carrying this component forward.</w:t>
+      </w:r>
+    </w:p>
+    <w:p>
+      <w:pPr>
+        <w:spacing w:line="336" w:lineRule="auto" w:after="180"/>
+      </w:pPr>
+      <w:r>
+        <w:rPr>
+          <w:b w:val="0"/>
+        </w:rPr>
+        <w:t>For the Reproducible AI Research Study, retain an annotated worked trace and the changed-case reasoning. Connect the claim to its records, units and assumptions so another investigator can challenge or reproduce it.</w:t>
+      </w:r>
+    </w:p>
+    <w:p>
+      <w:pPr>
+        <w:pStyle w:val="Heading2"/>
+      </w:pPr>
+      <w:r>
+        <w:t>Delayed return and support record</w:t>
       </w:r>
     </w:p>
     <w:p>
@@ -3929,48 +5096,60 @@
     </w:p>
     <w:p>
       <w:pPr>
-        <w:pStyle w:val="Heading3"/>
-      </w:pPr>
-      <w:r>
-        <w:t>Project evidence from this case</w:t>
+        <w:pStyle w:val="Heading2"/>
+      </w:pPr>
+      <w:r>
+        <w:t>Earlier wording, alternatives and picture transcripts · reference / check after trying</w:t>
       </w:r>
     </w:p>
     <w:p>
       <w:pPr>
-        <w:spacing w:line="336" w:lineRule="auto" w:after="180"/>
-      </w:pPr>
-      <w:r>
-        <w:rPr>
-          <w:b w:val="0"/>
-        </w:rPr>
-        <w:t>For the Reproducible AI Research Study, retain an annotated worked trace and the changed-case reasoning. Connect the claim to its records, units and assumptions so another investigator can challenge or reproduce it.</w:t>
+        <w:pStyle w:val="Heading3"/>
+      </w:pPr>
+      <w:r>
+        <w:t>Plan the delayed return</w:t>
       </w:r>
     </w:p>
     <w:p>
       <w:pPr>
-        <w:pStyle w:val="Heading1"/>
-      </w:pPr>
-      <w:r>
-        <w:t>07. Prepare, teach and assess</w:t>
+        <w:pStyle w:val="Heading3"/>
+      </w:pPr>
+      <w:r>
+        <w:t>Project evidence from this case</w:t>
       </w:r>
     </w:p>
     <w:p>
-      <w:r>
-        <w:t>Use this preparation summary alongside the detailed Sensitivity analysis lesson; it is a checklist rather than a replacement for the full sequence.</w:t>
+      <w:pPr>
+        <w:pStyle w:val="Heading1"/>
+      </w:pPr>
+      <w:r>
+        <w:t>Reference bank and extra practice</w:t>
       </w:r>
     </w:p>
     <w:p>
       <w:pPr>
-        <w:pStyle w:val="Heading3"/>
-      </w:pPr>
-      <w:r>
-        <w:t>Teaching target</w:t>
+        <w:pStyle w:val="Heading1"/>
+      </w:pPr>
+      <w:r>
+        <w:t>07. Reference · Alternative planning checklist</w:t>
       </w:r>
     </w:p>
     <w:p>
+      <w:r>
+        <w:t>Use alongside the main route when helpful.</w:t>
+      </w:r>
+    </w:p>
+    <w:p>
+      <w:pPr>
+        <w:pStyle w:val="Heading2"/>
+      </w:pPr>
+      <w:r>
+        <w:t>Planning,assessment and project reminders</w:t>
+      </w:r>
+    </w:p>
+    <w:p>
       <w:pPr>
         <w:spacing w:line="336" w:lineRule="auto" w:after="180"/>
-        <w:shd w:fill="EDF7F3"/>
       </w:pPr>
       <w:r>
         <w:rPr>
@@ -4171,27 +5350,41 @@
         <w:rPr>
           <w:b w:val="0"/>
         </w:rPr>
-        <w:t>Before class, solve the supported practice: Retrieval cutoffs1, 3, 5 yield recall .4, .7, .8 and precision .9, .7, .5. Show the intermediate steps and give the conclusion with its scope.</w:t>
+        <w:t>Before class, solve the supported practice: Retrieval cutoffs 1, 3, 5 yield recall .4, .7, .8 and precision .9, .7, .5. Show the intermediate steps and give the conclusion with its scope.</w:t>
       </w:r>
     </w:p>
     <w:p>
       <w:pPr>
-        <w:pStyle w:val="Heading3"/>
-      </w:pPr>
-      <w:r>
-        <w:t>Supported practice answer</w:t>
+        <w:spacing w:line="336" w:lineRule="auto" w:after="180"/>
+      </w:pPr>
+      <w:r>
+        <w:rPr>
+          <w:b w:val="0"/>
+        </w:rPr>
+        <w:t>Reasoned practice answer: Teacher explanation: Higher cutoff increases recall here while precision decreases. No universally best cutoff follows without a task-specific criterion.</w:t>
       </w:r>
     </w:p>
     <w:p>
       <w:pPr>
         <w:spacing w:line="336" w:lineRule="auto" w:after="180"/>
-        <w:shd w:fill="F1F6FC"/>
       </w:pPr>
       <w:r>
         <w:rPr>
           <w:b w:val="0"/>
         </w:rPr>
-        <w:t>Reasoned practice answer: Teacher explanation: Higher cutoff increases recall here while precision decreases. No universally best cutoff follows without a task-specific criterion.</w:t>
+        <w:t xml:space="preserve">Check every learner before discussion: Use the worked case for </w:t>
+      </w:r>
+      <w:r>
+        <w:rPr>
+          <w:b/>
+        </w:rPr>
+        <w:t>Sensitivity analysis</w:t>
+      </w:r>
+      <w:r>
+        <w:rPr>
+          <w:b w:val="0"/>
+        </w:rPr>
+        <w:t>. Proposed explanation: “The worked result establishes every future case”. Decide whether this explanation is supported.</w:t>
       </w:r>
     </w:p>
     <w:p>
@@ -4202,19 +5395,7 @@
         <w:rPr>
           <w:b w:val="0"/>
         </w:rPr>
-        <w:t xml:space="preserve">Check every learner before discussion: Use the worked case for </w:t>
-      </w:r>
-      <w:r>
-        <w:rPr>
-          <w:b/>
-        </w:rPr>
-        <w:t>Sensitivity analysis</w:t>
-      </w:r>
-      <w:r>
-        <w:rPr>
-          <w:b w:val="0"/>
-        </w:rPr>
-        <w:t>. Proposed explanation: “The worked result establishes every future case”. Decide whether this explanation is supported.</w:t>
+        <w:t>Point to the step or supplied fact that decides; explain your repair if needed.</w:t>
       </w:r>
     </w:p>
     <w:p>
@@ -4225,117 +5406,69 @@
         <w:rPr>
           <w:b w:val="0"/>
         </w:rPr>
-        <w:t>Point to the step or supplied fact that decides; explain your repair if needed.</w:t>
+        <w:t>Misconception repair: A stable tested range does not establish stability under every parameter or dataset change.</w:t>
       </w:r>
     </w:p>
     <w:p>
       <w:pPr>
-        <w:pStyle w:val="Heading3"/>
-      </w:pPr>
-      <w:r>
-        <w:t>Repair the misconception</w:t>
+        <w:spacing w:line="336" w:lineRule="auto" w:after="180"/>
+      </w:pPr>
+      <w:r>
+        <w:rPr>
+          <w:b w:val="0"/>
+        </w:rPr>
+        <w:t xml:space="preserve">Support: read the exact case aloud, enlarge the labelled picture, supply </w:t>
+      </w:r>
+      <w:r>
+        <w:rPr>
+          <w:b/>
+        </w:rPr>
+        <w:t>input</w:t>
+      </w:r>
+      <w:r>
+        <w:rPr>
+          <w:b w:val="0"/>
+        </w:rPr>
+        <w:t xml:space="preserve"> cards and model only the first deciding step. Accept a spoken explanation or drawing; retain the reasoning goal.</w:t>
       </w:r>
     </w:p>
     <w:p>
       <w:pPr>
         <w:spacing w:line="336" w:lineRule="auto" w:after="180"/>
-        <w:shd w:fill="FFF5E6"/>
       </w:pPr>
       <w:r>
         <w:rPr>
           <w:b w:val="0"/>
         </w:rPr>
-        <w:t>Misconception repair: A stable tested range does not establish stability under every parameter or dataset change.</w:t>
+        <w:t xml:space="preserve">Extension: Set the cutoff to exactly 0.6. Require a </w:t>
+      </w:r>
+      <w:r>
+        <w:rPr>
+          <w:b/>
+        </w:rPr>
+        <w:t>prediction</w:t>
+      </w:r>
+      <w:r>
+        <w:rPr>
+          <w:b w:val="0"/>
+        </w:rPr>
+        <w:t xml:space="preserve"> and a reason before comparing. Expected result: 0.6 and 0.8 are positive because the rule includes equality.</w:t>
       </w:r>
     </w:p>
     <w:p>
       <w:pPr>
-        <w:pStyle w:val="Heading3"/>
-      </w:pPr>
-      <w:r>
-        <w:t>Support without giving away the answer</w:t>
+        <w:spacing w:line="336" w:lineRule="auto" w:after="180"/>
+      </w:pPr>
+      <w:r>
+        <w:rPr>
+          <w:b w:val="0"/>
+        </w:rPr>
+        <w:t>Reason: The declared at-least boundary includes the threshold value.</w:t>
       </w:r>
     </w:p>
     <w:p>
       <w:pPr>
         <w:spacing w:line="336" w:lineRule="auto" w:after="180"/>
-        <w:shd w:fill="F1F6F8"/>
-      </w:pPr>
-      <w:r>
-        <w:rPr>
-          <w:b w:val="0"/>
-        </w:rPr>
-        <w:t xml:space="preserve">Support: read the exact case aloud, enlarge the labelled picture, supply </w:t>
-      </w:r>
-      <w:r>
-        <w:rPr>
-          <w:b/>
-        </w:rPr>
-        <w:t>input</w:t>
-      </w:r>
-      <w:r>
-        <w:rPr>
-          <w:b w:val="0"/>
-        </w:rPr>
-        <w:t xml:space="preserve"> cards and model only the first deciding step. Accept a spoken explanation or drawing; retain the reasoning goal.</w:t>
-      </w:r>
-    </w:p>
-    <w:p>
-      <w:pPr>
-        <w:pStyle w:val="Heading3"/>
-      </w:pPr>
-      <w:r>
-        <w:t>Extend the reasoning</w:t>
-      </w:r>
-    </w:p>
-    <w:p>
-      <w:pPr>
-        <w:spacing w:line="336" w:lineRule="auto" w:after="180"/>
-        <w:shd w:fill="F5F1FB"/>
-      </w:pPr>
-      <w:r>
-        <w:rPr>
-          <w:b w:val="0"/>
-        </w:rPr>
-        <w:t xml:space="preserve">Extension: Set the cutoff to exactly 0.6. Require a </w:t>
-      </w:r>
-      <w:r>
-        <w:rPr>
-          <w:b/>
-        </w:rPr>
-        <w:t>prediction</w:t>
-      </w:r>
-      <w:r>
-        <w:rPr>
-          <w:b w:val="0"/>
-        </w:rPr>
-        <w:t xml:space="preserve"> and a reason before comparing. Expected result: 0.6 and 0.8 are positive because the rule includes equality.</w:t>
-      </w:r>
-    </w:p>
-    <w:p>
-      <w:pPr>
-        <w:spacing w:line="336" w:lineRule="auto" w:after="180"/>
-        <w:shd w:fill="F5F1FB"/>
-      </w:pPr>
-      <w:r>
-        <w:rPr>
-          <w:b w:val="0"/>
-        </w:rPr>
-        <w:t>Reason: The declared at-least boundary includes the threshold value.</w:t>
-      </w:r>
-    </w:p>
-    <w:p>
-      <w:pPr>
-        <w:pStyle w:val="Heading3"/>
-      </w:pPr>
-      <w:r>
-        <w:t>Protect the independent attempt</w:t>
-      </w:r>
-    </w:p>
-    <w:p>
-      <w:pPr>
-        <w:spacing w:line="336" w:lineRule="auto" w:after="180"/>
-        <w:shd w:fill="FFF5E6"/>
       </w:pPr>
       <w:r>
         <w:rPr>
@@ -4530,58 +5663,57 @@
     </w:tbl>
     <w:p>
       <w:pPr>
-        <w:pStyle w:val="Heading3"/>
-      </w:pPr>
-      <w:r>
-        <w:t>Project checkpoint</w:t>
+        <w:spacing w:line="336" w:lineRule="auto" w:after="180"/>
+      </w:pPr>
+      <w:r>
+        <w:rPr>
+          <w:b w:val="0"/>
+        </w:rPr>
+        <w:t>Project checkpoint: Test changed cases. Keep normal, boundary and failure cases; compare expected and observed results.</w:t>
       </w:r>
     </w:p>
     <w:p>
       <w:pPr>
         <w:spacing w:line="336" w:lineRule="auto" w:after="180"/>
-        <w:shd w:fill="EDF7F3"/>
       </w:pPr>
       <w:r>
         <w:rPr>
           <w:b w:val="0"/>
         </w:rPr>
-        <w:t>Project checkpoint: Test changed cases. Keep normal, boundary and failure cases; compare expected and observed results.</w:t>
+        <w:t xml:space="preserve">Use the weekly teacher answer for topic-specific reasoning. A saved progress tick is an activity record; judge mastery from the learner’s explanation and </w:t>
+      </w:r>
+      <w:r>
+        <w:rPr>
+          <w:b/>
+        </w:rPr>
+        <w:t>evidence</w:t>
+      </w:r>
+      <w:r>
+        <w:rPr>
+          <w:b w:val="0"/>
+        </w:rPr>
+        <w:t>.</w:t>
       </w:r>
     </w:p>
     <w:p>
       <w:pPr>
-        <w:spacing w:line="336" w:lineRule="auto" w:after="180"/>
-      </w:pPr>
-      <w:r>
-        <w:rPr>
-          <w:b w:val="0"/>
-        </w:rPr>
-        <w:t xml:space="preserve">Use the weekly teacher answer for topic-specific reasoning. A saved progress tick is an activity record; judge mastery from the learner’s explanation and </w:t>
-      </w:r>
-      <w:r>
-        <w:rPr>
-          <w:b/>
-        </w:rPr>
-        <w:t>evidence</w:t>
-      </w:r>
-      <w:r>
-        <w:rPr>
-          <w:b w:val="0"/>
-        </w:rPr>
-        <w:t>.</w:t>
+        <w:pStyle w:val="Heading1"/>
+      </w:pPr>
+      <w:r>
+        <w:t>08. Reference · Feedback,labs and repair paths</w:t>
       </w:r>
     </w:p>
     <w:p>
-      <w:pPr>
-        <w:pStyle w:val="Heading1"/>
-      </w:pPr>
-      <w:r>
-        <w:t>08. Use feedback, labs and repair paths</w:t>
+      <w:r>
+        <w:t>Retain the first attempt and the evidence used for a repair.</w:t>
       </w:r>
     </w:p>
     <w:p>
-      <w:r>
-        <w:t>Use feedback, earlier review and portfolios purposefully. Apply the coding routine only when this lesson has an executable lab.</w:t>
+      <w:pPr>
+        <w:pStyle w:val="Heading2"/>
+      </w:pPr>
+      <w:r>
+        <w:t>Feedback and record guidance</w:t>
       </w:r>
     </w:p>
     <w:p>
@@ -4619,40 +5751,42 @@
       </w:r>
     </w:p>
     <w:p>
-      <w:pPr>
-        <w:pStyle w:val="Heading3"/>
-      </w:pPr>
-      <w:r>
-        <w:t>For later coding lessons</w:t>
+      <w:r>
+        <w:t>This week has no code block. Use this routine when a later lesson includes an executable lab.</w:t>
       </w:r>
     </w:p>
     <w:p>
-      <w:r>
-        <w:t>This week has no code block. Use this routine when a later lesson includes an executable lab.</w:t>
+      <w:pPr>
+        <w:spacing w:line="336" w:lineRule="auto" w:after="180"/>
+      </w:pPr>
+      <w:r>
+        <w:rPr>
+          <w:b w:val="0"/>
+        </w:rPr>
+        <w:t xml:space="preserve">Ask students to predict before running code. Preserve errors and actual </w:t>
+      </w:r>
+      <w:r>
+        <w:rPr>
+          <w:b/>
+        </w:rPr>
+        <w:t>output</w:t>
+      </w:r>
+      <w:r>
+        <w:rPr>
+          <w:b w:val="0"/>
+        </w:rPr>
+        <w:t>s; collect a changed test and an explanation. The branch-boundary and indexing lessons deliberately include failure cases.</w:t>
       </w:r>
     </w:p>
     <w:p>
       <w:pPr>
         <w:spacing w:line="336" w:lineRule="auto" w:after="180"/>
-        <w:shd w:fill="F1F6F8"/>
       </w:pPr>
       <w:r>
         <w:rPr>
           <w:b w:val="0"/>
         </w:rPr>
-        <w:t xml:space="preserve">Ask students to predict before running code. Preserve errors and actual </w:t>
-      </w:r>
-      <w:r>
-        <w:rPr>
-          <w:b/>
-        </w:rPr>
-        <w:t>output</w:t>
-      </w:r>
-      <w:r>
-        <w:rPr>
-          <w:b w:val="0"/>
-        </w:rPr>
-        <w:t>s; collect a changed test and an explanation. The branch-boundary and indexing lessons deliberately include failure cases.</w:t>
+        <w:t>Use the earlier worked-explanation links to address a specific missing building block, then return to the current question. Adapt this suggestion after observing the learner; it is not an automatic diagnosis.</w:t>
       </w:r>
     </w:p>
     <w:p>
@@ -4663,71 +5797,37 @@
         <w:rPr>
           <w:b w:val="0"/>
         </w:rPr>
-        <w:t>Use the earlier worked-explanation links to address a specific missing building block, then return to the current question. Adapt this suggestion after observing the learner; it is not an automatic diagnosis.</w:t>
+        <w:t xml:space="preserve">Collect the completed-work portfolio as </w:t>
+      </w:r>
+      <w:r>
+        <w:rPr>
+          <w:b/>
+        </w:rPr>
+        <w:t>evidence</w:t>
+      </w:r>
+      <w:r>
+        <w:rPr>
+          <w:b w:val="0"/>
+        </w:rPr>
+        <w:t>. Record support separately from correctness, and assess explanation, trace/test and limitations. Progress ticks and quiz selections alone do not establish mastery.</w:t>
       </w:r>
     </w:p>
     <w:p>
       <w:pPr>
-        <w:spacing w:line="336" w:lineRule="auto" w:after="180"/>
-      </w:pPr>
-      <w:r>
-        <w:rPr>
-          <w:b w:val="0"/>
-        </w:rPr>
-        <w:t xml:space="preserve">Collect the completed-work portfolio as </w:t>
-      </w:r>
-      <w:r>
-        <w:rPr>
-          <w:b/>
-        </w:rPr>
-        <w:t>evidence</w:t>
-      </w:r>
-      <w:r>
-        <w:rPr>
-          <w:b w:val="0"/>
-        </w:rPr>
-        <w:t>. Record support separately from correctness, and assess explanation, trace/test and limitations. Progress ticks and quiz selections alone do not establish mastery.</w:t>
+        <w:pStyle w:val="Heading1"/>
+      </w:pPr>
+      <w:r>
+        <w:t>09. Reference · Teach with the six pictures</w:t>
       </w:r>
     </w:p>
     <w:p>
-      <w:pPr>
-        <w:pStyle w:val="Heading1"/>
-      </w:pPr>
-      <w:r>
-        <w:t>09. Visual concept journey</w:t>
+      <w:r>
+        <w:t>Choose one picture for a particular reasoning move.</w:t>
       </w:r>
     </w:p>
     <w:p>
-      <w:r>
-        <w:t>Show one Sensitivity analysis graphic at a time, request a prediction and discuss its trace before the independent assessment.</w:t>
-      </w:r>
-    </w:p>
-    <w:p>
-      <w:pPr>
-        <w:spacing w:line="336" w:lineRule="auto" w:after="180"/>
-      </w:pPr>
-      <w:r>
-        <w:rPr>
-          <w:b w:val="0"/>
-        </w:rPr>
-        <w:t xml:space="preserve">Use one picture at a time. Hide a worked result before asking for a </w:t>
-      </w:r>
-      <w:r>
-        <w:rPr>
-          <w:b/>
-        </w:rPr>
-        <w:t>prediction</w:t>
-      </w:r>
-      <w:r>
-        <w:rPr>
-          <w:b w:val="0"/>
-        </w:rPr>
-        <w:t>, then reveal it for feedback. These are supported teaching cases; retain the separate independent assessment for a fresh first attempt.</w:t>
-      </w:r>
-    </w:p>
-    <w:p>
-      <w:pPr>
-        <w:pStyle w:val="Heading3"/>
+      <w:pPr>
+        <w:pStyle w:val="Heading2"/>
       </w:pPr>
       <w:r>
         <w:t>01. Sensitivity analysis: the case</w:t>
@@ -4738,7 +5838,7 @@
         <w:drawing>
           <wp:inline xmlns:a="http://schemas.openxmlformats.org/drawingml/2006/main" xmlns:pic="http://schemas.openxmlformats.org/drawingml/2006/picture">
             <wp:extent cx="5486400" cy="2834640"/>
-            <wp:docPr id="3" name="Picture 3" descr="A decision sensitive to the cutoff. A toy score rule predicts positive when score is at least the chosen cutoff. Supplied facts: Scores are 0.4,0.6,0.8. Cutoff 0.5 marks the last two positive; cutoff 0.7 marks only 0.8 positive."/>
+            <wp:docPr id="5" name="Picture 5" descr="A decision sensitive to the cutoff. A toy score rule predicts positive when score is at least the chosen cutoff. Supplied facts: Scores are 0.4,0.6,0.8. Cutoff 0.5 marks the last two positive; cutoff 0.7 marks only 0.8 positive."/>
             <wp:cNvGraphicFramePr>
               <a:graphicFrameLocks noChangeAspect="1"/>
             </wp:cNvGraphicFramePr>
@@ -4750,7 +5850,7 @@
                     <pic:cNvPicPr/>
                   </pic:nvPicPr>
                   <pic:blipFill>
-                    <a:blip r:embed="rId11"/>
+                    <a:blip r:embed="rId13"/>
                     <a:stretch>
                       <a:fillRect/>
                     </a:stretch>
@@ -4794,7 +5894,6 @@
     <w:p>
       <w:pPr>
         <w:spacing w:line="336" w:lineRule="auto" w:after="180"/>
-        <w:shd w:fill="F5F1FB"/>
       </w:pPr>
       <w:r>
         <w:rPr>
@@ -4805,27 +5904,18 @@
     </w:p>
     <w:p>
       <w:pPr>
-        <w:pStyle w:val="Heading3"/>
-      </w:pPr>
-      <w:r>
-        <w:t>Discuss while showing the picture</w:t>
+        <w:spacing w:line="336" w:lineRule="auto" w:after="180"/>
+      </w:pPr>
+      <w:r>
+        <w:rPr>
+          <w:b w:val="0"/>
+        </w:rPr>
+        <w:t>Teacher prompt: Point to the given fact that matters most. Explain why it matters. Ask learners to describe one label or arrow in ordinary words. Use the adjacent transcript if the image is difficult to see.</w:t>
       </w:r>
     </w:p>
     <w:p>
       <w:pPr>
-        <w:spacing w:line="336" w:lineRule="auto" w:after="180"/>
-        <w:shd w:fill="F1F6F8"/>
-      </w:pPr>
-      <w:r>
-        <w:rPr>
-          <w:b w:val="0"/>
-        </w:rPr>
-        <w:t>Teacher prompt: Point to the given fact that matters most. Explain why it matters. Ask learners to describe one label or arrow in ordinary words. Use the adjacent transcript if the image is difficult to see.</w:t>
-      </w:r>
-    </w:p>
-    <w:p>
-      <w:pPr>
-        <w:pStyle w:val="Heading3"/>
+        <w:pStyle w:val="Heading2"/>
       </w:pPr>
       <w:r>
         <w:t>02. Follow the deciding steps</w:t>
@@ -4836,7 +5926,7 @@
         <w:drawing>
           <wp:inline xmlns:a="http://schemas.openxmlformats.org/drawingml/2006/main" xmlns:pic="http://schemas.openxmlformats.org/drawingml/2006/picture">
             <wp:extent cx="5486400" cy="3182112"/>
-            <wp:docPr id="4" name="Picture 4" descr="Hold scores fixed: Keep the same three supplied scores. → Apply cutoff 0.5: 0.6 and 0.8 meet the boundary. → Apply cutoff 0.7: Only 0.8 meets the new boundary."/>
+            <wp:docPr id="6" name="Picture 6" descr="Hold scores fixed: Keep the same three supplied scores. → Apply cutoff 0.5: 0.6 and 0.8 meet the boundary. → Apply cutoff 0.7: Only 0.8 meets the new boundary."/>
             <wp:cNvGraphicFramePr>
               <a:graphicFrameLocks noChangeAspect="1"/>
             </wp:cNvGraphicFramePr>
@@ -4848,7 +5938,7 @@
                     <pic:cNvPicPr/>
                   </pic:nvPicPr>
                   <pic:blipFill>
-                    <a:blip r:embed="rId12"/>
+                    <a:blip r:embed="rId10"/>
                     <a:stretch>
                       <a:fillRect/>
                     </a:stretch>
@@ -4881,7 +5971,6 @@
     <w:p>
       <w:pPr>
         <w:spacing w:line="336" w:lineRule="auto" w:after="180"/>
-        <w:shd w:fill="F5F1FB"/>
       </w:pPr>
       <w:r>
         <w:rPr>
@@ -4904,39 +5993,30 @@
     </w:p>
     <w:p>
       <w:pPr>
-        <w:pStyle w:val="Heading3"/>
-      </w:pPr>
-      <w:r>
-        <w:t>Discuss while showing the picture</w:t>
+        <w:spacing w:line="336" w:lineRule="auto" w:after="180"/>
+      </w:pPr>
+      <w:r>
+        <w:rPr>
+          <w:b w:val="0"/>
+        </w:rPr>
+        <w:t xml:space="preserve">Teacher prompt: Point to each numbered stage and explain which recorded </w:t>
+      </w:r>
+      <w:r>
+        <w:rPr>
+          <w:b/>
+        </w:rPr>
+        <w:t>input</w:t>
+      </w:r>
+      <w:r>
+        <w:rPr>
+          <w:b w:val="0"/>
+        </w:rPr>
+        <w:t xml:space="preserve"> it uses. Ask learners to describe one label or arrow in ordinary words. Use the adjacent transcript if the image is difficult to see.</w:t>
       </w:r>
     </w:p>
     <w:p>
       <w:pPr>
-        <w:spacing w:line="336" w:lineRule="auto" w:after="180"/>
-        <w:shd w:fill="F1F6F8"/>
-      </w:pPr>
-      <w:r>
-        <w:rPr>
-          <w:b w:val="0"/>
-        </w:rPr>
-        <w:t xml:space="preserve">Teacher prompt: Point to each numbered stage and explain which recorded </w:t>
-      </w:r>
-      <w:r>
-        <w:rPr>
-          <w:b/>
-        </w:rPr>
-        <w:t>input</w:t>
-      </w:r>
-      <w:r>
-        <w:rPr>
-          <w:b w:val="0"/>
-        </w:rPr>
-        <w:t xml:space="preserve"> it uses. Ask learners to describe one label or arrow in ordinary words. Use the adjacent transcript if the image is difficult to see.</w:t>
-      </w:r>
-    </w:p>
-    <w:p>
-      <w:pPr>
-        <w:pStyle w:val="Heading3"/>
+        <w:pStyle w:val="Heading2"/>
       </w:pPr>
       <w:r>
         <w:t>03. Score decisions under inclusive cutoffs</w:t>
@@ -4947,7 +6027,7 @@
         <w:drawing>
           <wp:inline xmlns:a="http://schemas.openxmlformats.org/drawingml/2006/main" xmlns:pic="http://schemas.openxmlformats.org/drawingml/2006/picture">
             <wp:extent cx="5486400" cy="3617976"/>
-            <wp:docPr id="5" name="Picture 5" descr="Score decisions under inclusive cutoffs. Cutoff 0.5: Score 0.4 = No, Score 0.6 = Yes, Score 0.8 = Yes. Cutoff 0.7: Score 0.4 = No, Score 0.6 = No, Score 0.8 = Yes. Cutoff 0.6: Score 0.4 = No, Score 0.6 = Yes, Score 0.8 = Yes."/>
+            <wp:docPr id="7" name="Picture 7" descr="Score decisions under inclusive cutoffs. Cutoff 0.5: Score 0.4 = No, Score 0.6 = Yes, Score 0.8 = Yes. Cutoff 0.7: Score 0.4 = No, Score 0.6 = No, Score 0.8 = Yes. Cutoff 0.6: Score 0.4 = No, Score 0.6 = Yes, Score 0.8 = Yes."/>
             <wp:cNvGraphicFramePr>
               <a:graphicFrameLocks noChangeAspect="1"/>
             </wp:cNvGraphicFramePr>
@@ -4959,7 +6039,7 @@
                     <pic:cNvPicPr/>
                   </pic:nvPicPr>
                   <pic:blipFill>
-                    <a:blip r:embed="rId13"/>
+                    <a:blip r:embed="rId14"/>
                     <a:stretch>
                       <a:fillRect/>
                     </a:stretch>
@@ -4992,7 +6072,6 @@
     <w:p>
       <w:pPr>
         <w:spacing w:line="336" w:lineRule="auto" w:after="180"/>
-        <w:shd w:fill="F5F1FB"/>
       </w:pPr>
       <w:r>
         <w:rPr>
@@ -5003,39 +6082,29 @@
     </w:p>
     <w:p>
       <w:pPr>
-        <w:pStyle w:val="Heading3"/>
-      </w:pPr>
-      <w:r>
-        <w:t>Discuss while showing the picture</w:t>
+        <w:spacing w:line="336" w:lineRule="auto" w:after="180"/>
+      </w:pPr>
+      <w:r>
+        <w:rPr>
+          <w:b w:val="0"/>
+        </w:rPr>
+        <w:t>Teacher prompt: Read the labels and values. Explain the relationship the model shows. Ask learners to describe one label or arrow in ordinary words. Use the adjacent transcript if the image is difficult to see.</w:t>
       </w:r>
     </w:p>
     <w:p>
       <w:pPr>
         <w:spacing w:line="336" w:lineRule="auto" w:after="180"/>
-        <w:shd w:fill="F1F6F8"/>
       </w:pPr>
       <w:r>
         <w:rPr>
           <w:b w:val="0"/>
         </w:rPr>
-        <w:t>Teacher prompt: Read the labels and values. Explain the relationship the model shows. Ask learners to describe one label or arrow in ordinary words. Use the adjacent transcript if the image is difficult to see.</w:t>
+        <w:t>Check row/column meanings, units and denominators before discussing a difference. Supplied toy values are not real class or model results.</w:t>
       </w:r>
     </w:p>
     <w:p>
       <w:pPr>
-        <w:spacing w:line="336" w:lineRule="auto" w:after="180"/>
-        <w:shd w:fill="F1F6F8"/>
-      </w:pPr>
-      <w:r>
-        <w:rPr>
-          <w:b w:val="0"/>
-        </w:rPr>
-        <w:t>Check row/column meanings, units and denominators before discussing a difference. Supplied toy values are not real class or model results.</w:t>
-      </w:r>
-    </w:p>
-    <w:p>
-      <w:pPr>
-        <w:pStyle w:val="Heading3"/>
+        <w:pStyle w:val="Heading2"/>
       </w:pPr>
       <w:r>
         <w:t>04. Change one thing. Trace what follows.</w:t>
@@ -5046,7 +6115,7 @@
         <w:drawing>
           <wp:inline xmlns:a="http://schemas.openxmlformats.org/drawingml/2006/main" xmlns:pic="http://schemas.openxmlformats.org/drawingml/2006/picture">
             <wp:extent cx="5486400" cy="3026664"/>
-            <wp:docPr id="6" name="Picture 6" descr="Original case: Only 0.8 meets the new boundary. Changed condition: Set the cutoff to exactly 0.6. Expected result: 0.6 and 0.8 are positive because the rule includes equality. Reason: The declared at-least boundary includes the threshold value."/>
+            <wp:docPr id="8" name="Picture 8" descr="Original case: Only 0.8 meets the new boundary. Changed condition: Set the cutoff to exactly 0.6. Expected result: 0.6 and 0.8 are positive because the rule includes equality. Reason: The declared at-least boundary includes the threshold value."/>
             <wp:cNvGraphicFramePr>
               <a:graphicFrameLocks noChangeAspect="1"/>
             </wp:cNvGraphicFramePr>
@@ -5058,7 +6127,7 @@
                     <pic:cNvPicPr/>
                   </pic:nvPicPr>
                   <pic:blipFill>
-                    <a:blip r:embed="rId14"/>
+                    <a:blip r:embed="rId15"/>
                     <a:stretch>
                       <a:fillRect/>
                     </a:stretch>
@@ -5102,7 +6171,6 @@
     <w:p>
       <w:pPr>
         <w:spacing w:line="336" w:lineRule="auto" w:after="180"/>
-        <w:shd w:fill="F5F1FB"/>
       </w:pPr>
       <w:r>
         <w:rPr>
@@ -5113,39 +6181,29 @@
     </w:p>
     <w:p>
       <w:pPr>
-        <w:pStyle w:val="Heading3"/>
-      </w:pPr>
-      <w:r>
-        <w:t>Discuss while showing the picture</w:t>
+        <w:spacing w:line="336" w:lineRule="auto" w:after="180"/>
+      </w:pPr>
+      <w:r>
+        <w:rPr>
+          <w:b w:val="0"/>
+        </w:rPr>
+        <w:t>Teacher prompt: Predict before checking the worked changed-case result. Name what changed and what the supplied facts allow you to conclude. Ask learners to describe one label or arrow in ordinary words.</w:t>
       </w:r>
     </w:p>
     <w:p>
       <w:pPr>
         <w:spacing w:line="336" w:lineRule="auto" w:after="180"/>
-        <w:shd w:fill="F1F6F8"/>
       </w:pPr>
       <w:r>
         <w:rPr>
           <w:b w:val="0"/>
         </w:rPr>
-        <w:t>Teacher prompt: Predict before checking the worked changed-case result. Name what changed and what the supplied facts allow you to conclude. Ask learners to describe one label or arrow in ordinary words.</w:t>
+        <w:t>Use the adjacent transcript if the image is difficult to see. Changed-case reasoning: The declared at-least boundary includes the threshold value.</w:t>
       </w:r>
     </w:p>
     <w:p>
       <w:pPr>
-        <w:spacing w:line="336" w:lineRule="auto" w:after="180"/>
-        <w:shd w:fill="F1F6F8"/>
-      </w:pPr>
-      <w:r>
-        <w:rPr>
-          <w:b w:val="0"/>
-        </w:rPr>
-        <w:t>Use the adjacent transcript if the image is difficult to see. Changed-case reasoning: The declared at-least boundary includes the threshold value.</w:t>
-      </w:r>
-    </w:p>
-    <w:p>
-      <w:pPr>
-        <w:pStyle w:val="Heading3"/>
+        <w:pStyle w:val="Heading2"/>
       </w:pPr>
       <w:r>
         <w:t>05. Connect the explanation to its limit</w:t>
@@ -5156,7 +6214,7 @@
         <w:drawing>
           <wp:inline xmlns:a="http://schemas.openxmlformats.org/drawingml/2006/main" xmlns:pic="http://schemas.openxmlformats.org/drawingml/2006/picture">
             <wp:extent cx="5486400" cy="2834640"/>
-            <wp:docPr id="7" name="Picture 7" descr="Sensitivity analysis checks how conclusions change under plausible choices. Changing a cutoff changes the decision rule, not the recorded scores or their accuracy. Limit: Without reference labels, these counts do not identify the best cutoff or establish correctness."/>
+            <wp:docPr id="9" name="Picture 9" descr="Sensitivity analysis checks how conclusions change under plausible choices. Changing a cutoff changes the decision rule, not the recorded scores or their accuracy. Limit: Without reference labels, these counts do not identify the best cutoff or establish correctness."/>
             <wp:cNvGraphicFramePr>
               <a:graphicFrameLocks noChangeAspect="1"/>
             </wp:cNvGraphicFramePr>
@@ -5168,7 +6226,7 @@
                     <pic:cNvPicPr/>
                   </pic:nvPicPr>
                   <pic:blipFill>
-                    <a:blip r:embed="rId15"/>
+                    <a:blip r:embed="rId16"/>
                     <a:stretch>
                       <a:fillRect/>
                     </a:stretch>
@@ -5218,7 +6276,6 @@
     <w:p>
       <w:pPr>
         <w:spacing w:line="336" w:lineRule="auto" w:after="180"/>
-        <w:shd w:fill="F5F1FB"/>
       </w:pPr>
       <w:r>
         <w:rPr>
@@ -5229,39 +6286,29 @@
     </w:p>
     <w:p>
       <w:pPr>
-        <w:pStyle w:val="Heading3"/>
-      </w:pPr>
-      <w:r>
-        <w:t>Discuss while showing the picture</w:t>
+        <w:spacing w:line="336" w:lineRule="auto" w:after="180"/>
+      </w:pPr>
+      <w:r>
+        <w:rPr>
+          <w:b w:val="0"/>
+        </w:rPr>
+        <w:t>Teacher prompt: Explain the case, then point to a limit on the claim. Ask learners to describe one label or arrow in ordinary words. Use the adjacent transcript if the image is difficult to see.</w:t>
       </w:r>
     </w:p>
     <w:p>
       <w:pPr>
         <w:spacing w:line="336" w:lineRule="auto" w:after="180"/>
-        <w:shd w:fill="F1F6F8"/>
       </w:pPr>
       <w:r>
         <w:rPr>
           <w:b w:val="0"/>
         </w:rPr>
-        <w:t>Teacher prompt: Explain the case, then point to a limit on the claim. Ask learners to describe one label or arrow in ordinary words. Use the adjacent transcript if the image is difficult to see.</w:t>
+        <w:t>Keep the stated scope: Without reference labels, these counts do not identify the best cutoff or establish correctness.</w:t>
       </w:r>
     </w:p>
     <w:p>
       <w:pPr>
-        <w:spacing w:line="336" w:lineRule="auto" w:after="180"/>
-        <w:shd w:fill="F1F6F8"/>
-      </w:pPr>
-      <w:r>
-        <w:rPr>
-          <w:b w:val="0"/>
-        </w:rPr>
-        <w:t>Keep the stated scope: Without reference labels, these counts do not identify the best cutoff or establish correctness.</w:t>
-      </w:r>
-    </w:p>
-    <w:p>
-      <w:pPr>
-        <w:pStyle w:val="Heading3"/>
+        <w:pStyle w:val="Heading2"/>
       </w:pPr>
       <w:r>
         <w:t>06. Make the idea visible in your project</w:t>
@@ -5272,7 +6319,7 @@
         <w:drawing>
           <wp:inline xmlns:a="http://schemas.openxmlformats.org/drawingml/2006/main" xmlns:pic="http://schemas.openxmlformats.org/drawingml/2006/picture">
             <wp:extent cx="5486400" cy="3681984"/>
-            <wp:docPr id="8" name="Picture 8" descr="For the Reproducible AI Research Study, retain an annotated worked trace and the changed-case reasoning. Connect the claim to its records, units and assumptions so another investigator can challenge or reproduce it. Draw your input, deciding step, result and limit. Supported question: Classify 0.4, 0.6 and 0.8 at cutoffs 0.5, 0.7 and exactly 0.6. Which equality rule decides the boundary, and can these unlabelled scores identify the best cutoff?"/>
+            <wp:docPr id="10" name="Picture 10" descr="For the Reproducible AI Research Study, retain an annotated worked trace and the changed-case reasoning. Connect the claim to its records, units and assumptions so another investigator can challenge or reproduce it. Draw your input, deciding step, result and limit. Supported question: Classify 0.4, 0.6 and 0.8 at cutoffs 0.5, 0.7 and exactly 0.6. Which equality rule decides the boundary, and can these unlabelled scores identify the best cutoff?"/>
             <wp:cNvGraphicFramePr>
               <a:graphicFrameLocks noChangeAspect="1"/>
             </wp:cNvGraphicFramePr>
@@ -5284,7 +6331,7 @@
                     <pic:cNvPicPr/>
                   </pic:nvPicPr>
                   <pic:blipFill>
-                    <a:blip r:embed="rId16"/>
+                    <a:blip r:embed="rId17"/>
                     <a:stretch>
                       <a:fillRect/>
                     </a:stretch>
@@ -5351,7 +6398,6 @@
     <w:p>
       <w:pPr>
         <w:spacing w:line="336" w:lineRule="auto" w:after="180"/>
-        <w:shd w:fill="F5F1FB"/>
       </w:pPr>
       <w:r>
         <w:rPr>
@@ -5374,58 +6420,126 @@
     </w:p>
     <w:p>
       <w:pPr>
-        <w:pStyle w:val="Heading3"/>
-      </w:pPr>
-      <w:r>
-        <w:t>Discuss while showing the picture</w:t>
+        <w:spacing w:line="336" w:lineRule="auto" w:after="180"/>
+      </w:pPr>
+      <w:r>
+        <w:rPr>
+          <w:b w:val="0"/>
+        </w:rPr>
+        <w:t xml:space="preserve">Teacher prompt: Draw your project trace and justify the deciding step using </w:t>
+      </w:r>
+      <w:r>
+        <w:rPr>
+          <w:b/>
+        </w:rPr>
+        <w:t>evidence</w:t>
+      </w:r>
+      <w:r>
+        <w:rPr>
+          <w:b w:val="0"/>
+        </w:rPr>
+        <w:t>. Ask learners to describe one label or arrow in ordinary words. Use the adjacent transcript if the image is difficult to see.</w:t>
       </w:r>
     </w:p>
     <w:p>
       <w:pPr>
         <w:spacing w:line="336" w:lineRule="auto" w:after="180"/>
-        <w:shd w:fill="F1F6F8"/>
       </w:pPr>
       <w:r>
         <w:rPr>
           <w:b w:val="0"/>
         </w:rPr>
-        <w:t xml:space="preserve">Teacher prompt: Draw your project trace and justify the deciding step using </w:t>
-      </w:r>
-      <w:r>
-        <w:rPr>
-          <w:b/>
-        </w:rPr>
-        <w:t>evidence</w:t>
-      </w:r>
-      <w:r>
-        <w:rPr>
-          <w:b w:val="0"/>
-        </w:rPr>
-        <w:t>. Ask learners to describe one label or arrow in ordinary words. Use the adjacent transcript if the image is difficult to see.</w:t>
+        <w:t>Supported practice key: Keep the same three supplied scores. 0.6 and 0.8 meet the boundary. Only 0.8 meets the new boundary. Changed case: 0.6 and 0.8 are positive because the rule includes equality.</w:t>
       </w:r>
     </w:p>
     <w:p>
       <w:pPr>
         <w:spacing w:line="336" w:lineRule="auto" w:after="180"/>
-        <w:shd w:fill="F1F6F8"/>
       </w:pPr>
       <w:r>
         <w:rPr>
           <w:b w:val="0"/>
         </w:rPr>
-        <w:t>Supported practice key: Keep the same three supplied scores. 0.6 and 0.8 meet the boundary. Only 0.8 meets the new boundary. Changed case: 0.6 and 0.8 are positive because the rule includes equality.</w:t>
+        <w:t>The declared at-least boundary includes the threshold value. At cutoff 0.6, equality passes; absent reference labels, no best cutoff is established.</w:t>
       </w:r>
     </w:p>
     <w:p>
       <w:pPr>
+        <w:pStyle w:val="Heading2"/>
+      </w:pPr>
+      <w:r>
+        <w:t>Earlier wording, alternatives and picture transcripts · reference / check after trying</w:t>
+      </w:r>
+    </w:p>
+    <w:p>
+      <w:pPr>
         <w:spacing w:line="336" w:lineRule="auto" w:after="180"/>
-        <w:shd w:fill="F1F6F8"/>
       </w:pPr>
       <w:r>
         <w:rPr>
           <w:b w:val="0"/>
         </w:rPr>
-        <w:t>The declared at-least boundary includes the threshold value. At cutoff 0.6, equality passes; absent reference labels, no best cutoff is established.</w:t>
+        <w:t xml:space="preserve">Use one picture at a time. Hide a worked result before asking for a </w:t>
+      </w:r>
+      <w:r>
+        <w:rPr>
+          <w:b/>
+        </w:rPr>
+        <w:t>prediction</w:t>
+      </w:r>
+      <w:r>
+        <w:rPr>
+          <w:b w:val="0"/>
+        </w:rPr>
+        <w:t>, then reveal it for feedback. These are supported teaching cases; retain the separate independent assessment for a fresh first attempt.</w:t>
+      </w:r>
+    </w:p>
+    <w:p>
+      <w:pPr>
+        <w:pStyle w:val="Heading3"/>
+      </w:pPr>
+      <w:r>
+        <w:t>01. Sensitivity analysis: the case</w:t>
+      </w:r>
+    </w:p>
+    <w:p>
+      <w:pPr>
+        <w:pStyle w:val="Heading3"/>
+      </w:pPr>
+      <w:r>
+        <w:t>02. Follow the deciding steps</w:t>
+      </w:r>
+    </w:p>
+    <w:p>
+      <w:pPr>
+        <w:pStyle w:val="Heading3"/>
+      </w:pPr>
+      <w:r>
+        <w:t>03. Score decisions under inclusive cutoffs</w:t>
+      </w:r>
+    </w:p>
+    <w:p>
+      <w:pPr>
+        <w:pStyle w:val="Heading3"/>
+      </w:pPr>
+      <w:r>
+        <w:t>04. Change one thing. Trace what follows.</w:t>
+      </w:r>
+    </w:p>
+    <w:p>
+      <w:pPr>
+        <w:pStyle w:val="Heading3"/>
+      </w:pPr>
+      <w:r>
+        <w:t>05. Connect the explanation to its limit</w:t>
+      </w:r>
+    </w:p>
+    <w:p>
+      <w:pPr>
+        <w:pStyle w:val="Heading3"/>
+      </w:pPr>
+      <w:r>
+        <w:t>06. Make the idea visible in your project</w:t>
       </w:r>
     </w:p>
     <w:sectPr>
